--- a/Artigos/Paper1_Humor_resumido.docx
+++ b/Artigos/Paper1_Humor_resumido.docx
@@ -247,7 +247,7 @@
           <w:b w:val="0"/>
           <w:sz w:val="24"/>
         </w:rPr>
-        <w:t>Na análise, empregaram-se estatística descritiva das seis dimensões e da PTH, avaliação da consistência interna por alfa de Cronbach, classificação de cada observação em um dos seis perfis de humor a partir dos escores padronizados, comparação das dimensões entre o primeiro e o último dia e entre pré e pós-treino, com tamanho de efeito, e confirmação multivariada por MANOVA em escores T. A tendência de migração do perfil de barbatana de tubarão foi resumida por uma regressão logística ao longo dos dias, e a estrutura das seis dimensões foi explorada por análise de componentes principais. Adotou-se nível de significância de 5%.</w:t>
+        <w:t>Na análise, empregaram-se estatística descritiva das seis dimensões e da PTH e avaliação da consistência interna por alfa de Cronbach. Como o teste de Shapiro-Wilk apontou desvios da normalidade em parte das dimensões, adotaram-se testes não paramétricos: o teste de Wilcoxon para a comparação entre pré e pós-treino, o teste de Friedman com o W de Kendall para a comparação entre os sete dias e a correlação de Spearman para as relações entre as dimensões, sempre com o cálculo do tamanho de efeito. Cada observação foi classificada em um dos seis perfis de humor a partir dos escores padronizados, e a distribuição dos perfis entre o primeiro e o último dia foi avaliada pelo teste do qui-quadrado, com a tendência de migração resumida por uma regressão logística ao longo dos dias. A estrutura das seis dimensões foi explorada por análise de componentes principais. Adotou-se nível de significância de 5%.</w:t>
       </w:r>
     </w:p>
     <w:p>
@@ -1160,7 +1160,7 @@
           <w:b w:val="0"/>
           <w:sz w:val="24"/>
         </w:rPr>
-        <w:t>Os seis perfis de humor descritos na literatura estiveram representados na amostra. A Figura 1 apresenta o esquema de cada perfil em escores padronizados, o que facilita a leitura do estado do atleta como uma forma reconhecível. O perfil iceberg exprime prontidão, com vigor acima da média e dimensões negativas abaixo, ao passo que a barbatana de tubarão sinaliza fadiga elevada com vigor ainda preservado.</w:t>
+        <w:t>Os seis perfis de humor descritos na literatura estiveram representados na amostra. A Figura 1 apresenta cada perfil identificado no estudo em escores T, com a respectiva prevalência, o que permite reconhecer a sua forma característica. O perfil iceberg exprime prontidão, com o vigor acima da média e as dimensões negativas abaixo, ao passo que a barbatana de tubarão sinaliza pico isolado de fadiga, o submerso reúne todas as dimensões abaixo da média e o Everest invertido eleva todas as dimensões negativas (PARSONS-SMITH; TERRY; MACHIN, 2017).</w:t>
       </w:r>
     </w:p>
     <w:p>
@@ -1171,7 +1171,7 @@
       <w:r>
         <w:drawing>
           <wp:inline xmlns:a="http://schemas.openxmlformats.org/drawingml/2006/main" xmlns:pic="http://schemas.openxmlformats.org/drawingml/2006/picture">
-            <wp:extent cx="5580000" cy="3138750"/>
+            <wp:extent cx="5040000" cy="2741760"/>
             <wp:docPr id="1" name="Picture 1"/>
             <wp:cNvGraphicFramePr>
               <a:graphicFrameLocks noChangeAspect="1"/>
@@ -1180,7 +1180,7 @@
               <a:graphicData uri="http://schemas.openxmlformats.org/drawingml/2006/picture">
                 <pic:pic>
                   <pic:nvPicPr>
-                    <pic:cNvPr id="0" name="fig_perfis_esquema.png"/>
+                    <pic:cNvPr id="0" name="xb6_clusters.png"/>
                     <pic:cNvPicPr/>
                   </pic:nvPicPr>
                   <pic:blipFill>
@@ -1192,7 +1192,7 @@
                   <pic:spPr>
                     <a:xfrm>
                       <a:off x="0" y="0"/>
-                      <a:ext cx="5580000" cy="3138750"/>
+                      <a:ext cx="5040000" cy="2741760"/>
                     </a:xfrm>
                     <a:prstGeom prst="rect"/>
                   </pic:spPr>
@@ -1211,7 +1211,7 @@
         <w:rPr>
           <w:sz w:val="22"/>
         </w:rPr>
-        <w:t>Figura 1 – Esquema dos seis perfis de humor em escores padronizados (z).</w:t>
+        <w:t>Figura 1 – Perfis de humor identificados na amostra, em escores T (M = 50; DP = 10) nas seis dimensões; prevalência de cada perfil entre parênteses.</w:t>
       </w:r>
     </w:p>
     <w:p>
@@ -1237,7 +1237,7 @@
           <w:b w:val="0"/>
           <w:sz w:val="24"/>
         </w:rPr>
-        <w:t>A comparação entre o primeiro e o último dia do microciclo revelou a reconfiguração do perfil médio do grupo. A Figura 2 mostra que, no primeiro dia, o perfil apresentou o formato iceberg, com o vigor no topo e as dimensões negativas abaixo da média populacional. No último dia, o perfil inverteu-se para a forma de barbatana de tubarão, com a fadiga no topo e o vigor rebaixado, o que traduz a acumulação da carga ao longo da semana.</w:t>
+        <w:t>A comparação entre o primeiro e o último dia do microciclo revelou a reconfiguração do perfil médio do grupo. A Figura 2 mostra que, no primeiro dia, o perfil assumiu o formato iceberg, com o vigor no topo e as dimensões negativas abaixo da média populacional. No último dia, o perfil inverteu-se para a forma de barbatana de tubarão, com a fadiga no topo e o vigor rebaixado, o que traduz a acumulação da carga ao longo da semana.</w:t>
       </w:r>
     </w:p>
     <w:p>
@@ -1248,7 +1248,7 @@
       <w:r>
         <w:drawing>
           <wp:inline xmlns:a="http://schemas.openxmlformats.org/drawingml/2006/main" xmlns:pic="http://schemas.openxmlformats.org/drawingml/2006/picture">
-            <wp:extent cx="5580000" cy="3008348"/>
+            <wp:extent cx="3960000" cy="2134957"/>
             <wp:docPr id="2" name="Picture 2"/>
             <wp:cNvGraphicFramePr>
               <a:graphicFrameLocks noChangeAspect="1"/>
@@ -1269,7 +1269,7 @@
                   <pic:spPr>
                     <a:xfrm>
                       <a:off x="0" y="0"/>
-                      <a:ext cx="5580000" cy="3008348"/>
+                      <a:ext cx="3960000" cy="2134957"/>
                     </a:xfrm>
                     <a:prstGeom prst="rect"/>
                   </pic:spPr>
@@ -1314,7 +1314,2807 @@
           <w:b w:val="0"/>
           <w:sz w:val="24"/>
         </w:rPr>
-        <w:t>Essa mudança de forma correspondeu a um deslocamento da prevalência dos perfis. Conforme a Figura 3, o perfil iceberg caiu de 48% no primeiro dia para 22% no último, enquanto a barbatana de tubarão subiu de 4% para 22% e o perfil submerso passou de 4% para 14%. A regressão logística de tendência confirmou o aumento da chance do perfil de barbatana de tubarão a cada dia (OR = 1,37), sem que os perfis de maior risco à saúde mental se instalassem.</w:t>
+        <w:t>Essa mudança de forma correspondeu a um deslocamento da prevalência dos perfis (Tabela 2). O perfil iceberg caiu de 48% no primeiro dia para 22% no último, enquanto a barbatana de tubarão subiu de 4% para 22% e o perfil submerso passou de 4% para 14%. A reorganização categórica não alcançou significância no teste do qui-quadrado (χ² = 8,96; p = 0,111), resultado esperado pela baixa contagem por célula quando poucas observações se distribuem por seis perfis. A regressão logística de tendência, porém, confirmou o aumento da chance do perfil de barbatana de tubarão a cada dia (OR = 1,37), sem que os perfis de maior risco à saúde mental se instalassem.</w:t>
+      </w:r>
+    </w:p>
+    <w:p>
+      <w:pPr>
+        <w:spacing w:before="160" w:after="40"/>
+      </w:pPr>
+      <w:r>
+        <w:rPr>
+          <w:sz w:val="22"/>
+        </w:rPr>
+        <w:t>Tabela 2 – Distribuição dos seis perfis de humor no primeiro e no último dia do microciclo: n (%).</w:t>
+      </w:r>
+    </w:p>
+    <w:tbl>
+      <w:tblPr>
+        <w:tblW w:type="auto" w:w="0"/>
+        <w:jc w:val="center"/>
+        <w:tblLook w:firstColumn="1" w:firstRow="1" w:lastColumn="0" w:lastRow="0" w:noHBand="0" w:noVBand="1" w:val="04A0"/>
+      </w:tblPr>
+      <w:tblGrid>
+        <w:gridCol w:w="3135"/>
+        <w:gridCol w:w="3135"/>
+        <w:gridCol w:w="3135"/>
+      </w:tblGrid>
+      <w:tr>
+        <w:tc>
+          <w:tcPr>
+            <w:tcW w:type="dxa" w:w="3135"/>
+            <w:tcBorders>
+              <w:top w:val="single" w:sz="6" w:color="000000"/>
+              <w:bottom w:val="single" w:sz="6" w:color="000000"/>
+              <w:left w:val="nil" w:sz="6" w:color="000000"/>
+              <w:right w:val="nil" w:sz="6" w:color="000000"/>
+            </w:tcBorders>
+          </w:tcPr>
+          <w:p>
+            <w:pPr>
+              <w:jc w:val="center"/>
+            </w:pPr>
+            <w:r/>
+            <w:r>
+              <w:rPr>
+                <w:rFonts w:ascii="Times New Roman" w:hAnsi="Times New Roman"/>
+                <w:b/>
+                <w:sz w:val="18"/>
+              </w:rPr>
+              <w:t>Perfil</w:t>
+            </w:r>
+          </w:p>
+        </w:tc>
+        <w:tc>
+          <w:tcPr>
+            <w:tcW w:type="dxa" w:w="3135"/>
+            <w:tcBorders>
+              <w:top w:val="single" w:sz="6" w:color="000000"/>
+              <w:bottom w:val="single" w:sz="6" w:color="000000"/>
+              <w:left w:val="nil" w:sz="6" w:color="000000"/>
+              <w:right w:val="nil" w:sz="6" w:color="000000"/>
+            </w:tcBorders>
+          </w:tcPr>
+          <w:p>
+            <w:pPr>
+              <w:jc w:val="center"/>
+            </w:pPr>
+            <w:r/>
+            <w:r>
+              <w:rPr>
+                <w:rFonts w:ascii="Times New Roman" w:hAnsi="Times New Roman"/>
+                <w:b/>
+                <w:sz w:val="18"/>
+              </w:rPr>
+              <w:t>Dia 1 — n (%)</w:t>
+            </w:r>
+          </w:p>
+        </w:tc>
+        <w:tc>
+          <w:tcPr>
+            <w:tcW w:type="dxa" w:w="3135"/>
+            <w:tcBorders>
+              <w:top w:val="single" w:sz="6" w:color="000000"/>
+              <w:bottom w:val="single" w:sz="6" w:color="000000"/>
+              <w:left w:val="nil" w:sz="6" w:color="000000"/>
+              <w:right w:val="nil" w:sz="6" w:color="000000"/>
+            </w:tcBorders>
+          </w:tcPr>
+          <w:p>
+            <w:pPr>
+              <w:jc w:val="center"/>
+            </w:pPr>
+            <w:r/>
+            <w:r>
+              <w:rPr>
+                <w:rFonts w:ascii="Times New Roman" w:hAnsi="Times New Roman"/>
+                <w:b/>
+                <w:sz w:val="18"/>
+              </w:rPr>
+              <w:t>Dia 7 — n (%)</w:t>
+            </w:r>
+          </w:p>
+        </w:tc>
+      </w:tr>
+      <w:tr>
+        <w:tc>
+          <w:tcPr>
+            <w:tcW w:type="dxa" w:w="3135"/>
+            <w:tcBorders>
+              <w:top w:val="single" w:sz="6" w:color="000000"/>
+              <w:bottom w:val="single" w:sz="6" w:color="000000"/>
+              <w:left w:val="nil" w:sz="6" w:color="000000"/>
+              <w:right w:val="nil" w:sz="6" w:color="000000"/>
+            </w:tcBorders>
+          </w:tcPr>
+          <w:p>
+            <w:pPr>
+              <w:jc w:val="left"/>
+            </w:pPr>
+            <w:r/>
+            <w:r>
+              <w:rPr>
+                <w:rFonts w:ascii="Times New Roman" w:hAnsi="Times New Roman"/>
+                <w:sz w:val="18"/>
+              </w:rPr>
+              <w:t>Iceberg</w:t>
+            </w:r>
+          </w:p>
+        </w:tc>
+        <w:tc>
+          <w:tcPr>
+            <w:tcW w:type="dxa" w:w="3135"/>
+            <w:tcBorders>
+              <w:top w:val="single" w:sz="6" w:color="000000"/>
+              <w:bottom w:val="single" w:sz="6" w:color="000000"/>
+              <w:left w:val="nil" w:sz="6" w:color="000000"/>
+              <w:right w:val="nil" w:sz="6" w:color="000000"/>
+            </w:tcBorders>
+          </w:tcPr>
+          <w:p>
+            <w:pPr>
+              <w:jc w:val="center"/>
+            </w:pPr>
+            <w:r/>
+            <w:r>
+              <w:rPr>
+                <w:rFonts w:ascii="Times New Roman" w:hAnsi="Times New Roman"/>
+                <w:sz w:val="18"/>
+              </w:rPr>
+              <w:t>13 (48,1%)</w:t>
+            </w:r>
+          </w:p>
+        </w:tc>
+        <w:tc>
+          <w:tcPr>
+            <w:tcW w:type="dxa" w:w="3135"/>
+            <w:tcBorders>
+              <w:top w:val="single" w:sz="6" w:color="000000"/>
+              <w:bottom w:val="single" w:sz="6" w:color="000000"/>
+              <w:left w:val="nil" w:sz="6" w:color="000000"/>
+              <w:right w:val="nil" w:sz="6" w:color="000000"/>
+            </w:tcBorders>
+          </w:tcPr>
+          <w:p>
+            <w:pPr>
+              <w:jc w:val="center"/>
+            </w:pPr>
+            <w:r/>
+            <w:r>
+              <w:rPr>
+                <w:rFonts w:ascii="Times New Roman" w:hAnsi="Times New Roman"/>
+                <w:sz w:val="18"/>
+              </w:rPr>
+              <w:t>8 (21,6%)</w:t>
+            </w:r>
+          </w:p>
+        </w:tc>
+      </w:tr>
+      <w:tr>
+        <w:tc>
+          <w:tcPr>
+            <w:tcW w:type="dxa" w:w="3135"/>
+            <w:tcBorders>
+              <w:top w:val="single" w:sz="6" w:color="000000"/>
+              <w:bottom w:val="single" w:sz="6" w:color="000000"/>
+              <w:left w:val="nil" w:sz="6" w:color="000000"/>
+              <w:right w:val="nil" w:sz="6" w:color="000000"/>
+            </w:tcBorders>
+          </w:tcPr>
+          <w:p>
+            <w:pPr>
+              <w:jc w:val="left"/>
+            </w:pPr>
+            <w:r/>
+            <w:r>
+              <w:rPr>
+                <w:rFonts w:ascii="Times New Roman" w:hAnsi="Times New Roman"/>
+                <w:sz w:val="18"/>
+              </w:rPr>
+              <w:t>Everest invertido</w:t>
+            </w:r>
+          </w:p>
+        </w:tc>
+        <w:tc>
+          <w:tcPr>
+            <w:tcW w:type="dxa" w:w="3135"/>
+            <w:tcBorders>
+              <w:top w:val="single" w:sz="6" w:color="000000"/>
+              <w:bottom w:val="single" w:sz="6" w:color="000000"/>
+              <w:left w:val="nil" w:sz="6" w:color="000000"/>
+              <w:right w:val="nil" w:sz="6" w:color="000000"/>
+            </w:tcBorders>
+          </w:tcPr>
+          <w:p>
+            <w:pPr>
+              <w:jc w:val="center"/>
+            </w:pPr>
+            <w:r/>
+            <w:r>
+              <w:rPr>
+                <w:rFonts w:ascii="Times New Roman" w:hAnsi="Times New Roman"/>
+                <w:sz w:val="18"/>
+              </w:rPr>
+              <w:t>4 (14,8%)</w:t>
+            </w:r>
+          </w:p>
+        </w:tc>
+        <w:tc>
+          <w:tcPr>
+            <w:tcW w:type="dxa" w:w="3135"/>
+            <w:tcBorders>
+              <w:top w:val="single" w:sz="6" w:color="000000"/>
+              <w:bottom w:val="single" w:sz="6" w:color="000000"/>
+              <w:left w:val="nil" w:sz="6" w:color="000000"/>
+              <w:right w:val="nil" w:sz="6" w:color="000000"/>
+            </w:tcBorders>
+          </w:tcPr>
+          <w:p>
+            <w:pPr>
+              <w:jc w:val="center"/>
+            </w:pPr>
+            <w:r/>
+            <w:r>
+              <w:rPr>
+                <w:rFonts w:ascii="Times New Roman" w:hAnsi="Times New Roman"/>
+                <w:sz w:val="18"/>
+              </w:rPr>
+              <w:t>4 (10,8%)</w:t>
+            </w:r>
+          </w:p>
+        </w:tc>
+      </w:tr>
+      <w:tr>
+        <w:tc>
+          <w:tcPr>
+            <w:tcW w:type="dxa" w:w="3135"/>
+            <w:tcBorders>
+              <w:top w:val="single" w:sz="6" w:color="000000"/>
+              <w:bottom w:val="single" w:sz="6" w:color="000000"/>
+              <w:left w:val="nil" w:sz="6" w:color="000000"/>
+              <w:right w:val="nil" w:sz="6" w:color="000000"/>
+            </w:tcBorders>
+          </w:tcPr>
+          <w:p>
+            <w:pPr>
+              <w:jc w:val="left"/>
+            </w:pPr>
+            <w:r/>
+            <w:r>
+              <w:rPr>
+                <w:rFonts w:ascii="Times New Roman" w:hAnsi="Times New Roman"/>
+                <w:sz w:val="18"/>
+              </w:rPr>
+              <w:t>Iceberg invertido</w:t>
+            </w:r>
+          </w:p>
+        </w:tc>
+        <w:tc>
+          <w:tcPr>
+            <w:tcW w:type="dxa" w:w="3135"/>
+            <w:tcBorders>
+              <w:top w:val="single" w:sz="6" w:color="000000"/>
+              <w:bottom w:val="single" w:sz="6" w:color="000000"/>
+              <w:left w:val="nil" w:sz="6" w:color="000000"/>
+              <w:right w:val="nil" w:sz="6" w:color="000000"/>
+            </w:tcBorders>
+          </w:tcPr>
+          <w:p>
+            <w:pPr>
+              <w:jc w:val="center"/>
+            </w:pPr>
+            <w:r/>
+            <w:r>
+              <w:rPr>
+                <w:rFonts w:ascii="Times New Roman" w:hAnsi="Times New Roman"/>
+                <w:sz w:val="18"/>
+              </w:rPr>
+              <w:t>2 (7,4%)</w:t>
+            </w:r>
+          </w:p>
+        </w:tc>
+        <w:tc>
+          <w:tcPr>
+            <w:tcW w:type="dxa" w:w="3135"/>
+            <w:tcBorders>
+              <w:top w:val="single" w:sz="6" w:color="000000"/>
+              <w:bottom w:val="single" w:sz="6" w:color="000000"/>
+              <w:left w:val="nil" w:sz="6" w:color="000000"/>
+              <w:right w:val="nil" w:sz="6" w:color="000000"/>
+            </w:tcBorders>
+          </w:tcPr>
+          <w:p>
+            <w:pPr>
+              <w:jc w:val="center"/>
+            </w:pPr>
+            <w:r/>
+            <w:r>
+              <w:rPr>
+                <w:rFonts w:ascii="Times New Roman" w:hAnsi="Times New Roman"/>
+                <w:sz w:val="18"/>
+              </w:rPr>
+              <w:t>2 (5,4%)</w:t>
+            </w:r>
+          </w:p>
+        </w:tc>
+      </w:tr>
+      <w:tr>
+        <w:tc>
+          <w:tcPr>
+            <w:tcW w:type="dxa" w:w="3135"/>
+            <w:tcBorders>
+              <w:top w:val="single" w:sz="6" w:color="000000"/>
+              <w:bottom w:val="single" w:sz="6" w:color="000000"/>
+              <w:left w:val="nil" w:sz="6" w:color="000000"/>
+              <w:right w:val="nil" w:sz="6" w:color="000000"/>
+            </w:tcBorders>
+          </w:tcPr>
+          <w:p>
+            <w:pPr>
+              <w:jc w:val="left"/>
+            </w:pPr>
+            <w:r/>
+            <w:r>
+              <w:rPr>
+                <w:rFonts w:ascii="Times New Roman" w:hAnsi="Times New Roman"/>
+                <w:sz w:val="18"/>
+              </w:rPr>
+              <w:t>Submerso</w:t>
+            </w:r>
+          </w:p>
+        </w:tc>
+        <w:tc>
+          <w:tcPr>
+            <w:tcW w:type="dxa" w:w="3135"/>
+            <w:tcBorders>
+              <w:top w:val="single" w:sz="6" w:color="000000"/>
+              <w:bottom w:val="single" w:sz="6" w:color="000000"/>
+              <w:left w:val="nil" w:sz="6" w:color="000000"/>
+              <w:right w:val="nil" w:sz="6" w:color="000000"/>
+            </w:tcBorders>
+          </w:tcPr>
+          <w:p>
+            <w:pPr>
+              <w:jc w:val="center"/>
+            </w:pPr>
+            <w:r/>
+            <w:r>
+              <w:rPr>
+                <w:rFonts w:ascii="Times New Roman" w:hAnsi="Times New Roman"/>
+                <w:sz w:val="18"/>
+              </w:rPr>
+              <w:t>1 (3,7%)</w:t>
+            </w:r>
+          </w:p>
+        </w:tc>
+        <w:tc>
+          <w:tcPr>
+            <w:tcW w:type="dxa" w:w="3135"/>
+            <w:tcBorders>
+              <w:top w:val="single" w:sz="6" w:color="000000"/>
+              <w:bottom w:val="single" w:sz="6" w:color="000000"/>
+              <w:left w:val="nil" w:sz="6" w:color="000000"/>
+              <w:right w:val="nil" w:sz="6" w:color="000000"/>
+            </w:tcBorders>
+          </w:tcPr>
+          <w:p>
+            <w:pPr>
+              <w:jc w:val="center"/>
+            </w:pPr>
+            <w:r/>
+            <w:r>
+              <w:rPr>
+                <w:rFonts w:ascii="Times New Roman" w:hAnsi="Times New Roman"/>
+                <w:sz w:val="18"/>
+              </w:rPr>
+              <w:t>5 (13,5%)</w:t>
+            </w:r>
+          </w:p>
+        </w:tc>
+      </w:tr>
+      <w:tr>
+        <w:tc>
+          <w:tcPr>
+            <w:tcW w:type="dxa" w:w="3135"/>
+            <w:tcBorders>
+              <w:top w:val="single" w:sz="6" w:color="000000"/>
+              <w:bottom w:val="single" w:sz="6" w:color="000000"/>
+              <w:left w:val="nil" w:sz="6" w:color="000000"/>
+              <w:right w:val="nil" w:sz="6" w:color="000000"/>
+            </w:tcBorders>
+          </w:tcPr>
+          <w:p>
+            <w:pPr>
+              <w:jc w:val="left"/>
+            </w:pPr>
+            <w:r/>
+            <w:r>
+              <w:rPr>
+                <w:rFonts w:ascii="Times New Roman" w:hAnsi="Times New Roman"/>
+                <w:sz w:val="18"/>
+              </w:rPr>
+              <w:t>Barbatana de tubarão</w:t>
+            </w:r>
+          </w:p>
+        </w:tc>
+        <w:tc>
+          <w:tcPr>
+            <w:tcW w:type="dxa" w:w="3135"/>
+            <w:tcBorders>
+              <w:top w:val="single" w:sz="6" w:color="000000"/>
+              <w:bottom w:val="single" w:sz="6" w:color="000000"/>
+              <w:left w:val="nil" w:sz="6" w:color="000000"/>
+              <w:right w:val="nil" w:sz="6" w:color="000000"/>
+            </w:tcBorders>
+          </w:tcPr>
+          <w:p>
+            <w:pPr>
+              <w:jc w:val="center"/>
+            </w:pPr>
+            <w:r/>
+            <w:r>
+              <w:rPr>
+                <w:rFonts w:ascii="Times New Roman" w:hAnsi="Times New Roman"/>
+                <w:sz w:val="18"/>
+              </w:rPr>
+              <w:t>1 (3,7%)</w:t>
+            </w:r>
+          </w:p>
+        </w:tc>
+        <w:tc>
+          <w:tcPr>
+            <w:tcW w:type="dxa" w:w="3135"/>
+            <w:tcBorders>
+              <w:top w:val="single" w:sz="6" w:color="000000"/>
+              <w:bottom w:val="single" w:sz="6" w:color="000000"/>
+              <w:left w:val="nil" w:sz="6" w:color="000000"/>
+              <w:right w:val="nil" w:sz="6" w:color="000000"/>
+            </w:tcBorders>
+          </w:tcPr>
+          <w:p>
+            <w:pPr>
+              <w:jc w:val="center"/>
+            </w:pPr>
+            <w:r/>
+            <w:r>
+              <w:rPr>
+                <w:rFonts w:ascii="Times New Roman" w:hAnsi="Times New Roman"/>
+                <w:sz w:val="18"/>
+              </w:rPr>
+              <w:t>8 (21,6%)</w:t>
+            </w:r>
+          </w:p>
+        </w:tc>
+      </w:tr>
+      <w:tr>
+        <w:tc>
+          <w:tcPr>
+            <w:tcW w:type="dxa" w:w="3135"/>
+            <w:tcBorders>
+              <w:top w:val="single" w:sz="6" w:color="000000"/>
+              <w:bottom w:val="single" w:sz="6" w:color="000000"/>
+              <w:left w:val="nil" w:sz="6" w:color="000000"/>
+              <w:right w:val="nil" w:sz="6" w:color="000000"/>
+            </w:tcBorders>
+          </w:tcPr>
+          <w:p>
+            <w:pPr>
+              <w:jc w:val="left"/>
+            </w:pPr>
+            <w:r/>
+            <w:r>
+              <w:rPr>
+                <w:rFonts w:ascii="Times New Roman" w:hAnsi="Times New Roman"/>
+                <w:sz w:val="18"/>
+              </w:rPr>
+              <w:t>Superfície</w:t>
+            </w:r>
+          </w:p>
+        </w:tc>
+        <w:tc>
+          <w:tcPr>
+            <w:tcW w:type="dxa" w:w="3135"/>
+            <w:tcBorders>
+              <w:top w:val="single" w:sz="6" w:color="000000"/>
+              <w:bottom w:val="single" w:sz="6" w:color="000000"/>
+              <w:left w:val="nil" w:sz="6" w:color="000000"/>
+              <w:right w:val="nil" w:sz="6" w:color="000000"/>
+            </w:tcBorders>
+          </w:tcPr>
+          <w:p>
+            <w:pPr>
+              <w:jc w:val="center"/>
+            </w:pPr>
+            <w:r/>
+            <w:r>
+              <w:rPr>
+                <w:rFonts w:ascii="Times New Roman" w:hAnsi="Times New Roman"/>
+                <w:sz w:val="18"/>
+              </w:rPr>
+              <w:t>6 (22,2%)</w:t>
+            </w:r>
+          </w:p>
+        </w:tc>
+        <w:tc>
+          <w:tcPr>
+            <w:tcW w:type="dxa" w:w="3135"/>
+            <w:tcBorders>
+              <w:top w:val="single" w:sz="6" w:color="000000"/>
+              <w:bottom w:val="single" w:sz="6" w:color="000000"/>
+              <w:left w:val="nil" w:sz="6" w:color="000000"/>
+              <w:right w:val="nil" w:sz="6" w:color="000000"/>
+            </w:tcBorders>
+          </w:tcPr>
+          <w:p>
+            <w:pPr>
+              <w:jc w:val="center"/>
+            </w:pPr>
+            <w:r/>
+            <w:r>
+              <w:rPr>
+                <w:rFonts w:ascii="Times New Roman" w:hAnsi="Times New Roman"/>
+                <w:sz w:val="18"/>
+              </w:rPr>
+              <w:t>10 (27,0%)</w:t>
+            </w:r>
+          </w:p>
+        </w:tc>
+      </w:tr>
+    </w:tbl>
+    <w:p>
+      <w:pPr>
+        <w:spacing w:after="0"/>
+      </w:pPr>
+      <w:r>
+        <w:rPr>
+          <w:i/>
+          <w:sz w:val="17"/>
+        </w:rPr>
+        <w:t>χ² = 8,96; p = 0,111. A migração é descritiva e converge com a queda do vigor e a elevação da fadiga.</w:t>
+      </w:r>
+    </w:p>
+    <w:p>
+      <w:pPr>
+        <w:spacing w:after="120"/>
+      </w:pPr>
+      <w:r>
+        <w:rPr>
+          <w:sz w:val="18"/>
+        </w:rPr>
+        <w:t>Fonte: dados da pesquisa (2026).</w:t>
+      </w:r>
+    </w:p>
+    <w:p>
+      <w:pPr>
+        <w:spacing w:before="120" w:after="80" w:line="360" w:lineRule="auto"/>
+      </w:pPr>
+      <w:r>
+        <w:rPr>
+          <w:b/>
+          <w:sz w:val="24"/>
+        </w:rPr>
+        <w:t>4.3 Comparação das dimensões entre os dias (Friedman)</w:t>
+      </w:r>
+    </w:p>
+    <w:p>
+      <w:pPr>
+        <w:spacing w:line="360" w:lineRule="auto" w:after="0"/>
+        <w:ind w:firstLine="709"/>
+        <w:jc w:val="both"/>
+      </w:pPr>
+      <w:r>
+        <w:rPr>
+          <w:b w:val="0"/>
+          <w:sz w:val="24"/>
+        </w:rPr>
+        <w:t>A comparação das dimensões entre os sete dias pelo teste de Friedman (Tabela 3) apontou variação significativa no vigor (p &lt; 0,001; W = 0,21) e na fadiga (p = 0,007; W = 0,16), com magnitude pequena a moderada, além de diferenças na tensão e na confusão. O vigor foi máximo no Dia 1 e mínimo no Dia 7, enquanto a fadiga percorreu o caminho inverso, com pico no Dia 7, um padrão coerente com o acúmulo de carga dentro da faixa funcional.</w:t>
+      </w:r>
+    </w:p>
+    <w:p>
+      <w:pPr>
+        <w:spacing w:before="160" w:after="40"/>
+      </w:pPr>
+      <w:r>
+        <w:rPr>
+          <w:sz w:val="22"/>
+        </w:rPr>
+        <w:t>Tabela 3 – Médias diárias das dimensões do BRUMS e teste de Friedman com W de Kendall (comparação entre os sete dias).</w:t>
+      </w:r>
+    </w:p>
+    <w:tbl>
+      <w:tblPr>
+        <w:tblW w:type="auto" w:w="0"/>
+        <w:jc w:val="center"/>
+        <w:tblLook w:firstColumn="1" w:firstRow="1" w:lastColumn="0" w:lastRow="0" w:noHBand="0" w:noVBand="1" w:val="04A0"/>
+      </w:tblPr>
+      <w:tblGrid>
+        <w:gridCol w:w="855"/>
+        <w:gridCol w:w="855"/>
+        <w:gridCol w:w="855"/>
+        <w:gridCol w:w="855"/>
+        <w:gridCol w:w="855"/>
+        <w:gridCol w:w="855"/>
+        <w:gridCol w:w="855"/>
+        <w:gridCol w:w="855"/>
+        <w:gridCol w:w="855"/>
+        <w:gridCol w:w="855"/>
+        <w:gridCol w:w="855"/>
+      </w:tblGrid>
+      <w:tr>
+        <w:tc>
+          <w:tcPr>
+            <w:tcW w:type="dxa" w:w="855"/>
+            <w:tcBorders>
+              <w:top w:val="single" w:sz="6" w:color="000000"/>
+              <w:bottom w:val="single" w:sz="6" w:color="000000"/>
+              <w:left w:val="nil" w:sz="6" w:color="000000"/>
+              <w:right w:val="nil" w:sz="6" w:color="000000"/>
+            </w:tcBorders>
+          </w:tcPr>
+          <w:p>
+            <w:pPr>
+              <w:jc w:val="center"/>
+            </w:pPr>
+            <w:r/>
+            <w:r>
+              <w:rPr>
+                <w:rFonts w:ascii="Times New Roman" w:hAnsi="Times New Roman"/>
+                <w:b/>
+                <w:sz w:val="16"/>
+              </w:rPr>
+              <w:t>Dimensão</w:t>
+            </w:r>
+          </w:p>
+        </w:tc>
+        <w:tc>
+          <w:tcPr>
+            <w:tcW w:type="dxa" w:w="855"/>
+            <w:tcBorders>
+              <w:top w:val="single" w:sz="6" w:color="000000"/>
+              <w:bottom w:val="single" w:sz="6" w:color="000000"/>
+              <w:left w:val="nil" w:sz="6" w:color="000000"/>
+              <w:right w:val="nil" w:sz="6" w:color="000000"/>
+            </w:tcBorders>
+          </w:tcPr>
+          <w:p>
+            <w:pPr>
+              <w:jc w:val="center"/>
+            </w:pPr>
+            <w:r/>
+            <w:r>
+              <w:rPr>
+                <w:rFonts w:ascii="Times New Roman" w:hAnsi="Times New Roman"/>
+                <w:b/>
+                <w:sz w:val="16"/>
+              </w:rPr>
+              <w:t>D1</w:t>
+            </w:r>
+          </w:p>
+        </w:tc>
+        <w:tc>
+          <w:tcPr>
+            <w:tcW w:type="dxa" w:w="855"/>
+            <w:tcBorders>
+              <w:top w:val="single" w:sz="6" w:color="000000"/>
+              <w:bottom w:val="single" w:sz="6" w:color="000000"/>
+              <w:left w:val="nil" w:sz="6" w:color="000000"/>
+              <w:right w:val="nil" w:sz="6" w:color="000000"/>
+            </w:tcBorders>
+          </w:tcPr>
+          <w:p>
+            <w:pPr>
+              <w:jc w:val="center"/>
+            </w:pPr>
+            <w:r/>
+            <w:r>
+              <w:rPr>
+                <w:rFonts w:ascii="Times New Roman" w:hAnsi="Times New Roman"/>
+                <w:b/>
+                <w:sz w:val="16"/>
+              </w:rPr>
+              <w:t>D2</w:t>
+            </w:r>
+          </w:p>
+        </w:tc>
+        <w:tc>
+          <w:tcPr>
+            <w:tcW w:type="dxa" w:w="855"/>
+            <w:tcBorders>
+              <w:top w:val="single" w:sz="6" w:color="000000"/>
+              <w:bottom w:val="single" w:sz="6" w:color="000000"/>
+              <w:left w:val="nil" w:sz="6" w:color="000000"/>
+              <w:right w:val="nil" w:sz="6" w:color="000000"/>
+            </w:tcBorders>
+          </w:tcPr>
+          <w:p>
+            <w:pPr>
+              <w:jc w:val="center"/>
+            </w:pPr>
+            <w:r/>
+            <w:r>
+              <w:rPr>
+                <w:rFonts w:ascii="Times New Roman" w:hAnsi="Times New Roman"/>
+                <w:b/>
+                <w:sz w:val="16"/>
+              </w:rPr>
+              <w:t>D3</w:t>
+            </w:r>
+          </w:p>
+        </w:tc>
+        <w:tc>
+          <w:tcPr>
+            <w:tcW w:type="dxa" w:w="855"/>
+            <w:tcBorders>
+              <w:top w:val="single" w:sz="6" w:color="000000"/>
+              <w:bottom w:val="single" w:sz="6" w:color="000000"/>
+              <w:left w:val="nil" w:sz="6" w:color="000000"/>
+              <w:right w:val="nil" w:sz="6" w:color="000000"/>
+            </w:tcBorders>
+          </w:tcPr>
+          <w:p>
+            <w:pPr>
+              <w:jc w:val="center"/>
+            </w:pPr>
+            <w:r/>
+            <w:r>
+              <w:rPr>
+                <w:rFonts w:ascii="Times New Roman" w:hAnsi="Times New Roman"/>
+                <w:b/>
+                <w:sz w:val="16"/>
+              </w:rPr>
+              <w:t>D4</w:t>
+            </w:r>
+          </w:p>
+        </w:tc>
+        <w:tc>
+          <w:tcPr>
+            <w:tcW w:type="dxa" w:w="855"/>
+            <w:tcBorders>
+              <w:top w:val="single" w:sz="6" w:color="000000"/>
+              <w:bottom w:val="single" w:sz="6" w:color="000000"/>
+              <w:left w:val="nil" w:sz="6" w:color="000000"/>
+              <w:right w:val="nil" w:sz="6" w:color="000000"/>
+            </w:tcBorders>
+          </w:tcPr>
+          <w:p>
+            <w:pPr>
+              <w:jc w:val="center"/>
+            </w:pPr>
+            <w:r/>
+            <w:r>
+              <w:rPr>
+                <w:rFonts w:ascii="Times New Roman" w:hAnsi="Times New Roman"/>
+                <w:b/>
+                <w:sz w:val="16"/>
+              </w:rPr>
+              <w:t>D5</w:t>
+            </w:r>
+          </w:p>
+        </w:tc>
+        <w:tc>
+          <w:tcPr>
+            <w:tcW w:type="dxa" w:w="855"/>
+            <w:tcBorders>
+              <w:top w:val="single" w:sz="6" w:color="000000"/>
+              <w:bottom w:val="single" w:sz="6" w:color="000000"/>
+              <w:left w:val="nil" w:sz="6" w:color="000000"/>
+              <w:right w:val="nil" w:sz="6" w:color="000000"/>
+            </w:tcBorders>
+          </w:tcPr>
+          <w:p>
+            <w:pPr>
+              <w:jc w:val="center"/>
+            </w:pPr>
+            <w:r/>
+            <w:r>
+              <w:rPr>
+                <w:rFonts w:ascii="Times New Roman" w:hAnsi="Times New Roman"/>
+                <w:b/>
+                <w:sz w:val="16"/>
+              </w:rPr>
+              <w:t>D6</w:t>
+            </w:r>
+          </w:p>
+        </w:tc>
+        <w:tc>
+          <w:tcPr>
+            <w:tcW w:type="dxa" w:w="855"/>
+            <w:tcBorders>
+              <w:top w:val="single" w:sz="6" w:color="000000"/>
+              <w:bottom w:val="single" w:sz="6" w:color="000000"/>
+              <w:left w:val="nil" w:sz="6" w:color="000000"/>
+              <w:right w:val="nil" w:sz="6" w:color="000000"/>
+            </w:tcBorders>
+          </w:tcPr>
+          <w:p>
+            <w:pPr>
+              <w:jc w:val="center"/>
+            </w:pPr>
+            <w:r/>
+            <w:r>
+              <w:rPr>
+                <w:rFonts w:ascii="Times New Roman" w:hAnsi="Times New Roman"/>
+                <w:b/>
+                <w:sz w:val="16"/>
+              </w:rPr>
+              <w:t>D7</w:t>
+            </w:r>
+          </w:p>
+        </w:tc>
+        <w:tc>
+          <w:tcPr>
+            <w:tcW w:type="dxa" w:w="855"/>
+            <w:tcBorders>
+              <w:top w:val="single" w:sz="6" w:color="000000"/>
+              <w:bottom w:val="single" w:sz="6" w:color="000000"/>
+              <w:left w:val="nil" w:sz="6" w:color="000000"/>
+              <w:right w:val="nil" w:sz="6" w:color="000000"/>
+            </w:tcBorders>
+          </w:tcPr>
+          <w:p>
+            <w:pPr>
+              <w:jc w:val="center"/>
+            </w:pPr>
+            <w:r/>
+            <w:r>
+              <w:rPr>
+                <w:rFonts w:ascii="Times New Roman" w:hAnsi="Times New Roman"/>
+                <w:b/>
+                <w:sz w:val="16"/>
+              </w:rPr>
+              <w:t>χ²</w:t>
+            </w:r>
+          </w:p>
+        </w:tc>
+        <w:tc>
+          <w:tcPr>
+            <w:tcW w:type="dxa" w:w="855"/>
+            <w:tcBorders>
+              <w:top w:val="single" w:sz="6" w:color="000000"/>
+              <w:bottom w:val="single" w:sz="6" w:color="000000"/>
+              <w:left w:val="nil" w:sz="6" w:color="000000"/>
+              <w:right w:val="nil" w:sz="6" w:color="000000"/>
+            </w:tcBorders>
+          </w:tcPr>
+          <w:p>
+            <w:pPr>
+              <w:jc w:val="center"/>
+            </w:pPr>
+            <w:r/>
+            <w:r>
+              <w:rPr>
+                <w:rFonts w:ascii="Times New Roman" w:hAnsi="Times New Roman"/>
+                <w:b/>
+                <w:sz w:val="16"/>
+              </w:rPr>
+              <w:t>p</w:t>
+            </w:r>
+          </w:p>
+        </w:tc>
+        <w:tc>
+          <w:tcPr>
+            <w:tcW w:type="dxa" w:w="855"/>
+            <w:tcBorders>
+              <w:top w:val="single" w:sz="6" w:color="000000"/>
+              <w:bottom w:val="single" w:sz="6" w:color="000000"/>
+              <w:left w:val="nil" w:sz="6" w:color="000000"/>
+              <w:right w:val="nil" w:sz="6" w:color="000000"/>
+            </w:tcBorders>
+          </w:tcPr>
+          <w:p>
+            <w:pPr>
+              <w:jc w:val="center"/>
+            </w:pPr>
+            <w:r/>
+            <w:r>
+              <w:rPr>
+                <w:rFonts w:ascii="Times New Roman" w:hAnsi="Times New Roman"/>
+                <w:b/>
+                <w:sz w:val="16"/>
+              </w:rPr>
+              <w:t>W</w:t>
+            </w:r>
+          </w:p>
+        </w:tc>
+      </w:tr>
+      <w:tr>
+        <w:tc>
+          <w:tcPr>
+            <w:tcW w:type="dxa" w:w="855"/>
+            <w:tcBorders>
+              <w:top w:val="single" w:sz="6" w:color="000000"/>
+              <w:bottom w:val="single" w:sz="6" w:color="000000"/>
+              <w:left w:val="nil" w:sz="6" w:color="000000"/>
+              <w:right w:val="nil" w:sz="6" w:color="000000"/>
+            </w:tcBorders>
+          </w:tcPr>
+          <w:p>
+            <w:pPr>
+              <w:jc w:val="left"/>
+            </w:pPr>
+            <w:r/>
+            <w:r>
+              <w:rPr>
+                <w:rFonts w:ascii="Times New Roman" w:hAnsi="Times New Roman"/>
+                <w:sz w:val="16"/>
+              </w:rPr>
+              <w:t>Tensão</w:t>
+            </w:r>
+          </w:p>
+        </w:tc>
+        <w:tc>
+          <w:tcPr>
+            <w:tcW w:type="dxa" w:w="855"/>
+            <w:tcBorders>
+              <w:top w:val="single" w:sz="6" w:color="000000"/>
+              <w:bottom w:val="single" w:sz="6" w:color="000000"/>
+              <w:left w:val="nil" w:sz="6" w:color="000000"/>
+              <w:right w:val="nil" w:sz="6" w:color="000000"/>
+            </w:tcBorders>
+          </w:tcPr>
+          <w:p>
+            <w:pPr>
+              <w:jc w:val="center"/>
+            </w:pPr>
+            <w:r/>
+            <w:r>
+              <w:rPr>
+                <w:rFonts w:ascii="Times New Roman" w:hAnsi="Times New Roman"/>
+                <w:sz w:val="16"/>
+              </w:rPr>
+              <w:t>2,1</w:t>
+            </w:r>
+          </w:p>
+        </w:tc>
+        <w:tc>
+          <w:tcPr>
+            <w:tcW w:type="dxa" w:w="855"/>
+            <w:tcBorders>
+              <w:top w:val="single" w:sz="6" w:color="000000"/>
+              <w:bottom w:val="single" w:sz="6" w:color="000000"/>
+              <w:left w:val="nil" w:sz="6" w:color="000000"/>
+              <w:right w:val="nil" w:sz="6" w:color="000000"/>
+            </w:tcBorders>
+          </w:tcPr>
+          <w:p>
+            <w:pPr>
+              <w:jc w:val="center"/>
+            </w:pPr>
+            <w:r/>
+            <w:r>
+              <w:rPr>
+                <w:rFonts w:ascii="Times New Roman" w:hAnsi="Times New Roman"/>
+                <w:sz w:val="16"/>
+              </w:rPr>
+              <w:t>1,8</w:t>
+            </w:r>
+          </w:p>
+        </w:tc>
+        <w:tc>
+          <w:tcPr>
+            <w:tcW w:type="dxa" w:w="855"/>
+            <w:tcBorders>
+              <w:top w:val="single" w:sz="6" w:color="000000"/>
+              <w:bottom w:val="single" w:sz="6" w:color="000000"/>
+              <w:left w:val="nil" w:sz="6" w:color="000000"/>
+              <w:right w:val="nil" w:sz="6" w:color="000000"/>
+            </w:tcBorders>
+          </w:tcPr>
+          <w:p>
+            <w:pPr>
+              <w:jc w:val="center"/>
+            </w:pPr>
+            <w:r/>
+            <w:r>
+              <w:rPr>
+                <w:rFonts w:ascii="Times New Roman" w:hAnsi="Times New Roman"/>
+                <w:sz w:val="16"/>
+              </w:rPr>
+              <w:t>1,1</w:t>
+            </w:r>
+          </w:p>
+        </w:tc>
+        <w:tc>
+          <w:tcPr>
+            <w:tcW w:type="dxa" w:w="855"/>
+            <w:tcBorders>
+              <w:top w:val="single" w:sz="6" w:color="000000"/>
+              <w:bottom w:val="single" w:sz="6" w:color="000000"/>
+              <w:left w:val="nil" w:sz="6" w:color="000000"/>
+              <w:right w:val="nil" w:sz="6" w:color="000000"/>
+            </w:tcBorders>
+          </w:tcPr>
+          <w:p>
+            <w:pPr>
+              <w:jc w:val="center"/>
+            </w:pPr>
+            <w:r/>
+            <w:r>
+              <w:rPr>
+                <w:rFonts w:ascii="Times New Roman" w:hAnsi="Times New Roman"/>
+                <w:sz w:val="16"/>
+              </w:rPr>
+              <w:t>1,4</w:t>
+            </w:r>
+          </w:p>
+        </w:tc>
+        <w:tc>
+          <w:tcPr>
+            <w:tcW w:type="dxa" w:w="855"/>
+            <w:tcBorders>
+              <w:top w:val="single" w:sz="6" w:color="000000"/>
+              <w:bottom w:val="single" w:sz="6" w:color="000000"/>
+              <w:left w:val="nil" w:sz="6" w:color="000000"/>
+              <w:right w:val="nil" w:sz="6" w:color="000000"/>
+            </w:tcBorders>
+          </w:tcPr>
+          <w:p>
+            <w:pPr>
+              <w:jc w:val="center"/>
+            </w:pPr>
+            <w:r/>
+            <w:r>
+              <w:rPr>
+                <w:rFonts w:ascii="Times New Roman" w:hAnsi="Times New Roman"/>
+                <w:sz w:val="16"/>
+              </w:rPr>
+              <w:t>1,2</w:t>
+            </w:r>
+          </w:p>
+        </w:tc>
+        <w:tc>
+          <w:tcPr>
+            <w:tcW w:type="dxa" w:w="855"/>
+            <w:tcBorders>
+              <w:top w:val="single" w:sz="6" w:color="000000"/>
+              <w:bottom w:val="single" w:sz="6" w:color="000000"/>
+              <w:left w:val="nil" w:sz="6" w:color="000000"/>
+              <w:right w:val="nil" w:sz="6" w:color="000000"/>
+            </w:tcBorders>
+          </w:tcPr>
+          <w:p>
+            <w:pPr>
+              <w:jc w:val="center"/>
+            </w:pPr>
+            <w:r/>
+            <w:r>
+              <w:rPr>
+                <w:rFonts w:ascii="Times New Roman" w:hAnsi="Times New Roman"/>
+                <w:sz w:val="16"/>
+              </w:rPr>
+              <w:t>1,5</w:t>
+            </w:r>
+          </w:p>
+        </w:tc>
+        <w:tc>
+          <w:tcPr>
+            <w:tcW w:type="dxa" w:w="855"/>
+            <w:tcBorders>
+              <w:top w:val="single" w:sz="6" w:color="000000"/>
+              <w:bottom w:val="single" w:sz="6" w:color="000000"/>
+              <w:left w:val="nil" w:sz="6" w:color="000000"/>
+              <w:right w:val="nil" w:sz="6" w:color="000000"/>
+            </w:tcBorders>
+          </w:tcPr>
+          <w:p>
+            <w:pPr>
+              <w:jc w:val="center"/>
+            </w:pPr>
+            <w:r/>
+            <w:r>
+              <w:rPr>
+                <w:rFonts w:ascii="Times New Roman" w:hAnsi="Times New Roman"/>
+                <w:sz w:val="16"/>
+              </w:rPr>
+              <w:t>1,1</w:t>
+            </w:r>
+          </w:p>
+        </w:tc>
+        <w:tc>
+          <w:tcPr>
+            <w:tcW w:type="dxa" w:w="855"/>
+            <w:tcBorders>
+              <w:top w:val="single" w:sz="6" w:color="000000"/>
+              <w:bottom w:val="single" w:sz="6" w:color="000000"/>
+              <w:left w:val="nil" w:sz="6" w:color="000000"/>
+              <w:right w:val="nil" w:sz="6" w:color="000000"/>
+            </w:tcBorders>
+          </w:tcPr>
+          <w:p>
+            <w:pPr>
+              <w:jc w:val="center"/>
+            </w:pPr>
+            <w:r/>
+            <w:r>
+              <w:rPr>
+                <w:rFonts w:ascii="Times New Roman" w:hAnsi="Times New Roman"/>
+                <w:sz w:val="16"/>
+              </w:rPr>
+              <w:t>14,5</w:t>
+            </w:r>
+          </w:p>
+        </w:tc>
+        <w:tc>
+          <w:tcPr>
+            <w:tcW w:type="dxa" w:w="855"/>
+            <w:tcBorders>
+              <w:top w:val="single" w:sz="6" w:color="000000"/>
+              <w:bottom w:val="single" w:sz="6" w:color="000000"/>
+              <w:left w:val="nil" w:sz="6" w:color="000000"/>
+              <w:right w:val="nil" w:sz="6" w:color="000000"/>
+            </w:tcBorders>
+          </w:tcPr>
+          <w:p>
+            <w:pPr>
+              <w:jc w:val="center"/>
+            </w:pPr>
+            <w:r/>
+            <w:r>
+              <w:rPr>
+                <w:rFonts w:ascii="Times New Roman" w:hAnsi="Times New Roman"/>
+                <w:sz w:val="16"/>
+              </w:rPr>
+              <w:t>0,025</w:t>
+            </w:r>
+          </w:p>
+        </w:tc>
+        <w:tc>
+          <w:tcPr>
+            <w:tcW w:type="dxa" w:w="855"/>
+            <w:tcBorders>
+              <w:top w:val="single" w:sz="6" w:color="000000"/>
+              <w:bottom w:val="single" w:sz="6" w:color="000000"/>
+              <w:left w:val="nil" w:sz="6" w:color="000000"/>
+              <w:right w:val="nil" w:sz="6" w:color="000000"/>
+            </w:tcBorders>
+          </w:tcPr>
+          <w:p>
+            <w:pPr>
+              <w:jc w:val="center"/>
+            </w:pPr>
+            <w:r/>
+            <w:r>
+              <w:rPr>
+                <w:rFonts w:ascii="Times New Roman" w:hAnsi="Times New Roman"/>
+                <w:sz w:val="16"/>
+              </w:rPr>
+              <w:t>0,13</w:t>
+            </w:r>
+          </w:p>
+        </w:tc>
+      </w:tr>
+      <w:tr>
+        <w:tc>
+          <w:tcPr>
+            <w:tcW w:type="dxa" w:w="855"/>
+            <w:tcBorders>
+              <w:top w:val="single" w:sz="6" w:color="000000"/>
+              <w:bottom w:val="single" w:sz="6" w:color="000000"/>
+              <w:left w:val="nil" w:sz="6" w:color="000000"/>
+              <w:right w:val="nil" w:sz="6" w:color="000000"/>
+            </w:tcBorders>
+          </w:tcPr>
+          <w:p>
+            <w:pPr>
+              <w:jc w:val="left"/>
+            </w:pPr>
+            <w:r/>
+            <w:r>
+              <w:rPr>
+                <w:rFonts w:ascii="Times New Roman" w:hAnsi="Times New Roman"/>
+                <w:sz w:val="16"/>
+              </w:rPr>
+              <w:t>Depressão</w:t>
+            </w:r>
+          </w:p>
+        </w:tc>
+        <w:tc>
+          <w:tcPr>
+            <w:tcW w:type="dxa" w:w="855"/>
+            <w:tcBorders>
+              <w:top w:val="single" w:sz="6" w:color="000000"/>
+              <w:bottom w:val="single" w:sz="6" w:color="000000"/>
+              <w:left w:val="nil" w:sz="6" w:color="000000"/>
+              <w:right w:val="nil" w:sz="6" w:color="000000"/>
+            </w:tcBorders>
+          </w:tcPr>
+          <w:p>
+            <w:pPr>
+              <w:jc w:val="center"/>
+            </w:pPr>
+            <w:r/>
+            <w:r>
+              <w:rPr>
+                <w:rFonts w:ascii="Times New Roman" w:hAnsi="Times New Roman"/>
+                <w:sz w:val="16"/>
+              </w:rPr>
+              <w:t>0,6</w:t>
+            </w:r>
+          </w:p>
+        </w:tc>
+        <w:tc>
+          <w:tcPr>
+            <w:tcW w:type="dxa" w:w="855"/>
+            <w:tcBorders>
+              <w:top w:val="single" w:sz="6" w:color="000000"/>
+              <w:bottom w:val="single" w:sz="6" w:color="000000"/>
+              <w:left w:val="nil" w:sz="6" w:color="000000"/>
+              <w:right w:val="nil" w:sz="6" w:color="000000"/>
+            </w:tcBorders>
+          </w:tcPr>
+          <w:p>
+            <w:pPr>
+              <w:jc w:val="center"/>
+            </w:pPr>
+            <w:r/>
+            <w:r>
+              <w:rPr>
+                <w:rFonts w:ascii="Times New Roman" w:hAnsi="Times New Roman"/>
+                <w:sz w:val="16"/>
+              </w:rPr>
+              <w:t>1,3</w:t>
+            </w:r>
+          </w:p>
+        </w:tc>
+        <w:tc>
+          <w:tcPr>
+            <w:tcW w:type="dxa" w:w="855"/>
+            <w:tcBorders>
+              <w:top w:val="single" w:sz="6" w:color="000000"/>
+              <w:bottom w:val="single" w:sz="6" w:color="000000"/>
+              <w:left w:val="nil" w:sz="6" w:color="000000"/>
+              <w:right w:val="nil" w:sz="6" w:color="000000"/>
+            </w:tcBorders>
+          </w:tcPr>
+          <w:p>
+            <w:pPr>
+              <w:jc w:val="center"/>
+            </w:pPr>
+            <w:r/>
+            <w:r>
+              <w:rPr>
+                <w:rFonts w:ascii="Times New Roman" w:hAnsi="Times New Roman"/>
+                <w:sz w:val="16"/>
+              </w:rPr>
+              <w:t>0,7</w:t>
+            </w:r>
+          </w:p>
+        </w:tc>
+        <w:tc>
+          <w:tcPr>
+            <w:tcW w:type="dxa" w:w="855"/>
+            <w:tcBorders>
+              <w:top w:val="single" w:sz="6" w:color="000000"/>
+              <w:bottom w:val="single" w:sz="6" w:color="000000"/>
+              <w:left w:val="nil" w:sz="6" w:color="000000"/>
+              <w:right w:val="nil" w:sz="6" w:color="000000"/>
+            </w:tcBorders>
+          </w:tcPr>
+          <w:p>
+            <w:pPr>
+              <w:jc w:val="center"/>
+            </w:pPr>
+            <w:r/>
+            <w:r>
+              <w:rPr>
+                <w:rFonts w:ascii="Times New Roman" w:hAnsi="Times New Roman"/>
+                <w:sz w:val="16"/>
+              </w:rPr>
+              <w:t>1,2</w:t>
+            </w:r>
+          </w:p>
+        </w:tc>
+        <w:tc>
+          <w:tcPr>
+            <w:tcW w:type="dxa" w:w="855"/>
+            <w:tcBorders>
+              <w:top w:val="single" w:sz="6" w:color="000000"/>
+              <w:bottom w:val="single" w:sz="6" w:color="000000"/>
+              <w:left w:val="nil" w:sz="6" w:color="000000"/>
+              <w:right w:val="nil" w:sz="6" w:color="000000"/>
+            </w:tcBorders>
+          </w:tcPr>
+          <w:p>
+            <w:pPr>
+              <w:jc w:val="center"/>
+            </w:pPr>
+            <w:r/>
+            <w:r>
+              <w:rPr>
+                <w:rFonts w:ascii="Times New Roman" w:hAnsi="Times New Roman"/>
+                <w:sz w:val="16"/>
+              </w:rPr>
+              <w:t>0,7</w:t>
+            </w:r>
+          </w:p>
+        </w:tc>
+        <w:tc>
+          <w:tcPr>
+            <w:tcW w:type="dxa" w:w="855"/>
+            <w:tcBorders>
+              <w:top w:val="single" w:sz="6" w:color="000000"/>
+              <w:bottom w:val="single" w:sz="6" w:color="000000"/>
+              <w:left w:val="nil" w:sz="6" w:color="000000"/>
+              <w:right w:val="nil" w:sz="6" w:color="000000"/>
+            </w:tcBorders>
+          </w:tcPr>
+          <w:p>
+            <w:pPr>
+              <w:jc w:val="center"/>
+            </w:pPr>
+            <w:r/>
+            <w:r>
+              <w:rPr>
+                <w:rFonts w:ascii="Times New Roman" w:hAnsi="Times New Roman"/>
+                <w:sz w:val="16"/>
+              </w:rPr>
+              <w:t>1,2</w:t>
+            </w:r>
+          </w:p>
+        </w:tc>
+        <w:tc>
+          <w:tcPr>
+            <w:tcW w:type="dxa" w:w="855"/>
+            <w:tcBorders>
+              <w:top w:val="single" w:sz="6" w:color="000000"/>
+              <w:bottom w:val="single" w:sz="6" w:color="000000"/>
+              <w:left w:val="nil" w:sz="6" w:color="000000"/>
+              <w:right w:val="nil" w:sz="6" w:color="000000"/>
+            </w:tcBorders>
+          </w:tcPr>
+          <w:p>
+            <w:pPr>
+              <w:jc w:val="center"/>
+            </w:pPr>
+            <w:r/>
+            <w:r>
+              <w:rPr>
+                <w:rFonts w:ascii="Times New Roman" w:hAnsi="Times New Roman"/>
+                <w:sz w:val="16"/>
+              </w:rPr>
+              <w:t>1,4</w:t>
+            </w:r>
+          </w:p>
+        </w:tc>
+        <w:tc>
+          <w:tcPr>
+            <w:tcW w:type="dxa" w:w="855"/>
+            <w:tcBorders>
+              <w:top w:val="single" w:sz="6" w:color="000000"/>
+              <w:bottom w:val="single" w:sz="6" w:color="000000"/>
+              <w:left w:val="nil" w:sz="6" w:color="000000"/>
+              <w:right w:val="nil" w:sz="6" w:color="000000"/>
+            </w:tcBorders>
+          </w:tcPr>
+          <w:p>
+            <w:pPr>
+              <w:jc w:val="center"/>
+            </w:pPr>
+            <w:r/>
+            <w:r>
+              <w:rPr>
+                <w:rFonts w:ascii="Times New Roman" w:hAnsi="Times New Roman"/>
+                <w:sz w:val="16"/>
+              </w:rPr>
+              <w:t>3,5</w:t>
+            </w:r>
+          </w:p>
+        </w:tc>
+        <w:tc>
+          <w:tcPr>
+            <w:tcW w:type="dxa" w:w="855"/>
+            <w:tcBorders>
+              <w:top w:val="single" w:sz="6" w:color="000000"/>
+              <w:bottom w:val="single" w:sz="6" w:color="000000"/>
+              <w:left w:val="nil" w:sz="6" w:color="000000"/>
+              <w:right w:val="nil" w:sz="6" w:color="000000"/>
+            </w:tcBorders>
+          </w:tcPr>
+          <w:p>
+            <w:pPr>
+              <w:jc w:val="center"/>
+            </w:pPr>
+            <w:r/>
+            <w:r>
+              <w:rPr>
+                <w:rFonts w:ascii="Times New Roman" w:hAnsi="Times New Roman"/>
+                <w:sz w:val="16"/>
+              </w:rPr>
+              <w:t>0,751</w:t>
+            </w:r>
+          </w:p>
+        </w:tc>
+        <w:tc>
+          <w:tcPr>
+            <w:tcW w:type="dxa" w:w="855"/>
+            <w:tcBorders>
+              <w:top w:val="single" w:sz="6" w:color="000000"/>
+              <w:bottom w:val="single" w:sz="6" w:color="000000"/>
+              <w:left w:val="nil" w:sz="6" w:color="000000"/>
+              <w:right w:val="nil" w:sz="6" w:color="000000"/>
+            </w:tcBorders>
+          </w:tcPr>
+          <w:p>
+            <w:pPr>
+              <w:jc w:val="center"/>
+            </w:pPr>
+            <w:r/>
+            <w:r>
+              <w:rPr>
+                <w:rFonts w:ascii="Times New Roman" w:hAnsi="Times New Roman"/>
+                <w:sz w:val="16"/>
+              </w:rPr>
+              <w:t>0,03</w:t>
+            </w:r>
+          </w:p>
+        </w:tc>
+      </w:tr>
+      <w:tr>
+        <w:tc>
+          <w:tcPr>
+            <w:tcW w:type="dxa" w:w="855"/>
+            <w:tcBorders>
+              <w:top w:val="single" w:sz="6" w:color="000000"/>
+              <w:bottom w:val="single" w:sz="6" w:color="000000"/>
+              <w:left w:val="nil" w:sz="6" w:color="000000"/>
+              <w:right w:val="nil" w:sz="6" w:color="000000"/>
+            </w:tcBorders>
+          </w:tcPr>
+          <w:p>
+            <w:pPr>
+              <w:jc w:val="left"/>
+            </w:pPr>
+            <w:r/>
+            <w:r>
+              <w:rPr>
+                <w:rFonts w:ascii="Times New Roman" w:hAnsi="Times New Roman"/>
+                <w:sz w:val="16"/>
+              </w:rPr>
+              <w:t>Raiva</w:t>
+            </w:r>
+          </w:p>
+        </w:tc>
+        <w:tc>
+          <w:tcPr>
+            <w:tcW w:type="dxa" w:w="855"/>
+            <w:tcBorders>
+              <w:top w:val="single" w:sz="6" w:color="000000"/>
+              <w:bottom w:val="single" w:sz="6" w:color="000000"/>
+              <w:left w:val="nil" w:sz="6" w:color="000000"/>
+              <w:right w:val="nil" w:sz="6" w:color="000000"/>
+            </w:tcBorders>
+          </w:tcPr>
+          <w:p>
+            <w:pPr>
+              <w:jc w:val="center"/>
+            </w:pPr>
+            <w:r/>
+            <w:r>
+              <w:rPr>
+                <w:rFonts w:ascii="Times New Roman" w:hAnsi="Times New Roman"/>
+                <w:sz w:val="16"/>
+              </w:rPr>
+              <w:t>1,7</w:t>
+            </w:r>
+          </w:p>
+        </w:tc>
+        <w:tc>
+          <w:tcPr>
+            <w:tcW w:type="dxa" w:w="855"/>
+            <w:tcBorders>
+              <w:top w:val="single" w:sz="6" w:color="000000"/>
+              <w:bottom w:val="single" w:sz="6" w:color="000000"/>
+              <w:left w:val="nil" w:sz="6" w:color="000000"/>
+              <w:right w:val="nil" w:sz="6" w:color="000000"/>
+            </w:tcBorders>
+          </w:tcPr>
+          <w:p>
+            <w:pPr>
+              <w:jc w:val="center"/>
+            </w:pPr>
+            <w:r/>
+            <w:r>
+              <w:rPr>
+                <w:rFonts w:ascii="Times New Roman" w:hAnsi="Times New Roman"/>
+                <w:sz w:val="16"/>
+              </w:rPr>
+              <w:t>1,7</w:t>
+            </w:r>
+          </w:p>
+        </w:tc>
+        <w:tc>
+          <w:tcPr>
+            <w:tcW w:type="dxa" w:w="855"/>
+            <w:tcBorders>
+              <w:top w:val="single" w:sz="6" w:color="000000"/>
+              <w:bottom w:val="single" w:sz="6" w:color="000000"/>
+              <w:left w:val="nil" w:sz="6" w:color="000000"/>
+              <w:right w:val="nil" w:sz="6" w:color="000000"/>
+            </w:tcBorders>
+          </w:tcPr>
+          <w:p>
+            <w:pPr>
+              <w:jc w:val="center"/>
+            </w:pPr>
+            <w:r/>
+            <w:r>
+              <w:rPr>
+                <w:rFonts w:ascii="Times New Roman" w:hAnsi="Times New Roman"/>
+                <w:sz w:val="16"/>
+              </w:rPr>
+              <w:t>1,6</w:t>
+            </w:r>
+          </w:p>
+        </w:tc>
+        <w:tc>
+          <w:tcPr>
+            <w:tcW w:type="dxa" w:w="855"/>
+            <w:tcBorders>
+              <w:top w:val="single" w:sz="6" w:color="000000"/>
+              <w:bottom w:val="single" w:sz="6" w:color="000000"/>
+              <w:left w:val="nil" w:sz="6" w:color="000000"/>
+              <w:right w:val="nil" w:sz="6" w:color="000000"/>
+            </w:tcBorders>
+          </w:tcPr>
+          <w:p>
+            <w:pPr>
+              <w:jc w:val="center"/>
+            </w:pPr>
+            <w:r/>
+            <w:r>
+              <w:rPr>
+                <w:rFonts w:ascii="Times New Roman" w:hAnsi="Times New Roman"/>
+                <w:sz w:val="16"/>
+              </w:rPr>
+              <w:t>1,6</w:t>
+            </w:r>
+          </w:p>
+        </w:tc>
+        <w:tc>
+          <w:tcPr>
+            <w:tcW w:type="dxa" w:w="855"/>
+            <w:tcBorders>
+              <w:top w:val="single" w:sz="6" w:color="000000"/>
+              <w:bottom w:val="single" w:sz="6" w:color="000000"/>
+              <w:left w:val="nil" w:sz="6" w:color="000000"/>
+              <w:right w:val="nil" w:sz="6" w:color="000000"/>
+            </w:tcBorders>
+          </w:tcPr>
+          <w:p>
+            <w:pPr>
+              <w:jc w:val="center"/>
+            </w:pPr>
+            <w:r/>
+            <w:r>
+              <w:rPr>
+                <w:rFonts w:ascii="Times New Roman" w:hAnsi="Times New Roman"/>
+                <w:sz w:val="16"/>
+              </w:rPr>
+              <w:t>0,6</w:t>
+            </w:r>
+          </w:p>
+        </w:tc>
+        <w:tc>
+          <w:tcPr>
+            <w:tcW w:type="dxa" w:w="855"/>
+            <w:tcBorders>
+              <w:top w:val="single" w:sz="6" w:color="000000"/>
+              <w:bottom w:val="single" w:sz="6" w:color="000000"/>
+              <w:left w:val="nil" w:sz="6" w:color="000000"/>
+              <w:right w:val="nil" w:sz="6" w:color="000000"/>
+            </w:tcBorders>
+          </w:tcPr>
+          <w:p>
+            <w:pPr>
+              <w:jc w:val="center"/>
+            </w:pPr>
+            <w:r/>
+            <w:r>
+              <w:rPr>
+                <w:rFonts w:ascii="Times New Roman" w:hAnsi="Times New Roman"/>
+                <w:sz w:val="16"/>
+              </w:rPr>
+              <w:t>1,8</w:t>
+            </w:r>
+          </w:p>
+        </w:tc>
+        <w:tc>
+          <w:tcPr>
+            <w:tcW w:type="dxa" w:w="855"/>
+            <w:tcBorders>
+              <w:top w:val="single" w:sz="6" w:color="000000"/>
+              <w:bottom w:val="single" w:sz="6" w:color="000000"/>
+              <w:left w:val="nil" w:sz="6" w:color="000000"/>
+              <w:right w:val="nil" w:sz="6" w:color="000000"/>
+            </w:tcBorders>
+          </w:tcPr>
+          <w:p>
+            <w:pPr>
+              <w:jc w:val="center"/>
+            </w:pPr>
+            <w:r/>
+            <w:r>
+              <w:rPr>
+                <w:rFonts w:ascii="Times New Roman" w:hAnsi="Times New Roman"/>
+                <w:sz w:val="16"/>
+              </w:rPr>
+              <w:t>2,5</w:t>
+            </w:r>
+          </w:p>
+        </w:tc>
+        <w:tc>
+          <w:tcPr>
+            <w:tcW w:type="dxa" w:w="855"/>
+            <w:tcBorders>
+              <w:top w:val="single" w:sz="6" w:color="000000"/>
+              <w:bottom w:val="single" w:sz="6" w:color="000000"/>
+              <w:left w:val="nil" w:sz="6" w:color="000000"/>
+              <w:right w:val="nil" w:sz="6" w:color="000000"/>
+            </w:tcBorders>
+          </w:tcPr>
+          <w:p>
+            <w:pPr>
+              <w:jc w:val="center"/>
+            </w:pPr>
+            <w:r/>
+            <w:r>
+              <w:rPr>
+                <w:rFonts w:ascii="Times New Roman" w:hAnsi="Times New Roman"/>
+                <w:sz w:val="16"/>
+              </w:rPr>
+              <w:t>7,9</w:t>
+            </w:r>
+          </w:p>
+        </w:tc>
+        <w:tc>
+          <w:tcPr>
+            <w:tcW w:type="dxa" w:w="855"/>
+            <w:tcBorders>
+              <w:top w:val="single" w:sz="6" w:color="000000"/>
+              <w:bottom w:val="single" w:sz="6" w:color="000000"/>
+              <w:left w:val="nil" w:sz="6" w:color="000000"/>
+              <w:right w:val="nil" w:sz="6" w:color="000000"/>
+            </w:tcBorders>
+          </w:tcPr>
+          <w:p>
+            <w:pPr>
+              <w:jc w:val="center"/>
+            </w:pPr>
+            <w:r/>
+            <w:r>
+              <w:rPr>
+                <w:rFonts w:ascii="Times New Roman" w:hAnsi="Times New Roman"/>
+                <w:sz w:val="16"/>
+              </w:rPr>
+              <w:t>0,247</w:t>
+            </w:r>
+          </w:p>
+        </w:tc>
+        <w:tc>
+          <w:tcPr>
+            <w:tcW w:type="dxa" w:w="855"/>
+            <w:tcBorders>
+              <w:top w:val="single" w:sz="6" w:color="000000"/>
+              <w:bottom w:val="single" w:sz="6" w:color="000000"/>
+              <w:left w:val="nil" w:sz="6" w:color="000000"/>
+              <w:right w:val="nil" w:sz="6" w:color="000000"/>
+            </w:tcBorders>
+          </w:tcPr>
+          <w:p>
+            <w:pPr>
+              <w:jc w:val="center"/>
+            </w:pPr>
+            <w:r/>
+            <w:r>
+              <w:rPr>
+                <w:rFonts w:ascii="Times New Roman" w:hAnsi="Times New Roman"/>
+                <w:sz w:val="16"/>
+              </w:rPr>
+              <w:t>0,07</w:t>
+            </w:r>
+          </w:p>
+        </w:tc>
+      </w:tr>
+      <w:tr>
+        <w:tc>
+          <w:tcPr>
+            <w:tcW w:type="dxa" w:w="855"/>
+            <w:tcBorders>
+              <w:top w:val="single" w:sz="6" w:color="000000"/>
+              <w:bottom w:val="single" w:sz="6" w:color="000000"/>
+              <w:left w:val="nil" w:sz="6" w:color="000000"/>
+              <w:right w:val="nil" w:sz="6" w:color="000000"/>
+            </w:tcBorders>
+          </w:tcPr>
+          <w:p>
+            <w:pPr>
+              <w:jc w:val="left"/>
+            </w:pPr>
+            <w:r/>
+            <w:r>
+              <w:rPr>
+                <w:rFonts w:ascii="Times New Roman" w:hAnsi="Times New Roman"/>
+                <w:sz w:val="16"/>
+              </w:rPr>
+              <w:t>Vigor</w:t>
+            </w:r>
+          </w:p>
+        </w:tc>
+        <w:tc>
+          <w:tcPr>
+            <w:tcW w:type="dxa" w:w="855"/>
+            <w:tcBorders>
+              <w:top w:val="single" w:sz="6" w:color="000000"/>
+              <w:bottom w:val="single" w:sz="6" w:color="000000"/>
+              <w:left w:val="nil" w:sz="6" w:color="000000"/>
+              <w:right w:val="nil" w:sz="6" w:color="000000"/>
+            </w:tcBorders>
+          </w:tcPr>
+          <w:p>
+            <w:pPr>
+              <w:jc w:val="center"/>
+            </w:pPr>
+            <w:r/>
+            <w:r>
+              <w:rPr>
+                <w:rFonts w:ascii="Times New Roman" w:hAnsi="Times New Roman"/>
+                <w:sz w:val="16"/>
+              </w:rPr>
+              <w:t>8,3</w:t>
+            </w:r>
+          </w:p>
+        </w:tc>
+        <w:tc>
+          <w:tcPr>
+            <w:tcW w:type="dxa" w:w="855"/>
+            <w:tcBorders>
+              <w:top w:val="single" w:sz="6" w:color="000000"/>
+              <w:bottom w:val="single" w:sz="6" w:color="000000"/>
+              <w:left w:val="nil" w:sz="6" w:color="000000"/>
+              <w:right w:val="nil" w:sz="6" w:color="000000"/>
+            </w:tcBorders>
+          </w:tcPr>
+          <w:p>
+            <w:pPr>
+              <w:jc w:val="center"/>
+            </w:pPr>
+            <w:r/>
+            <w:r>
+              <w:rPr>
+                <w:rFonts w:ascii="Times New Roman" w:hAnsi="Times New Roman"/>
+                <w:sz w:val="16"/>
+              </w:rPr>
+              <w:t>5,4</w:t>
+            </w:r>
+          </w:p>
+        </w:tc>
+        <w:tc>
+          <w:tcPr>
+            <w:tcW w:type="dxa" w:w="855"/>
+            <w:tcBorders>
+              <w:top w:val="single" w:sz="6" w:color="000000"/>
+              <w:bottom w:val="single" w:sz="6" w:color="000000"/>
+              <w:left w:val="nil" w:sz="6" w:color="000000"/>
+              <w:right w:val="nil" w:sz="6" w:color="000000"/>
+            </w:tcBorders>
+          </w:tcPr>
+          <w:p>
+            <w:pPr>
+              <w:jc w:val="center"/>
+            </w:pPr>
+            <w:r/>
+            <w:r>
+              <w:rPr>
+                <w:rFonts w:ascii="Times New Roman" w:hAnsi="Times New Roman"/>
+                <w:sz w:val="16"/>
+              </w:rPr>
+              <w:t>5,5</w:t>
+            </w:r>
+          </w:p>
+        </w:tc>
+        <w:tc>
+          <w:tcPr>
+            <w:tcW w:type="dxa" w:w="855"/>
+            <w:tcBorders>
+              <w:top w:val="single" w:sz="6" w:color="000000"/>
+              <w:bottom w:val="single" w:sz="6" w:color="000000"/>
+              <w:left w:val="nil" w:sz="6" w:color="000000"/>
+              <w:right w:val="nil" w:sz="6" w:color="000000"/>
+            </w:tcBorders>
+          </w:tcPr>
+          <w:p>
+            <w:pPr>
+              <w:jc w:val="center"/>
+            </w:pPr>
+            <w:r/>
+            <w:r>
+              <w:rPr>
+                <w:rFonts w:ascii="Times New Roman" w:hAnsi="Times New Roman"/>
+                <w:sz w:val="16"/>
+              </w:rPr>
+              <w:t>5,4</w:t>
+            </w:r>
+          </w:p>
+        </w:tc>
+        <w:tc>
+          <w:tcPr>
+            <w:tcW w:type="dxa" w:w="855"/>
+            <w:tcBorders>
+              <w:top w:val="single" w:sz="6" w:color="000000"/>
+              <w:bottom w:val="single" w:sz="6" w:color="000000"/>
+              <w:left w:val="nil" w:sz="6" w:color="000000"/>
+              <w:right w:val="nil" w:sz="6" w:color="000000"/>
+            </w:tcBorders>
+          </w:tcPr>
+          <w:p>
+            <w:pPr>
+              <w:jc w:val="center"/>
+            </w:pPr>
+            <w:r/>
+            <w:r>
+              <w:rPr>
+                <w:rFonts w:ascii="Times New Roman" w:hAnsi="Times New Roman"/>
+                <w:sz w:val="16"/>
+              </w:rPr>
+              <w:t>5,9</w:t>
+            </w:r>
+          </w:p>
+        </w:tc>
+        <w:tc>
+          <w:tcPr>
+            <w:tcW w:type="dxa" w:w="855"/>
+            <w:tcBorders>
+              <w:top w:val="single" w:sz="6" w:color="000000"/>
+              <w:bottom w:val="single" w:sz="6" w:color="000000"/>
+              <w:left w:val="nil" w:sz="6" w:color="000000"/>
+              <w:right w:val="nil" w:sz="6" w:color="000000"/>
+            </w:tcBorders>
+          </w:tcPr>
+          <w:p>
+            <w:pPr>
+              <w:jc w:val="center"/>
+            </w:pPr>
+            <w:r/>
+            <w:r>
+              <w:rPr>
+                <w:rFonts w:ascii="Times New Roman" w:hAnsi="Times New Roman"/>
+                <w:sz w:val="16"/>
+              </w:rPr>
+              <w:t>5,7</w:t>
+            </w:r>
+          </w:p>
+        </w:tc>
+        <w:tc>
+          <w:tcPr>
+            <w:tcW w:type="dxa" w:w="855"/>
+            <w:tcBorders>
+              <w:top w:val="single" w:sz="6" w:color="000000"/>
+              <w:bottom w:val="single" w:sz="6" w:color="000000"/>
+              <w:left w:val="nil" w:sz="6" w:color="000000"/>
+              <w:right w:val="nil" w:sz="6" w:color="000000"/>
+            </w:tcBorders>
+          </w:tcPr>
+          <w:p>
+            <w:pPr>
+              <w:jc w:val="center"/>
+            </w:pPr>
+            <w:r/>
+            <w:r>
+              <w:rPr>
+                <w:rFonts w:ascii="Times New Roman" w:hAnsi="Times New Roman"/>
+                <w:sz w:val="16"/>
+              </w:rPr>
+              <w:t>4,4</w:t>
+            </w:r>
+          </w:p>
+        </w:tc>
+        <w:tc>
+          <w:tcPr>
+            <w:tcW w:type="dxa" w:w="855"/>
+            <w:tcBorders>
+              <w:top w:val="single" w:sz="6" w:color="000000"/>
+              <w:bottom w:val="single" w:sz="6" w:color="000000"/>
+              <w:left w:val="nil" w:sz="6" w:color="000000"/>
+              <w:right w:val="nil" w:sz="6" w:color="000000"/>
+            </w:tcBorders>
+          </w:tcPr>
+          <w:p>
+            <w:pPr>
+              <w:jc w:val="center"/>
+            </w:pPr>
+            <w:r/>
+            <w:r>
+              <w:rPr>
+                <w:rFonts w:ascii="Times New Roman" w:hAnsi="Times New Roman"/>
+                <w:sz w:val="16"/>
+              </w:rPr>
+              <w:t>23,6</w:t>
+            </w:r>
+          </w:p>
+        </w:tc>
+        <w:tc>
+          <w:tcPr>
+            <w:tcW w:type="dxa" w:w="855"/>
+            <w:tcBorders>
+              <w:top w:val="single" w:sz="6" w:color="000000"/>
+              <w:bottom w:val="single" w:sz="6" w:color="000000"/>
+              <w:left w:val="nil" w:sz="6" w:color="000000"/>
+              <w:right w:val="nil" w:sz="6" w:color="000000"/>
+            </w:tcBorders>
+          </w:tcPr>
+          <w:p>
+            <w:pPr>
+              <w:jc w:val="center"/>
+            </w:pPr>
+            <w:r/>
+            <w:r>
+              <w:rPr>
+                <w:rFonts w:ascii="Times New Roman" w:hAnsi="Times New Roman"/>
+                <w:sz w:val="16"/>
+              </w:rPr>
+              <w:t>&lt; 0,001</w:t>
+            </w:r>
+          </w:p>
+        </w:tc>
+        <w:tc>
+          <w:tcPr>
+            <w:tcW w:type="dxa" w:w="855"/>
+            <w:tcBorders>
+              <w:top w:val="single" w:sz="6" w:color="000000"/>
+              <w:bottom w:val="single" w:sz="6" w:color="000000"/>
+              <w:left w:val="nil" w:sz="6" w:color="000000"/>
+              <w:right w:val="nil" w:sz="6" w:color="000000"/>
+            </w:tcBorders>
+          </w:tcPr>
+          <w:p>
+            <w:pPr>
+              <w:jc w:val="center"/>
+            </w:pPr>
+            <w:r/>
+            <w:r>
+              <w:rPr>
+                <w:rFonts w:ascii="Times New Roman" w:hAnsi="Times New Roman"/>
+                <w:sz w:val="16"/>
+              </w:rPr>
+              <w:t>0,21</w:t>
+            </w:r>
+          </w:p>
+        </w:tc>
+      </w:tr>
+      <w:tr>
+        <w:tc>
+          <w:tcPr>
+            <w:tcW w:type="dxa" w:w="855"/>
+            <w:tcBorders>
+              <w:top w:val="single" w:sz="6" w:color="000000"/>
+              <w:bottom w:val="single" w:sz="6" w:color="000000"/>
+              <w:left w:val="nil" w:sz="6" w:color="000000"/>
+              <w:right w:val="nil" w:sz="6" w:color="000000"/>
+            </w:tcBorders>
+          </w:tcPr>
+          <w:p>
+            <w:pPr>
+              <w:jc w:val="left"/>
+            </w:pPr>
+            <w:r/>
+            <w:r>
+              <w:rPr>
+                <w:rFonts w:ascii="Times New Roman" w:hAnsi="Times New Roman"/>
+                <w:sz w:val="16"/>
+              </w:rPr>
+              <w:t>Fadiga</w:t>
+            </w:r>
+          </w:p>
+        </w:tc>
+        <w:tc>
+          <w:tcPr>
+            <w:tcW w:type="dxa" w:w="855"/>
+            <w:tcBorders>
+              <w:top w:val="single" w:sz="6" w:color="000000"/>
+              <w:bottom w:val="single" w:sz="6" w:color="000000"/>
+              <w:left w:val="nil" w:sz="6" w:color="000000"/>
+              <w:right w:val="nil" w:sz="6" w:color="000000"/>
+            </w:tcBorders>
+          </w:tcPr>
+          <w:p>
+            <w:pPr>
+              <w:jc w:val="center"/>
+            </w:pPr>
+            <w:r/>
+            <w:r>
+              <w:rPr>
+                <w:rFonts w:ascii="Times New Roman" w:hAnsi="Times New Roman"/>
+                <w:sz w:val="16"/>
+              </w:rPr>
+              <w:t>3,4</w:t>
+            </w:r>
+          </w:p>
+        </w:tc>
+        <w:tc>
+          <w:tcPr>
+            <w:tcW w:type="dxa" w:w="855"/>
+            <w:tcBorders>
+              <w:top w:val="single" w:sz="6" w:color="000000"/>
+              <w:bottom w:val="single" w:sz="6" w:color="000000"/>
+              <w:left w:val="nil" w:sz="6" w:color="000000"/>
+              <w:right w:val="nil" w:sz="6" w:color="000000"/>
+            </w:tcBorders>
+          </w:tcPr>
+          <w:p>
+            <w:pPr>
+              <w:jc w:val="center"/>
+            </w:pPr>
+            <w:r/>
+            <w:r>
+              <w:rPr>
+                <w:rFonts w:ascii="Times New Roman" w:hAnsi="Times New Roman"/>
+                <w:sz w:val="16"/>
+              </w:rPr>
+              <w:t>5,2</w:t>
+            </w:r>
+          </w:p>
+        </w:tc>
+        <w:tc>
+          <w:tcPr>
+            <w:tcW w:type="dxa" w:w="855"/>
+            <w:tcBorders>
+              <w:top w:val="single" w:sz="6" w:color="000000"/>
+              <w:bottom w:val="single" w:sz="6" w:color="000000"/>
+              <w:left w:val="nil" w:sz="6" w:color="000000"/>
+              <w:right w:val="nil" w:sz="6" w:color="000000"/>
+            </w:tcBorders>
+          </w:tcPr>
+          <w:p>
+            <w:pPr>
+              <w:jc w:val="center"/>
+            </w:pPr>
+            <w:r/>
+            <w:r>
+              <w:rPr>
+                <w:rFonts w:ascii="Times New Roman" w:hAnsi="Times New Roman"/>
+                <w:sz w:val="16"/>
+              </w:rPr>
+              <w:t>5,1</w:t>
+            </w:r>
+          </w:p>
+        </w:tc>
+        <w:tc>
+          <w:tcPr>
+            <w:tcW w:type="dxa" w:w="855"/>
+            <w:tcBorders>
+              <w:top w:val="single" w:sz="6" w:color="000000"/>
+              <w:bottom w:val="single" w:sz="6" w:color="000000"/>
+              <w:left w:val="nil" w:sz="6" w:color="000000"/>
+              <w:right w:val="nil" w:sz="6" w:color="000000"/>
+            </w:tcBorders>
+          </w:tcPr>
+          <w:p>
+            <w:pPr>
+              <w:jc w:val="center"/>
+            </w:pPr>
+            <w:r/>
+            <w:r>
+              <w:rPr>
+                <w:rFonts w:ascii="Times New Roman" w:hAnsi="Times New Roman"/>
+                <w:sz w:val="16"/>
+              </w:rPr>
+              <w:t>5,8</w:t>
+            </w:r>
+          </w:p>
+        </w:tc>
+        <w:tc>
+          <w:tcPr>
+            <w:tcW w:type="dxa" w:w="855"/>
+            <w:tcBorders>
+              <w:top w:val="single" w:sz="6" w:color="000000"/>
+              <w:bottom w:val="single" w:sz="6" w:color="000000"/>
+              <w:left w:val="nil" w:sz="6" w:color="000000"/>
+              <w:right w:val="nil" w:sz="6" w:color="000000"/>
+            </w:tcBorders>
+          </w:tcPr>
+          <w:p>
+            <w:pPr>
+              <w:jc w:val="center"/>
+            </w:pPr>
+            <w:r/>
+            <w:r>
+              <w:rPr>
+                <w:rFonts w:ascii="Times New Roman" w:hAnsi="Times New Roman"/>
+                <w:sz w:val="16"/>
+              </w:rPr>
+              <w:t>5,1</w:t>
+            </w:r>
+          </w:p>
+        </w:tc>
+        <w:tc>
+          <w:tcPr>
+            <w:tcW w:type="dxa" w:w="855"/>
+            <w:tcBorders>
+              <w:top w:val="single" w:sz="6" w:color="000000"/>
+              <w:bottom w:val="single" w:sz="6" w:color="000000"/>
+              <w:left w:val="nil" w:sz="6" w:color="000000"/>
+              <w:right w:val="nil" w:sz="6" w:color="000000"/>
+            </w:tcBorders>
+          </w:tcPr>
+          <w:p>
+            <w:pPr>
+              <w:jc w:val="center"/>
+            </w:pPr>
+            <w:r/>
+            <w:r>
+              <w:rPr>
+                <w:rFonts w:ascii="Times New Roman" w:hAnsi="Times New Roman"/>
+                <w:sz w:val="16"/>
+              </w:rPr>
+              <w:t>6,0</w:t>
+            </w:r>
+          </w:p>
+        </w:tc>
+        <w:tc>
+          <w:tcPr>
+            <w:tcW w:type="dxa" w:w="855"/>
+            <w:tcBorders>
+              <w:top w:val="single" w:sz="6" w:color="000000"/>
+              <w:bottom w:val="single" w:sz="6" w:color="000000"/>
+              <w:left w:val="nil" w:sz="6" w:color="000000"/>
+              <w:right w:val="nil" w:sz="6" w:color="000000"/>
+            </w:tcBorders>
+          </w:tcPr>
+          <w:p>
+            <w:pPr>
+              <w:jc w:val="center"/>
+            </w:pPr>
+            <w:r/>
+            <w:r>
+              <w:rPr>
+                <w:rFonts w:ascii="Times New Roman" w:hAnsi="Times New Roman"/>
+                <w:sz w:val="16"/>
+              </w:rPr>
+              <w:t>7,2</w:t>
+            </w:r>
+          </w:p>
+        </w:tc>
+        <w:tc>
+          <w:tcPr>
+            <w:tcW w:type="dxa" w:w="855"/>
+            <w:tcBorders>
+              <w:top w:val="single" w:sz="6" w:color="000000"/>
+              <w:bottom w:val="single" w:sz="6" w:color="000000"/>
+              <w:left w:val="nil" w:sz="6" w:color="000000"/>
+              <w:right w:val="nil" w:sz="6" w:color="000000"/>
+            </w:tcBorders>
+          </w:tcPr>
+          <w:p>
+            <w:pPr>
+              <w:jc w:val="center"/>
+            </w:pPr>
+            <w:r/>
+            <w:r>
+              <w:rPr>
+                <w:rFonts w:ascii="Times New Roman" w:hAnsi="Times New Roman"/>
+                <w:sz w:val="16"/>
+              </w:rPr>
+              <w:t>17,9</w:t>
+            </w:r>
+          </w:p>
+        </w:tc>
+        <w:tc>
+          <w:tcPr>
+            <w:tcW w:type="dxa" w:w="855"/>
+            <w:tcBorders>
+              <w:top w:val="single" w:sz="6" w:color="000000"/>
+              <w:bottom w:val="single" w:sz="6" w:color="000000"/>
+              <w:left w:val="nil" w:sz="6" w:color="000000"/>
+              <w:right w:val="nil" w:sz="6" w:color="000000"/>
+            </w:tcBorders>
+          </w:tcPr>
+          <w:p>
+            <w:pPr>
+              <w:jc w:val="center"/>
+            </w:pPr>
+            <w:r/>
+            <w:r>
+              <w:rPr>
+                <w:rFonts w:ascii="Times New Roman" w:hAnsi="Times New Roman"/>
+                <w:sz w:val="16"/>
+              </w:rPr>
+              <w:t>0,007</w:t>
+            </w:r>
+          </w:p>
+        </w:tc>
+        <w:tc>
+          <w:tcPr>
+            <w:tcW w:type="dxa" w:w="855"/>
+            <w:tcBorders>
+              <w:top w:val="single" w:sz="6" w:color="000000"/>
+              <w:bottom w:val="single" w:sz="6" w:color="000000"/>
+              <w:left w:val="nil" w:sz="6" w:color="000000"/>
+              <w:right w:val="nil" w:sz="6" w:color="000000"/>
+            </w:tcBorders>
+          </w:tcPr>
+          <w:p>
+            <w:pPr>
+              <w:jc w:val="center"/>
+            </w:pPr>
+            <w:r/>
+            <w:r>
+              <w:rPr>
+                <w:rFonts w:ascii="Times New Roman" w:hAnsi="Times New Roman"/>
+                <w:sz w:val="16"/>
+              </w:rPr>
+              <w:t>0,16</w:t>
+            </w:r>
+          </w:p>
+        </w:tc>
+      </w:tr>
+      <w:tr>
+        <w:tc>
+          <w:tcPr>
+            <w:tcW w:type="dxa" w:w="855"/>
+            <w:tcBorders>
+              <w:top w:val="single" w:sz="6" w:color="000000"/>
+              <w:bottom w:val="single" w:sz="6" w:color="000000"/>
+              <w:left w:val="nil" w:sz="6" w:color="000000"/>
+              <w:right w:val="nil" w:sz="6" w:color="000000"/>
+            </w:tcBorders>
+          </w:tcPr>
+          <w:p>
+            <w:pPr>
+              <w:jc w:val="left"/>
+            </w:pPr>
+            <w:r/>
+            <w:r>
+              <w:rPr>
+                <w:rFonts w:ascii="Times New Roman" w:hAnsi="Times New Roman"/>
+                <w:sz w:val="16"/>
+              </w:rPr>
+              <w:t>Confusão</w:t>
+            </w:r>
+          </w:p>
+        </w:tc>
+        <w:tc>
+          <w:tcPr>
+            <w:tcW w:type="dxa" w:w="855"/>
+            <w:tcBorders>
+              <w:top w:val="single" w:sz="6" w:color="000000"/>
+              <w:bottom w:val="single" w:sz="6" w:color="000000"/>
+              <w:left w:val="nil" w:sz="6" w:color="000000"/>
+              <w:right w:val="nil" w:sz="6" w:color="000000"/>
+            </w:tcBorders>
+          </w:tcPr>
+          <w:p>
+            <w:pPr>
+              <w:jc w:val="center"/>
+            </w:pPr>
+            <w:r/>
+            <w:r>
+              <w:rPr>
+                <w:rFonts w:ascii="Times New Roman" w:hAnsi="Times New Roman"/>
+                <w:sz w:val="16"/>
+              </w:rPr>
+              <w:t>1,0</w:t>
+            </w:r>
+          </w:p>
+        </w:tc>
+        <w:tc>
+          <w:tcPr>
+            <w:tcW w:type="dxa" w:w="855"/>
+            <w:tcBorders>
+              <w:top w:val="single" w:sz="6" w:color="000000"/>
+              <w:bottom w:val="single" w:sz="6" w:color="000000"/>
+              <w:left w:val="nil" w:sz="6" w:color="000000"/>
+              <w:right w:val="nil" w:sz="6" w:color="000000"/>
+            </w:tcBorders>
+          </w:tcPr>
+          <w:p>
+            <w:pPr>
+              <w:jc w:val="center"/>
+            </w:pPr>
+            <w:r/>
+            <w:r>
+              <w:rPr>
+                <w:rFonts w:ascii="Times New Roman" w:hAnsi="Times New Roman"/>
+                <w:sz w:val="16"/>
+              </w:rPr>
+              <w:t>0,6</w:t>
+            </w:r>
+          </w:p>
+        </w:tc>
+        <w:tc>
+          <w:tcPr>
+            <w:tcW w:type="dxa" w:w="855"/>
+            <w:tcBorders>
+              <w:top w:val="single" w:sz="6" w:color="000000"/>
+              <w:bottom w:val="single" w:sz="6" w:color="000000"/>
+              <w:left w:val="nil" w:sz="6" w:color="000000"/>
+              <w:right w:val="nil" w:sz="6" w:color="000000"/>
+            </w:tcBorders>
+          </w:tcPr>
+          <w:p>
+            <w:pPr>
+              <w:jc w:val="center"/>
+            </w:pPr>
+            <w:r/>
+            <w:r>
+              <w:rPr>
+                <w:rFonts w:ascii="Times New Roman" w:hAnsi="Times New Roman"/>
+                <w:sz w:val="16"/>
+              </w:rPr>
+              <w:t>0,3</w:t>
+            </w:r>
+          </w:p>
+        </w:tc>
+        <w:tc>
+          <w:tcPr>
+            <w:tcW w:type="dxa" w:w="855"/>
+            <w:tcBorders>
+              <w:top w:val="single" w:sz="6" w:color="000000"/>
+              <w:bottom w:val="single" w:sz="6" w:color="000000"/>
+              <w:left w:val="nil" w:sz="6" w:color="000000"/>
+              <w:right w:val="nil" w:sz="6" w:color="000000"/>
+            </w:tcBorders>
+          </w:tcPr>
+          <w:p>
+            <w:pPr>
+              <w:jc w:val="center"/>
+            </w:pPr>
+            <w:r/>
+            <w:r>
+              <w:rPr>
+                <w:rFonts w:ascii="Times New Roman" w:hAnsi="Times New Roman"/>
+                <w:sz w:val="16"/>
+              </w:rPr>
+              <w:t>0,4</w:t>
+            </w:r>
+          </w:p>
+        </w:tc>
+        <w:tc>
+          <w:tcPr>
+            <w:tcW w:type="dxa" w:w="855"/>
+            <w:tcBorders>
+              <w:top w:val="single" w:sz="6" w:color="000000"/>
+              <w:bottom w:val="single" w:sz="6" w:color="000000"/>
+              <w:left w:val="nil" w:sz="6" w:color="000000"/>
+              <w:right w:val="nil" w:sz="6" w:color="000000"/>
+            </w:tcBorders>
+          </w:tcPr>
+          <w:p>
+            <w:pPr>
+              <w:jc w:val="center"/>
+            </w:pPr>
+            <w:r/>
+            <w:r>
+              <w:rPr>
+                <w:rFonts w:ascii="Times New Roman" w:hAnsi="Times New Roman"/>
+                <w:sz w:val="16"/>
+              </w:rPr>
+              <w:t>0,2</w:t>
+            </w:r>
+          </w:p>
+        </w:tc>
+        <w:tc>
+          <w:tcPr>
+            <w:tcW w:type="dxa" w:w="855"/>
+            <w:tcBorders>
+              <w:top w:val="single" w:sz="6" w:color="000000"/>
+              <w:bottom w:val="single" w:sz="6" w:color="000000"/>
+              <w:left w:val="nil" w:sz="6" w:color="000000"/>
+              <w:right w:val="nil" w:sz="6" w:color="000000"/>
+            </w:tcBorders>
+          </w:tcPr>
+          <w:p>
+            <w:pPr>
+              <w:jc w:val="center"/>
+            </w:pPr>
+            <w:r/>
+            <w:r>
+              <w:rPr>
+                <w:rFonts w:ascii="Times New Roman" w:hAnsi="Times New Roman"/>
+                <w:sz w:val="16"/>
+              </w:rPr>
+              <w:t>0,7</w:t>
+            </w:r>
+          </w:p>
+        </w:tc>
+        <w:tc>
+          <w:tcPr>
+            <w:tcW w:type="dxa" w:w="855"/>
+            <w:tcBorders>
+              <w:top w:val="single" w:sz="6" w:color="000000"/>
+              <w:bottom w:val="single" w:sz="6" w:color="000000"/>
+              <w:left w:val="nil" w:sz="6" w:color="000000"/>
+              <w:right w:val="nil" w:sz="6" w:color="000000"/>
+            </w:tcBorders>
+          </w:tcPr>
+          <w:p>
+            <w:pPr>
+              <w:jc w:val="center"/>
+            </w:pPr>
+            <w:r/>
+            <w:r>
+              <w:rPr>
+                <w:rFonts w:ascii="Times New Roman" w:hAnsi="Times New Roman"/>
+                <w:sz w:val="16"/>
+              </w:rPr>
+              <w:t>0,6</w:t>
+            </w:r>
+          </w:p>
+        </w:tc>
+        <w:tc>
+          <w:tcPr>
+            <w:tcW w:type="dxa" w:w="855"/>
+            <w:tcBorders>
+              <w:top w:val="single" w:sz="6" w:color="000000"/>
+              <w:bottom w:val="single" w:sz="6" w:color="000000"/>
+              <w:left w:val="nil" w:sz="6" w:color="000000"/>
+              <w:right w:val="nil" w:sz="6" w:color="000000"/>
+            </w:tcBorders>
+          </w:tcPr>
+          <w:p>
+            <w:pPr>
+              <w:jc w:val="center"/>
+            </w:pPr>
+            <w:r/>
+            <w:r>
+              <w:rPr>
+                <w:rFonts w:ascii="Times New Roman" w:hAnsi="Times New Roman"/>
+                <w:sz w:val="16"/>
+              </w:rPr>
+              <w:t>22,9</w:t>
+            </w:r>
+          </w:p>
+        </w:tc>
+        <w:tc>
+          <w:tcPr>
+            <w:tcW w:type="dxa" w:w="855"/>
+            <w:tcBorders>
+              <w:top w:val="single" w:sz="6" w:color="000000"/>
+              <w:bottom w:val="single" w:sz="6" w:color="000000"/>
+              <w:left w:val="nil" w:sz="6" w:color="000000"/>
+              <w:right w:val="nil" w:sz="6" w:color="000000"/>
+            </w:tcBorders>
+          </w:tcPr>
+          <w:p>
+            <w:pPr>
+              <w:jc w:val="center"/>
+            </w:pPr>
+            <w:r/>
+            <w:r>
+              <w:rPr>
+                <w:rFonts w:ascii="Times New Roman" w:hAnsi="Times New Roman"/>
+                <w:sz w:val="16"/>
+              </w:rPr>
+              <w:t>&lt; 0,001</w:t>
+            </w:r>
+          </w:p>
+        </w:tc>
+        <w:tc>
+          <w:tcPr>
+            <w:tcW w:type="dxa" w:w="855"/>
+            <w:tcBorders>
+              <w:top w:val="single" w:sz="6" w:color="000000"/>
+              <w:bottom w:val="single" w:sz="6" w:color="000000"/>
+              <w:left w:val="nil" w:sz="6" w:color="000000"/>
+              <w:right w:val="nil" w:sz="6" w:color="000000"/>
+            </w:tcBorders>
+          </w:tcPr>
+          <w:p>
+            <w:pPr>
+              <w:jc w:val="center"/>
+            </w:pPr>
+            <w:r/>
+            <w:r>
+              <w:rPr>
+                <w:rFonts w:ascii="Times New Roman" w:hAnsi="Times New Roman"/>
+                <w:sz w:val="16"/>
+              </w:rPr>
+              <w:t>0,20</w:t>
+            </w:r>
+          </w:p>
+        </w:tc>
+      </w:tr>
+      <w:tr>
+        <w:tc>
+          <w:tcPr>
+            <w:tcW w:type="dxa" w:w="855"/>
+            <w:tcBorders>
+              <w:top w:val="single" w:sz="6" w:color="000000"/>
+              <w:bottom w:val="single" w:sz="6" w:color="000000"/>
+              <w:left w:val="nil" w:sz="6" w:color="000000"/>
+              <w:right w:val="nil" w:sz="6" w:color="000000"/>
+            </w:tcBorders>
+          </w:tcPr>
+          <w:p>
+            <w:pPr>
+              <w:jc w:val="left"/>
+            </w:pPr>
+            <w:r/>
+            <w:r>
+              <w:rPr>
+                <w:rFonts w:ascii="Times New Roman" w:hAnsi="Times New Roman"/>
+                <w:sz w:val="16"/>
+              </w:rPr>
+              <w:t>PTH</w:t>
+            </w:r>
+          </w:p>
+        </w:tc>
+        <w:tc>
+          <w:tcPr>
+            <w:tcW w:type="dxa" w:w="855"/>
+            <w:tcBorders>
+              <w:top w:val="single" w:sz="6" w:color="000000"/>
+              <w:bottom w:val="single" w:sz="6" w:color="000000"/>
+              <w:left w:val="nil" w:sz="6" w:color="000000"/>
+              <w:right w:val="nil" w:sz="6" w:color="000000"/>
+            </w:tcBorders>
+          </w:tcPr>
+          <w:p>
+            <w:pPr>
+              <w:jc w:val="center"/>
+            </w:pPr>
+            <w:r/>
+            <w:r>
+              <w:rPr>
+                <w:rFonts w:ascii="Times New Roman" w:hAnsi="Times New Roman"/>
+                <w:sz w:val="16"/>
+              </w:rPr>
+              <w:t>0,6</w:t>
+            </w:r>
+          </w:p>
+        </w:tc>
+        <w:tc>
+          <w:tcPr>
+            <w:tcW w:type="dxa" w:w="855"/>
+            <w:tcBorders>
+              <w:top w:val="single" w:sz="6" w:color="000000"/>
+              <w:bottom w:val="single" w:sz="6" w:color="000000"/>
+              <w:left w:val="nil" w:sz="6" w:color="000000"/>
+              <w:right w:val="nil" w:sz="6" w:color="000000"/>
+            </w:tcBorders>
+          </w:tcPr>
+          <w:p>
+            <w:pPr>
+              <w:jc w:val="center"/>
+            </w:pPr>
+            <w:r/>
+            <w:r>
+              <w:rPr>
+                <w:rFonts w:ascii="Times New Roman" w:hAnsi="Times New Roman"/>
+                <w:sz w:val="16"/>
+              </w:rPr>
+              <w:t>5,3</w:t>
+            </w:r>
+          </w:p>
+        </w:tc>
+        <w:tc>
+          <w:tcPr>
+            <w:tcW w:type="dxa" w:w="855"/>
+            <w:tcBorders>
+              <w:top w:val="single" w:sz="6" w:color="000000"/>
+              <w:bottom w:val="single" w:sz="6" w:color="000000"/>
+              <w:left w:val="nil" w:sz="6" w:color="000000"/>
+              <w:right w:val="nil" w:sz="6" w:color="000000"/>
+            </w:tcBorders>
+          </w:tcPr>
+          <w:p>
+            <w:pPr>
+              <w:jc w:val="center"/>
+            </w:pPr>
+            <w:r/>
+            <w:r>
+              <w:rPr>
+                <w:rFonts w:ascii="Times New Roman" w:hAnsi="Times New Roman"/>
+                <w:sz w:val="16"/>
+              </w:rPr>
+              <w:t>3,3</w:t>
+            </w:r>
+          </w:p>
+        </w:tc>
+        <w:tc>
+          <w:tcPr>
+            <w:tcW w:type="dxa" w:w="855"/>
+            <w:tcBorders>
+              <w:top w:val="single" w:sz="6" w:color="000000"/>
+              <w:bottom w:val="single" w:sz="6" w:color="000000"/>
+              <w:left w:val="nil" w:sz="6" w:color="000000"/>
+              <w:right w:val="nil" w:sz="6" w:color="000000"/>
+            </w:tcBorders>
+          </w:tcPr>
+          <w:p>
+            <w:pPr>
+              <w:jc w:val="center"/>
+            </w:pPr>
+            <w:r/>
+            <w:r>
+              <w:rPr>
+                <w:rFonts w:ascii="Times New Roman" w:hAnsi="Times New Roman"/>
+                <w:sz w:val="16"/>
+              </w:rPr>
+              <w:t>5,0</w:t>
+            </w:r>
+          </w:p>
+        </w:tc>
+        <w:tc>
+          <w:tcPr>
+            <w:tcW w:type="dxa" w:w="855"/>
+            <w:tcBorders>
+              <w:top w:val="single" w:sz="6" w:color="000000"/>
+              <w:bottom w:val="single" w:sz="6" w:color="000000"/>
+              <w:left w:val="nil" w:sz="6" w:color="000000"/>
+              <w:right w:val="nil" w:sz="6" w:color="000000"/>
+            </w:tcBorders>
+          </w:tcPr>
+          <w:p>
+            <w:pPr>
+              <w:jc w:val="center"/>
+            </w:pPr>
+            <w:r/>
+            <w:r>
+              <w:rPr>
+                <w:rFonts w:ascii="Times New Roman" w:hAnsi="Times New Roman"/>
+                <w:sz w:val="16"/>
+              </w:rPr>
+              <w:t>1,9</w:t>
+            </w:r>
+          </w:p>
+        </w:tc>
+        <w:tc>
+          <w:tcPr>
+            <w:tcW w:type="dxa" w:w="855"/>
+            <w:tcBorders>
+              <w:top w:val="single" w:sz="6" w:color="000000"/>
+              <w:bottom w:val="single" w:sz="6" w:color="000000"/>
+              <w:left w:val="nil" w:sz="6" w:color="000000"/>
+              <w:right w:val="nil" w:sz="6" w:color="000000"/>
+            </w:tcBorders>
+          </w:tcPr>
+          <w:p>
+            <w:pPr>
+              <w:jc w:val="center"/>
+            </w:pPr>
+            <w:r/>
+            <w:r>
+              <w:rPr>
+                <w:rFonts w:ascii="Times New Roman" w:hAnsi="Times New Roman"/>
+                <w:sz w:val="16"/>
+              </w:rPr>
+              <w:t>5,5</w:t>
+            </w:r>
+          </w:p>
+        </w:tc>
+        <w:tc>
+          <w:tcPr>
+            <w:tcW w:type="dxa" w:w="855"/>
+            <w:tcBorders>
+              <w:top w:val="single" w:sz="6" w:color="000000"/>
+              <w:bottom w:val="single" w:sz="6" w:color="000000"/>
+              <w:left w:val="nil" w:sz="6" w:color="000000"/>
+              <w:right w:val="nil" w:sz="6" w:color="000000"/>
+            </w:tcBorders>
+          </w:tcPr>
+          <w:p>
+            <w:pPr>
+              <w:jc w:val="center"/>
+            </w:pPr>
+            <w:r/>
+            <w:r>
+              <w:rPr>
+                <w:rFonts w:ascii="Times New Roman" w:hAnsi="Times New Roman"/>
+                <w:sz w:val="16"/>
+              </w:rPr>
+              <w:t>8,3</w:t>
+            </w:r>
+          </w:p>
+        </w:tc>
+        <w:tc>
+          <w:tcPr>
+            <w:tcW w:type="dxa" w:w="855"/>
+            <w:tcBorders>
+              <w:top w:val="single" w:sz="6" w:color="000000"/>
+              <w:bottom w:val="single" w:sz="6" w:color="000000"/>
+              <w:left w:val="nil" w:sz="6" w:color="000000"/>
+              <w:right w:val="nil" w:sz="6" w:color="000000"/>
+            </w:tcBorders>
+          </w:tcPr>
+          <w:p>
+            <w:pPr>
+              <w:jc w:val="center"/>
+            </w:pPr>
+            <w:r/>
+            <w:r>
+              <w:rPr>
+                <w:rFonts w:ascii="Times New Roman" w:hAnsi="Times New Roman"/>
+                <w:sz w:val="16"/>
+              </w:rPr>
+              <w:t>13,8</w:t>
+            </w:r>
+          </w:p>
+        </w:tc>
+        <w:tc>
+          <w:tcPr>
+            <w:tcW w:type="dxa" w:w="855"/>
+            <w:tcBorders>
+              <w:top w:val="single" w:sz="6" w:color="000000"/>
+              <w:bottom w:val="single" w:sz="6" w:color="000000"/>
+              <w:left w:val="nil" w:sz="6" w:color="000000"/>
+              <w:right w:val="nil" w:sz="6" w:color="000000"/>
+            </w:tcBorders>
+          </w:tcPr>
+          <w:p>
+            <w:pPr>
+              <w:jc w:val="center"/>
+            </w:pPr>
+            <w:r/>
+            <w:r>
+              <w:rPr>
+                <w:rFonts w:ascii="Times New Roman" w:hAnsi="Times New Roman"/>
+                <w:sz w:val="16"/>
+              </w:rPr>
+              <w:t>0,032</w:t>
+            </w:r>
+          </w:p>
+        </w:tc>
+        <w:tc>
+          <w:tcPr>
+            <w:tcW w:type="dxa" w:w="855"/>
+            <w:tcBorders>
+              <w:top w:val="single" w:sz="6" w:color="000000"/>
+              <w:bottom w:val="single" w:sz="6" w:color="000000"/>
+              <w:left w:val="nil" w:sz="6" w:color="000000"/>
+              <w:right w:val="nil" w:sz="6" w:color="000000"/>
+            </w:tcBorders>
+          </w:tcPr>
+          <w:p>
+            <w:pPr>
+              <w:jc w:val="center"/>
+            </w:pPr>
+            <w:r/>
+            <w:r>
+              <w:rPr>
+                <w:rFonts w:ascii="Times New Roman" w:hAnsi="Times New Roman"/>
+                <w:sz w:val="16"/>
+              </w:rPr>
+              <w:t>0,12</w:t>
+            </w:r>
+          </w:p>
+        </w:tc>
+      </w:tr>
+    </w:tbl>
+    <w:p>
+      <w:pPr>
+        <w:spacing w:after="0"/>
+      </w:pPr>
+      <w:r>
+        <w:rPr>
+          <w:i/>
+          <w:sz w:val="17"/>
+        </w:rPr>
+        <w:t>W de Kendall = tamanho de efeito do teste de Friedman (0,1 pequeno; 0,3 moderado; 0,5 grande). PTH: perturbação total do humor.</w:t>
+      </w:r>
+    </w:p>
+    <w:p>
+      <w:pPr>
+        <w:spacing w:after="120"/>
+      </w:pPr>
+      <w:r>
+        <w:rPr>
+          <w:sz w:val="18"/>
+        </w:rPr>
+        <w:t>Fonte: dados da pesquisa (2026).</w:t>
+      </w:r>
+    </w:p>
+    <w:p>
+      <w:pPr>
+        <w:spacing w:line="360" w:lineRule="auto" w:after="0"/>
+        <w:ind w:firstLine="709"/>
+        <w:jc w:val="both"/>
+      </w:pPr>
+      <w:r>
+        <w:rPr>
+          <w:b w:val="0"/>
+          <w:sz w:val="24"/>
+        </w:rPr>
+        <w:t>A Figura 3 ilustra a trajetória do vigor, da fadiga e da PTH ao longo da semana, com a queda progressiva do vigor e a elevação da fadiga e da PTH em direção ao fim do microciclo.</w:t>
       </w:r>
     </w:p>
     <w:p>
@@ -1325,7 +4125,7 @@
       <w:r>
         <w:drawing>
           <wp:inline xmlns:a="http://schemas.openxmlformats.org/drawingml/2006/main" xmlns:pic="http://schemas.openxmlformats.org/drawingml/2006/picture">
-            <wp:extent cx="5580000" cy="2911304"/>
+            <wp:extent cx="5040000" cy="2835000"/>
             <wp:docPr id="3" name="Picture 3"/>
             <wp:cNvGraphicFramePr>
               <a:graphicFrameLocks noChangeAspect="1"/>
@@ -1334,7 +4134,7 @@
               <a:graphicData uri="http://schemas.openxmlformats.org/drawingml/2006/picture">
                 <pic:pic>
                   <pic:nvPicPr>
-                    <pic:cNvPr id="0" name="xb5_prev.png"/>
+                    <pic:cNvPr id="0" name="abnt_f1_trajetoria.png"/>
                     <pic:cNvPicPr/>
                   </pic:nvPicPr>
                   <pic:blipFill>
@@ -1346,7 +4146,7 @@
                   <pic:spPr>
                     <a:xfrm>
                       <a:off x="0" y="0"/>
-                      <a:ext cx="5580000" cy="2911304"/>
+                      <a:ext cx="5040000" cy="2835000"/>
                     </a:xfrm>
                     <a:prstGeom prst="rect"/>
                   </pic:spPr>
@@ -1365,7 +4165,7 @@
         <w:rPr>
           <w:sz w:val="22"/>
         </w:rPr>
-        <w:t>Figura 3 – Prevalência dos seis perfis de humor no primeiro e no último dia do microciclo.</w:t>
+        <w:t>Figura 3 – Trajetória de vigor, fadiga e perturbação total do humor ao longo dos sete dias.</w:t>
       </w:r>
     </w:p>
     <w:p>
@@ -1389,7 +4189,7 @@
           <w:b/>
           <w:sz w:val="24"/>
         </w:rPr>
-        <w:t>4.3 Mudança ao longo do microciclo e dentro do dia</w:t>
+        <w:t>4.4 Variação entre pré e pós-treino (Wilcoxon)</w:t>
       </w:r>
     </w:p>
     <w:p>
@@ -1403,7 +4203,1424 @@
           <w:b w:val="0"/>
           <w:sz w:val="24"/>
         </w:rPr>
-        <w:t>O comportamento diário reforçou a seletividade do eixo energia–fadiga. A Figura 4 mostra que o vigor foi máximo no Dia 1 e mínimo no Dia 7, com queda de 49% entre os extremos, ao passo que a fadiga percorreu o caminho inverso, com pico no Dia 7 e valor mais baixo no Dia 1. A PTH acompanhou esse movimento e atingiu o seu ponto mais alto no fim da semana, o que resume a deterioração global do humor sob carga.</w:t>
+        <w:t>A comparação entre pré e pós-treino pelo teste de Wilcoxon (Tabela 4) evidenciou uma resposta aguda coerente com o esforço: o vigor caiu (d = -0,47) e a fadiga e a PTH subiram do momento pré para o pós, com efeito de magnitude pequena a moderada. Essa oscilação dentro do dia somou-se à tendência semanal e ajudou a compor o quadro de fadiga funcional observado no fim do microciclo.</w:t>
+      </w:r>
+    </w:p>
+    <w:p>
+      <w:pPr>
+        <w:spacing w:before="160" w:after="40"/>
+      </w:pPr>
+      <w:r>
+        <w:rPr>
+          <w:sz w:val="22"/>
+        </w:rPr>
+        <w:t>Tabela 4 – Comparação entre pré e pós-treino das dimensões do BRUMS e da PTH (teste de Wilcoxon e d de Cohen).</w:t>
+      </w:r>
+    </w:p>
+    <w:tbl>
+      <w:tblPr>
+        <w:tblW w:type="auto" w:w="0"/>
+        <w:jc w:val="center"/>
+        <w:tblLook w:firstColumn="1" w:firstRow="1" w:lastColumn="0" w:lastRow="0" w:noHBand="0" w:noVBand="1" w:val="04A0"/>
+      </w:tblPr>
+      <w:tblGrid>
+        <w:gridCol w:w="1344"/>
+        <w:gridCol w:w="1344"/>
+        <w:gridCol w:w="1344"/>
+        <w:gridCol w:w="1344"/>
+        <w:gridCol w:w="1344"/>
+        <w:gridCol w:w="1344"/>
+        <w:gridCol w:w="1344"/>
+      </w:tblGrid>
+      <w:tr>
+        <w:tc>
+          <w:tcPr>
+            <w:tcW w:type="dxa" w:w="1344"/>
+            <w:tcBorders>
+              <w:top w:val="single" w:sz="6" w:color="000000"/>
+              <w:bottom w:val="single" w:sz="6" w:color="000000"/>
+              <w:left w:val="nil" w:sz="6" w:color="000000"/>
+              <w:right w:val="nil" w:sz="6" w:color="000000"/>
+            </w:tcBorders>
+          </w:tcPr>
+          <w:p>
+            <w:pPr>
+              <w:jc w:val="center"/>
+            </w:pPr>
+            <w:r/>
+            <w:r>
+              <w:rPr>
+                <w:rFonts w:ascii="Times New Roman" w:hAnsi="Times New Roman"/>
+                <w:b/>
+                <w:sz w:val="18"/>
+              </w:rPr>
+              <w:t>Dimensão</w:t>
+            </w:r>
+          </w:p>
+        </w:tc>
+        <w:tc>
+          <w:tcPr>
+            <w:tcW w:type="dxa" w:w="1344"/>
+            <w:tcBorders>
+              <w:top w:val="single" w:sz="6" w:color="000000"/>
+              <w:bottom w:val="single" w:sz="6" w:color="000000"/>
+              <w:left w:val="nil" w:sz="6" w:color="000000"/>
+              <w:right w:val="nil" w:sz="6" w:color="000000"/>
+            </w:tcBorders>
+          </w:tcPr>
+          <w:p>
+            <w:pPr>
+              <w:jc w:val="center"/>
+            </w:pPr>
+            <w:r/>
+            <w:r>
+              <w:rPr>
+                <w:rFonts w:ascii="Times New Roman" w:hAnsi="Times New Roman"/>
+                <w:b/>
+                <w:sz w:val="18"/>
+              </w:rPr>
+              <w:t>Pré (M)</w:t>
+            </w:r>
+          </w:p>
+        </w:tc>
+        <w:tc>
+          <w:tcPr>
+            <w:tcW w:type="dxa" w:w="1344"/>
+            <w:tcBorders>
+              <w:top w:val="single" w:sz="6" w:color="000000"/>
+              <w:bottom w:val="single" w:sz="6" w:color="000000"/>
+              <w:left w:val="nil" w:sz="6" w:color="000000"/>
+              <w:right w:val="nil" w:sz="6" w:color="000000"/>
+            </w:tcBorders>
+          </w:tcPr>
+          <w:p>
+            <w:pPr>
+              <w:jc w:val="center"/>
+            </w:pPr>
+            <w:r/>
+            <w:r>
+              <w:rPr>
+                <w:rFonts w:ascii="Times New Roman" w:hAnsi="Times New Roman"/>
+                <w:b/>
+                <w:sz w:val="18"/>
+              </w:rPr>
+              <w:t>Pós (M)</w:t>
+            </w:r>
+          </w:p>
+        </w:tc>
+        <w:tc>
+          <w:tcPr>
+            <w:tcW w:type="dxa" w:w="1344"/>
+            <w:tcBorders>
+              <w:top w:val="single" w:sz="6" w:color="000000"/>
+              <w:bottom w:val="single" w:sz="6" w:color="000000"/>
+              <w:left w:val="nil" w:sz="6" w:color="000000"/>
+              <w:right w:val="nil" w:sz="6" w:color="000000"/>
+            </w:tcBorders>
+          </w:tcPr>
+          <w:p>
+            <w:pPr>
+              <w:jc w:val="center"/>
+            </w:pPr>
+            <w:r/>
+            <w:r>
+              <w:rPr>
+                <w:rFonts w:ascii="Times New Roman" w:hAnsi="Times New Roman"/>
+                <w:b/>
+                <w:sz w:val="18"/>
+              </w:rPr>
+              <w:t>Variação (%)</w:t>
+            </w:r>
+          </w:p>
+        </w:tc>
+        <w:tc>
+          <w:tcPr>
+            <w:tcW w:type="dxa" w:w="1344"/>
+            <w:tcBorders>
+              <w:top w:val="single" w:sz="6" w:color="000000"/>
+              <w:bottom w:val="single" w:sz="6" w:color="000000"/>
+              <w:left w:val="nil" w:sz="6" w:color="000000"/>
+              <w:right w:val="nil" w:sz="6" w:color="000000"/>
+            </w:tcBorders>
+          </w:tcPr>
+          <w:p>
+            <w:pPr>
+              <w:jc w:val="center"/>
+            </w:pPr>
+            <w:r/>
+            <w:r>
+              <w:rPr>
+                <w:rFonts w:ascii="Times New Roman" w:hAnsi="Times New Roman"/>
+                <w:b/>
+                <w:sz w:val="18"/>
+              </w:rPr>
+              <w:t>p</w:t>
+            </w:r>
+          </w:p>
+        </w:tc>
+        <w:tc>
+          <w:tcPr>
+            <w:tcW w:type="dxa" w:w="1344"/>
+            <w:tcBorders>
+              <w:top w:val="single" w:sz="6" w:color="000000"/>
+              <w:bottom w:val="single" w:sz="6" w:color="000000"/>
+              <w:left w:val="nil" w:sz="6" w:color="000000"/>
+              <w:right w:val="nil" w:sz="6" w:color="000000"/>
+            </w:tcBorders>
+          </w:tcPr>
+          <w:p>
+            <w:pPr>
+              <w:jc w:val="center"/>
+            </w:pPr>
+            <w:r/>
+            <w:r>
+              <w:rPr>
+                <w:rFonts w:ascii="Times New Roman" w:hAnsi="Times New Roman"/>
+                <w:b/>
+                <w:sz w:val="18"/>
+              </w:rPr>
+              <w:t>d</w:t>
+            </w:r>
+          </w:p>
+        </w:tc>
+        <w:tc>
+          <w:tcPr>
+            <w:tcW w:type="dxa" w:w="1344"/>
+            <w:tcBorders>
+              <w:top w:val="single" w:sz="6" w:color="000000"/>
+              <w:bottom w:val="single" w:sz="6" w:color="000000"/>
+              <w:left w:val="nil" w:sz="6" w:color="000000"/>
+              <w:right w:val="nil" w:sz="6" w:color="000000"/>
+            </w:tcBorders>
+          </w:tcPr>
+          <w:p>
+            <w:pPr>
+              <w:jc w:val="center"/>
+            </w:pPr>
+            <w:r/>
+            <w:r>
+              <w:rPr>
+                <w:rFonts w:ascii="Times New Roman" w:hAnsi="Times New Roman"/>
+                <w:b/>
+                <w:sz w:val="18"/>
+              </w:rPr>
+              <w:t>Magnitude</w:t>
+            </w:r>
+          </w:p>
+        </w:tc>
+      </w:tr>
+      <w:tr>
+        <w:tc>
+          <w:tcPr>
+            <w:tcW w:type="dxa" w:w="1344"/>
+            <w:tcBorders>
+              <w:top w:val="single" w:sz="6" w:color="000000"/>
+              <w:bottom w:val="single" w:sz="6" w:color="000000"/>
+              <w:left w:val="nil" w:sz="6" w:color="000000"/>
+              <w:right w:val="nil" w:sz="6" w:color="000000"/>
+            </w:tcBorders>
+          </w:tcPr>
+          <w:p>
+            <w:pPr>
+              <w:jc w:val="left"/>
+            </w:pPr>
+            <w:r/>
+            <w:r>
+              <w:rPr>
+                <w:rFonts w:ascii="Times New Roman" w:hAnsi="Times New Roman"/>
+                <w:sz w:val="18"/>
+              </w:rPr>
+              <w:t>Tensão</w:t>
+            </w:r>
+          </w:p>
+        </w:tc>
+        <w:tc>
+          <w:tcPr>
+            <w:tcW w:type="dxa" w:w="1344"/>
+            <w:tcBorders>
+              <w:top w:val="single" w:sz="6" w:color="000000"/>
+              <w:bottom w:val="single" w:sz="6" w:color="000000"/>
+              <w:left w:val="nil" w:sz="6" w:color="000000"/>
+              <w:right w:val="nil" w:sz="6" w:color="000000"/>
+            </w:tcBorders>
+          </w:tcPr>
+          <w:p>
+            <w:pPr>
+              <w:jc w:val="center"/>
+            </w:pPr>
+            <w:r/>
+            <w:r>
+              <w:rPr>
+                <w:rFonts w:ascii="Times New Roman" w:hAnsi="Times New Roman"/>
+                <w:sz w:val="18"/>
+              </w:rPr>
+              <w:t>1,30</w:t>
+            </w:r>
+          </w:p>
+        </w:tc>
+        <w:tc>
+          <w:tcPr>
+            <w:tcW w:type="dxa" w:w="1344"/>
+            <w:tcBorders>
+              <w:top w:val="single" w:sz="6" w:color="000000"/>
+              <w:bottom w:val="single" w:sz="6" w:color="000000"/>
+              <w:left w:val="nil" w:sz="6" w:color="000000"/>
+              <w:right w:val="nil" w:sz="6" w:color="000000"/>
+            </w:tcBorders>
+          </w:tcPr>
+          <w:p>
+            <w:pPr>
+              <w:jc w:val="center"/>
+            </w:pPr>
+            <w:r/>
+            <w:r>
+              <w:rPr>
+                <w:rFonts w:ascii="Times New Roman" w:hAnsi="Times New Roman"/>
+                <w:sz w:val="18"/>
+              </w:rPr>
+              <w:t>1,60</w:t>
+            </w:r>
+          </w:p>
+        </w:tc>
+        <w:tc>
+          <w:tcPr>
+            <w:tcW w:type="dxa" w:w="1344"/>
+            <w:tcBorders>
+              <w:top w:val="single" w:sz="6" w:color="000000"/>
+              <w:bottom w:val="single" w:sz="6" w:color="000000"/>
+              <w:left w:val="nil" w:sz="6" w:color="000000"/>
+              <w:right w:val="nil" w:sz="6" w:color="000000"/>
+            </w:tcBorders>
+          </w:tcPr>
+          <w:p>
+            <w:pPr>
+              <w:jc w:val="center"/>
+            </w:pPr>
+            <w:r/>
+            <w:r>
+              <w:rPr>
+                <w:rFonts w:ascii="Times New Roman" w:hAnsi="Times New Roman"/>
+                <w:sz w:val="18"/>
+              </w:rPr>
+              <w:t>+23%</w:t>
+            </w:r>
+          </w:p>
+        </w:tc>
+        <w:tc>
+          <w:tcPr>
+            <w:tcW w:type="dxa" w:w="1344"/>
+            <w:tcBorders>
+              <w:top w:val="single" w:sz="6" w:color="000000"/>
+              <w:bottom w:val="single" w:sz="6" w:color="000000"/>
+              <w:left w:val="nil" w:sz="6" w:color="000000"/>
+              <w:right w:val="nil" w:sz="6" w:color="000000"/>
+            </w:tcBorders>
+          </w:tcPr>
+          <w:p>
+            <w:pPr>
+              <w:jc w:val="center"/>
+            </w:pPr>
+            <w:r/>
+            <w:r>
+              <w:rPr>
+                <w:rFonts w:ascii="Times New Roman" w:hAnsi="Times New Roman"/>
+                <w:sz w:val="18"/>
+              </w:rPr>
+              <w:t>0,057</w:t>
+            </w:r>
+          </w:p>
+        </w:tc>
+        <w:tc>
+          <w:tcPr>
+            <w:tcW w:type="dxa" w:w="1344"/>
+            <w:tcBorders>
+              <w:top w:val="single" w:sz="6" w:color="000000"/>
+              <w:bottom w:val="single" w:sz="6" w:color="000000"/>
+              <w:left w:val="nil" w:sz="6" w:color="000000"/>
+              <w:right w:val="nil" w:sz="6" w:color="000000"/>
+            </w:tcBorders>
+          </w:tcPr>
+          <w:p>
+            <w:pPr>
+              <w:jc w:val="center"/>
+            </w:pPr>
+            <w:r/>
+            <w:r>
+              <w:rPr>
+                <w:rFonts w:ascii="Times New Roman" w:hAnsi="Times New Roman"/>
+                <w:sz w:val="18"/>
+              </w:rPr>
+              <w:t>+0,43</w:t>
+            </w:r>
+          </w:p>
+        </w:tc>
+        <w:tc>
+          <w:tcPr>
+            <w:tcW w:type="dxa" w:w="1344"/>
+            <w:tcBorders>
+              <w:top w:val="single" w:sz="6" w:color="000000"/>
+              <w:bottom w:val="single" w:sz="6" w:color="000000"/>
+              <w:left w:val="nil" w:sz="6" w:color="000000"/>
+              <w:right w:val="nil" w:sz="6" w:color="000000"/>
+            </w:tcBorders>
+          </w:tcPr>
+          <w:p>
+            <w:pPr>
+              <w:jc w:val="center"/>
+            </w:pPr>
+            <w:r/>
+            <w:r>
+              <w:rPr>
+                <w:rFonts w:ascii="Times New Roman" w:hAnsi="Times New Roman"/>
+                <w:sz w:val="18"/>
+              </w:rPr>
+              <w:t>pequeno</w:t>
+            </w:r>
+          </w:p>
+        </w:tc>
+      </w:tr>
+      <w:tr>
+        <w:tc>
+          <w:tcPr>
+            <w:tcW w:type="dxa" w:w="1344"/>
+            <w:tcBorders>
+              <w:top w:val="single" w:sz="6" w:color="000000"/>
+              <w:bottom w:val="single" w:sz="6" w:color="000000"/>
+              <w:left w:val="nil" w:sz="6" w:color="000000"/>
+              <w:right w:val="nil" w:sz="6" w:color="000000"/>
+            </w:tcBorders>
+          </w:tcPr>
+          <w:p>
+            <w:pPr>
+              <w:jc w:val="left"/>
+            </w:pPr>
+            <w:r/>
+            <w:r>
+              <w:rPr>
+                <w:rFonts w:ascii="Times New Roman" w:hAnsi="Times New Roman"/>
+                <w:sz w:val="18"/>
+              </w:rPr>
+              <w:t>Depressão</w:t>
+            </w:r>
+          </w:p>
+        </w:tc>
+        <w:tc>
+          <w:tcPr>
+            <w:tcW w:type="dxa" w:w="1344"/>
+            <w:tcBorders>
+              <w:top w:val="single" w:sz="6" w:color="000000"/>
+              <w:bottom w:val="single" w:sz="6" w:color="000000"/>
+              <w:left w:val="nil" w:sz="6" w:color="000000"/>
+              <w:right w:val="nil" w:sz="6" w:color="000000"/>
+            </w:tcBorders>
+          </w:tcPr>
+          <w:p>
+            <w:pPr>
+              <w:jc w:val="center"/>
+            </w:pPr>
+            <w:r/>
+            <w:r>
+              <w:rPr>
+                <w:rFonts w:ascii="Times New Roman" w:hAnsi="Times New Roman"/>
+                <w:sz w:val="18"/>
+              </w:rPr>
+              <w:t>1,03</w:t>
+            </w:r>
+          </w:p>
+        </w:tc>
+        <w:tc>
+          <w:tcPr>
+            <w:tcW w:type="dxa" w:w="1344"/>
+            <w:tcBorders>
+              <w:top w:val="single" w:sz="6" w:color="000000"/>
+              <w:bottom w:val="single" w:sz="6" w:color="000000"/>
+              <w:left w:val="nil" w:sz="6" w:color="000000"/>
+              <w:right w:val="nil" w:sz="6" w:color="000000"/>
+            </w:tcBorders>
+          </w:tcPr>
+          <w:p>
+            <w:pPr>
+              <w:jc w:val="center"/>
+            </w:pPr>
+            <w:r/>
+            <w:r>
+              <w:rPr>
+                <w:rFonts w:ascii="Times New Roman" w:hAnsi="Times New Roman"/>
+                <w:sz w:val="18"/>
+              </w:rPr>
+              <w:t>1,21</w:t>
+            </w:r>
+          </w:p>
+        </w:tc>
+        <w:tc>
+          <w:tcPr>
+            <w:tcW w:type="dxa" w:w="1344"/>
+            <w:tcBorders>
+              <w:top w:val="single" w:sz="6" w:color="000000"/>
+              <w:bottom w:val="single" w:sz="6" w:color="000000"/>
+              <w:left w:val="nil" w:sz="6" w:color="000000"/>
+              <w:right w:val="nil" w:sz="6" w:color="000000"/>
+            </w:tcBorders>
+          </w:tcPr>
+          <w:p>
+            <w:pPr>
+              <w:jc w:val="center"/>
+            </w:pPr>
+            <w:r/>
+            <w:r>
+              <w:rPr>
+                <w:rFonts w:ascii="Times New Roman" w:hAnsi="Times New Roman"/>
+                <w:sz w:val="18"/>
+              </w:rPr>
+              <w:t>+17%</w:t>
+            </w:r>
+          </w:p>
+        </w:tc>
+        <w:tc>
+          <w:tcPr>
+            <w:tcW w:type="dxa" w:w="1344"/>
+            <w:tcBorders>
+              <w:top w:val="single" w:sz="6" w:color="000000"/>
+              <w:bottom w:val="single" w:sz="6" w:color="000000"/>
+              <w:left w:val="nil" w:sz="6" w:color="000000"/>
+              <w:right w:val="nil" w:sz="6" w:color="000000"/>
+            </w:tcBorders>
+          </w:tcPr>
+          <w:p>
+            <w:pPr>
+              <w:jc w:val="center"/>
+            </w:pPr>
+            <w:r/>
+            <w:r>
+              <w:rPr>
+                <w:rFonts w:ascii="Times New Roman" w:hAnsi="Times New Roman"/>
+                <w:sz w:val="18"/>
+              </w:rPr>
+              <w:t>0,687</w:t>
+            </w:r>
+          </w:p>
+        </w:tc>
+        <w:tc>
+          <w:tcPr>
+            <w:tcW w:type="dxa" w:w="1344"/>
+            <w:tcBorders>
+              <w:top w:val="single" w:sz="6" w:color="000000"/>
+              <w:bottom w:val="single" w:sz="6" w:color="000000"/>
+              <w:left w:val="nil" w:sz="6" w:color="000000"/>
+              <w:right w:val="nil" w:sz="6" w:color="000000"/>
+            </w:tcBorders>
+          </w:tcPr>
+          <w:p>
+            <w:pPr>
+              <w:jc w:val="center"/>
+            </w:pPr>
+            <w:r/>
+            <w:r>
+              <w:rPr>
+                <w:rFonts w:ascii="Times New Roman" w:hAnsi="Times New Roman"/>
+                <w:sz w:val="18"/>
+              </w:rPr>
+              <w:t>+0,24</w:t>
+            </w:r>
+          </w:p>
+        </w:tc>
+        <w:tc>
+          <w:tcPr>
+            <w:tcW w:type="dxa" w:w="1344"/>
+            <w:tcBorders>
+              <w:top w:val="single" w:sz="6" w:color="000000"/>
+              <w:bottom w:val="single" w:sz="6" w:color="000000"/>
+              <w:left w:val="nil" w:sz="6" w:color="000000"/>
+              <w:right w:val="nil" w:sz="6" w:color="000000"/>
+            </w:tcBorders>
+          </w:tcPr>
+          <w:p>
+            <w:pPr>
+              <w:jc w:val="center"/>
+            </w:pPr>
+            <w:r/>
+            <w:r>
+              <w:rPr>
+                <w:rFonts w:ascii="Times New Roman" w:hAnsi="Times New Roman"/>
+                <w:sz w:val="18"/>
+              </w:rPr>
+              <w:t>pequeno</w:t>
+            </w:r>
+          </w:p>
+        </w:tc>
+      </w:tr>
+      <w:tr>
+        <w:tc>
+          <w:tcPr>
+            <w:tcW w:type="dxa" w:w="1344"/>
+            <w:tcBorders>
+              <w:top w:val="single" w:sz="6" w:color="000000"/>
+              <w:bottom w:val="single" w:sz="6" w:color="000000"/>
+              <w:left w:val="nil" w:sz="6" w:color="000000"/>
+              <w:right w:val="nil" w:sz="6" w:color="000000"/>
+            </w:tcBorders>
+          </w:tcPr>
+          <w:p>
+            <w:pPr>
+              <w:jc w:val="left"/>
+            </w:pPr>
+            <w:r/>
+            <w:r>
+              <w:rPr>
+                <w:rFonts w:ascii="Times New Roman" w:hAnsi="Times New Roman"/>
+                <w:sz w:val="18"/>
+              </w:rPr>
+              <w:t>Raiva</w:t>
+            </w:r>
+          </w:p>
+        </w:tc>
+        <w:tc>
+          <w:tcPr>
+            <w:tcW w:type="dxa" w:w="1344"/>
+            <w:tcBorders>
+              <w:top w:val="single" w:sz="6" w:color="000000"/>
+              <w:bottom w:val="single" w:sz="6" w:color="000000"/>
+              <w:left w:val="nil" w:sz="6" w:color="000000"/>
+              <w:right w:val="nil" w:sz="6" w:color="000000"/>
+            </w:tcBorders>
+          </w:tcPr>
+          <w:p>
+            <w:pPr>
+              <w:jc w:val="center"/>
+            </w:pPr>
+            <w:r/>
+            <w:r>
+              <w:rPr>
+                <w:rFonts w:ascii="Times New Roman" w:hAnsi="Times New Roman"/>
+                <w:sz w:val="18"/>
+              </w:rPr>
+              <w:t>1,31</w:t>
+            </w:r>
+          </w:p>
+        </w:tc>
+        <w:tc>
+          <w:tcPr>
+            <w:tcW w:type="dxa" w:w="1344"/>
+            <w:tcBorders>
+              <w:top w:val="single" w:sz="6" w:color="000000"/>
+              <w:bottom w:val="single" w:sz="6" w:color="000000"/>
+              <w:left w:val="nil" w:sz="6" w:color="000000"/>
+              <w:right w:val="nil" w:sz="6" w:color="000000"/>
+            </w:tcBorders>
+          </w:tcPr>
+          <w:p>
+            <w:pPr>
+              <w:jc w:val="center"/>
+            </w:pPr>
+            <w:r/>
+            <w:r>
+              <w:rPr>
+                <w:rFonts w:ascii="Times New Roman" w:hAnsi="Times New Roman"/>
+                <w:sz w:val="18"/>
+              </w:rPr>
+              <w:t>1,51</w:t>
+            </w:r>
+          </w:p>
+        </w:tc>
+        <w:tc>
+          <w:tcPr>
+            <w:tcW w:type="dxa" w:w="1344"/>
+            <w:tcBorders>
+              <w:top w:val="single" w:sz="6" w:color="000000"/>
+              <w:bottom w:val="single" w:sz="6" w:color="000000"/>
+              <w:left w:val="nil" w:sz="6" w:color="000000"/>
+              <w:right w:val="nil" w:sz="6" w:color="000000"/>
+            </w:tcBorders>
+          </w:tcPr>
+          <w:p>
+            <w:pPr>
+              <w:jc w:val="center"/>
+            </w:pPr>
+            <w:r/>
+            <w:r>
+              <w:rPr>
+                <w:rFonts w:ascii="Times New Roman" w:hAnsi="Times New Roman"/>
+                <w:sz w:val="18"/>
+              </w:rPr>
+              <w:t>+15%</w:t>
+            </w:r>
+          </w:p>
+        </w:tc>
+        <w:tc>
+          <w:tcPr>
+            <w:tcW w:type="dxa" w:w="1344"/>
+            <w:tcBorders>
+              <w:top w:val="single" w:sz="6" w:color="000000"/>
+              <w:bottom w:val="single" w:sz="6" w:color="000000"/>
+              <w:left w:val="nil" w:sz="6" w:color="000000"/>
+              <w:right w:val="nil" w:sz="6" w:color="000000"/>
+            </w:tcBorders>
+          </w:tcPr>
+          <w:p>
+            <w:pPr>
+              <w:jc w:val="center"/>
+            </w:pPr>
+            <w:r/>
+            <w:r>
+              <w:rPr>
+                <w:rFonts w:ascii="Times New Roman" w:hAnsi="Times New Roman"/>
+                <w:sz w:val="18"/>
+              </w:rPr>
+              <w:t>0,745</w:t>
+            </w:r>
+          </w:p>
+        </w:tc>
+        <w:tc>
+          <w:tcPr>
+            <w:tcW w:type="dxa" w:w="1344"/>
+            <w:tcBorders>
+              <w:top w:val="single" w:sz="6" w:color="000000"/>
+              <w:bottom w:val="single" w:sz="6" w:color="000000"/>
+              <w:left w:val="nil" w:sz="6" w:color="000000"/>
+              <w:right w:val="nil" w:sz="6" w:color="000000"/>
+            </w:tcBorders>
+          </w:tcPr>
+          <w:p>
+            <w:pPr>
+              <w:jc w:val="center"/>
+            </w:pPr>
+            <w:r/>
+            <w:r>
+              <w:rPr>
+                <w:rFonts w:ascii="Times New Roman" w:hAnsi="Times New Roman"/>
+                <w:sz w:val="18"/>
+              </w:rPr>
+              <w:t>+0,13</w:t>
+            </w:r>
+          </w:p>
+        </w:tc>
+        <w:tc>
+          <w:tcPr>
+            <w:tcW w:type="dxa" w:w="1344"/>
+            <w:tcBorders>
+              <w:top w:val="single" w:sz="6" w:color="000000"/>
+              <w:bottom w:val="single" w:sz="6" w:color="000000"/>
+              <w:left w:val="nil" w:sz="6" w:color="000000"/>
+              <w:right w:val="nil" w:sz="6" w:color="000000"/>
+            </w:tcBorders>
+          </w:tcPr>
+          <w:p>
+            <w:pPr>
+              <w:jc w:val="center"/>
+            </w:pPr>
+            <w:r/>
+            <w:r>
+              <w:rPr>
+                <w:rFonts w:ascii="Times New Roman" w:hAnsi="Times New Roman"/>
+                <w:sz w:val="18"/>
+              </w:rPr>
+              <w:t>trivial</w:t>
+            </w:r>
+          </w:p>
+        </w:tc>
+      </w:tr>
+      <w:tr>
+        <w:tc>
+          <w:tcPr>
+            <w:tcW w:type="dxa" w:w="1344"/>
+            <w:tcBorders>
+              <w:top w:val="single" w:sz="6" w:color="000000"/>
+              <w:bottom w:val="single" w:sz="6" w:color="000000"/>
+              <w:left w:val="nil" w:sz="6" w:color="000000"/>
+              <w:right w:val="nil" w:sz="6" w:color="000000"/>
+            </w:tcBorders>
+          </w:tcPr>
+          <w:p>
+            <w:pPr>
+              <w:jc w:val="left"/>
+            </w:pPr>
+            <w:r/>
+            <w:r>
+              <w:rPr>
+                <w:rFonts w:ascii="Times New Roman" w:hAnsi="Times New Roman"/>
+                <w:sz w:val="18"/>
+              </w:rPr>
+              <w:t>Vigor</w:t>
+            </w:r>
+          </w:p>
+        </w:tc>
+        <w:tc>
+          <w:tcPr>
+            <w:tcW w:type="dxa" w:w="1344"/>
+            <w:tcBorders>
+              <w:top w:val="single" w:sz="6" w:color="000000"/>
+              <w:bottom w:val="single" w:sz="6" w:color="000000"/>
+              <w:left w:val="nil" w:sz="6" w:color="000000"/>
+              <w:right w:val="nil" w:sz="6" w:color="000000"/>
+            </w:tcBorders>
+          </w:tcPr>
+          <w:p>
+            <w:pPr>
+              <w:jc w:val="center"/>
+            </w:pPr>
+            <w:r/>
+            <w:r>
+              <w:rPr>
+                <w:rFonts w:ascii="Times New Roman" w:hAnsi="Times New Roman"/>
+                <w:sz w:val="18"/>
+              </w:rPr>
+              <w:t>5,76</w:t>
+            </w:r>
+          </w:p>
+        </w:tc>
+        <w:tc>
+          <w:tcPr>
+            <w:tcW w:type="dxa" w:w="1344"/>
+            <w:tcBorders>
+              <w:top w:val="single" w:sz="6" w:color="000000"/>
+              <w:bottom w:val="single" w:sz="6" w:color="000000"/>
+              <w:left w:val="nil" w:sz="6" w:color="000000"/>
+              <w:right w:val="nil" w:sz="6" w:color="000000"/>
+            </w:tcBorders>
+          </w:tcPr>
+          <w:p>
+            <w:pPr>
+              <w:jc w:val="center"/>
+            </w:pPr>
+            <w:r/>
+            <w:r>
+              <w:rPr>
+                <w:rFonts w:ascii="Times New Roman" w:hAnsi="Times New Roman"/>
+                <w:sz w:val="18"/>
+              </w:rPr>
+              <w:t>4,94</w:t>
+            </w:r>
+          </w:p>
+        </w:tc>
+        <w:tc>
+          <w:tcPr>
+            <w:tcW w:type="dxa" w:w="1344"/>
+            <w:tcBorders>
+              <w:top w:val="single" w:sz="6" w:color="000000"/>
+              <w:bottom w:val="single" w:sz="6" w:color="000000"/>
+              <w:left w:val="nil" w:sz="6" w:color="000000"/>
+              <w:right w:val="nil" w:sz="6" w:color="000000"/>
+            </w:tcBorders>
+          </w:tcPr>
+          <w:p>
+            <w:pPr>
+              <w:jc w:val="center"/>
+            </w:pPr>
+            <w:r/>
+            <w:r>
+              <w:rPr>
+                <w:rFonts w:ascii="Times New Roman" w:hAnsi="Times New Roman"/>
+                <w:sz w:val="18"/>
+              </w:rPr>
+              <w:t>-14%</w:t>
+            </w:r>
+          </w:p>
+        </w:tc>
+        <w:tc>
+          <w:tcPr>
+            <w:tcW w:type="dxa" w:w="1344"/>
+            <w:tcBorders>
+              <w:top w:val="single" w:sz="6" w:color="000000"/>
+              <w:bottom w:val="single" w:sz="6" w:color="000000"/>
+              <w:left w:val="nil" w:sz="6" w:color="000000"/>
+              <w:right w:val="nil" w:sz="6" w:color="000000"/>
+            </w:tcBorders>
+          </w:tcPr>
+          <w:p>
+            <w:pPr>
+              <w:jc w:val="center"/>
+            </w:pPr>
+            <w:r/>
+            <w:r>
+              <w:rPr>
+                <w:rFonts w:ascii="Times New Roman" w:hAnsi="Times New Roman"/>
+                <w:sz w:val="18"/>
+              </w:rPr>
+              <w:t>0,025</w:t>
+            </w:r>
+          </w:p>
+        </w:tc>
+        <w:tc>
+          <w:tcPr>
+            <w:tcW w:type="dxa" w:w="1344"/>
+            <w:tcBorders>
+              <w:top w:val="single" w:sz="6" w:color="000000"/>
+              <w:bottom w:val="single" w:sz="6" w:color="000000"/>
+              <w:left w:val="nil" w:sz="6" w:color="000000"/>
+              <w:right w:val="nil" w:sz="6" w:color="000000"/>
+            </w:tcBorders>
+          </w:tcPr>
+          <w:p>
+            <w:pPr>
+              <w:jc w:val="center"/>
+            </w:pPr>
+            <w:r/>
+            <w:r>
+              <w:rPr>
+                <w:rFonts w:ascii="Times New Roman" w:hAnsi="Times New Roman"/>
+                <w:sz w:val="18"/>
+              </w:rPr>
+              <w:t>-0,47</w:t>
+            </w:r>
+          </w:p>
+        </w:tc>
+        <w:tc>
+          <w:tcPr>
+            <w:tcW w:type="dxa" w:w="1344"/>
+            <w:tcBorders>
+              <w:top w:val="single" w:sz="6" w:color="000000"/>
+              <w:bottom w:val="single" w:sz="6" w:color="000000"/>
+              <w:left w:val="nil" w:sz="6" w:color="000000"/>
+              <w:right w:val="nil" w:sz="6" w:color="000000"/>
+            </w:tcBorders>
+          </w:tcPr>
+          <w:p>
+            <w:pPr>
+              <w:jc w:val="center"/>
+            </w:pPr>
+            <w:r/>
+            <w:r>
+              <w:rPr>
+                <w:rFonts w:ascii="Times New Roman" w:hAnsi="Times New Roman"/>
+                <w:sz w:val="18"/>
+              </w:rPr>
+              <w:t>pequeno</w:t>
+            </w:r>
+          </w:p>
+        </w:tc>
+      </w:tr>
+      <w:tr>
+        <w:tc>
+          <w:tcPr>
+            <w:tcW w:type="dxa" w:w="1344"/>
+            <w:tcBorders>
+              <w:top w:val="single" w:sz="6" w:color="000000"/>
+              <w:bottom w:val="single" w:sz="6" w:color="000000"/>
+              <w:left w:val="nil" w:sz="6" w:color="000000"/>
+              <w:right w:val="nil" w:sz="6" w:color="000000"/>
+            </w:tcBorders>
+          </w:tcPr>
+          <w:p>
+            <w:pPr>
+              <w:jc w:val="left"/>
+            </w:pPr>
+            <w:r/>
+            <w:r>
+              <w:rPr>
+                <w:rFonts w:ascii="Times New Roman" w:hAnsi="Times New Roman"/>
+                <w:sz w:val="18"/>
+              </w:rPr>
+              <w:t>Fadiga</w:t>
+            </w:r>
+          </w:p>
+        </w:tc>
+        <w:tc>
+          <w:tcPr>
+            <w:tcW w:type="dxa" w:w="1344"/>
+            <w:tcBorders>
+              <w:top w:val="single" w:sz="6" w:color="000000"/>
+              <w:bottom w:val="single" w:sz="6" w:color="000000"/>
+              <w:left w:val="nil" w:sz="6" w:color="000000"/>
+              <w:right w:val="nil" w:sz="6" w:color="000000"/>
+            </w:tcBorders>
+          </w:tcPr>
+          <w:p>
+            <w:pPr>
+              <w:jc w:val="center"/>
+            </w:pPr>
+            <w:r/>
+            <w:r>
+              <w:rPr>
+                <w:rFonts w:ascii="Times New Roman" w:hAnsi="Times New Roman"/>
+                <w:sz w:val="18"/>
+              </w:rPr>
+              <w:t>4,61</w:t>
+            </w:r>
+          </w:p>
+        </w:tc>
+        <w:tc>
+          <w:tcPr>
+            <w:tcW w:type="dxa" w:w="1344"/>
+            <w:tcBorders>
+              <w:top w:val="single" w:sz="6" w:color="000000"/>
+              <w:bottom w:val="single" w:sz="6" w:color="000000"/>
+              <w:left w:val="nil" w:sz="6" w:color="000000"/>
+              <w:right w:val="nil" w:sz="6" w:color="000000"/>
+            </w:tcBorders>
+          </w:tcPr>
+          <w:p>
+            <w:pPr>
+              <w:jc w:val="center"/>
+            </w:pPr>
+            <w:r/>
+            <w:r>
+              <w:rPr>
+                <w:rFonts w:ascii="Times New Roman" w:hAnsi="Times New Roman"/>
+                <w:sz w:val="18"/>
+              </w:rPr>
+              <w:t>6,28</w:t>
+            </w:r>
+          </w:p>
+        </w:tc>
+        <w:tc>
+          <w:tcPr>
+            <w:tcW w:type="dxa" w:w="1344"/>
+            <w:tcBorders>
+              <w:top w:val="single" w:sz="6" w:color="000000"/>
+              <w:bottom w:val="single" w:sz="6" w:color="000000"/>
+              <w:left w:val="nil" w:sz="6" w:color="000000"/>
+              <w:right w:val="nil" w:sz="6" w:color="000000"/>
+            </w:tcBorders>
+          </w:tcPr>
+          <w:p>
+            <w:pPr>
+              <w:jc w:val="center"/>
+            </w:pPr>
+            <w:r/>
+            <w:r>
+              <w:rPr>
+                <w:rFonts w:ascii="Times New Roman" w:hAnsi="Times New Roman"/>
+                <w:sz w:val="18"/>
+              </w:rPr>
+              <w:t>+36%</w:t>
+            </w:r>
+          </w:p>
+        </w:tc>
+        <w:tc>
+          <w:tcPr>
+            <w:tcW w:type="dxa" w:w="1344"/>
+            <w:tcBorders>
+              <w:top w:val="single" w:sz="6" w:color="000000"/>
+              <w:bottom w:val="single" w:sz="6" w:color="000000"/>
+              <w:left w:val="nil" w:sz="6" w:color="000000"/>
+              <w:right w:val="nil" w:sz="6" w:color="000000"/>
+            </w:tcBorders>
+          </w:tcPr>
+          <w:p>
+            <w:pPr>
+              <w:jc w:val="center"/>
+            </w:pPr>
+            <w:r/>
+            <w:r>
+              <w:rPr>
+                <w:rFonts w:ascii="Times New Roman" w:hAnsi="Times New Roman"/>
+                <w:sz w:val="18"/>
+              </w:rPr>
+              <w:t>0,005</w:t>
+            </w:r>
+          </w:p>
+        </w:tc>
+        <w:tc>
+          <w:tcPr>
+            <w:tcW w:type="dxa" w:w="1344"/>
+            <w:tcBorders>
+              <w:top w:val="single" w:sz="6" w:color="000000"/>
+              <w:bottom w:val="single" w:sz="6" w:color="000000"/>
+              <w:left w:val="nil" w:sz="6" w:color="000000"/>
+              <w:right w:val="nil" w:sz="6" w:color="000000"/>
+            </w:tcBorders>
+          </w:tcPr>
+          <w:p>
+            <w:pPr>
+              <w:jc w:val="center"/>
+            </w:pPr>
+            <w:r/>
+            <w:r>
+              <w:rPr>
+                <w:rFonts w:ascii="Times New Roman" w:hAnsi="Times New Roman"/>
+                <w:sz w:val="18"/>
+              </w:rPr>
+              <w:t>+0,57</w:t>
+            </w:r>
+          </w:p>
+        </w:tc>
+        <w:tc>
+          <w:tcPr>
+            <w:tcW w:type="dxa" w:w="1344"/>
+            <w:tcBorders>
+              <w:top w:val="single" w:sz="6" w:color="000000"/>
+              <w:bottom w:val="single" w:sz="6" w:color="000000"/>
+              <w:left w:val="nil" w:sz="6" w:color="000000"/>
+              <w:right w:val="nil" w:sz="6" w:color="000000"/>
+            </w:tcBorders>
+          </w:tcPr>
+          <w:p>
+            <w:pPr>
+              <w:jc w:val="center"/>
+            </w:pPr>
+            <w:r/>
+            <w:r>
+              <w:rPr>
+                <w:rFonts w:ascii="Times New Roman" w:hAnsi="Times New Roman"/>
+                <w:sz w:val="18"/>
+              </w:rPr>
+              <w:t>médio</w:t>
+            </w:r>
+          </w:p>
+        </w:tc>
+      </w:tr>
+      <w:tr>
+        <w:tc>
+          <w:tcPr>
+            <w:tcW w:type="dxa" w:w="1344"/>
+            <w:tcBorders>
+              <w:top w:val="single" w:sz="6" w:color="000000"/>
+              <w:bottom w:val="single" w:sz="6" w:color="000000"/>
+              <w:left w:val="nil" w:sz="6" w:color="000000"/>
+              <w:right w:val="nil" w:sz="6" w:color="000000"/>
+            </w:tcBorders>
+          </w:tcPr>
+          <w:p>
+            <w:pPr>
+              <w:jc w:val="left"/>
+            </w:pPr>
+            <w:r/>
+            <w:r>
+              <w:rPr>
+                <w:rFonts w:ascii="Times New Roman" w:hAnsi="Times New Roman"/>
+                <w:sz w:val="18"/>
+              </w:rPr>
+              <w:t>Confusão</w:t>
+            </w:r>
+          </w:p>
+        </w:tc>
+        <w:tc>
+          <w:tcPr>
+            <w:tcW w:type="dxa" w:w="1344"/>
+            <w:tcBorders>
+              <w:top w:val="single" w:sz="6" w:color="000000"/>
+              <w:bottom w:val="single" w:sz="6" w:color="000000"/>
+              <w:left w:val="nil" w:sz="6" w:color="000000"/>
+              <w:right w:val="nil" w:sz="6" w:color="000000"/>
+            </w:tcBorders>
+          </w:tcPr>
+          <w:p>
+            <w:pPr>
+              <w:jc w:val="center"/>
+            </w:pPr>
+            <w:r/>
+            <w:r>
+              <w:rPr>
+                <w:rFonts w:ascii="Times New Roman" w:hAnsi="Times New Roman"/>
+                <w:sz w:val="18"/>
+              </w:rPr>
+              <w:t>0,41</w:t>
+            </w:r>
+          </w:p>
+        </w:tc>
+        <w:tc>
+          <w:tcPr>
+            <w:tcW w:type="dxa" w:w="1344"/>
+            <w:tcBorders>
+              <w:top w:val="single" w:sz="6" w:color="000000"/>
+              <w:bottom w:val="single" w:sz="6" w:color="000000"/>
+              <w:left w:val="nil" w:sz="6" w:color="000000"/>
+              <w:right w:val="nil" w:sz="6" w:color="000000"/>
+            </w:tcBorders>
+          </w:tcPr>
+          <w:p>
+            <w:pPr>
+              <w:jc w:val="center"/>
+            </w:pPr>
+            <w:r/>
+            <w:r>
+              <w:rPr>
+                <w:rFonts w:ascii="Times New Roman" w:hAnsi="Times New Roman"/>
+                <w:sz w:val="18"/>
+              </w:rPr>
+              <w:t>0,41</w:t>
+            </w:r>
+          </w:p>
+        </w:tc>
+        <w:tc>
+          <w:tcPr>
+            <w:tcW w:type="dxa" w:w="1344"/>
+            <w:tcBorders>
+              <w:top w:val="single" w:sz="6" w:color="000000"/>
+              <w:bottom w:val="single" w:sz="6" w:color="000000"/>
+              <w:left w:val="nil" w:sz="6" w:color="000000"/>
+              <w:right w:val="nil" w:sz="6" w:color="000000"/>
+            </w:tcBorders>
+          </w:tcPr>
+          <w:p>
+            <w:pPr>
+              <w:jc w:val="center"/>
+            </w:pPr>
+            <w:r/>
+            <w:r>
+              <w:rPr>
+                <w:rFonts w:ascii="Times New Roman" w:hAnsi="Times New Roman"/>
+                <w:sz w:val="18"/>
+              </w:rPr>
+              <w:t>-1%</w:t>
+            </w:r>
+          </w:p>
+        </w:tc>
+        <w:tc>
+          <w:tcPr>
+            <w:tcW w:type="dxa" w:w="1344"/>
+            <w:tcBorders>
+              <w:top w:val="single" w:sz="6" w:color="000000"/>
+              <w:bottom w:val="single" w:sz="6" w:color="000000"/>
+              <w:left w:val="nil" w:sz="6" w:color="000000"/>
+              <w:right w:val="nil" w:sz="6" w:color="000000"/>
+            </w:tcBorders>
+          </w:tcPr>
+          <w:p>
+            <w:pPr>
+              <w:jc w:val="center"/>
+            </w:pPr>
+            <w:r/>
+            <w:r>
+              <w:rPr>
+                <w:rFonts w:ascii="Times New Roman" w:hAnsi="Times New Roman"/>
+                <w:sz w:val="18"/>
+              </w:rPr>
+              <w:t>0,706</w:t>
+            </w:r>
+          </w:p>
+        </w:tc>
+        <w:tc>
+          <w:tcPr>
+            <w:tcW w:type="dxa" w:w="1344"/>
+            <w:tcBorders>
+              <w:top w:val="single" w:sz="6" w:color="000000"/>
+              <w:bottom w:val="single" w:sz="6" w:color="000000"/>
+              <w:left w:val="nil" w:sz="6" w:color="000000"/>
+              <w:right w:val="nil" w:sz="6" w:color="000000"/>
+            </w:tcBorders>
+          </w:tcPr>
+          <w:p>
+            <w:pPr>
+              <w:jc w:val="center"/>
+            </w:pPr>
+            <w:r/>
+            <w:r>
+              <w:rPr>
+                <w:rFonts w:ascii="Times New Roman" w:hAnsi="Times New Roman"/>
+                <w:sz w:val="18"/>
+              </w:rPr>
+              <w:t>-0,01</w:t>
+            </w:r>
+          </w:p>
+        </w:tc>
+        <w:tc>
+          <w:tcPr>
+            <w:tcW w:type="dxa" w:w="1344"/>
+            <w:tcBorders>
+              <w:top w:val="single" w:sz="6" w:color="000000"/>
+              <w:bottom w:val="single" w:sz="6" w:color="000000"/>
+              <w:left w:val="nil" w:sz="6" w:color="000000"/>
+              <w:right w:val="nil" w:sz="6" w:color="000000"/>
+            </w:tcBorders>
+          </w:tcPr>
+          <w:p>
+            <w:pPr>
+              <w:jc w:val="center"/>
+            </w:pPr>
+            <w:r/>
+            <w:r>
+              <w:rPr>
+                <w:rFonts w:ascii="Times New Roman" w:hAnsi="Times New Roman"/>
+                <w:sz w:val="18"/>
+              </w:rPr>
+              <w:t>trivial</w:t>
+            </w:r>
+          </w:p>
+        </w:tc>
+      </w:tr>
+      <w:tr>
+        <w:tc>
+          <w:tcPr>
+            <w:tcW w:type="dxa" w:w="1344"/>
+            <w:tcBorders>
+              <w:top w:val="single" w:sz="6" w:color="000000"/>
+              <w:bottom w:val="single" w:sz="6" w:color="000000"/>
+              <w:left w:val="nil" w:sz="6" w:color="000000"/>
+              <w:right w:val="nil" w:sz="6" w:color="000000"/>
+            </w:tcBorders>
+          </w:tcPr>
+          <w:p>
+            <w:pPr>
+              <w:jc w:val="left"/>
+            </w:pPr>
+            <w:r/>
+            <w:r>
+              <w:rPr>
+                <w:rFonts w:ascii="Times New Roman" w:hAnsi="Times New Roman"/>
+                <w:sz w:val="18"/>
+              </w:rPr>
+              <w:t>PTH</w:t>
+            </w:r>
+          </w:p>
+        </w:tc>
+        <w:tc>
+          <w:tcPr>
+            <w:tcW w:type="dxa" w:w="1344"/>
+            <w:tcBorders>
+              <w:top w:val="single" w:sz="6" w:color="000000"/>
+              <w:bottom w:val="single" w:sz="6" w:color="000000"/>
+              <w:left w:val="nil" w:sz="6" w:color="000000"/>
+              <w:right w:val="nil" w:sz="6" w:color="000000"/>
+            </w:tcBorders>
+          </w:tcPr>
+          <w:p>
+            <w:pPr>
+              <w:jc w:val="center"/>
+            </w:pPr>
+            <w:r/>
+            <w:r>
+              <w:rPr>
+                <w:rFonts w:ascii="Times New Roman" w:hAnsi="Times New Roman"/>
+                <w:sz w:val="18"/>
+              </w:rPr>
+              <w:t>2,91</w:t>
+            </w:r>
+          </w:p>
+        </w:tc>
+        <w:tc>
+          <w:tcPr>
+            <w:tcW w:type="dxa" w:w="1344"/>
+            <w:tcBorders>
+              <w:top w:val="single" w:sz="6" w:color="000000"/>
+              <w:bottom w:val="single" w:sz="6" w:color="000000"/>
+              <w:left w:val="nil" w:sz="6" w:color="000000"/>
+              <w:right w:val="nil" w:sz="6" w:color="000000"/>
+            </w:tcBorders>
+          </w:tcPr>
+          <w:p>
+            <w:pPr>
+              <w:jc w:val="center"/>
+            </w:pPr>
+            <w:r/>
+            <w:r>
+              <w:rPr>
+                <w:rFonts w:ascii="Times New Roman" w:hAnsi="Times New Roman"/>
+                <w:sz w:val="18"/>
+              </w:rPr>
+              <w:t>6,06</w:t>
+            </w:r>
+          </w:p>
+        </w:tc>
+        <w:tc>
+          <w:tcPr>
+            <w:tcW w:type="dxa" w:w="1344"/>
+            <w:tcBorders>
+              <w:top w:val="single" w:sz="6" w:color="000000"/>
+              <w:bottom w:val="single" w:sz="6" w:color="000000"/>
+              <w:left w:val="nil" w:sz="6" w:color="000000"/>
+              <w:right w:val="nil" w:sz="6" w:color="000000"/>
+            </w:tcBorders>
+          </w:tcPr>
+          <w:p>
+            <w:pPr>
+              <w:jc w:val="center"/>
+            </w:pPr>
+            <w:r/>
+            <w:r>
+              <w:rPr>
+                <w:rFonts w:ascii="Times New Roman" w:hAnsi="Times New Roman"/>
+                <w:sz w:val="18"/>
+              </w:rPr>
+              <w:t>+108%</w:t>
+            </w:r>
+          </w:p>
+        </w:tc>
+        <w:tc>
+          <w:tcPr>
+            <w:tcW w:type="dxa" w:w="1344"/>
+            <w:tcBorders>
+              <w:top w:val="single" w:sz="6" w:color="000000"/>
+              <w:bottom w:val="single" w:sz="6" w:color="000000"/>
+              <w:left w:val="nil" w:sz="6" w:color="000000"/>
+              <w:right w:val="nil" w:sz="6" w:color="000000"/>
+            </w:tcBorders>
+          </w:tcPr>
+          <w:p>
+            <w:pPr>
+              <w:jc w:val="center"/>
+            </w:pPr>
+            <w:r/>
+            <w:r>
+              <w:rPr>
+                <w:rFonts w:ascii="Times New Roman" w:hAnsi="Times New Roman"/>
+                <w:sz w:val="18"/>
+              </w:rPr>
+              <w:t>0,009</w:t>
+            </w:r>
+          </w:p>
+        </w:tc>
+        <w:tc>
+          <w:tcPr>
+            <w:tcW w:type="dxa" w:w="1344"/>
+            <w:tcBorders>
+              <w:top w:val="single" w:sz="6" w:color="000000"/>
+              <w:bottom w:val="single" w:sz="6" w:color="000000"/>
+              <w:left w:val="nil" w:sz="6" w:color="000000"/>
+              <w:right w:val="nil" w:sz="6" w:color="000000"/>
+            </w:tcBorders>
+          </w:tcPr>
+          <w:p>
+            <w:pPr>
+              <w:jc w:val="center"/>
+            </w:pPr>
+            <w:r/>
+            <w:r>
+              <w:rPr>
+                <w:rFonts w:ascii="Times New Roman" w:hAnsi="Times New Roman"/>
+                <w:sz w:val="18"/>
+              </w:rPr>
+              <w:t>+0,58</w:t>
+            </w:r>
+          </w:p>
+        </w:tc>
+        <w:tc>
+          <w:tcPr>
+            <w:tcW w:type="dxa" w:w="1344"/>
+            <w:tcBorders>
+              <w:top w:val="single" w:sz="6" w:color="000000"/>
+              <w:bottom w:val="single" w:sz="6" w:color="000000"/>
+              <w:left w:val="nil" w:sz="6" w:color="000000"/>
+              <w:right w:val="nil" w:sz="6" w:color="000000"/>
+            </w:tcBorders>
+          </w:tcPr>
+          <w:p>
+            <w:pPr>
+              <w:jc w:val="center"/>
+            </w:pPr>
+            <w:r/>
+            <w:r>
+              <w:rPr>
+                <w:rFonts w:ascii="Times New Roman" w:hAnsi="Times New Roman"/>
+                <w:sz w:val="18"/>
+              </w:rPr>
+              <w:t>médio</w:t>
+            </w:r>
+          </w:p>
+        </w:tc>
+      </w:tr>
+    </w:tbl>
+    <w:p>
+      <w:pPr>
+        <w:spacing w:after="0"/>
+      </w:pPr>
+      <w:r>
+        <w:rPr>
+          <w:i/>
+          <w:sz w:val="17"/>
+        </w:rPr>
+        <w:t>p do teste de Wilcoxon; d = tamanho de efeito de Cohen. PTH: perturbação total do humor.</w:t>
+      </w:r>
+    </w:p>
+    <w:p>
+      <w:pPr>
+        <w:spacing w:after="120"/>
+      </w:pPr>
+      <w:r>
+        <w:rPr>
+          <w:sz w:val="18"/>
+        </w:rPr>
+        <w:t>Fonte: dados da pesquisa (2026).</w:t>
       </w:r>
     </w:p>
     <w:p>
@@ -1414,7 +5631,7 @@
       <w:r>
         <w:drawing>
           <wp:inline xmlns:a="http://schemas.openxmlformats.org/drawingml/2006/main" xmlns:pic="http://schemas.openxmlformats.org/drawingml/2006/picture">
-            <wp:extent cx="5580000" cy="3138750"/>
+            <wp:extent cx="5040000" cy="2835000"/>
             <wp:docPr id="4" name="Picture 4"/>
             <wp:cNvGraphicFramePr>
               <a:graphicFrameLocks noChangeAspect="1"/>
@@ -1423,7 +5640,7 @@
               <a:graphicData uri="http://schemas.openxmlformats.org/drawingml/2006/picture">
                 <pic:pic>
                   <pic:nvPicPr>
-                    <pic:cNvPr id="0" name="abnt_f1_trajetoria.png"/>
+                    <pic:cNvPr id="0" name="abnt_f_prepos.png"/>
                     <pic:cNvPicPr/>
                   </pic:nvPicPr>
                   <pic:blipFill>
@@ -1435,7 +5652,7 @@
                   <pic:spPr>
                     <a:xfrm>
                       <a:off x="0" y="0"/>
-                      <a:ext cx="5580000" cy="3138750"/>
+                      <a:ext cx="5040000" cy="2835000"/>
                     </a:xfrm>
                     <a:prstGeom prst="rect"/>
                   </pic:spPr>
@@ -1454,84 +5671,7 @@
         <w:rPr>
           <w:sz w:val="22"/>
         </w:rPr>
-        <w:t>Figura 4 – Trajetória de vigor, fadiga e perturbação total do humor ao longo dos sete dias.</w:t>
-      </w:r>
-    </w:p>
-    <w:p>
-      <w:pPr>
-        <w:spacing w:after="120"/>
-        <w:jc w:val="center"/>
-      </w:pPr>
-      <w:r>
-        <w:rPr>
-          <w:sz w:val="18"/>
-        </w:rPr>
-        <w:t>Fonte: elaboração dos autores (2026).</w:t>
-      </w:r>
-    </w:p>
-    <w:p>
-      <w:pPr>
-        <w:spacing w:line="360" w:lineRule="auto" w:after="0"/>
-        <w:ind w:firstLine="709"/>
-        <w:jc w:val="both"/>
-      </w:pPr>
-      <w:r>
-        <w:rPr>
-          <w:b w:val="0"/>
-          <w:sz w:val="24"/>
-        </w:rPr>
-        <w:t>A comparação entre pré e pós-treino evidenciou uma variação dentro do dia coerente com a resposta aguda ao esforço. A Figura 5 indica que o vigor tendeu a cair e a fadiga a subir do momento pré para o pós-treino, com efeito de magnitude pequena a moderada no conjunto do grupo (d = -0,47 para o vigor e d = 0,57 para a fadiga; quedas de 14% e elevações de 36%, respectivamente). Essa oscilação intradiária somou-se à tendência semanal e ajudou a compor o quadro de fadiga funcional observado no fim do microciclo.</w:t>
-      </w:r>
-    </w:p>
-    <w:p>
-      <w:pPr>
-        <w:spacing w:before="120"/>
-        <w:jc w:val="center"/>
-      </w:pPr>
-      <w:r>
-        <w:drawing>
-          <wp:inline xmlns:a="http://schemas.openxmlformats.org/drawingml/2006/main" xmlns:pic="http://schemas.openxmlformats.org/drawingml/2006/picture">
-            <wp:extent cx="5580000" cy="3138750"/>
-            <wp:docPr id="5" name="Picture 5"/>
-            <wp:cNvGraphicFramePr>
-              <a:graphicFrameLocks noChangeAspect="1"/>
-            </wp:cNvGraphicFramePr>
-            <a:graphic>
-              <a:graphicData uri="http://schemas.openxmlformats.org/drawingml/2006/picture">
-                <pic:pic>
-                  <pic:nvPicPr>
-                    <pic:cNvPr id="0" name="abnt_f_prepos.png"/>
-                    <pic:cNvPicPr/>
-                  </pic:nvPicPr>
-                  <pic:blipFill>
-                    <a:blip r:embed="rId13"/>
-                    <a:stretch>
-                      <a:fillRect/>
-                    </a:stretch>
-                  </pic:blipFill>
-                  <pic:spPr>
-                    <a:xfrm>
-                      <a:off x="0" y="0"/>
-                      <a:ext cx="5580000" cy="3138750"/>
-                    </a:xfrm>
-                    <a:prstGeom prst="rect"/>
-                  </pic:spPr>
-                </pic:pic>
-              </a:graphicData>
-            </a:graphic>
-          </wp:inline>
-        </w:drawing>
-      </w:r>
-    </w:p>
-    <w:p>
-      <w:pPr>
-        <w:jc w:val="center"/>
-      </w:pPr>
-      <w:r>
-        <w:rPr>
-          <w:sz w:val="22"/>
-        </w:rPr>
-        <w:t>Figura 5 – Escores de vigor, fadiga e perturbação total do humor no pré e no pós-treino, por dia.</w:t>
+        <w:t>Figura 4 – Escores de vigor, fadiga e perturbação total do humor no pré e no pós-treino, por dia.</w:t>
       </w:r>
     </w:p>
     <w:p>
@@ -1555,7 +5695,7 @@
           <w:b/>
           <w:sz w:val="24"/>
         </w:rPr>
-        <w:t>4.4 Estrutura das dimensões (exploratória)</w:t>
+        <w:t>4.5 Relações entre as dimensões (Spearman)</w:t>
       </w:r>
     </w:p>
     <w:p>
@@ -1569,7 +5709,600 @@
           <w:b w:val="0"/>
           <w:sz w:val="24"/>
         </w:rPr>
-        <w:t>A análise exploratória de componentes principais resumiu a estrutura das seis dimensões. O primeiro componente concentrou 41% da variância e opôs o vigor às dimensões negativas, o que o caracteriza como um eixo geral de perturbação do humor, enquanto o segundo reuniu 23% e separou a ativação. Os dois componentes juntos explicaram 64% da variância, e o critério de Kaiser reteve 2 componentes. A Figura 6 apresenta o biplot, no qual os vetores do vigor e da fadiga se projetam em sentidos opostos ao longo do primeiro componente, o que reforça, por via independente, a centralidade do eixo energia–fadiga.</w:t>
+        <w:t>As correlações de Spearman entre as dimensões (Tabela 5) mostraram que as dimensões negativas se associam entre si, com destaque para os pares depressão–raiva e tensão–confusão, e que a fadiga se relaciona com a depressão e a raiva. O vigor manteve-se relativamente independente das demais dimensões, o que reforça a sua leitura como um polo próprio do eixo energia–fadiga.</w:t>
+      </w:r>
+    </w:p>
+    <w:p>
+      <w:pPr>
+        <w:spacing w:before="160" w:after="40"/>
+      </w:pPr>
+      <w:r>
+        <w:rPr>
+          <w:sz w:val="22"/>
+        </w:rPr>
+        <w:t>Tabela 5 – Correlações de Spearman significativas entre as dimensões do BRUMS (n = 27 atletas).</w:t>
+      </w:r>
+    </w:p>
+    <w:tbl>
+      <w:tblPr>
+        <w:tblW w:type="auto" w:w="0"/>
+        <w:jc w:val="center"/>
+        <w:tblLook w:firstColumn="1" w:firstRow="1" w:lastColumn="0" w:lastRow="0" w:noHBand="0" w:noVBand="1" w:val="04A0"/>
+      </w:tblPr>
+      <w:tblGrid>
+        <w:gridCol w:w="3135"/>
+        <w:gridCol w:w="3135"/>
+        <w:gridCol w:w="3135"/>
+      </w:tblGrid>
+      <w:tr>
+        <w:tc>
+          <w:tcPr>
+            <w:tcW w:type="dxa" w:w="3135"/>
+            <w:tcBorders>
+              <w:top w:val="single" w:sz="6" w:color="000000"/>
+              <w:bottom w:val="single" w:sz="6" w:color="000000"/>
+              <w:left w:val="nil" w:sz="6" w:color="000000"/>
+              <w:right w:val="nil" w:sz="6" w:color="000000"/>
+            </w:tcBorders>
+          </w:tcPr>
+          <w:p>
+            <w:pPr>
+              <w:jc w:val="center"/>
+            </w:pPr>
+            <w:r/>
+            <w:r>
+              <w:rPr>
+                <w:rFonts w:ascii="Times New Roman" w:hAnsi="Times New Roman"/>
+                <w:b/>
+                <w:sz w:val="18"/>
+              </w:rPr>
+              <w:t>Par de dimensões</w:t>
+            </w:r>
+          </w:p>
+        </w:tc>
+        <w:tc>
+          <w:tcPr>
+            <w:tcW w:type="dxa" w:w="3135"/>
+            <w:tcBorders>
+              <w:top w:val="single" w:sz="6" w:color="000000"/>
+              <w:bottom w:val="single" w:sz="6" w:color="000000"/>
+              <w:left w:val="nil" w:sz="6" w:color="000000"/>
+              <w:right w:val="nil" w:sz="6" w:color="000000"/>
+            </w:tcBorders>
+          </w:tcPr>
+          <w:p>
+            <w:pPr>
+              <w:jc w:val="center"/>
+            </w:pPr>
+            <w:r/>
+            <w:r>
+              <w:rPr>
+                <w:rFonts w:ascii="Times New Roman" w:hAnsi="Times New Roman"/>
+                <w:b/>
+                <w:sz w:val="18"/>
+              </w:rPr>
+              <w:t>ρ</w:t>
+            </w:r>
+          </w:p>
+        </w:tc>
+        <w:tc>
+          <w:tcPr>
+            <w:tcW w:type="dxa" w:w="3135"/>
+            <w:tcBorders>
+              <w:top w:val="single" w:sz="6" w:color="000000"/>
+              <w:bottom w:val="single" w:sz="6" w:color="000000"/>
+              <w:left w:val="nil" w:sz="6" w:color="000000"/>
+              <w:right w:val="nil" w:sz="6" w:color="000000"/>
+            </w:tcBorders>
+          </w:tcPr>
+          <w:p>
+            <w:pPr>
+              <w:jc w:val="center"/>
+            </w:pPr>
+            <w:r/>
+            <w:r>
+              <w:rPr>
+                <w:rFonts w:ascii="Times New Roman" w:hAnsi="Times New Roman"/>
+                <w:b/>
+                <w:sz w:val="18"/>
+              </w:rPr>
+              <w:t>p</w:t>
+            </w:r>
+          </w:p>
+        </w:tc>
+      </w:tr>
+      <w:tr>
+        <w:tc>
+          <w:tcPr>
+            <w:tcW w:type="dxa" w:w="3135"/>
+            <w:tcBorders>
+              <w:top w:val="single" w:sz="6" w:color="000000"/>
+              <w:bottom w:val="single" w:sz="6" w:color="000000"/>
+              <w:left w:val="nil" w:sz="6" w:color="000000"/>
+              <w:right w:val="nil" w:sz="6" w:color="000000"/>
+            </w:tcBorders>
+          </w:tcPr>
+          <w:p>
+            <w:pPr>
+              <w:jc w:val="left"/>
+            </w:pPr>
+            <w:r/>
+            <w:r>
+              <w:rPr>
+                <w:rFonts w:ascii="Times New Roman" w:hAnsi="Times New Roman"/>
+                <w:sz w:val="18"/>
+              </w:rPr>
+              <w:t>Vigor × Fadiga</w:t>
+            </w:r>
+          </w:p>
+        </w:tc>
+        <w:tc>
+          <w:tcPr>
+            <w:tcW w:type="dxa" w:w="3135"/>
+            <w:tcBorders>
+              <w:top w:val="single" w:sz="6" w:color="000000"/>
+              <w:bottom w:val="single" w:sz="6" w:color="000000"/>
+              <w:left w:val="nil" w:sz="6" w:color="000000"/>
+              <w:right w:val="nil" w:sz="6" w:color="000000"/>
+            </w:tcBorders>
+          </w:tcPr>
+          <w:p>
+            <w:pPr>
+              <w:jc w:val="center"/>
+            </w:pPr>
+            <w:r/>
+            <w:r>
+              <w:rPr>
+                <w:rFonts w:ascii="Times New Roman" w:hAnsi="Times New Roman"/>
+                <w:sz w:val="18"/>
+              </w:rPr>
+              <w:t>-0,40</w:t>
+            </w:r>
+          </w:p>
+        </w:tc>
+        <w:tc>
+          <w:tcPr>
+            <w:tcW w:type="dxa" w:w="3135"/>
+            <w:tcBorders>
+              <w:top w:val="single" w:sz="6" w:color="000000"/>
+              <w:bottom w:val="single" w:sz="6" w:color="000000"/>
+              <w:left w:val="nil" w:sz="6" w:color="000000"/>
+              <w:right w:val="nil" w:sz="6" w:color="000000"/>
+            </w:tcBorders>
+          </w:tcPr>
+          <w:p>
+            <w:pPr>
+              <w:jc w:val="center"/>
+            </w:pPr>
+            <w:r/>
+            <w:r>
+              <w:rPr>
+                <w:rFonts w:ascii="Times New Roman" w:hAnsi="Times New Roman"/>
+                <w:sz w:val="18"/>
+              </w:rPr>
+              <w:t>0,037</w:t>
+            </w:r>
+          </w:p>
+        </w:tc>
+      </w:tr>
+      <w:tr>
+        <w:tc>
+          <w:tcPr>
+            <w:tcW w:type="dxa" w:w="3135"/>
+            <w:tcBorders>
+              <w:top w:val="single" w:sz="6" w:color="000000"/>
+              <w:bottom w:val="single" w:sz="6" w:color="000000"/>
+              <w:left w:val="nil" w:sz="6" w:color="000000"/>
+              <w:right w:val="nil" w:sz="6" w:color="000000"/>
+            </w:tcBorders>
+          </w:tcPr>
+          <w:p>
+            <w:pPr>
+              <w:jc w:val="left"/>
+            </w:pPr>
+            <w:r/>
+            <w:r>
+              <w:rPr>
+                <w:rFonts w:ascii="Times New Roman" w:hAnsi="Times New Roman"/>
+                <w:sz w:val="18"/>
+              </w:rPr>
+              <w:t>Fadiga × Depressão</w:t>
+            </w:r>
+          </w:p>
+        </w:tc>
+        <w:tc>
+          <w:tcPr>
+            <w:tcW w:type="dxa" w:w="3135"/>
+            <w:tcBorders>
+              <w:top w:val="single" w:sz="6" w:color="000000"/>
+              <w:bottom w:val="single" w:sz="6" w:color="000000"/>
+              <w:left w:val="nil" w:sz="6" w:color="000000"/>
+              <w:right w:val="nil" w:sz="6" w:color="000000"/>
+            </w:tcBorders>
+          </w:tcPr>
+          <w:p>
+            <w:pPr>
+              <w:jc w:val="center"/>
+            </w:pPr>
+            <w:r/>
+            <w:r>
+              <w:rPr>
+                <w:rFonts w:ascii="Times New Roman" w:hAnsi="Times New Roman"/>
+                <w:sz w:val="18"/>
+              </w:rPr>
+              <w:t>+0,42</w:t>
+            </w:r>
+          </w:p>
+        </w:tc>
+        <w:tc>
+          <w:tcPr>
+            <w:tcW w:type="dxa" w:w="3135"/>
+            <w:tcBorders>
+              <w:top w:val="single" w:sz="6" w:color="000000"/>
+              <w:bottom w:val="single" w:sz="6" w:color="000000"/>
+              <w:left w:val="nil" w:sz="6" w:color="000000"/>
+              <w:right w:val="nil" w:sz="6" w:color="000000"/>
+            </w:tcBorders>
+          </w:tcPr>
+          <w:p>
+            <w:pPr>
+              <w:jc w:val="center"/>
+            </w:pPr>
+            <w:r/>
+            <w:r>
+              <w:rPr>
+                <w:rFonts w:ascii="Times New Roman" w:hAnsi="Times New Roman"/>
+                <w:sz w:val="18"/>
+              </w:rPr>
+              <w:t>0,028</w:t>
+            </w:r>
+          </w:p>
+        </w:tc>
+      </w:tr>
+      <w:tr>
+        <w:tc>
+          <w:tcPr>
+            <w:tcW w:type="dxa" w:w="3135"/>
+            <w:tcBorders>
+              <w:top w:val="single" w:sz="6" w:color="000000"/>
+              <w:bottom w:val="single" w:sz="6" w:color="000000"/>
+              <w:left w:val="nil" w:sz="6" w:color="000000"/>
+              <w:right w:val="nil" w:sz="6" w:color="000000"/>
+            </w:tcBorders>
+          </w:tcPr>
+          <w:p>
+            <w:pPr>
+              <w:jc w:val="left"/>
+            </w:pPr>
+            <w:r/>
+            <w:r>
+              <w:rPr>
+                <w:rFonts w:ascii="Times New Roman" w:hAnsi="Times New Roman"/>
+                <w:sz w:val="18"/>
+              </w:rPr>
+              <w:t>Fadiga × Raiva</w:t>
+            </w:r>
+          </w:p>
+        </w:tc>
+        <w:tc>
+          <w:tcPr>
+            <w:tcW w:type="dxa" w:w="3135"/>
+            <w:tcBorders>
+              <w:top w:val="single" w:sz="6" w:color="000000"/>
+              <w:bottom w:val="single" w:sz="6" w:color="000000"/>
+              <w:left w:val="nil" w:sz="6" w:color="000000"/>
+              <w:right w:val="nil" w:sz="6" w:color="000000"/>
+            </w:tcBorders>
+          </w:tcPr>
+          <w:p>
+            <w:pPr>
+              <w:jc w:val="center"/>
+            </w:pPr>
+            <w:r/>
+            <w:r>
+              <w:rPr>
+                <w:rFonts w:ascii="Times New Roman" w:hAnsi="Times New Roman"/>
+                <w:sz w:val="18"/>
+              </w:rPr>
+              <w:t>+0,49</w:t>
+            </w:r>
+          </w:p>
+        </w:tc>
+        <w:tc>
+          <w:tcPr>
+            <w:tcW w:type="dxa" w:w="3135"/>
+            <w:tcBorders>
+              <w:top w:val="single" w:sz="6" w:color="000000"/>
+              <w:bottom w:val="single" w:sz="6" w:color="000000"/>
+              <w:left w:val="nil" w:sz="6" w:color="000000"/>
+              <w:right w:val="nil" w:sz="6" w:color="000000"/>
+            </w:tcBorders>
+          </w:tcPr>
+          <w:p>
+            <w:pPr>
+              <w:jc w:val="center"/>
+            </w:pPr>
+            <w:r/>
+            <w:r>
+              <w:rPr>
+                <w:rFonts w:ascii="Times New Roman" w:hAnsi="Times New Roman"/>
+                <w:sz w:val="18"/>
+              </w:rPr>
+              <w:t>0,010</w:t>
+            </w:r>
+          </w:p>
+        </w:tc>
+      </w:tr>
+      <w:tr>
+        <w:tc>
+          <w:tcPr>
+            <w:tcW w:type="dxa" w:w="3135"/>
+            <w:tcBorders>
+              <w:top w:val="single" w:sz="6" w:color="000000"/>
+              <w:bottom w:val="single" w:sz="6" w:color="000000"/>
+              <w:left w:val="nil" w:sz="6" w:color="000000"/>
+              <w:right w:val="nil" w:sz="6" w:color="000000"/>
+            </w:tcBorders>
+          </w:tcPr>
+          <w:p>
+            <w:pPr>
+              <w:jc w:val="left"/>
+            </w:pPr>
+            <w:r/>
+            <w:r>
+              <w:rPr>
+                <w:rFonts w:ascii="Times New Roman" w:hAnsi="Times New Roman"/>
+                <w:sz w:val="18"/>
+              </w:rPr>
+              <w:t>Tensão × Confusão</w:t>
+            </w:r>
+          </w:p>
+        </w:tc>
+        <w:tc>
+          <w:tcPr>
+            <w:tcW w:type="dxa" w:w="3135"/>
+            <w:tcBorders>
+              <w:top w:val="single" w:sz="6" w:color="000000"/>
+              <w:bottom w:val="single" w:sz="6" w:color="000000"/>
+              <w:left w:val="nil" w:sz="6" w:color="000000"/>
+              <w:right w:val="nil" w:sz="6" w:color="000000"/>
+            </w:tcBorders>
+          </w:tcPr>
+          <w:p>
+            <w:pPr>
+              <w:jc w:val="center"/>
+            </w:pPr>
+            <w:r/>
+            <w:r>
+              <w:rPr>
+                <w:rFonts w:ascii="Times New Roman" w:hAnsi="Times New Roman"/>
+                <w:sz w:val="18"/>
+              </w:rPr>
+              <w:t>+0,45</w:t>
+            </w:r>
+          </w:p>
+        </w:tc>
+        <w:tc>
+          <w:tcPr>
+            <w:tcW w:type="dxa" w:w="3135"/>
+            <w:tcBorders>
+              <w:top w:val="single" w:sz="6" w:color="000000"/>
+              <w:bottom w:val="single" w:sz="6" w:color="000000"/>
+              <w:left w:val="nil" w:sz="6" w:color="000000"/>
+              <w:right w:val="nil" w:sz="6" w:color="000000"/>
+            </w:tcBorders>
+          </w:tcPr>
+          <w:p>
+            <w:pPr>
+              <w:jc w:val="center"/>
+            </w:pPr>
+            <w:r/>
+            <w:r>
+              <w:rPr>
+                <w:rFonts w:ascii="Times New Roman" w:hAnsi="Times New Roman"/>
+                <w:sz w:val="18"/>
+              </w:rPr>
+              <w:t>0,017</w:t>
+            </w:r>
+          </w:p>
+        </w:tc>
+      </w:tr>
+      <w:tr>
+        <w:tc>
+          <w:tcPr>
+            <w:tcW w:type="dxa" w:w="3135"/>
+            <w:tcBorders>
+              <w:top w:val="single" w:sz="6" w:color="000000"/>
+              <w:bottom w:val="single" w:sz="6" w:color="000000"/>
+              <w:left w:val="nil" w:sz="6" w:color="000000"/>
+              <w:right w:val="nil" w:sz="6" w:color="000000"/>
+            </w:tcBorders>
+          </w:tcPr>
+          <w:p>
+            <w:pPr>
+              <w:jc w:val="left"/>
+            </w:pPr>
+            <w:r/>
+            <w:r>
+              <w:rPr>
+                <w:rFonts w:ascii="Times New Roman" w:hAnsi="Times New Roman"/>
+                <w:sz w:val="18"/>
+              </w:rPr>
+              <w:t>Depressão × Raiva</w:t>
+            </w:r>
+          </w:p>
+        </w:tc>
+        <w:tc>
+          <w:tcPr>
+            <w:tcW w:type="dxa" w:w="3135"/>
+            <w:tcBorders>
+              <w:top w:val="single" w:sz="6" w:color="000000"/>
+              <w:bottom w:val="single" w:sz="6" w:color="000000"/>
+              <w:left w:val="nil" w:sz="6" w:color="000000"/>
+              <w:right w:val="nil" w:sz="6" w:color="000000"/>
+            </w:tcBorders>
+          </w:tcPr>
+          <w:p>
+            <w:pPr>
+              <w:jc w:val="center"/>
+            </w:pPr>
+            <w:r/>
+            <w:r>
+              <w:rPr>
+                <w:rFonts w:ascii="Times New Roman" w:hAnsi="Times New Roman"/>
+                <w:sz w:val="18"/>
+              </w:rPr>
+              <w:t>+0,53</w:t>
+            </w:r>
+          </w:p>
+        </w:tc>
+        <w:tc>
+          <w:tcPr>
+            <w:tcW w:type="dxa" w:w="3135"/>
+            <w:tcBorders>
+              <w:top w:val="single" w:sz="6" w:color="000000"/>
+              <w:bottom w:val="single" w:sz="6" w:color="000000"/>
+              <w:left w:val="nil" w:sz="6" w:color="000000"/>
+              <w:right w:val="nil" w:sz="6" w:color="000000"/>
+            </w:tcBorders>
+          </w:tcPr>
+          <w:p>
+            <w:pPr>
+              <w:jc w:val="center"/>
+            </w:pPr>
+            <w:r/>
+            <w:r>
+              <w:rPr>
+                <w:rFonts w:ascii="Times New Roman" w:hAnsi="Times New Roman"/>
+                <w:sz w:val="18"/>
+              </w:rPr>
+              <w:t>0,005</w:t>
+            </w:r>
+          </w:p>
+        </w:tc>
+      </w:tr>
+      <w:tr>
+        <w:tc>
+          <w:tcPr>
+            <w:tcW w:type="dxa" w:w="3135"/>
+            <w:tcBorders>
+              <w:top w:val="single" w:sz="6" w:color="000000"/>
+              <w:bottom w:val="single" w:sz="6" w:color="000000"/>
+              <w:left w:val="nil" w:sz="6" w:color="000000"/>
+              <w:right w:val="nil" w:sz="6" w:color="000000"/>
+            </w:tcBorders>
+          </w:tcPr>
+          <w:p>
+            <w:pPr>
+              <w:jc w:val="left"/>
+            </w:pPr>
+            <w:r/>
+            <w:r>
+              <w:rPr>
+                <w:rFonts w:ascii="Times New Roman" w:hAnsi="Times New Roman"/>
+                <w:sz w:val="18"/>
+              </w:rPr>
+              <w:t>Depressão × Confusão</w:t>
+            </w:r>
+          </w:p>
+        </w:tc>
+        <w:tc>
+          <w:tcPr>
+            <w:tcW w:type="dxa" w:w="3135"/>
+            <w:tcBorders>
+              <w:top w:val="single" w:sz="6" w:color="000000"/>
+              <w:bottom w:val="single" w:sz="6" w:color="000000"/>
+              <w:left w:val="nil" w:sz="6" w:color="000000"/>
+              <w:right w:val="nil" w:sz="6" w:color="000000"/>
+            </w:tcBorders>
+          </w:tcPr>
+          <w:p>
+            <w:pPr>
+              <w:jc w:val="center"/>
+            </w:pPr>
+            <w:r/>
+            <w:r>
+              <w:rPr>
+                <w:rFonts w:ascii="Times New Roman" w:hAnsi="Times New Roman"/>
+                <w:sz w:val="18"/>
+              </w:rPr>
+              <w:t>+0,43</w:t>
+            </w:r>
+          </w:p>
+        </w:tc>
+        <w:tc>
+          <w:tcPr>
+            <w:tcW w:type="dxa" w:w="3135"/>
+            <w:tcBorders>
+              <w:top w:val="single" w:sz="6" w:color="000000"/>
+              <w:bottom w:val="single" w:sz="6" w:color="000000"/>
+              <w:left w:val="nil" w:sz="6" w:color="000000"/>
+              <w:right w:val="nil" w:sz="6" w:color="000000"/>
+            </w:tcBorders>
+          </w:tcPr>
+          <w:p>
+            <w:pPr>
+              <w:jc w:val="center"/>
+            </w:pPr>
+            <w:r/>
+            <w:r>
+              <w:rPr>
+                <w:rFonts w:ascii="Times New Roman" w:hAnsi="Times New Roman"/>
+                <w:sz w:val="18"/>
+              </w:rPr>
+              <w:t>0,027</w:t>
+            </w:r>
+          </w:p>
+        </w:tc>
+      </w:tr>
+    </w:tbl>
+    <w:p>
+      <w:pPr>
+        <w:spacing w:after="0"/>
+      </w:pPr>
+      <w:r>
+        <w:rPr>
+          <w:i/>
+          <w:sz w:val="17"/>
+        </w:rPr>
+        <w:t>ρ = coeficiente de correlação de Spearman. Apresentam-se apenas os pares com p &lt; 0,05.</w:t>
+      </w:r>
+    </w:p>
+    <w:p>
+      <w:pPr>
+        <w:spacing w:after="120"/>
+      </w:pPr>
+      <w:r>
+        <w:rPr>
+          <w:sz w:val="18"/>
+        </w:rPr>
+        <w:t>Fonte: dados da pesquisa (2026).</w:t>
+      </w:r>
+    </w:p>
+    <w:p>
+      <w:pPr>
+        <w:spacing w:before="120" w:after="80" w:line="360" w:lineRule="auto"/>
+      </w:pPr>
+      <w:r>
+        <w:rPr>
+          <w:b/>
+          <w:sz w:val="24"/>
+        </w:rPr>
+        <w:t>4.6 Estrutura das dimensões (exploratória)</w:t>
+      </w:r>
+    </w:p>
+    <w:p>
+      <w:pPr>
+        <w:spacing w:line="360" w:lineRule="auto" w:after="0"/>
+        <w:ind w:firstLine="709"/>
+        <w:jc w:val="both"/>
+      </w:pPr>
+      <w:r>
+        <w:rPr>
+          <w:b w:val="0"/>
+          <w:sz w:val="24"/>
+        </w:rPr>
+        <w:t>A análise exploratória de componentes principais resumiu a estrutura das seis dimensões. O primeiro componente concentrou 41% da variância e opôs o vigor às dimensões negativas, o que o caracteriza como um eixo geral de perturbação do humor, enquanto o segundo reuniu 23% e separou a ativação. Os dois componentes juntos explicaram 64% da variância, e o critério de Kaiser reteve 2 componentes. A Figura 5 apresenta o biplot, no qual os vetores do vigor e da fadiga se projetam em sentidos opostos ao longo do primeiro componente, o que reforça, por via independente, a centralidade do eixo energia–fadiga.</w:t>
       </w:r>
     </w:p>
     <w:p>
@@ -1580,8 +6313,8 @@
       <w:r>
         <w:drawing>
           <wp:inline xmlns:a="http://schemas.openxmlformats.org/drawingml/2006/main" xmlns:pic="http://schemas.openxmlformats.org/drawingml/2006/picture">
-            <wp:extent cx="4860000" cy="3267931"/>
-            <wp:docPr id="6" name="Picture 6"/>
+            <wp:extent cx="4320000" cy="2904828"/>
+            <wp:docPr id="5" name="Picture 5"/>
             <wp:cNvGraphicFramePr>
               <a:graphicFrameLocks noChangeAspect="1"/>
             </wp:cNvGraphicFramePr>
@@ -1593,7 +6326,7 @@
                     <pic:cNvPicPr/>
                   </pic:nvPicPr>
                   <pic:blipFill>
-                    <a:blip r:embed="rId14"/>
+                    <a:blip r:embed="rId13"/>
                     <a:stretch>
                       <a:fillRect/>
                     </a:stretch>
@@ -1601,7 +6334,7 @@
                   <pic:spPr>
                     <a:xfrm>
                       <a:off x="0" y="0"/>
-                      <a:ext cx="4860000" cy="3267931"/>
+                      <a:ext cx="4320000" cy="2904828"/>
                     </a:xfrm>
                     <a:prstGeom prst="rect"/>
                   </pic:spPr>
@@ -1620,7 +6353,7 @@
         <w:rPr>
           <w:sz w:val="22"/>
         </w:rPr>
-        <w:t>Figura 6 – Biplot da análise de componentes principais das seis dimensões do BRUMS.</w:t>
+        <w:t>Figura 5 – Biplot da análise de componentes principais das seis dimensões do BRUMS.</w:t>
       </w:r>
     </w:p>
     <w:p>
@@ -1717,180 +6450,180 @@
     </w:p>
     <w:p>
       <w:pPr>
-        <w:spacing w:line="360" w:lineRule="auto" w:after="120"/>
+        <w:spacing w:line="276" w:lineRule="auto" w:after="80"/>
         <w:jc w:val="both"/>
       </w:pPr>
       <w:r>
         <w:rPr>
-          <w:sz w:val="22"/>
+          <w:sz w:val="21"/>
         </w:rPr>
         <w:t>DE MIRANDA ROHLFS, I. C. P. et al. Prevalence of specific mood profile clusters among elite and youth athletes at a Brazilian sports club. Sports, v. 12, n. 7, 195, 2024. DOI: 10.3390/sports12070195.</w:t>
       </w:r>
     </w:p>
     <w:p>
       <w:pPr>
-        <w:spacing w:line="360" w:lineRule="auto" w:after="120"/>
+        <w:spacing w:line="276" w:lineRule="auto" w:after="80"/>
         <w:jc w:val="both"/>
       </w:pPr>
       <w:r>
         <w:rPr>
-          <w:sz w:val="22"/>
+          <w:sz w:val="21"/>
         </w:rPr>
         <w:t>GARCÍA-SÁNCHEZ, C. et al. Physical demands during official competitions in elite handball: a systematic review. International Journal of Environmental Research and Public Health, v. 20, n. 4, 3353, 2023. DOI: 10.3390/ijerph20043353.</w:t>
       </w:r>
     </w:p>
     <w:p>
       <w:pPr>
-        <w:spacing w:line="360" w:lineRule="auto" w:after="120"/>
+        <w:spacing w:line="276" w:lineRule="auto" w:after="80"/>
         <w:jc w:val="both"/>
       </w:pPr>
       <w:r>
         <w:rPr>
-          <w:sz w:val="22"/>
+          <w:sz w:val="21"/>
         </w:rPr>
         <w:t>HAN, C.; PARSONS-SMITH, R. L.; TERRY, P. C. Mood profiling in Singapore: cross-cultural validation and potential applications of mood profile clusters. Frontiers in Psychology, v. 11, 665, 2020. DOI: 10.3389/fpsyg.2020.00665.</w:t>
       </w:r>
     </w:p>
     <w:p>
       <w:pPr>
-        <w:spacing w:line="360" w:lineRule="auto" w:after="120"/>
+        <w:spacing w:line="276" w:lineRule="auto" w:after="80"/>
         <w:jc w:val="both"/>
       </w:pPr>
       <w:r>
         <w:rPr>
-          <w:sz w:val="22"/>
+          <w:sz w:val="21"/>
         </w:rPr>
         <w:t>KARCHER, C.; BUCHHEIT, M. On-court demands of elite handball, with special reference to playing positions. Sports Medicine, v. 44, n. 6, p. 797–814, 2014. DOI: 10.1007/s40279-014-0164-z.</w:t>
       </w:r>
     </w:p>
     <w:p>
       <w:pPr>
-        <w:spacing w:line="360" w:lineRule="auto" w:after="120"/>
+        <w:spacing w:line="276" w:lineRule="auto" w:after="80"/>
         <w:jc w:val="both"/>
       </w:pPr>
       <w:r>
         <w:rPr>
-          <w:sz w:val="22"/>
+          <w:sz w:val="21"/>
         </w:rPr>
         <w:t>KELLMANN, M. et al. Recovery and performance in sport: consensus statement. International Journal of Sports Physiology and Performance, v. 13, n. 2, p. 240–245, 2018. DOI: 10.1123/ijspp.2017-0759.</w:t>
       </w:r>
     </w:p>
     <w:p>
       <w:pPr>
-        <w:spacing w:line="360" w:lineRule="auto" w:after="120"/>
+        <w:spacing w:line="276" w:lineRule="auto" w:after="80"/>
         <w:jc w:val="both"/>
       </w:pPr>
       <w:r>
         <w:rPr>
-          <w:sz w:val="22"/>
+          <w:sz w:val="21"/>
         </w:rPr>
         <w:t>LOCHBAUM, M. et al. The Profile of Mood States and athletic performance: a meta-analysis of published studies. European Journal of Investigation in Health, Psychology and Education, v. 11, n. 1, p. 50–70, 2021. DOI: 10.3390/ejihpe11010005.</w:t>
       </w:r>
     </w:p>
     <w:p>
       <w:pPr>
-        <w:spacing w:line="360" w:lineRule="auto" w:after="120"/>
+        <w:spacing w:line="276" w:lineRule="auto" w:after="80"/>
         <w:jc w:val="both"/>
       </w:pPr>
       <w:r>
         <w:rPr>
-          <w:sz w:val="22"/>
+          <w:sz w:val="21"/>
         </w:rPr>
         <w:t>MORGAN, W. P. Selected psychological factors limiting performance: a mental health model. In: CLARKE, D. H.; ECKERT, H. M. (Ed.). Limits of human performance. Champaign: Human Kinetics, 1985. p. 70–80.</w:t>
       </w:r>
     </w:p>
     <w:p>
       <w:pPr>
-        <w:spacing w:line="360" w:lineRule="auto" w:after="120"/>
+        <w:spacing w:line="276" w:lineRule="auto" w:after="80"/>
         <w:jc w:val="both"/>
       </w:pPr>
       <w:r>
         <w:rPr>
-          <w:sz w:val="22"/>
+          <w:sz w:val="21"/>
         </w:rPr>
         <w:t>PARSONS-SMITH, R. L.; TERRY, P. C.; MACHIN, M. A. Identification and description of novel mood profile clusters. Frontiers in Psychology, v. 8, 1958, 2017. DOI: 10.3389/fpsyg.2017.01958.</w:t>
       </w:r>
     </w:p>
     <w:p>
       <w:pPr>
-        <w:spacing w:line="360" w:lineRule="auto" w:after="120"/>
+        <w:spacing w:line="276" w:lineRule="auto" w:after="80"/>
         <w:jc w:val="both"/>
       </w:pPr>
       <w:r>
         <w:rPr>
-          <w:sz w:val="22"/>
+          <w:sz w:val="21"/>
         </w:rPr>
         <w:t>PIERCE, E. F. Relationship between training volume and mood states in competitive swimmers during a 24-week season. Perceptual and Motor Skills, v. 94, n. 3, p. 1009–1012, 2002. DOI: 10.2466/pms.2002.94.3.1009.</w:t>
       </w:r>
     </w:p>
     <w:p>
       <w:pPr>
-        <w:spacing w:line="360" w:lineRule="auto" w:after="120"/>
+        <w:spacing w:line="276" w:lineRule="auto" w:after="80"/>
         <w:jc w:val="both"/>
       </w:pPr>
       <w:r>
         <w:rPr>
-          <w:sz w:val="22"/>
+          <w:sz w:val="21"/>
         </w:rPr>
         <w:t>ROETE, A. J. et al. A systematic review on markers of functional overreaching in endurance athletes. International Journal of Sports Physiology and Performance, v. 16, n. 8, p. 1065–1073, 2021. DOI: 10.1123/ijspp.2021-0024.</w:t>
       </w:r>
     </w:p>
     <w:p>
       <w:pPr>
-        <w:spacing w:line="360" w:lineRule="auto" w:after="120"/>
+        <w:spacing w:line="276" w:lineRule="auto" w:after="80"/>
         <w:jc w:val="both"/>
       </w:pPr>
       <w:r>
         <w:rPr>
-          <w:sz w:val="22"/>
+          <w:sz w:val="21"/>
         </w:rPr>
         <w:t>ROHLFS, I. C. P. M. et al. A Escala de Humor de Brunel (Brums): instrumento para detecção precoce da síndrome do excesso de treinamento. Revista Brasileira de Medicina do Esporte, v. 14, n. 3, p. 176–181, 2008.</w:t>
       </w:r>
     </w:p>
     <w:p>
       <w:pPr>
-        <w:spacing w:line="360" w:lineRule="auto" w:after="120"/>
+        <w:spacing w:line="276" w:lineRule="auto" w:after="80"/>
         <w:jc w:val="both"/>
       </w:pPr>
       <w:r>
         <w:rPr>
-          <w:sz w:val="22"/>
+          <w:sz w:val="21"/>
         </w:rPr>
         <w:t>SAW, A. E.; MAIN, L. C.; GASTIN, P. B. Monitoring the athlete training response: subjective self-reported measures trump commonly used objective measures: a systematic review. British Journal of Sports Medicine, v. 50, n. 5, p. 281–291, 2016. DOI: 10.1136/bjsports-2015-094758.</w:t>
       </w:r>
     </w:p>
     <w:p>
       <w:pPr>
-        <w:spacing w:line="360" w:lineRule="auto" w:after="120"/>
+        <w:spacing w:line="276" w:lineRule="auto" w:after="80"/>
         <w:jc w:val="both"/>
       </w:pPr>
       <w:r>
         <w:rPr>
-          <w:sz w:val="22"/>
+          <w:sz w:val="21"/>
         </w:rPr>
         <w:t>TERRY, P. C.; LANE, A. M.; FOGARTY, G. J. Construct validity of the Profile of Mood States, Adolescents for use with adults. Psychology of Sport and Exercise, v. 4, n. 2, p. 125–139, 2003. DOI: 10.1016/S1469-0292(02)00035-8.</w:t>
       </w:r>
     </w:p>
     <w:p>
       <w:pPr>
-        <w:spacing w:line="360" w:lineRule="auto" w:after="120"/>
+        <w:spacing w:line="276" w:lineRule="auto" w:after="80"/>
         <w:jc w:val="both"/>
       </w:pPr>
       <w:r>
         <w:rPr>
-          <w:sz w:val="22"/>
+          <w:sz w:val="21"/>
         </w:rPr>
         <w:t>TERRY, P. C. et al. Mood profiling for sustainable mental health among athletes. Sustainability, v. 13, n. 11, 6116, 2021. DOI: 10.3390/su13116116.</w:t>
       </w:r>
     </w:p>
     <w:p>
       <w:pPr>
-        <w:spacing w:line="360" w:lineRule="auto" w:after="120"/>
+        <w:spacing w:line="276" w:lineRule="auto" w:after="80"/>
         <w:jc w:val="both"/>
       </w:pPr>
       <w:r>
         <w:rPr>
-          <w:sz w:val="22"/>
+          <w:sz w:val="21"/>
         </w:rPr>
         <w:t>THORPE, R. T. et al. Monitoring fatigue status in elite team-sport athletes: implications for practice. International Journal of Sports Physiology and Performance, v. 12, n. S2, p. S227–S234, 2017. DOI: 10.1123/ijspp.2016-0434.</w:t>
       </w:r>

--- a/Artigos/Paper1_Humor_resumido.docx
+++ b/Artigos/Paper1_Humor_resumido.docx
@@ -72,7 +72,7 @@
           <w:b w:val="0"/>
           <w:sz w:val="24"/>
         </w:rPr>
-        <w:t xml:space="preserve">27 atletas do sexo masculino responderam ao BRUMS-24 durante sete dias, com uma coleta de linha de base e duas coletas diárias (pré e pós-treino) nos seis dias de treino, e um total de 286 observações. Aplicaram-se estatística descritiva, consistência interna, classificação dos seis perfis de humor, comparação entre dias e entre pré e pós-treino, além de uma análise exploratória de componentes principais. </w:t>
+        <w:t xml:space="preserve">27 atletas do sexo masculino responderam ao BRUMS-24 durante sete dias, com uma coleta de linha de base e duas coletas diárias (pré e pós-treino) nos seis dias de treino, e um total de 286 observações. Aplicaram-se estatística descritiva, consistência interna, classificação dos seis perfis de humor e comparação entre dias e entre pré e pós-treino, sempre com o cálculo do tamanho e da magnitude do efeito. </w:t>
       </w:r>
       <w:r>
         <w:rPr>
@@ -86,7 +86,7 @@
           <w:b w:val="0"/>
           <w:sz w:val="24"/>
         </w:rPr>
-        <w:t xml:space="preserve">a deterioração concentrou-se no eixo energia–fadiga: o vigor caiu e a fadiga subiu do primeiro para o último dia (d = -1,33 e d = 0,78), com confirmação multivariada (Wilks λ = 0,181; p &lt; 0,001). A prevalência dos perfis deslocou-se do iceberg (48% no primeiro dia) para a barbatana de tubarão (22% no último dia), com aumento da chance desse perfil a cada dia (OR = 1,37). </w:t>
+        <w:t xml:space="preserve">a deterioração concentrou-se no eixo energia–fadiga: o vigor caiu e a fadiga subiu do primeiro para o último dia, com efeito grande (d = -1,33 e d = 0,78) e confirmação multivariada (Wilks λ = 0,181; p &lt; 0,001). A prevalência dos perfis deslocou-se do iceberg (48% no primeiro dia) para a barbatana de tubarão (22% no último dia), com aumento da chance desse perfil a cada dia (OR = 1,37). </w:t>
       </w:r>
       <w:r>
         <w:rPr>
@@ -207,7 +207,7 @@
           <w:b w:val="0"/>
           <w:sz w:val="24"/>
         </w:rPr>
-        <w:t>Descrever e caracterizar a dinâmica do humor de atletas de handebol de elite ao longo de um microciclo pré-competitivo, com destaque para o comportamento dos seis perfis de humor, para a mudança entre o primeiro e o último dia, para a variação entre pré e pós-treino e para a estrutura das dimensões do BRUMS.</w:t>
+        <w:t>Descrever e caracterizar a dinâmica do humor de atletas de handebol de elite ao longo de um microciclo pré-competitivo, com destaque para o comportamento dos seis perfis de humor, para a mudança entre o primeiro e o último dia, para a variação entre pré e pós-treino e para a magnitude dos efeitos ao longo da semana.</w:t>
       </w:r>
     </w:p>
     <w:p>
@@ -247,7 +247,7 @@
           <w:b w:val="0"/>
           <w:sz w:val="24"/>
         </w:rPr>
-        <w:t>Na análise, empregaram-se estatística descritiva das seis dimensões e da PTH e avaliação da consistência interna por alfa de Cronbach. Como o teste de Shapiro-Wilk apontou desvios da normalidade em parte das dimensões, adotaram-se testes não paramétricos: o teste de Wilcoxon para a comparação entre pré e pós-treino, o teste de Friedman com o W de Kendall para a comparação entre os sete dias e a correlação de Spearman para as relações entre as dimensões, sempre com o cálculo do tamanho de efeito. Cada observação foi classificada em um dos seis perfis de humor a partir dos escores padronizados, e a distribuição dos perfis entre o primeiro e o último dia foi avaliada pelo teste do qui-quadrado, com a tendência de migração resumida por uma regressão logística ao longo dos dias. A estrutura das seis dimensões foi explorada por análise de componentes principais. Adotou-se nível de significância de 5%.</w:t>
+        <w:t>Na análise, empregaram-se estatística descritiva das seis dimensões e da PTH e avaliação da consistência interna por alfa de Cronbach. Como o teste de Shapiro-Wilk apontou desvios da normalidade em parte das dimensões, adotaram-se testes não paramétricos: o teste de Wilcoxon para a comparação entre pré e pós-treino, o teste de Friedman com o W de Kendall para a comparação entre os sete dias e a correlação de Spearman para as relações entre as dimensões, sempre com o cálculo do tamanho do efeito, classificado por magnitude (trivial, pequeno, médio ou grande no d de Cohen e no dz; trivial, pequeno, moderado ou grande no W de Kendall). A confirmação multivariada da diferença entre o primeiro e o último dia recorreu à MANOVA em escores T. Cada observação foi classificada em um dos seis perfis de humor a partir dos escores padronizados, e a distribuição dos perfis entre o primeiro e o último dia foi avaliada pelo teste do qui-quadrado, com a tendência de migração resumida por uma regressão logística ao longo dos dias. A consistência das medidas repetidas foi estimada pelo coeficiente de correlação intraclasse (ICC). Adotou-se nível de significância de 5%.</w:t>
       </w:r>
     </w:p>
     <w:p>
@@ -303,18 +303,24 @@
       <w:tblPr>
         <w:tblW w:type="auto" w:w="0"/>
         <w:jc w:val="center"/>
+        <w:tblLayout w:type="fixed"/>
         <w:tblLook w:firstColumn="1" w:firstRow="1" w:lastColumn="0" w:lastRow="0" w:noHBand="0" w:noVBand="1" w:val="04A0"/>
+        <w:tblLayout w:type="fixed"/>
+        <w:tblCellMar>
+          <w:left w:w="40" w:type="dxa"/>
+          <w:right w:w="40" w:type="dxa"/>
+        </w:tblCellMar>
       </w:tblPr>
       <w:tblGrid>
-        <w:gridCol w:w="2351"/>
-        <w:gridCol w:w="2351"/>
-        <w:gridCol w:w="2351"/>
-        <w:gridCol w:w="2351"/>
+        <w:gridCol w:w="1701"/>
+        <w:gridCol w:w="2920"/>
+        <w:gridCol w:w="2920"/>
+        <w:gridCol w:w="1530"/>
       </w:tblGrid>
       <w:tr>
         <w:tc>
           <w:tcPr>
-            <w:tcW w:type="dxa" w:w="2351"/>
+            <w:tcW w:type="dxa" w:w="1701"/>
             <w:tcBorders>
               <w:top w:val="single" w:sz="6" w:color="000000"/>
               <w:bottom w:val="single" w:sz="6" w:color="000000"/>
@@ -339,7 +345,7 @@
         </w:tc>
         <w:tc>
           <w:tcPr>
-            <w:tcW w:type="dxa" w:w="2351"/>
+            <w:tcW w:type="dxa" w:w="2920"/>
             <w:tcBorders>
               <w:top w:val="single" w:sz="6" w:color="000000"/>
               <w:bottom w:val="single" w:sz="6" w:color="000000"/>
@@ -364,7 +370,7 @@
         </w:tc>
         <w:tc>
           <w:tcPr>
-            <w:tcW w:type="dxa" w:w="2351"/>
+            <w:tcW w:type="dxa" w:w="2920"/>
             <w:tcBorders>
               <w:top w:val="single" w:sz="6" w:color="000000"/>
               <w:bottom w:val="single" w:sz="6" w:color="000000"/>
@@ -389,7 +395,7 @@
         </w:tc>
         <w:tc>
           <w:tcPr>
-            <w:tcW w:type="dxa" w:w="2351"/>
+            <w:tcW w:type="dxa" w:w="1531"/>
             <w:tcBorders>
               <w:top w:val="single" w:sz="6" w:color="000000"/>
               <w:bottom w:val="single" w:sz="6" w:color="000000"/>
@@ -416,7 +422,7 @@
       <w:tr>
         <w:tc>
           <w:tcPr>
-            <w:tcW w:type="dxa" w:w="2351"/>
+            <w:tcW w:type="dxa" w:w="1701"/>
             <w:tcBorders>
               <w:top w:val="single" w:sz="6" w:color="000000"/>
               <w:bottom w:val="single" w:sz="6" w:color="000000"/>
@@ -440,7 +446,7 @@
         </w:tc>
         <w:tc>
           <w:tcPr>
-            <w:tcW w:type="dxa" w:w="2351"/>
+            <w:tcW w:type="dxa" w:w="2920"/>
             <w:tcBorders>
               <w:top w:val="single" w:sz="6" w:color="000000"/>
               <w:bottom w:val="single" w:sz="6" w:color="000000"/>
@@ -464,7 +470,7 @@
         </w:tc>
         <w:tc>
           <w:tcPr>
-            <w:tcW w:type="dxa" w:w="2351"/>
+            <w:tcW w:type="dxa" w:w="2920"/>
             <w:tcBorders>
               <w:top w:val="single" w:sz="6" w:color="000000"/>
               <w:bottom w:val="single" w:sz="6" w:color="000000"/>
@@ -488,7 +494,7 @@
         </w:tc>
         <w:tc>
           <w:tcPr>
-            <w:tcW w:type="dxa" w:w="2351"/>
+            <w:tcW w:type="dxa" w:w="1531"/>
             <w:tcBorders>
               <w:top w:val="single" w:sz="6" w:color="000000"/>
               <w:bottom w:val="single" w:sz="6" w:color="000000"/>
@@ -514,7 +520,7 @@
       <w:tr>
         <w:tc>
           <w:tcPr>
-            <w:tcW w:type="dxa" w:w="2351"/>
+            <w:tcW w:type="dxa" w:w="1701"/>
             <w:tcBorders>
               <w:top w:val="single" w:sz="6" w:color="000000"/>
               <w:bottom w:val="single" w:sz="6" w:color="000000"/>
@@ -538,7 +544,7 @@
         </w:tc>
         <w:tc>
           <w:tcPr>
-            <w:tcW w:type="dxa" w:w="2351"/>
+            <w:tcW w:type="dxa" w:w="2920"/>
             <w:tcBorders>
               <w:top w:val="single" w:sz="6" w:color="000000"/>
               <w:bottom w:val="single" w:sz="6" w:color="000000"/>
@@ -562,7 +568,7 @@
         </w:tc>
         <w:tc>
           <w:tcPr>
-            <w:tcW w:type="dxa" w:w="2351"/>
+            <w:tcW w:type="dxa" w:w="2920"/>
             <w:tcBorders>
               <w:top w:val="single" w:sz="6" w:color="000000"/>
               <w:bottom w:val="single" w:sz="6" w:color="000000"/>
@@ -586,7 +592,7 @@
         </w:tc>
         <w:tc>
           <w:tcPr>
-            <w:tcW w:type="dxa" w:w="2351"/>
+            <w:tcW w:type="dxa" w:w="1531"/>
             <w:tcBorders>
               <w:top w:val="single" w:sz="6" w:color="000000"/>
               <w:bottom w:val="single" w:sz="6" w:color="000000"/>
@@ -612,7 +618,7 @@
       <w:tr>
         <w:tc>
           <w:tcPr>
-            <w:tcW w:type="dxa" w:w="2351"/>
+            <w:tcW w:type="dxa" w:w="1701"/>
             <w:tcBorders>
               <w:top w:val="single" w:sz="6" w:color="000000"/>
               <w:bottom w:val="single" w:sz="6" w:color="000000"/>
@@ -636,7 +642,7 @@
         </w:tc>
         <w:tc>
           <w:tcPr>
-            <w:tcW w:type="dxa" w:w="2351"/>
+            <w:tcW w:type="dxa" w:w="2920"/>
             <w:tcBorders>
               <w:top w:val="single" w:sz="6" w:color="000000"/>
               <w:bottom w:val="single" w:sz="6" w:color="000000"/>
@@ -660,7 +666,7 @@
         </w:tc>
         <w:tc>
           <w:tcPr>
-            <w:tcW w:type="dxa" w:w="2351"/>
+            <w:tcW w:type="dxa" w:w="2920"/>
             <w:tcBorders>
               <w:top w:val="single" w:sz="6" w:color="000000"/>
               <w:bottom w:val="single" w:sz="6" w:color="000000"/>
@@ -684,7 +690,7 @@
         </w:tc>
         <w:tc>
           <w:tcPr>
-            <w:tcW w:type="dxa" w:w="2351"/>
+            <w:tcW w:type="dxa" w:w="1531"/>
             <w:tcBorders>
               <w:top w:val="single" w:sz="6" w:color="000000"/>
               <w:bottom w:val="single" w:sz="6" w:color="000000"/>
@@ -710,7 +716,7 @@
       <w:tr>
         <w:tc>
           <w:tcPr>
-            <w:tcW w:type="dxa" w:w="2351"/>
+            <w:tcW w:type="dxa" w:w="1701"/>
             <w:tcBorders>
               <w:top w:val="single" w:sz="6" w:color="000000"/>
               <w:bottom w:val="single" w:sz="6" w:color="000000"/>
@@ -734,7 +740,7 @@
         </w:tc>
         <w:tc>
           <w:tcPr>
-            <w:tcW w:type="dxa" w:w="2351"/>
+            <w:tcW w:type="dxa" w:w="2920"/>
             <w:tcBorders>
               <w:top w:val="single" w:sz="6" w:color="000000"/>
               <w:bottom w:val="single" w:sz="6" w:color="000000"/>
@@ -758,7 +764,7 @@
         </w:tc>
         <w:tc>
           <w:tcPr>
-            <w:tcW w:type="dxa" w:w="2351"/>
+            <w:tcW w:type="dxa" w:w="2920"/>
             <w:tcBorders>
               <w:top w:val="single" w:sz="6" w:color="000000"/>
               <w:bottom w:val="single" w:sz="6" w:color="000000"/>
@@ -782,7 +788,7 @@
         </w:tc>
         <w:tc>
           <w:tcPr>
-            <w:tcW w:type="dxa" w:w="2351"/>
+            <w:tcW w:type="dxa" w:w="1531"/>
             <w:tcBorders>
               <w:top w:val="single" w:sz="6" w:color="000000"/>
               <w:bottom w:val="single" w:sz="6" w:color="000000"/>
@@ -808,7 +814,7 @@
       <w:tr>
         <w:tc>
           <w:tcPr>
-            <w:tcW w:type="dxa" w:w="2351"/>
+            <w:tcW w:type="dxa" w:w="1701"/>
             <w:tcBorders>
               <w:top w:val="single" w:sz="6" w:color="000000"/>
               <w:bottom w:val="single" w:sz="6" w:color="000000"/>
@@ -832,7 +838,7 @@
         </w:tc>
         <w:tc>
           <w:tcPr>
-            <w:tcW w:type="dxa" w:w="2351"/>
+            <w:tcW w:type="dxa" w:w="2920"/>
             <w:tcBorders>
               <w:top w:val="single" w:sz="6" w:color="000000"/>
               <w:bottom w:val="single" w:sz="6" w:color="000000"/>
@@ -856,7 +862,7 @@
         </w:tc>
         <w:tc>
           <w:tcPr>
-            <w:tcW w:type="dxa" w:w="2351"/>
+            <w:tcW w:type="dxa" w:w="2920"/>
             <w:tcBorders>
               <w:top w:val="single" w:sz="6" w:color="000000"/>
               <w:bottom w:val="single" w:sz="6" w:color="000000"/>
@@ -880,7 +886,7 @@
         </w:tc>
         <w:tc>
           <w:tcPr>
-            <w:tcW w:type="dxa" w:w="2351"/>
+            <w:tcW w:type="dxa" w:w="1531"/>
             <w:tcBorders>
               <w:top w:val="single" w:sz="6" w:color="000000"/>
               <w:bottom w:val="single" w:sz="6" w:color="000000"/>
@@ -906,7 +912,7 @@
       <w:tr>
         <w:tc>
           <w:tcPr>
-            <w:tcW w:type="dxa" w:w="2351"/>
+            <w:tcW w:type="dxa" w:w="1701"/>
             <w:tcBorders>
               <w:top w:val="single" w:sz="6" w:color="000000"/>
               <w:bottom w:val="single" w:sz="6" w:color="000000"/>
@@ -930,7 +936,7 @@
         </w:tc>
         <w:tc>
           <w:tcPr>
-            <w:tcW w:type="dxa" w:w="2351"/>
+            <w:tcW w:type="dxa" w:w="2920"/>
             <w:tcBorders>
               <w:top w:val="single" w:sz="6" w:color="000000"/>
               <w:bottom w:val="single" w:sz="6" w:color="000000"/>
@@ -954,7 +960,7 @@
         </w:tc>
         <w:tc>
           <w:tcPr>
-            <w:tcW w:type="dxa" w:w="2351"/>
+            <w:tcW w:type="dxa" w:w="2920"/>
             <w:tcBorders>
               <w:top w:val="single" w:sz="6" w:color="000000"/>
               <w:bottom w:val="single" w:sz="6" w:color="000000"/>
@@ -978,7 +984,7 @@
         </w:tc>
         <w:tc>
           <w:tcPr>
-            <w:tcW w:type="dxa" w:w="2351"/>
+            <w:tcW w:type="dxa" w:w="1531"/>
             <w:tcBorders>
               <w:top w:val="single" w:sz="6" w:color="000000"/>
               <w:bottom w:val="single" w:sz="6" w:color="000000"/>
@@ -1004,7 +1010,7 @@
       <w:tr>
         <w:tc>
           <w:tcPr>
-            <w:tcW w:type="dxa" w:w="2351"/>
+            <w:tcW w:type="dxa" w:w="1701"/>
             <w:tcBorders>
               <w:top w:val="single" w:sz="6" w:color="000000"/>
               <w:bottom w:val="single" w:sz="6" w:color="000000"/>
@@ -1028,7 +1034,7 @@
         </w:tc>
         <w:tc>
           <w:tcPr>
-            <w:tcW w:type="dxa" w:w="2351"/>
+            <w:tcW w:type="dxa" w:w="2920"/>
             <w:tcBorders>
               <w:top w:val="single" w:sz="6" w:color="000000"/>
               <w:bottom w:val="single" w:sz="6" w:color="000000"/>
@@ -1052,7 +1058,7 @@
         </w:tc>
         <w:tc>
           <w:tcPr>
-            <w:tcW w:type="dxa" w:w="2351"/>
+            <w:tcW w:type="dxa" w:w="2920"/>
             <w:tcBorders>
               <w:top w:val="single" w:sz="6" w:color="000000"/>
               <w:bottom w:val="single" w:sz="6" w:color="000000"/>
@@ -1076,7 +1082,7 @@
         </w:tc>
         <w:tc>
           <w:tcPr>
-            <w:tcW w:type="dxa" w:w="2351"/>
+            <w:tcW w:type="dxa" w:w="1531"/>
             <w:tcBorders>
               <w:top w:val="single" w:sz="6" w:color="000000"/>
               <w:bottom w:val="single" w:sz="6" w:color="000000"/>
@@ -1139,6 +1145,763 @@
     </w:p>
     <w:p>
       <w:pPr>
+        <w:spacing w:before="160" w:after="40"/>
+      </w:pPr>
+      <w:r>
+        <w:rPr>
+          <w:sz w:val="22"/>
+        </w:rPr>
+        <w:t>Tabela 2 – Consistência das medidas repetidas ao longo da semana (coeficiente de correlação intraclasse, ICC).</w:t>
+      </w:r>
+    </w:p>
+    <w:tbl>
+      <w:tblPr>
+        <w:tblW w:type="auto" w:w="0"/>
+        <w:jc w:val="center"/>
+        <w:tblLayout w:type="fixed"/>
+        <w:tblLook w:firstColumn="1" w:firstRow="1" w:lastColumn="0" w:lastRow="0" w:noHBand="0" w:noVBand="1" w:val="04A0"/>
+        <w:tblLayout w:type="fixed"/>
+        <w:tblCellMar>
+          <w:left w:w="40" w:type="dxa"/>
+          <w:right w:w="40" w:type="dxa"/>
+        </w:tblCellMar>
+      </w:tblPr>
+      <w:tblGrid>
+        <w:gridCol w:w="1701"/>
+        <w:gridCol w:w="2920"/>
+        <w:gridCol w:w="2920"/>
+        <w:gridCol w:w="1530"/>
+      </w:tblGrid>
+      <w:tr>
+        <w:tc>
+          <w:tcPr>
+            <w:tcW w:type="dxa" w:w="1701"/>
+            <w:tcBorders>
+              <w:top w:val="single" w:sz="6" w:color="000000"/>
+              <w:bottom w:val="single" w:sz="6" w:color="000000"/>
+              <w:left w:val="nil" w:sz="6" w:color="000000"/>
+              <w:right w:val="nil" w:sz="6" w:color="000000"/>
+            </w:tcBorders>
+          </w:tcPr>
+          <w:p>
+            <w:pPr>
+              <w:jc w:val="center"/>
+            </w:pPr>
+            <w:r/>
+            <w:r>
+              <w:rPr>
+                <w:rFonts w:ascii="Times New Roman" w:hAnsi="Times New Roman"/>
+                <w:b/>
+                <w:sz w:val="18"/>
+              </w:rPr>
+              <w:t>Dimensão</w:t>
+            </w:r>
+          </w:p>
+        </w:tc>
+        <w:tc>
+          <w:tcPr>
+            <w:tcW w:type="dxa" w:w="2920"/>
+            <w:tcBorders>
+              <w:top w:val="single" w:sz="6" w:color="000000"/>
+              <w:bottom w:val="single" w:sz="6" w:color="000000"/>
+              <w:left w:val="nil" w:sz="6" w:color="000000"/>
+              <w:right w:val="nil" w:sz="6" w:color="000000"/>
+            </w:tcBorders>
+          </w:tcPr>
+          <w:p>
+            <w:pPr>
+              <w:jc w:val="center"/>
+            </w:pPr>
+            <w:r/>
+            <w:r>
+              <w:rPr>
+                <w:rFonts w:ascii="Times New Roman" w:hAnsi="Times New Roman"/>
+                <w:b/>
+                <w:sz w:val="18"/>
+              </w:rPr>
+              <w:t>ICC(2,1)</w:t>
+            </w:r>
+          </w:p>
+        </w:tc>
+        <w:tc>
+          <w:tcPr>
+            <w:tcW w:type="dxa" w:w="2920"/>
+            <w:tcBorders>
+              <w:top w:val="single" w:sz="6" w:color="000000"/>
+              <w:bottom w:val="single" w:sz="6" w:color="000000"/>
+              <w:left w:val="nil" w:sz="6" w:color="000000"/>
+              <w:right w:val="nil" w:sz="6" w:color="000000"/>
+            </w:tcBorders>
+          </w:tcPr>
+          <w:p>
+            <w:pPr>
+              <w:jc w:val="center"/>
+            </w:pPr>
+            <w:r/>
+            <w:r>
+              <w:rPr>
+                <w:rFonts w:ascii="Times New Roman" w:hAnsi="Times New Roman"/>
+                <w:b/>
+                <w:sz w:val="18"/>
+              </w:rPr>
+              <w:t>ICC(2,k)</w:t>
+            </w:r>
+          </w:p>
+        </w:tc>
+        <w:tc>
+          <w:tcPr>
+            <w:tcW w:type="dxa" w:w="1531"/>
+            <w:tcBorders>
+              <w:top w:val="single" w:sz="6" w:color="000000"/>
+              <w:bottom w:val="single" w:sz="6" w:color="000000"/>
+              <w:left w:val="nil" w:sz="6" w:color="000000"/>
+              <w:right w:val="nil" w:sz="6" w:color="000000"/>
+            </w:tcBorders>
+          </w:tcPr>
+          <w:p>
+            <w:pPr>
+              <w:jc w:val="center"/>
+            </w:pPr>
+            <w:r/>
+            <w:r>
+              <w:rPr>
+                <w:rFonts w:ascii="Times New Roman" w:hAnsi="Times New Roman"/>
+                <w:b/>
+                <w:sz w:val="18"/>
+              </w:rPr>
+              <w:t>Consistência</w:t>
+            </w:r>
+          </w:p>
+        </w:tc>
+      </w:tr>
+      <w:tr>
+        <w:tc>
+          <w:tcPr>
+            <w:tcW w:type="dxa" w:w="1701"/>
+            <w:tcBorders>
+              <w:top w:val="single" w:sz="6" w:color="000000"/>
+              <w:bottom w:val="single" w:sz="6" w:color="000000"/>
+              <w:left w:val="nil" w:sz="6" w:color="000000"/>
+              <w:right w:val="nil" w:sz="6" w:color="000000"/>
+            </w:tcBorders>
+          </w:tcPr>
+          <w:p>
+            <w:pPr>
+              <w:jc w:val="left"/>
+            </w:pPr>
+            <w:r/>
+            <w:r>
+              <w:rPr>
+                <w:rFonts w:ascii="Times New Roman" w:hAnsi="Times New Roman"/>
+                <w:sz w:val="18"/>
+              </w:rPr>
+              <w:t>Vigor</w:t>
+            </w:r>
+          </w:p>
+        </w:tc>
+        <w:tc>
+          <w:tcPr>
+            <w:tcW w:type="dxa" w:w="2920"/>
+            <w:tcBorders>
+              <w:top w:val="single" w:sz="6" w:color="000000"/>
+              <w:bottom w:val="single" w:sz="6" w:color="000000"/>
+              <w:left w:val="nil" w:sz="6" w:color="000000"/>
+              <w:right w:val="nil" w:sz="6" w:color="000000"/>
+            </w:tcBorders>
+          </w:tcPr>
+          <w:p>
+            <w:pPr>
+              <w:jc w:val="center"/>
+            </w:pPr>
+            <w:r/>
+            <w:r>
+              <w:rPr>
+                <w:rFonts w:ascii="Times New Roman" w:hAnsi="Times New Roman"/>
+                <w:sz w:val="18"/>
+              </w:rPr>
+              <w:t>0,53</w:t>
+            </w:r>
+          </w:p>
+        </w:tc>
+        <w:tc>
+          <w:tcPr>
+            <w:tcW w:type="dxa" w:w="2920"/>
+            <w:tcBorders>
+              <w:top w:val="single" w:sz="6" w:color="000000"/>
+              <w:bottom w:val="single" w:sz="6" w:color="000000"/>
+              <w:left w:val="nil" w:sz="6" w:color="000000"/>
+              <w:right w:val="nil" w:sz="6" w:color="000000"/>
+            </w:tcBorders>
+          </w:tcPr>
+          <w:p>
+            <w:pPr>
+              <w:jc w:val="center"/>
+            </w:pPr>
+            <w:r/>
+            <w:r>
+              <w:rPr>
+                <w:rFonts w:ascii="Times New Roman" w:hAnsi="Times New Roman"/>
+                <w:sz w:val="18"/>
+              </w:rPr>
+              <w:t>0,89</w:t>
+            </w:r>
+          </w:p>
+        </w:tc>
+        <w:tc>
+          <w:tcPr>
+            <w:tcW w:type="dxa" w:w="1531"/>
+            <w:tcBorders>
+              <w:top w:val="single" w:sz="6" w:color="000000"/>
+              <w:bottom w:val="single" w:sz="6" w:color="000000"/>
+              <w:left w:val="nil" w:sz="6" w:color="000000"/>
+              <w:right w:val="nil" w:sz="6" w:color="000000"/>
+            </w:tcBorders>
+          </w:tcPr>
+          <w:p>
+            <w:pPr>
+              <w:jc w:val="center"/>
+            </w:pPr>
+            <w:r/>
+            <w:r>
+              <w:rPr>
+                <w:rFonts w:ascii="Times New Roman" w:hAnsi="Times New Roman"/>
+                <w:sz w:val="18"/>
+              </w:rPr>
+              <w:t>moderada</w:t>
+            </w:r>
+          </w:p>
+        </w:tc>
+      </w:tr>
+      <w:tr>
+        <w:tc>
+          <w:tcPr>
+            <w:tcW w:type="dxa" w:w="1701"/>
+            <w:tcBorders>
+              <w:top w:val="single" w:sz="6" w:color="000000"/>
+              <w:bottom w:val="single" w:sz="6" w:color="000000"/>
+              <w:left w:val="nil" w:sz="6" w:color="000000"/>
+              <w:right w:val="nil" w:sz="6" w:color="000000"/>
+            </w:tcBorders>
+          </w:tcPr>
+          <w:p>
+            <w:pPr>
+              <w:jc w:val="left"/>
+            </w:pPr>
+            <w:r/>
+            <w:r>
+              <w:rPr>
+                <w:rFonts w:ascii="Times New Roman" w:hAnsi="Times New Roman"/>
+                <w:sz w:val="18"/>
+              </w:rPr>
+              <w:t>Fadiga</w:t>
+            </w:r>
+          </w:p>
+        </w:tc>
+        <w:tc>
+          <w:tcPr>
+            <w:tcW w:type="dxa" w:w="2920"/>
+            <w:tcBorders>
+              <w:top w:val="single" w:sz="6" w:color="000000"/>
+              <w:bottom w:val="single" w:sz="6" w:color="000000"/>
+              <w:left w:val="nil" w:sz="6" w:color="000000"/>
+              <w:right w:val="nil" w:sz="6" w:color="000000"/>
+            </w:tcBorders>
+          </w:tcPr>
+          <w:p>
+            <w:pPr>
+              <w:jc w:val="center"/>
+            </w:pPr>
+            <w:r/>
+            <w:r>
+              <w:rPr>
+                <w:rFonts w:ascii="Times New Roman" w:hAnsi="Times New Roman"/>
+                <w:sz w:val="18"/>
+              </w:rPr>
+              <w:t>0,61</w:t>
+            </w:r>
+          </w:p>
+        </w:tc>
+        <w:tc>
+          <w:tcPr>
+            <w:tcW w:type="dxa" w:w="2920"/>
+            <w:tcBorders>
+              <w:top w:val="single" w:sz="6" w:color="000000"/>
+              <w:bottom w:val="single" w:sz="6" w:color="000000"/>
+              <w:left w:val="nil" w:sz="6" w:color="000000"/>
+              <w:right w:val="nil" w:sz="6" w:color="000000"/>
+            </w:tcBorders>
+          </w:tcPr>
+          <w:p>
+            <w:pPr>
+              <w:jc w:val="center"/>
+            </w:pPr>
+            <w:r/>
+            <w:r>
+              <w:rPr>
+                <w:rFonts w:ascii="Times New Roman" w:hAnsi="Times New Roman"/>
+                <w:sz w:val="18"/>
+              </w:rPr>
+              <w:t>0,92</w:t>
+            </w:r>
+          </w:p>
+        </w:tc>
+        <w:tc>
+          <w:tcPr>
+            <w:tcW w:type="dxa" w:w="1531"/>
+            <w:tcBorders>
+              <w:top w:val="single" w:sz="6" w:color="000000"/>
+              <w:bottom w:val="single" w:sz="6" w:color="000000"/>
+              <w:left w:val="nil" w:sz="6" w:color="000000"/>
+              <w:right w:val="nil" w:sz="6" w:color="000000"/>
+            </w:tcBorders>
+          </w:tcPr>
+          <w:p>
+            <w:pPr>
+              <w:jc w:val="center"/>
+            </w:pPr>
+            <w:r/>
+            <w:r>
+              <w:rPr>
+                <w:rFonts w:ascii="Times New Roman" w:hAnsi="Times New Roman"/>
+                <w:sz w:val="18"/>
+              </w:rPr>
+              <w:t>moderada</w:t>
+            </w:r>
+          </w:p>
+        </w:tc>
+      </w:tr>
+      <w:tr>
+        <w:tc>
+          <w:tcPr>
+            <w:tcW w:type="dxa" w:w="1701"/>
+            <w:tcBorders>
+              <w:top w:val="single" w:sz="6" w:color="000000"/>
+              <w:bottom w:val="single" w:sz="6" w:color="000000"/>
+              <w:left w:val="nil" w:sz="6" w:color="000000"/>
+              <w:right w:val="nil" w:sz="6" w:color="000000"/>
+            </w:tcBorders>
+          </w:tcPr>
+          <w:p>
+            <w:pPr>
+              <w:jc w:val="left"/>
+            </w:pPr>
+            <w:r/>
+            <w:r>
+              <w:rPr>
+                <w:rFonts w:ascii="Times New Roman" w:hAnsi="Times New Roman"/>
+                <w:sz w:val="18"/>
+              </w:rPr>
+              <w:t>Tensão</w:t>
+            </w:r>
+          </w:p>
+        </w:tc>
+        <w:tc>
+          <w:tcPr>
+            <w:tcW w:type="dxa" w:w="2920"/>
+            <w:tcBorders>
+              <w:top w:val="single" w:sz="6" w:color="000000"/>
+              <w:bottom w:val="single" w:sz="6" w:color="000000"/>
+              <w:left w:val="nil" w:sz="6" w:color="000000"/>
+              <w:right w:val="nil" w:sz="6" w:color="000000"/>
+            </w:tcBorders>
+          </w:tcPr>
+          <w:p>
+            <w:pPr>
+              <w:jc w:val="center"/>
+            </w:pPr>
+            <w:r/>
+            <w:r>
+              <w:rPr>
+                <w:rFonts w:ascii="Times New Roman" w:hAnsi="Times New Roman"/>
+                <w:sz w:val="18"/>
+              </w:rPr>
+              <w:t>0,64</w:t>
+            </w:r>
+          </w:p>
+        </w:tc>
+        <w:tc>
+          <w:tcPr>
+            <w:tcW w:type="dxa" w:w="2920"/>
+            <w:tcBorders>
+              <w:top w:val="single" w:sz="6" w:color="000000"/>
+              <w:bottom w:val="single" w:sz="6" w:color="000000"/>
+              <w:left w:val="nil" w:sz="6" w:color="000000"/>
+              <w:right w:val="nil" w:sz="6" w:color="000000"/>
+            </w:tcBorders>
+          </w:tcPr>
+          <w:p>
+            <w:pPr>
+              <w:jc w:val="center"/>
+            </w:pPr>
+            <w:r/>
+            <w:r>
+              <w:rPr>
+                <w:rFonts w:ascii="Times New Roman" w:hAnsi="Times New Roman"/>
+                <w:sz w:val="18"/>
+              </w:rPr>
+              <w:t>0,93</w:t>
+            </w:r>
+          </w:p>
+        </w:tc>
+        <w:tc>
+          <w:tcPr>
+            <w:tcW w:type="dxa" w:w="1531"/>
+            <w:tcBorders>
+              <w:top w:val="single" w:sz="6" w:color="000000"/>
+              <w:bottom w:val="single" w:sz="6" w:color="000000"/>
+              <w:left w:val="nil" w:sz="6" w:color="000000"/>
+              <w:right w:val="nil" w:sz="6" w:color="000000"/>
+            </w:tcBorders>
+          </w:tcPr>
+          <w:p>
+            <w:pPr>
+              <w:jc w:val="center"/>
+            </w:pPr>
+            <w:r/>
+            <w:r>
+              <w:rPr>
+                <w:rFonts w:ascii="Times New Roman" w:hAnsi="Times New Roman"/>
+                <w:sz w:val="18"/>
+              </w:rPr>
+              <w:t>moderada</w:t>
+            </w:r>
+          </w:p>
+        </w:tc>
+      </w:tr>
+      <w:tr>
+        <w:tc>
+          <w:tcPr>
+            <w:tcW w:type="dxa" w:w="1701"/>
+            <w:tcBorders>
+              <w:top w:val="single" w:sz="6" w:color="000000"/>
+              <w:bottom w:val="single" w:sz="6" w:color="000000"/>
+              <w:left w:val="nil" w:sz="6" w:color="000000"/>
+              <w:right w:val="nil" w:sz="6" w:color="000000"/>
+            </w:tcBorders>
+          </w:tcPr>
+          <w:p>
+            <w:pPr>
+              <w:jc w:val="left"/>
+            </w:pPr>
+            <w:r/>
+            <w:r>
+              <w:rPr>
+                <w:rFonts w:ascii="Times New Roman" w:hAnsi="Times New Roman"/>
+                <w:sz w:val="18"/>
+              </w:rPr>
+              <w:t>Depressão</w:t>
+            </w:r>
+          </w:p>
+        </w:tc>
+        <w:tc>
+          <w:tcPr>
+            <w:tcW w:type="dxa" w:w="2920"/>
+            <w:tcBorders>
+              <w:top w:val="single" w:sz="6" w:color="000000"/>
+              <w:bottom w:val="single" w:sz="6" w:color="000000"/>
+              <w:left w:val="nil" w:sz="6" w:color="000000"/>
+              <w:right w:val="nil" w:sz="6" w:color="000000"/>
+            </w:tcBorders>
+          </w:tcPr>
+          <w:p>
+            <w:pPr>
+              <w:jc w:val="center"/>
+            </w:pPr>
+            <w:r/>
+            <w:r>
+              <w:rPr>
+                <w:rFonts w:ascii="Times New Roman" w:hAnsi="Times New Roman"/>
+                <w:sz w:val="18"/>
+              </w:rPr>
+              <w:t>0,68</w:t>
+            </w:r>
+          </w:p>
+        </w:tc>
+        <w:tc>
+          <w:tcPr>
+            <w:tcW w:type="dxa" w:w="2920"/>
+            <w:tcBorders>
+              <w:top w:val="single" w:sz="6" w:color="000000"/>
+              <w:bottom w:val="single" w:sz="6" w:color="000000"/>
+              <w:left w:val="nil" w:sz="6" w:color="000000"/>
+              <w:right w:val="nil" w:sz="6" w:color="000000"/>
+            </w:tcBorders>
+          </w:tcPr>
+          <w:p>
+            <w:pPr>
+              <w:jc w:val="center"/>
+            </w:pPr>
+            <w:r/>
+            <w:r>
+              <w:rPr>
+                <w:rFonts w:ascii="Times New Roman" w:hAnsi="Times New Roman"/>
+                <w:sz w:val="18"/>
+              </w:rPr>
+              <w:t>0,94</w:t>
+            </w:r>
+          </w:p>
+        </w:tc>
+        <w:tc>
+          <w:tcPr>
+            <w:tcW w:type="dxa" w:w="1531"/>
+            <w:tcBorders>
+              <w:top w:val="single" w:sz="6" w:color="000000"/>
+              <w:bottom w:val="single" w:sz="6" w:color="000000"/>
+              <w:left w:val="nil" w:sz="6" w:color="000000"/>
+              <w:right w:val="nil" w:sz="6" w:color="000000"/>
+            </w:tcBorders>
+          </w:tcPr>
+          <w:p>
+            <w:pPr>
+              <w:jc w:val="center"/>
+            </w:pPr>
+            <w:r/>
+            <w:r>
+              <w:rPr>
+                <w:rFonts w:ascii="Times New Roman" w:hAnsi="Times New Roman"/>
+                <w:sz w:val="18"/>
+              </w:rPr>
+              <w:t>moderada</w:t>
+            </w:r>
+          </w:p>
+        </w:tc>
+      </w:tr>
+      <w:tr>
+        <w:tc>
+          <w:tcPr>
+            <w:tcW w:type="dxa" w:w="1701"/>
+            <w:tcBorders>
+              <w:top w:val="single" w:sz="6" w:color="000000"/>
+              <w:bottom w:val="single" w:sz="6" w:color="000000"/>
+              <w:left w:val="nil" w:sz="6" w:color="000000"/>
+              <w:right w:val="nil" w:sz="6" w:color="000000"/>
+            </w:tcBorders>
+          </w:tcPr>
+          <w:p>
+            <w:pPr>
+              <w:jc w:val="left"/>
+            </w:pPr>
+            <w:r/>
+            <w:r>
+              <w:rPr>
+                <w:rFonts w:ascii="Times New Roman" w:hAnsi="Times New Roman"/>
+                <w:sz w:val="18"/>
+              </w:rPr>
+              <w:t>Raiva</w:t>
+            </w:r>
+          </w:p>
+        </w:tc>
+        <w:tc>
+          <w:tcPr>
+            <w:tcW w:type="dxa" w:w="2920"/>
+            <w:tcBorders>
+              <w:top w:val="single" w:sz="6" w:color="000000"/>
+              <w:bottom w:val="single" w:sz="6" w:color="000000"/>
+              <w:left w:val="nil" w:sz="6" w:color="000000"/>
+              <w:right w:val="nil" w:sz="6" w:color="000000"/>
+            </w:tcBorders>
+          </w:tcPr>
+          <w:p>
+            <w:pPr>
+              <w:jc w:val="center"/>
+            </w:pPr>
+            <w:r/>
+            <w:r>
+              <w:rPr>
+                <w:rFonts w:ascii="Times New Roman" w:hAnsi="Times New Roman"/>
+                <w:sz w:val="18"/>
+              </w:rPr>
+              <w:t>0,39</w:t>
+            </w:r>
+          </w:p>
+        </w:tc>
+        <w:tc>
+          <w:tcPr>
+            <w:tcW w:type="dxa" w:w="2920"/>
+            <w:tcBorders>
+              <w:top w:val="single" w:sz="6" w:color="000000"/>
+              <w:bottom w:val="single" w:sz="6" w:color="000000"/>
+              <w:left w:val="nil" w:sz="6" w:color="000000"/>
+              <w:right w:val="nil" w:sz="6" w:color="000000"/>
+            </w:tcBorders>
+          </w:tcPr>
+          <w:p>
+            <w:pPr>
+              <w:jc w:val="center"/>
+            </w:pPr>
+            <w:r/>
+            <w:r>
+              <w:rPr>
+                <w:rFonts w:ascii="Times New Roman" w:hAnsi="Times New Roman"/>
+                <w:sz w:val="18"/>
+              </w:rPr>
+              <w:t>0,82</w:t>
+            </w:r>
+          </w:p>
+        </w:tc>
+        <w:tc>
+          <w:tcPr>
+            <w:tcW w:type="dxa" w:w="1531"/>
+            <w:tcBorders>
+              <w:top w:val="single" w:sz="6" w:color="000000"/>
+              <w:bottom w:val="single" w:sz="6" w:color="000000"/>
+              <w:left w:val="nil" w:sz="6" w:color="000000"/>
+              <w:right w:val="nil" w:sz="6" w:color="000000"/>
+            </w:tcBorders>
+          </w:tcPr>
+          <w:p>
+            <w:pPr>
+              <w:jc w:val="center"/>
+            </w:pPr>
+            <w:r/>
+            <w:r>
+              <w:rPr>
+                <w:rFonts w:ascii="Times New Roman" w:hAnsi="Times New Roman"/>
+                <w:sz w:val="18"/>
+              </w:rPr>
+              <w:t>pobre</w:t>
+            </w:r>
+          </w:p>
+        </w:tc>
+      </w:tr>
+      <w:tr>
+        <w:tc>
+          <w:tcPr>
+            <w:tcW w:type="dxa" w:w="1701"/>
+            <w:tcBorders>
+              <w:top w:val="single" w:sz="6" w:color="000000"/>
+              <w:bottom w:val="single" w:sz="6" w:color="000000"/>
+              <w:left w:val="nil" w:sz="6" w:color="000000"/>
+              <w:right w:val="nil" w:sz="6" w:color="000000"/>
+            </w:tcBorders>
+          </w:tcPr>
+          <w:p>
+            <w:pPr>
+              <w:jc w:val="left"/>
+            </w:pPr>
+            <w:r/>
+            <w:r>
+              <w:rPr>
+                <w:rFonts w:ascii="Times New Roman" w:hAnsi="Times New Roman"/>
+                <w:sz w:val="18"/>
+              </w:rPr>
+              <w:t>Confusão</w:t>
+            </w:r>
+          </w:p>
+        </w:tc>
+        <w:tc>
+          <w:tcPr>
+            <w:tcW w:type="dxa" w:w="2920"/>
+            <w:tcBorders>
+              <w:top w:val="single" w:sz="6" w:color="000000"/>
+              <w:bottom w:val="single" w:sz="6" w:color="000000"/>
+              <w:left w:val="nil" w:sz="6" w:color="000000"/>
+              <w:right w:val="nil" w:sz="6" w:color="000000"/>
+            </w:tcBorders>
+          </w:tcPr>
+          <w:p>
+            <w:pPr>
+              <w:jc w:val="center"/>
+            </w:pPr>
+            <w:r/>
+            <w:r>
+              <w:rPr>
+                <w:rFonts w:ascii="Times New Roman" w:hAnsi="Times New Roman"/>
+                <w:sz w:val="18"/>
+              </w:rPr>
+              <w:t>0,36</w:t>
+            </w:r>
+          </w:p>
+        </w:tc>
+        <w:tc>
+          <w:tcPr>
+            <w:tcW w:type="dxa" w:w="2920"/>
+            <w:tcBorders>
+              <w:top w:val="single" w:sz="6" w:color="000000"/>
+              <w:bottom w:val="single" w:sz="6" w:color="000000"/>
+              <w:left w:val="nil" w:sz="6" w:color="000000"/>
+              <w:right w:val="nil" w:sz="6" w:color="000000"/>
+            </w:tcBorders>
+          </w:tcPr>
+          <w:p>
+            <w:pPr>
+              <w:jc w:val="center"/>
+            </w:pPr>
+            <w:r/>
+            <w:r>
+              <w:rPr>
+                <w:rFonts w:ascii="Times New Roman" w:hAnsi="Times New Roman"/>
+                <w:sz w:val="18"/>
+              </w:rPr>
+              <w:t>0,80</w:t>
+            </w:r>
+          </w:p>
+        </w:tc>
+        <w:tc>
+          <w:tcPr>
+            <w:tcW w:type="dxa" w:w="1531"/>
+            <w:tcBorders>
+              <w:top w:val="single" w:sz="6" w:color="000000"/>
+              <w:bottom w:val="single" w:sz="6" w:color="000000"/>
+              <w:left w:val="nil" w:sz="6" w:color="000000"/>
+              <w:right w:val="nil" w:sz="6" w:color="000000"/>
+            </w:tcBorders>
+          </w:tcPr>
+          <w:p>
+            <w:pPr>
+              <w:jc w:val="center"/>
+            </w:pPr>
+            <w:r/>
+            <w:r>
+              <w:rPr>
+                <w:rFonts w:ascii="Times New Roman" w:hAnsi="Times New Roman"/>
+                <w:sz w:val="18"/>
+              </w:rPr>
+              <w:t>pobre</w:t>
+            </w:r>
+          </w:p>
+        </w:tc>
+      </w:tr>
+    </w:tbl>
+    <w:p>
+      <w:pPr>
+        <w:spacing w:after="0"/>
+      </w:pPr>
+      <w:r>
+        <w:rPr>
+          <w:i/>
+          <w:sz w:val="17"/>
+        </w:rPr>
+        <w:t>ICC(2,1) = medida isolada; ICC(2,k) = média das medidas. Consistência: &lt; 0,50 fraca; 0,50–0,75 moderada; &gt; 0,75 boa.</w:t>
+      </w:r>
+    </w:p>
+    <w:p>
+      <w:pPr>
+        <w:spacing w:after="120"/>
+      </w:pPr>
+      <w:r>
+        <w:rPr>
+          <w:sz w:val="18"/>
+        </w:rPr>
+        <w:t>Fonte: dados da pesquisa (2026).</w:t>
+      </w:r>
+    </w:p>
+    <w:p>
+      <w:pPr>
+        <w:spacing w:line="360" w:lineRule="auto" w:after="0"/>
+        <w:ind w:firstLine="709"/>
+        <w:jc w:val="both"/>
+      </w:pPr>
+      <w:r>
+        <w:rPr>
+          <w:b w:val="0"/>
+          <w:sz w:val="24"/>
+        </w:rPr>
+        <w:t>A consistência das medidas repetidas ao longo da semana (Tabela 2) foi moderada a boa, com os valores mais baixos na raiva e na confusão, dimensões mais reativas de um dia para o outro, o que também recomenda cautela na leitura isolada dessas dimensões.</w:t>
+      </w:r>
+    </w:p>
+    <w:p>
+      <w:pPr>
         <w:spacing w:before="120" w:after="80" w:line="360" w:lineRule="auto"/>
       </w:pPr>
       <w:r>
@@ -1171,7 +1934,7 @@
       <w:r>
         <w:drawing>
           <wp:inline xmlns:a="http://schemas.openxmlformats.org/drawingml/2006/main" xmlns:pic="http://schemas.openxmlformats.org/drawingml/2006/picture">
-            <wp:extent cx="5040000" cy="2741760"/>
+            <wp:extent cx="5580000" cy="3035520"/>
             <wp:docPr id="1" name="Picture 1"/>
             <wp:cNvGraphicFramePr>
               <a:graphicFrameLocks noChangeAspect="1"/>
@@ -1192,7 +1955,7 @@
                   <pic:spPr>
                     <a:xfrm>
                       <a:off x="0" y="0"/>
-                      <a:ext cx="5040000" cy="2741760"/>
+                      <a:ext cx="5580000" cy="3035520"/>
                     </a:xfrm>
                     <a:prstGeom prst="rect"/>
                   </pic:spPr>
@@ -1248,7 +2011,7 @@
       <w:r>
         <w:drawing>
           <wp:inline xmlns:a="http://schemas.openxmlformats.org/drawingml/2006/main" xmlns:pic="http://schemas.openxmlformats.org/drawingml/2006/picture">
-            <wp:extent cx="3960000" cy="2134957"/>
+            <wp:extent cx="4860000" cy="2620174"/>
             <wp:docPr id="2" name="Picture 2"/>
             <wp:cNvGraphicFramePr>
               <a:graphicFrameLocks noChangeAspect="1"/>
@@ -1269,7 +2032,7 @@
                   <pic:spPr>
                     <a:xfrm>
                       <a:off x="0" y="0"/>
-                      <a:ext cx="3960000" cy="2134957"/>
+                      <a:ext cx="4860000" cy="2620174"/>
                     </a:xfrm>
                     <a:prstGeom prst="rect"/>
                   </pic:spPr>
@@ -1314,7 +2077,7 @@
           <w:b w:val="0"/>
           <w:sz w:val="24"/>
         </w:rPr>
-        <w:t>Essa mudança de forma correspondeu a um deslocamento da prevalência dos perfis (Tabela 2). O perfil iceberg caiu de 48% no primeiro dia para 22% no último, enquanto a barbatana de tubarão subiu de 4% para 22% e o perfil submerso passou de 4% para 14%. A reorganização categórica não alcançou significância no teste do qui-quadrado (χ² = 8,96; p = 0,111), resultado esperado pela baixa contagem por célula quando poucas observações se distribuem por seis perfis. A regressão logística de tendência, porém, confirmou o aumento da chance do perfil de barbatana de tubarão a cada dia (OR = 1,37), sem que os perfis de maior risco à saúde mental se instalassem.</w:t>
+        <w:t>Essa mudança de forma correspondeu a um deslocamento da prevalência dos perfis (Tabela 3). O perfil iceberg caiu de 48% no primeiro dia para 22% no último, enquanto a barbatana de tubarão subiu de 4% para 22% e o perfil submerso passou de 4% para 14%. A reorganização categórica não alcançou significância no teste do qui-quadrado (χ² = 8,96; p = 0,111), resultado esperado pela baixa contagem por célula quando poucas observações se distribuem por seis perfis. A regressão logística de tendência, porém, confirmou o aumento da chance do perfil de barbatana de tubarão a cada dia (OR = 1,37), sem que os perfis de maior risco à saúde mental se instalassem.</w:t>
       </w:r>
     </w:p>
     <w:p>
@@ -1325,24 +2088,30 @@
         <w:rPr>
           <w:sz w:val="22"/>
         </w:rPr>
-        <w:t>Tabela 2 – Distribuição dos seis perfis de humor no primeiro e no último dia do microciclo: n (%).</w:t>
+        <w:t>Tabela 3 – Distribuição dos seis perfis de humor no primeiro e no último dia do microciclo: n (%).</w:t>
       </w:r>
     </w:p>
     <w:tbl>
       <w:tblPr>
         <w:tblW w:type="auto" w:w="0"/>
         <w:jc w:val="center"/>
+        <w:tblLayout w:type="fixed"/>
         <w:tblLook w:firstColumn="1" w:firstRow="1" w:lastColumn="0" w:lastRow="0" w:noHBand="0" w:noVBand="1" w:val="04A0"/>
+        <w:tblLayout w:type="fixed"/>
+        <w:tblCellMar>
+          <w:left w:w="40" w:type="dxa"/>
+          <w:right w:w="40" w:type="dxa"/>
+        </w:tblCellMar>
       </w:tblPr>
       <w:tblGrid>
-        <w:gridCol w:w="3135"/>
-        <w:gridCol w:w="3135"/>
-        <w:gridCol w:w="3135"/>
+        <w:gridCol w:w="1701"/>
+        <w:gridCol w:w="5840"/>
+        <w:gridCol w:w="1530"/>
       </w:tblGrid>
       <w:tr>
         <w:tc>
           <w:tcPr>
-            <w:tcW w:type="dxa" w:w="3135"/>
+            <w:tcW w:type="dxa" w:w="1701"/>
             <w:tcBorders>
               <w:top w:val="single" w:sz="6" w:color="000000"/>
               <w:bottom w:val="single" w:sz="6" w:color="000000"/>
@@ -1367,7 +2136,7 @@
         </w:tc>
         <w:tc>
           <w:tcPr>
-            <w:tcW w:type="dxa" w:w="3135"/>
+            <w:tcW w:type="dxa" w:w="5839"/>
             <w:tcBorders>
               <w:top w:val="single" w:sz="6" w:color="000000"/>
               <w:bottom w:val="single" w:sz="6" w:color="000000"/>
@@ -1392,7 +2161,7 @@
         </w:tc>
         <w:tc>
           <w:tcPr>
-            <w:tcW w:type="dxa" w:w="3135"/>
+            <w:tcW w:type="dxa" w:w="1531"/>
             <w:tcBorders>
               <w:top w:val="single" w:sz="6" w:color="000000"/>
               <w:bottom w:val="single" w:sz="6" w:color="000000"/>
@@ -1419,7 +2188,7 @@
       <w:tr>
         <w:tc>
           <w:tcPr>
-            <w:tcW w:type="dxa" w:w="3135"/>
+            <w:tcW w:type="dxa" w:w="1701"/>
             <w:tcBorders>
               <w:top w:val="single" w:sz="6" w:color="000000"/>
               <w:bottom w:val="single" w:sz="6" w:color="000000"/>
@@ -1443,7 +2212,7 @@
         </w:tc>
         <w:tc>
           <w:tcPr>
-            <w:tcW w:type="dxa" w:w="3135"/>
+            <w:tcW w:type="dxa" w:w="5839"/>
             <w:tcBorders>
               <w:top w:val="single" w:sz="6" w:color="000000"/>
               <w:bottom w:val="single" w:sz="6" w:color="000000"/>
@@ -1467,7 +2236,7 @@
         </w:tc>
         <w:tc>
           <w:tcPr>
-            <w:tcW w:type="dxa" w:w="3135"/>
+            <w:tcW w:type="dxa" w:w="1531"/>
             <w:tcBorders>
               <w:top w:val="single" w:sz="6" w:color="000000"/>
               <w:bottom w:val="single" w:sz="6" w:color="000000"/>
@@ -1493,7 +2262,7 @@
       <w:tr>
         <w:tc>
           <w:tcPr>
-            <w:tcW w:type="dxa" w:w="3135"/>
+            <w:tcW w:type="dxa" w:w="1701"/>
             <w:tcBorders>
               <w:top w:val="single" w:sz="6" w:color="000000"/>
               <w:bottom w:val="single" w:sz="6" w:color="000000"/>
@@ -1517,7 +2286,7 @@
         </w:tc>
         <w:tc>
           <w:tcPr>
-            <w:tcW w:type="dxa" w:w="3135"/>
+            <w:tcW w:type="dxa" w:w="5839"/>
             <w:tcBorders>
               <w:top w:val="single" w:sz="6" w:color="000000"/>
               <w:bottom w:val="single" w:sz="6" w:color="000000"/>
@@ -1541,7 +2310,7 @@
         </w:tc>
         <w:tc>
           <w:tcPr>
-            <w:tcW w:type="dxa" w:w="3135"/>
+            <w:tcW w:type="dxa" w:w="1531"/>
             <w:tcBorders>
               <w:top w:val="single" w:sz="6" w:color="000000"/>
               <w:bottom w:val="single" w:sz="6" w:color="000000"/>
@@ -1567,7 +2336,7 @@
       <w:tr>
         <w:tc>
           <w:tcPr>
-            <w:tcW w:type="dxa" w:w="3135"/>
+            <w:tcW w:type="dxa" w:w="1701"/>
             <w:tcBorders>
               <w:top w:val="single" w:sz="6" w:color="000000"/>
               <w:bottom w:val="single" w:sz="6" w:color="000000"/>
@@ -1591,7 +2360,7 @@
         </w:tc>
         <w:tc>
           <w:tcPr>
-            <w:tcW w:type="dxa" w:w="3135"/>
+            <w:tcW w:type="dxa" w:w="5839"/>
             <w:tcBorders>
               <w:top w:val="single" w:sz="6" w:color="000000"/>
               <w:bottom w:val="single" w:sz="6" w:color="000000"/>
@@ -1615,7 +2384,7 @@
         </w:tc>
         <w:tc>
           <w:tcPr>
-            <w:tcW w:type="dxa" w:w="3135"/>
+            <w:tcW w:type="dxa" w:w="1531"/>
             <w:tcBorders>
               <w:top w:val="single" w:sz="6" w:color="000000"/>
               <w:bottom w:val="single" w:sz="6" w:color="000000"/>
@@ -1641,7 +2410,7 @@
       <w:tr>
         <w:tc>
           <w:tcPr>
-            <w:tcW w:type="dxa" w:w="3135"/>
+            <w:tcW w:type="dxa" w:w="1701"/>
             <w:tcBorders>
               <w:top w:val="single" w:sz="6" w:color="000000"/>
               <w:bottom w:val="single" w:sz="6" w:color="000000"/>
@@ -1665,7 +2434,7 @@
         </w:tc>
         <w:tc>
           <w:tcPr>
-            <w:tcW w:type="dxa" w:w="3135"/>
+            <w:tcW w:type="dxa" w:w="5839"/>
             <w:tcBorders>
               <w:top w:val="single" w:sz="6" w:color="000000"/>
               <w:bottom w:val="single" w:sz="6" w:color="000000"/>
@@ -1689,7 +2458,7 @@
         </w:tc>
         <w:tc>
           <w:tcPr>
-            <w:tcW w:type="dxa" w:w="3135"/>
+            <w:tcW w:type="dxa" w:w="1531"/>
             <w:tcBorders>
               <w:top w:val="single" w:sz="6" w:color="000000"/>
               <w:bottom w:val="single" w:sz="6" w:color="000000"/>
@@ -1715,7 +2484,7 @@
       <w:tr>
         <w:tc>
           <w:tcPr>
-            <w:tcW w:type="dxa" w:w="3135"/>
+            <w:tcW w:type="dxa" w:w="1701"/>
             <w:tcBorders>
               <w:top w:val="single" w:sz="6" w:color="000000"/>
               <w:bottom w:val="single" w:sz="6" w:color="000000"/>
@@ -1739,7 +2508,7 @@
         </w:tc>
         <w:tc>
           <w:tcPr>
-            <w:tcW w:type="dxa" w:w="3135"/>
+            <w:tcW w:type="dxa" w:w="5839"/>
             <w:tcBorders>
               <w:top w:val="single" w:sz="6" w:color="000000"/>
               <w:bottom w:val="single" w:sz="6" w:color="000000"/>
@@ -1763,7 +2532,7 @@
         </w:tc>
         <w:tc>
           <w:tcPr>
-            <w:tcW w:type="dxa" w:w="3135"/>
+            <w:tcW w:type="dxa" w:w="1531"/>
             <w:tcBorders>
               <w:top w:val="single" w:sz="6" w:color="000000"/>
               <w:bottom w:val="single" w:sz="6" w:color="000000"/>
@@ -1789,7 +2558,7 @@
       <w:tr>
         <w:tc>
           <w:tcPr>
-            <w:tcW w:type="dxa" w:w="3135"/>
+            <w:tcW w:type="dxa" w:w="1701"/>
             <w:tcBorders>
               <w:top w:val="single" w:sz="6" w:color="000000"/>
               <w:bottom w:val="single" w:sz="6" w:color="000000"/>
@@ -1813,7 +2582,7 @@
         </w:tc>
         <w:tc>
           <w:tcPr>
-            <w:tcW w:type="dxa" w:w="3135"/>
+            <w:tcW w:type="dxa" w:w="5839"/>
             <w:tcBorders>
               <w:top w:val="single" w:sz="6" w:color="000000"/>
               <w:bottom w:val="single" w:sz="6" w:color="000000"/>
@@ -1837,7 +2606,7 @@
         </w:tc>
         <w:tc>
           <w:tcPr>
-            <w:tcW w:type="dxa" w:w="3135"/>
+            <w:tcW w:type="dxa" w:w="1531"/>
             <w:tcBorders>
               <w:top w:val="single" w:sz="6" w:color="000000"/>
               <w:bottom w:val="single" w:sz="6" w:color="000000"/>
@@ -1893,7 +2662,7 @@
           <w:b/>
           <w:sz w:val="24"/>
         </w:rPr>
-        <w:t>4.3 Comparação das dimensões entre os dias (Friedman)</w:t>
+        <w:t>4.3 Diferença entre o primeiro e o último dia (com tamanho de efeito)</w:t>
       </w:r>
     </w:p>
     <w:p>
@@ -1907,7 +2676,7 @@
           <w:b w:val="0"/>
           <w:sz w:val="24"/>
         </w:rPr>
-        <w:t>A comparação das dimensões entre os sete dias pelo teste de Friedman (Tabela 3) apontou variação significativa no vigor (p &lt; 0,001; W = 0,21) e na fadiga (p = 0,007; W = 0,16), com magnitude pequena a moderada, além de diferenças na tensão e na confusão. O vigor foi máximo no Dia 1 e mínimo no Dia 7, enquanto a fadiga percorreu o caminho inverso, com pico no Dia 7, um padrão coerente com o acúmulo de carga dentro da faixa funcional.</w:t>
+        <w:t>A comparação entre o primeiro e o último dia do microciclo quantificou a magnitude da mudança em cada dimensão (Tabela 4). O efeito foi grande no vigor, que caiu 49% (dz = -1,33), e na fadiga, que subiu 115% (dz = 0,78), ao passo que as demais dimensões apresentaram efeitos de menor magnitude. A análise multivariada confirmou a diferença global entre os dois dias (Wilks λ = 0,181; p &lt; 0,001), e, sob a correção de Bonferroni, apenas o vigor e a fadiga permaneceram significativos, o que concentra o efeito no eixo energia–fadiga.</w:t>
       </w:r>
     </w:p>
     <w:p>
@@ -1918,32 +2687,1488 @@
         <w:rPr>
           <w:sz w:val="22"/>
         </w:rPr>
-        <w:t>Tabela 3 – Médias diárias das dimensões do BRUMS e teste de Friedman com W de Kendall (comparação entre os sete dias).</w:t>
+        <w:t>Tabela 4 – Diferença das dimensões do BRUMS e da PTH entre o primeiro e o último dia do microciclo (com tamanho e magnitude do efeito).</w:t>
       </w:r>
     </w:p>
     <w:tbl>
       <w:tblPr>
         <w:tblW w:type="auto" w:w="0"/>
         <w:jc w:val="center"/>
+        <w:tblLayout w:type="fixed"/>
         <w:tblLook w:firstColumn="1" w:firstRow="1" w:lastColumn="0" w:lastRow="0" w:noHBand="0" w:noVBand="1" w:val="04A0"/>
+        <w:tblLayout w:type="fixed"/>
+        <w:tblCellMar>
+          <w:left w:w="40" w:type="dxa"/>
+          <w:right w:w="40" w:type="dxa"/>
+        </w:tblCellMar>
       </w:tblPr>
       <w:tblGrid>
-        <w:gridCol w:w="855"/>
-        <w:gridCol w:w="855"/>
-        <w:gridCol w:w="855"/>
-        <w:gridCol w:w="855"/>
-        <w:gridCol w:w="855"/>
-        <w:gridCol w:w="855"/>
-        <w:gridCol w:w="855"/>
-        <w:gridCol w:w="855"/>
-        <w:gridCol w:w="855"/>
-        <w:gridCol w:w="855"/>
-        <w:gridCol w:w="855"/>
+        <w:gridCol w:w="1701"/>
+        <w:gridCol w:w="1168"/>
+        <w:gridCol w:w="1168"/>
+        <w:gridCol w:w="1168"/>
+        <w:gridCol w:w="1168"/>
+        <w:gridCol w:w="1168"/>
+        <w:gridCol w:w="1530"/>
       </w:tblGrid>
       <w:tr>
         <w:tc>
           <w:tcPr>
-            <w:tcW w:type="dxa" w:w="855"/>
+            <w:tcW w:type="dxa" w:w="1701"/>
+            <w:tcBorders>
+              <w:top w:val="single" w:sz="6" w:color="000000"/>
+              <w:bottom w:val="single" w:sz="6" w:color="000000"/>
+              <w:left w:val="nil" w:sz="6" w:color="000000"/>
+              <w:right w:val="nil" w:sz="6" w:color="000000"/>
+            </w:tcBorders>
+          </w:tcPr>
+          <w:p>
+            <w:pPr>
+              <w:jc w:val="center"/>
+            </w:pPr>
+            <w:r/>
+            <w:r>
+              <w:rPr>
+                <w:rFonts w:ascii="Times New Roman" w:hAnsi="Times New Roman"/>
+                <w:b/>
+                <w:sz w:val="18"/>
+              </w:rPr>
+              <w:t>Dimensão</w:t>
+            </w:r>
+          </w:p>
+        </w:tc>
+        <w:tc>
+          <w:tcPr>
+            <w:tcW w:type="dxa" w:w="1168"/>
+            <w:tcBorders>
+              <w:top w:val="single" w:sz="6" w:color="000000"/>
+              <w:bottom w:val="single" w:sz="6" w:color="000000"/>
+              <w:left w:val="nil" w:sz="6" w:color="000000"/>
+              <w:right w:val="nil" w:sz="6" w:color="000000"/>
+            </w:tcBorders>
+          </w:tcPr>
+          <w:p>
+            <w:pPr>
+              <w:jc w:val="center"/>
+            </w:pPr>
+            <w:r/>
+            <w:r>
+              <w:rPr>
+                <w:rFonts w:ascii="Times New Roman" w:hAnsi="Times New Roman"/>
+                <w:b/>
+                <w:sz w:val="18"/>
+              </w:rPr>
+              <w:t>Dia 1 (M)</w:t>
+            </w:r>
+          </w:p>
+        </w:tc>
+        <w:tc>
+          <w:tcPr>
+            <w:tcW w:type="dxa" w:w="1168"/>
+            <w:tcBorders>
+              <w:top w:val="single" w:sz="6" w:color="000000"/>
+              <w:bottom w:val="single" w:sz="6" w:color="000000"/>
+              <w:left w:val="nil" w:sz="6" w:color="000000"/>
+              <w:right w:val="nil" w:sz="6" w:color="000000"/>
+            </w:tcBorders>
+          </w:tcPr>
+          <w:p>
+            <w:pPr>
+              <w:jc w:val="center"/>
+            </w:pPr>
+            <w:r/>
+            <w:r>
+              <w:rPr>
+                <w:rFonts w:ascii="Times New Roman" w:hAnsi="Times New Roman"/>
+                <w:b/>
+                <w:sz w:val="18"/>
+              </w:rPr>
+              <w:t>Dia 7 (M)</w:t>
+            </w:r>
+          </w:p>
+        </w:tc>
+        <w:tc>
+          <w:tcPr>
+            <w:tcW w:type="dxa" w:w="1168"/>
+            <w:tcBorders>
+              <w:top w:val="single" w:sz="6" w:color="000000"/>
+              <w:bottom w:val="single" w:sz="6" w:color="000000"/>
+              <w:left w:val="nil" w:sz="6" w:color="000000"/>
+              <w:right w:val="nil" w:sz="6" w:color="000000"/>
+            </w:tcBorders>
+          </w:tcPr>
+          <w:p>
+            <w:pPr>
+              <w:jc w:val="center"/>
+            </w:pPr>
+            <w:r/>
+            <w:r>
+              <w:rPr>
+                <w:rFonts w:ascii="Times New Roman" w:hAnsi="Times New Roman"/>
+                <w:b/>
+                <w:sz w:val="18"/>
+              </w:rPr>
+              <w:t>Variação (%)</w:t>
+            </w:r>
+          </w:p>
+        </w:tc>
+        <w:tc>
+          <w:tcPr>
+            <w:tcW w:type="dxa" w:w="1168"/>
+            <w:tcBorders>
+              <w:top w:val="single" w:sz="6" w:color="000000"/>
+              <w:bottom w:val="single" w:sz="6" w:color="000000"/>
+              <w:left w:val="nil" w:sz="6" w:color="000000"/>
+              <w:right w:val="nil" w:sz="6" w:color="000000"/>
+            </w:tcBorders>
+          </w:tcPr>
+          <w:p>
+            <w:pPr>
+              <w:jc w:val="center"/>
+            </w:pPr>
+            <w:r/>
+            <w:r>
+              <w:rPr>
+                <w:rFonts w:ascii="Times New Roman" w:hAnsi="Times New Roman"/>
+                <w:b/>
+                <w:sz w:val="18"/>
+              </w:rPr>
+              <w:t>p</w:t>
+            </w:r>
+          </w:p>
+        </w:tc>
+        <w:tc>
+          <w:tcPr>
+            <w:tcW w:type="dxa" w:w="1168"/>
+            <w:tcBorders>
+              <w:top w:val="single" w:sz="6" w:color="000000"/>
+              <w:bottom w:val="single" w:sz="6" w:color="000000"/>
+              <w:left w:val="nil" w:sz="6" w:color="000000"/>
+              <w:right w:val="nil" w:sz="6" w:color="000000"/>
+            </w:tcBorders>
+          </w:tcPr>
+          <w:p>
+            <w:pPr>
+              <w:jc w:val="center"/>
+            </w:pPr>
+            <w:r/>
+            <w:r>
+              <w:rPr>
+                <w:rFonts w:ascii="Times New Roman" w:hAnsi="Times New Roman"/>
+                <w:b/>
+                <w:sz w:val="18"/>
+              </w:rPr>
+              <w:t>dz</w:t>
+            </w:r>
+          </w:p>
+        </w:tc>
+        <w:tc>
+          <w:tcPr>
+            <w:tcW w:type="dxa" w:w="1531"/>
+            <w:tcBorders>
+              <w:top w:val="single" w:sz="6" w:color="000000"/>
+              <w:bottom w:val="single" w:sz="6" w:color="000000"/>
+              <w:left w:val="nil" w:sz="6" w:color="000000"/>
+              <w:right w:val="nil" w:sz="6" w:color="000000"/>
+            </w:tcBorders>
+          </w:tcPr>
+          <w:p>
+            <w:pPr>
+              <w:jc w:val="center"/>
+            </w:pPr>
+            <w:r/>
+            <w:r>
+              <w:rPr>
+                <w:rFonts w:ascii="Times New Roman" w:hAnsi="Times New Roman"/>
+                <w:b/>
+                <w:sz w:val="18"/>
+              </w:rPr>
+              <w:t>Magnitude</w:t>
+            </w:r>
+          </w:p>
+        </w:tc>
+      </w:tr>
+      <w:tr>
+        <w:tc>
+          <w:tcPr>
+            <w:tcW w:type="dxa" w:w="1701"/>
+            <w:tcBorders>
+              <w:top w:val="single" w:sz="6" w:color="000000"/>
+              <w:bottom w:val="single" w:sz="6" w:color="000000"/>
+              <w:left w:val="nil" w:sz="6" w:color="000000"/>
+              <w:right w:val="nil" w:sz="6" w:color="000000"/>
+            </w:tcBorders>
+          </w:tcPr>
+          <w:p>
+            <w:pPr>
+              <w:jc w:val="left"/>
+            </w:pPr>
+            <w:r/>
+            <w:r>
+              <w:rPr>
+                <w:rFonts w:ascii="Times New Roman" w:hAnsi="Times New Roman"/>
+                <w:sz w:val="18"/>
+              </w:rPr>
+              <w:t>Vigor</w:t>
+            </w:r>
+          </w:p>
+        </w:tc>
+        <w:tc>
+          <w:tcPr>
+            <w:tcW w:type="dxa" w:w="1168"/>
+            <w:tcBorders>
+              <w:top w:val="single" w:sz="6" w:color="000000"/>
+              <w:bottom w:val="single" w:sz="6" w:color="000000"/>
+              <w:left w:val="nil" w:sz="6" w:color="000000"/>
+              <w:right w:val="nil" w:sz="6" w:color="000000"/>
+            </w:tcBorders>
+          </w:tcPr>
+          <w:p>
+            <w:pPr>
+              <w:jc w:val="center"/>
+            </w:pPr>
+            <w:r/>
+            <w:r>
+              <w:rPr>
+                <w:rFonts w:ascii="Times New Roman" w:hAnsi="Times New Roman"/>
+                <w:sz w:val="18"/>
+              </w:rPr>
+              <w:t>8,43</w:t>
+            </w:r>
+          </w:p>
+        </w:tc>
+        <w:tc>
+          <w:tcPr>
+            <w:tcW w:type="dxa" w:w="1168"/>
+            <w:tcBorders>
+              <w:top w:val="single" w:sz="6" w:color="000000"/>
+              <w:bottom w:val="single" w:sz="6" w:color="000000"/>
+              <w:left w:val="nil" w:sz="6" w:color="000000"/>
+              <w:right w:val="nil" w:sz="6" w:color="000000"/>
+            </w:tcBorders>
+          </w:tcPr>
+          <w:p>
+            <w:pPr>
+              <w:jc w:val="center"/>
+            </w:pPr>
+            <w:r/>
+            <w:r>
+              <w:rPr>
+                <w:rFonts w:ascii="Times New Roman" w:hAnsi="Times New Roman"/>
+                <w:sz w:val="18"/>
+              </w:rPr>
+              <w:t>4,29</w:t>
+            </w:r>
+          </w:p>
+        </w:tc>
+        <w:tc>
+          <w:tcPr>
+            <w:tcW w:type="dxa" w:w="1168"/>
+            <w:tcBorders>
+              <w:top w:val="single" w:sz="6" w:color="000000"/>
+              <w:bottom w:val="single" w:sz="6" w:color="000000"/>
+              <w:left w:val="nil" w:sz="6" w:color="000000"/>
+              <w:right w:val="nil" w:sz="6" w:color="000000"/>
+            </w:tcBorders>
+          </w:tcPr>
+          <w:p>
+            <w:pPr>
+              <w:jc w:val="center"/>
+            </w:pPr>
+            <w:r/>
+            <w:r>
+              <w:rPr>
+                <w:rFonts w:ascii="Times New Roman" w:hAnsi="Times New Roman"/>
+                <w:sz w:val="18"/>
+              </w:rPr>
+              <w:t>-49%</w:t>
+            </w:r>
+          </w:p>
+        </w:tc>
+        <w:tc>
+          <w:tcPr>
+            <w:tcW w:type="dxa" w:w="1168"/>
+            <w:tcBorders>
+              <w:top w:val="single" w:sz="6" w:color="000000"/>
+              <w:bottom w:val="single" w:sz="6" w:color="000000"/>
+              <w:left w:val="nil" w:sz="6" w:color="000000"/>
+              <w:right w:val="nil" w:sz="6" w:color="000000"/>
+            </w:tcBorders>
+          </w:tcPr>
+          <w:p>
+            <w:pPr>
+              <w:jc w:val="center"/>
+            </w:pPr>
+            <w:r/>
+            <w:r>
+              <w:rPr>
+                <w:rFonts w:ascii="Times New Roman" w:hAnsi="Times New Roman"/>
+                <w:sz w:val="18"/>
+              </w:rPr>
+              <w:t>&lt; 0,001</w:t>
+            </w:r>
+          </w:p>
+        </w:tc>
+        <w:tc>
+          <w:tcPr>
+            <w:tcW w:type="dxa" w:w="1168"/>
+            <w:tcBorders>
+              <w:top w:val="single" w:sz="6" w:color="000000"/>
+              <w:bottom w:val="single" w:sz="6" w:color="000000"/>
+              <w:left w:val="nil" w:sz="6" w:color="000000"/>
+              <w:right w:val="nil" w:sz="6" w:color="000000"/>
+            </w:tcBorders>
+          </w:tcPr>
+          <w:p>
+            <w:pPr>
+              <w:jc w:val="center"/>
+            </w:pPr>
+            <w:r/>
+            <w:r>
+              <w:rPr>
+                <w:rFonts w:ascii="Times New Roman" w:hAnsi="Times New Roman"/>
+                <w:sz w:val="18"/>
+              </w:rPr>
+              <w:t>-1,33</w:t>
+            </w:r>
+          </w:p>
+        </w:tc>
+        <w:tc>
+          <w:tcPr>
+            <w:tcW w:type="dxa" w:w="1531"/>
+            <w:tcBorders>
+              <w:top w:val="single" w:sz="6" w:color="000000"/>
+              <w:bottom w:val="single" w:sz="6" w:color="000000"/>
+              <w:left w:val="nil" w:sz="6" w:color="000000"/>
+              <w:right w:val="nil" w:sz="6" w:color="000000"/>
+            </w:tcBorders>
+          </w:tcPr>
+          <w:p>
+            <w:pPr>
+              <w:jc w:val="center"/>
+            </w:pPr>
+            <w:r/>
+            <w:r>
+              <w:rPr>
+                <w:rFonts w:ascii="Times New Roman" w:hAnsi="Times New Roman"/>
+                <w:sz w:val="18"/>
+              </w:rPr>
+              <w:t>grande</w:t>
+            </w:r>
+          </w:p>
+        </w:tc>
+      </w:tr>
+      <w:tr>
+        <w:tc>
+          <w:tcPr>
+            <w:tcW w:type="dxa" w:w="1701"/>
+            <w:tcBorders>
+              <w:top w:val="single" w:sz="6" w:color="000000"/>
+              <w:bottom w:val="single" w:sz="6" w:color="000000"/>
+              <w:left w:val="nil" w:sz="6" w:color="000000"/>
+              <w:right w:val="nil" w:sz="6" w:color="000000"/>
+            </w:tcBorders>
+          </w:tcPr>
+          <w:p>
+            <w:pPr>
+              <w:jc w:val="left"/>
+            </w:pPr>
+            <w:r/>
+            <w:r>
+              <w:rPr>
+                <w:rFonts w:ascii="Times New Roman" w:hAnsi="Times New Roman"/>
+                <w:sz w:val="18"/>
+              </w:rPr>
+              <w:t>Fadiga</w:t>
+            </w:r>
+          </w:p>
+        </w:tc>
+        <w:tc>
+          <w:tcPr>
+            <w:tcW w:type="dxa" w:w="1168"/>
+            <w:tcBorders>
+              <w:top w:val="single" w:sz="6" w:color="000000"/>
+              <w:bottom w:val="single" w:sz="6" w:color="000000"/>
+              <w:left w:val="nil" w:sz="6" w:color="000000"/>
+              <w:right w:val="nil" w:sz="6" w:color="000000"/>
+            </w:tcBorders>
+          </w:tcPr>
+          <w:p>
+            <w:pPr>
+              <w:jc w:val="center"/>
+            </w:pPr>
+            <w:r/>
+            <w:r>
+              <w:rPr>
+                <w:rFonts w:ascii="Times New Roman" w:hAnsi="Times New Roman"/>
+                <w:sz w:val="18"/>
+              </w:rPr>
+              <w:t>3,43</w:t>
+            </w:r>
+          </w:p>
+        </w:tc>
+        <w:tc>
+          <w:tcPr>
+            <w:tcW w:type="dxa" w:w="1168"/>
+            <w:tcBorders>
+              <w:top w:val="single" w:sz="6" w:color="000000"/>
+              <w:bottom w:val="single" w:sz="6" w:color="000000"/>
+              <w:left w:val="nil" w:sz="6" w:color="000000"/>
+              <w:right w:val="nil" w:sz="6" w:color="000000"/>
+            </w:tcBorders>
+          </w:tcPr>
+          <w:p>
+            <w:pPr>
+              <w:jc w:val="center"/>
+            </w:pPr>
+            <w:r/>
+            <w:r>
+              <w:rPr>
+                <w:rFonts w:ascii="Times New Roman" w:hAnsi="Times New Roman"/>
+                <w:sz w:val="18"/>
+              </w:rPr>
+              <w:t>7,36</w:t>
+            </w:r>
+          </w:p>
+        </w:tc>
+        <w:tc>
+          <w:tcPr>
+            <w:tcW w:type="dxa" w:w="1168"/>
+            <w:tcBorders>
+              <w:top w:val="single" w:sz="6" w:color="000000"/>
+              <w:bottom w:val="single" w:sz="6" w:color="000000"/>
+              <w:left w:val="nil" w:sz="6" w:color="000000"/>
+              <w:right w:val="nil" w:sz="6" w:color="000000"/>
+            </w:tcBorders>
+          </w:tcPr>
+          <w:p>
+            <w:pPr>
+              <w:jc w:val="center"/>
+            </w:pPr>
+            <w:r/>
+            <w:r>
+              <w:rPr>
+                <w:rFonts w:ascii="Times New Roman" w:hAnsi="Times New Roman"/>
+                <w:sz w:val="18"/>
+              </w:rPr>
+              <w:t>+115%</w:t>
+            </w:r>
+          </w:p>
+        </w:tc>
+        <w:tc>
+          <w:tcPr>
+            <w:tcW w:type="dxa" w:w="1168"/>
+            <w:tcBorders>
+              <w:top w:val="single" w:sz="6" w:color="000000"/>
+              <w:bottom w:val="single" w:sz="6" w:color="000000"/>
+              <w:left w:val="nil" w:sz="6" w:color="000000"/>
+              <w:right w:val="nil" w:sz="6" w:color="000000"/>
+            </w:tcBorders>
+          </w:tcPr>
+          <w:p>
+            <w:pPr>
+              <w:jc w:val="center"/>
+            </w:pPr>
+            <w:r/>
+            <w:r>
+              <w:rPr>
+                <w:rFonts w:ascii="Times New Roman" w:hAnsi="Times New Roman"/>
+                <w:sz w:val="18"/>
+              </w:rPr>
+              <w:t>0,003</w:t>
+            </w:r>
+          </w:p>
+        </w:tc>
+        <w:tc>
+          <w:tcPr>
+            <w:tcW w:type="dxa" w:w="1168"/>
+            <w:tcBorders>
+              <w:top w:val="single" w:sz="6" w:color="000000"/>
+              <w:bottom w:val="single" w:sz="6" w:color="000000"/>
+              <w:left w:val="nil" w:sz="6" w:color="000000"/>
+              <w:right w:val="nil" w:sz="6" w:color="000000"/>
+            </w:tcBorders>
+          </w:tcPr>
+          <w:p>
+            <w:pPr>
+              <w:jc w:val="center"/>
+            </w:pPr>
+            <w:r/>
+            <w:r>
+              <w:rPr>
+                <w:rFonts w:ascii="Times New Roman" w:hAnsi="Times New Roman"/>
+                <w:sz w:val="18"/>
+              </w:rPr>
+              <w:t>+0,78</w:t>
+            </w:r>
+          </w:p>
+        </w:tc>
+        <w:tc>
+          <w:tcPr>
+            <w:tcW w:type="dxa" w:w="1531"/>
+            <w:tcBorders>
+              <w:top w:val="single" w:sz="6" w:color="000000"/>
+              <w:bottom w:val="single" w:sz="6" w:color="000000"/>
+              <w:left w:val="nil" w:sz="6" w:color="000000"/>
+              <w:right w:val="nil" w:sz="6" w:color="000000"/>
+            </w:tcBorders>
+          </w:tcPr>
+          <w:p>
+            <w:pPr>
+              <w:jc w:val="center"/>
+            </w:pPr>
+            <w:r/>
+            <w:r>
+              <w:rPr>
+                <w:rFonts w:ascii="Times New Roman" w:hAnsi="Times New Roman"/>
+                <w:sz w:val="18"/>
+              </w:rPr>
+              <w:t>médio</w:t>
+            </w:r>
+          </w:p>
+        </w:tc>
+      </w:tr>
+      <w:tr>
+        <w:tc>
+          <w:tcPr>
+            <w:tcW w:type="dxa" w:w="1701"/>
+            <w:tcBorders>
+              <w:top w:val="single" w:sz="6" w:color="000000"/>
+              <w:bottom w:val="single" w:sz="6" w:color="000000"/>
+              <w:left w:val="nil" w:sz="6" w:color="000000"/>
+              <w:right w:val="nil" w:sz="6" w:color="000000"/>
+            </w:tcBorders>
+          </w:tcPr>
+          <w:p>
+            <w:pPr>
+              <w:jc w:val="left"/>
+            </w:pPr>
+            <w:r/>
+            <w:r>
+              <w:rPr>
+                <w:rFonts w:ascii="Times New Roman" w:hAnsi="Times New Roman"/>
+                <w:sz w:val="18"/>
+              </w:rPr>
+              <w:t>Tensão</w:t>
+            </w:r>
+          </w:p>
+        </w:tc>
+        <w:tc>
+          <w:tcPr>
+            <w:tcW w:type="dxa" w:w="1168"/>
+            <w:tcBorders>
+              <w:top w:val="single" w:sz="6" w:color="000000"/>
+              <w:bottom w:val="single" w:sz="6" w:color="000000"/>
+              <w:left w:val="nil" w:sz="6" w:color="000000"/>
+              <w:right w:val="nil" w:sz="6" w:color="000000"/>
+            </w:tcBorders>
+          </w:tcPr>
+          <w:p>
+            <w:pPr>
+              <w:jc w:val="center"/>
+            </w:pPr>
+            <w:r/>
+            <w:r>
+              <w:rPr>
+                <w:rFonts w:ascii="Times New Roman" w:hAnsi="Times New Roman"/>
+                <w:sz w:val="18"/>
+              </w:rPr>
+              <w:t>2,19</w:t>
+            </w:r>
+          </w:p>
+        </w:tc>
+        <w:tc>
+          <w:tcPr>
+            <w:tcW w:type="dxa" w:w="1168"/>
+            <w:tcBorders>
+              <w:top w:val="single" w:sz="6" w:color="000000"/>
+              <w:bottom w:val="single" w:sz="6" w:color="000000"/>
+              <w:left w:val="nil" w:sz="6" w:color="000000"/>
+              <w:right w:val="nil" w:sz="6" w:color="000000"/>
+            </w:tcBorders>
+          </w:tcPr>
+          <w:p>
+            <w:pPr>
+              <w:jc w:val="center"/>
+            </w:pPr>
+            <w:r/>
+            <w:r>
+              <w:rPr>
+                <w:rFonts w:ascii="Times New Roman" w:hAnsi="Times New Roman"/>
+                <w:sz w:val="18"/>
+              </w:rPr>
+              <w:t>0,93</w:t>
+            </w:r>
+          </w:p>
+        </w:tc>
+        <w:tc>
+          <w:tcPr>
+            <w:tcW w:type="dxa" w:w="1168"/>
+            <w:tcBorders>
+              <w:top w:val="single" w:sz="6" w:color="000000"/>
+              <w:bottom w:val="single" w:sz="6" w:color="000000"/>
+              <w:left w:val="nil" w:sz="6" w:color="000000"/>
+              <w:right w:val="nil" w:sz="6" w:color="000000"/>
+            </w:tcBorders>
+          </w:tcPr>
+          <w:p>
+            <w:pPr>
+              <w:jc w:val="center"/>
+            </w:pPr>
+            <w:r/>
+            <w:r>
+              <w:rPr>
+                <w:rFonts w:ascii="Times New Roman" w:hAnsi="Times New Roman"/>
+                <w:sz w:val="18"/>
+              </w:rPr>
+              <w:t>-58%</w:t>
+            </w:r>
+          </w:p>
+        </w:tc>
+        <w:tc>
+          <w:tcPr>
+            <w:tcW w:type="dxa" w:w="1168"/>
+            <w:tcBorders>
+              <w:top w:val="single" w:sz="6" w:color="000000"/>
+              <w:bottom w:val="single" w:sz="6" w:color="000000"/>
+              <w:left w:val="nil" w:sz="6" w:color="000000"/>
+              <w:right w:val="nil" w:sz="6" w:color="000000"/>
+            </w:tcBorders>
+          </w:tcPr>
+          <w:p>
+            <w:pPr>
+              <w:jc w:val="center"/>
+            </w:pPr>
+            <w:r/>
+            <w:r>
+              <w:rPr>
+                <w:rFonts w:ascii="Times New Roman" w:hAnsi="Times New Roman"/>
+                <w:sz w:val="18"/>
+              </w:rPr>
+              <w:t>0,011</w:t>
+            </w:r>
+          </w:p>
+        </w:tc>
+        <w:tc>
+          <w:tcPr>
+            <w:tcW w:type="dxa" w:w="1168"/>
+            <w:tcBorders>
+              <w:top w:val="single" w:sz="6" w:color="000000"/>
+              <w:bottom w:val="single" w:sz="6" w:color="000000"/>
+              <w:left w:val="nil" w:sz="6" w:color="000000"/>
+              <w:right w:val="nil" w:sz="6" w:color="000000"/>
+            </w:tcBorders>
+          </w:tcPr>
+          <w:p>
+            <w:pPr>
+              <w:jc w:val="center"/>
+            </w:pPr>
+            <w:r/>
+            <w:r>
+              <w:rPr>
+                <w:rFonts w:ascii="Times New Roman" w:hAnsi="Times New Roman"/>
+                <w:sz w:val="18"/>
+              </w:rPr>
+              <w:t>-0,60</w:t>
+            </w:r>
+          </w:p>
+        </w:tc>
+        <w:tc>
+          <w:tcPr>
+            <w:tcW w:type="dxa" w:w="1531"/>
+            <w:tcBorders>
+              <w:top w:val="single" w:sz="6" w:color="000000"/>
+              <w:bottom w:val="single" w:sz="6" w:color="000000"/>
+              <w:left w:val="nil" w:sz="6" w:color="000000"/>
+              <w:right w:val="nil" w:sz="6" w:color="000000"/>
+            </w:tcBorders>
+          </w:tcPr>
+          <w:p>
+            <w:pPr>
+              <w:jc w:val="center"/>
+            </w:pPr>
+            <w:r/>
+            <w:r>
+              <w:rPr>
+                <w:rFonts w:ascii="Times New Roman" w:hAnsi="Times New Roman"/>
+                <w:sz w:val="18"/>
+              </w:rPr>
+              <w:t>médio</w:t>
+            </w:r>
+          </w:p>
+        </w:tc>
+      </w:tr>
+      <w:tr>
+        <w:tc>
+          <w:tcPr>
+            <w:tcW w:type="dxa" w:w="1701"/>
+            <w:tcBorders>
+              <w:top w:val="single" w:sz="6" w:color="000000"/>
+              <w:bottom w:val="single" w:sz="6" w:color="000000"/>
+              <w:left w:val="nil" w:sz="6" w:color="000000"/>
+              <w:right w:val="nil" w:sz="6" w:color="000000"/>
+            </w:tcBorders>
+          </w:tcPr>
+          <w:p>
+            <w:pPr>
+              <w:jc w:val="left"/>
+            </w:pPr>
+            <w:r/>
+            <w:r>
+              <w:rPr>
+                <w:rFonts w:ascii="Times New Roman" w:hAnsi="Times New Roman"/>
+                <w:sz w:val="18"/>
+              </w:rPr>
+              <w:t>Depressão</w:t>
+            </w:r>
+          </w:p>
+        </w:tc>
+        <w:tc>
+          <w:tcPr>
+            <w:tcW w:type="dxa" w:w="1168"/>
+            <w:tcBorders>
+              <w:top w:val="single" w:sz="6" w:color="000000"/>
+              <w:bottom w:val="single" w:sz="6" w:color="000000"/>
+              <w:left w:val="nil" w:sz="6" w:color="000000"/>
+              <w:right w:val="nil" w:sz="6" w:color="000000"/>
+            </w:tcBorders>
+          </w:tcPr>
+          <w:p>
+            <w:pPr>
+              <w:jc w:val="center"/>
+            </w:pPr>
+            <w:r/>
+            <w:r>
+              <w:rPr>
+                <w:rFonts w:ascii="Times New Roman" w:hAnsi="Times New Roman"/>
+                <w:sz w:val="18"/>
+              </w:rPr>
+              <w:t>0,52</w:t>
+            </w:r>
+          </w:p>
+        </w:tc>
+        <w:tc>
+          <w:tcPr>
+            <w:tcW w:type="dxa" w:w="1168"/>
+            <w:tcBorders>
+              <w:top w:val="single" w:sz="6" w:color="000000"/>
+              <w:bottom w:val="single" w:sz="6" w:color="000000"/>
+              <w:left w:val="nil" w:sz="6" w:color="000000"/>
+              <w:right w:val="nil" w:sz="6" w:color="000000"/>
+            </w:tcBorders>
+          </w:tcPr>
+          <w:p>
+            <w:pPr>
+              <w:jc w:val="center"/>
+            </w:pPr>
+            <w:r/>
+            <w:r>
+              <w:rPr>
+                <w:rFonts w:ascii="Times New Roman" w:hAnsi="Times New Roman"/>
+                <w:sz w:val="18"/>
+              </w:rPr>
+              <w:t>1,29</w:t>
+            </w:r>
+          </w:p>
+        </w:tc>
+        <w:tc>
+          <w:tcPr>
+            <w:tcW w:type="dxa" w:w="1168"/>
+            <w:tcBorders>
+              <w:top w:val="single" w:sz="6" w:color="000000"/>
+              <w:bottom w:val="single" w:sz="6" w:color="000000"/>
+              <w:left w:val="nil" w:sz="6" w:color="000000"/>
+              <w:right w:val="nil" w:sz="6" w:color="000000"/>
+            </w:tcBorders>
+          </w:tcPr>
+          <w:p>
+            <w:pPr>
+              <w:jc w:val="center"/>
+            </w:pPr>
+            <w:r/>
+            <w:r>
+              <w:rPr>
+                <w:rFonts w:ascii="Times New Roman" w:hAnsi="Times New Roman"/>
+                <w:sz w:val="18"/>
+              </w:rPr>
+              <w:t>+145%</w:t>
+            </w:r>
+          </w:p>
+        </w:tc>
+        <w:tc>
+          <w:tcPr>
+            <w:tcW w:type="dxa" w:w="1168"/>
+            <w:tcBorders>
+              <w:top w:val="single" w:sz="6" w:color="000000"/>
+              <w:bottom w:val="single" w:sz="6" w:color="000000"/>
+              <w:left w:val="nil" w:sz="6" w:color="000000"/>
+              <w:right w:val="nil" w:sz="6" w:color="000000"/>
+            </w:tcBorders>
+          </w:tcPr>
+          <w:p>
+            <w:pPr>
+              <w:jc w:val="center"/>
+            </w:pPr>
+            <w:r/>
+            <w:r>
+              <w:rPr>
+                <w:rFonts w:ascii="Times New Roman" w:hAnsi="Times New Roman"/>
+                <w:sz w:val="18"/>
+              </w:rPr>
+              <w:t>0,504</w:t>
+            </w:r>
+          </w:p>
+        </w:tc>
+        <w:tc>
+          <w:tcPr>
+            <w:tcW w:type="dxa" w:w="1168"/>
+            <w:tcBorders>
+              <w:top w:val="single" w:sz="6" w:color="000000"/>
+              <w:bottom w:val="single" w:sz="6" w:color="000000"/>
+              <w:left w:val="nil" w:sz="6" w:color="000000"/>
+              <w:right w:val="nil" w:sz="6" w:color="000000"/>
+            </w:tcBorders>
+          </w:tcPr>
+          <w:p>
+            <w:pPr>
+              <w:jc w:val="center"/>
+            </w:pPr>
+            <w:r/>
+            <w:r>
+              <w:rPr>
+                <w:rFonts w:ascii="Times New Roman" w:hAnsi="Times New Roman"/>
+                <w:sz w:val="18"/>
+              </w:rPr>
+              <w:t>+0,22</w:t>
+            </w:r>
+          </w:p>
+        </w:tc>
+        <w:tc>
+          <w:tcPr>
+            <w:tcW w:type="dxa" w:w="1531"/>
+            <w:tcBorders>
+              <w:top w:val="single" w:sz="6" w:color="000000"/>
+              <w:bottom w:val="single" w:sz="6" w:color="000000"/>
+              <w:left w:val="nil" w:sz="6" w:color="000000"/>
+              <w:right w:val="nil" w:sz="6" w:color="000000"/>
+            </w:tcBorders>
+          </w:tcPr>
+          <w:p>
+            <w:pPr>
+              <w:jc w:val="center"/>
+            </w:pPr>
+            <w:r/>
+            <w:r>
+              <w:rPr>
+                <w:rFonts w:ascii="Times New Roman" w:hAnsi="Times New Roman"/>
+                <w:sz w:val="18"/>
+              </w:rPr>
+              <w:t>pequeno</w:t>
+            </w:r>
+          </w:p>
+        </w:tc>
+      </w:tr>
+      <w:tr>
+        <w:tc>
+          <w:tcPr>
+            <w:tcW w:type="dxa" w:w="1701"/>
+            <w:tcBorders>
+              <w:top w:val="single" w:sz="6" w:color="000000"/>
+              <w:bottom w:val="single" w:sz="6" w:color="000000"/>
+              <w:left w:val="nil" w:sz="6" w:color="000000"/>
+              <w:right w:val="nil" w:sz="6" w:color="000000"/>
+            </w:tcBorders>
+          </w:tcPr>
+          <w:p>
+            <w:pPr>
+              <w:jc w:val="left"/>
+            </w:pPr>
+            <w:r/>
+            <w:r>
+              <w:rPr>
+                <w:rFonts w:ascii="Times New Roman" w:hAnsi="Times New Roman"/>
+                <w:sz w:val="18"/>
+              </w:rPr>
+              <w:t>Raiva</w:t>
+            </w:r>
+          </w:p>
+        </w:tc>
+        <w:tc>
+          <w:tcPr>
+            <w:tcW w:type="dxa" w:w="1168"/>
+            <w:tcBorders>
+              <w:top w:val="single" w:sz="6" w:color="000000"/>
+              <w:bottom w:val="single" w:sz="6" w:color="000000"/>
+              <w:left w:val="nil" w:sz="6" w:color="000000"/>
+              <w:right w:val="nil" w:sz="6" w:color="000000"/>
+            </w:tcBorders>
+          </w:tcPr>
+          <w:p>
+            <w:pPr>
+              <w:jc w:val="center"/>
+            </w:pPr>
+            <w:r/>
+            <w:r>
+              <w:rPr>
+                <w:rFonts w:ascii="Times New Roman" w:hAnsi="Times New Roman"/>
+                <w:sz w:val="18"/>
+              </w:rPr>
+              <w:t>2,19</w:t>
+            </w:r>
+          </w:p>
+        </w:tc>
+        <w:tc>
+          <w:tcPr>
+            <w:tcW w:type="dxa" w:w="1168"/>
+            <w:tcBorders>
+              <w:top w:val="single" w:sz="6" w:color="000000"/>
+              <w:bottom w:val="single" w:sz="6" w:color="000000"/>
+              <w:left w:val="nil" w:sz="6" w:color="000000"/>
+              <w:right w:val="nil" w:sz="6" w:color="000000"/>
+            </w:tcBorders>
+          </w:tcPr>
+          <w:p>
+            <w:pPr>
+              <w:jc w:val="center"/>
+            </w:pPr>
+            <w:r/>
+            <w:r>
+              <w:rPr>
+                <w:rFonts w:ascii="Times New Roman" w:hAnsi="Times New Roman"/>
+                <w:sz w:val="18"/>
+              </w:rPr>
+              <w:t>2,64</w:t>
+            </w:r>
+          </w:p>
+        </w:tc>
+        <w:tc>
+          <w:tcPr>
+            <w:tcW w:type="dxa" w:w="1168"/>
+            <w:tcBorders>
+              <w:top w:val="single" w:sz="6" w:color="000000"/>
+              <w:bottom w:val="single" w:sz="6" w:color="000000"/>
+              <w:left w:val="nil" w:sz="6" w:color="000000"/>
+              <w:right w:val="nil" w:sz="6" w:color="000000"/>
+            </w:tcBorders>
+          </w:tcPr>
+          <w:p>
+            <w:pPr>
+              <w:jc w:val="center"/>
+            </w:pPr>
+            <w:r/>
+            <w:r>
+              <w:rPr>
+                <w:rFonts w:ascii="Times New Roman" w:hAnsi="Times New Roman"/>
+                <w:sz w:val="18"/>
+              </w:rPr>
+              <w:t>+21%</w:t>
+            </w:r>
+          </w:p>
+        </w:tc>
+        <w:tc>
+          <w:tcPr>
+            <w:tcW w:type="dxa" w:w="1168"/>
+            <w:tcBorders>
+              <w:top w:val="single" w:sz="6" w:color="000000"/>
+              <w:bottom w:val="single" w:sz="6" w:color="000000"/>
+              <w:left w:val="nil" w:sz="6" w:color="000000"/>
+              <w:right w:val="nil" w:sz="6" w:color="000000"/>
+            </w:tcBorders>
+          </w:tcPr>
+          <w:p>
+            <w:pPr>
+              <w:jc w:val="center"/>
+            </w:pPr>
+            <w:r/>
+            <w:r>
+              <w:rPr>
+                <w:rFonts w:ascii="Times New Roman" w:hAnsi="Times New Roman"/>
+                <w:sz w:val="18"/>
+              </w:rPr>
+              <w:t>0,875</w:t>
+            </w:r>
+          </w:p>
+        </w:tc>
+        <w:tc>
+          <w:tcPr>
+            <w:tcW w:type="dxa" w:w="1168"/>
+            <w:tcBorders>
+              <w:top w:val="single" w:sz="6" w:color="000000"/>
+              <w:bottom w:val="single" w:sz="6" w:color="000000"/>
+              <w:left w:val="nil" w:sz="6" w:color="000000"/>
+              <w:right w:val="nil" w:sz="6" w:color="000000"/>
+            </w:tcBorders>
+          </w:tcPr>
+          <w:p>
+            <w:pPr>
+              <w:jc w:val="center"/>
+            </w:pPr>
+            <w:r/>
+            <w:r>
+              <w:rPr>
+                <w:rFonts w:ascii="Times New Roman" w:hAnsi="Times New Roman"/>
+                <w:sz w:val="18"/>
+              </w:rPr>
+              <w:t>+0,09</w:t>
+            </w:r>
+          </w:p>
+        </w:tc>
+        <w:tc>
+          <w:tcPr>
+            <w:tcW w:type="dxa" w:w="1531"/>
+            <w:tcBorders>
+              <w:top w:val="single" w:sz="6" w:color="000000"/>
+              <w:bottom w:val="single" w:sz="6" w:color="000000"/>
+              <w:left w:val="nil" w:sz="6" w:color="000000"/>
+              <w:right w:val="nil" w:sz="6" w:color="000000"/>
+            </w:tcBorders>
+          </w:tcPr>
+          <w:p>
+            <w:pPr>
+              <w:jc w:val="center"/>
+            </w:pPr>
+            <w:r/>
+            <w:r>
+              <w:rPr>
+                <w:rFonts w:ascii="Times New Roman" w:hAnsi="Times New Roman"/>
+                <w:sz w:val="18"/>
+              </w:rPr>
+              <w:t>trivial</w:t>
+            </w:r>
+          </w:p>
+        </w:tc>
+      </w:tr>
+      <w:tr>
+        <w:tc>
+          <w:tcPr>
+            <w:tcW w:type="dxa" w:w="1701"/>
+            <w:tcBorders>
+              <w:top w:val="single" w:sz="6" w:color="000000"/>
+              <w:bottom w:val="single" w:sz="6" w:color="000000"/>
+              <w:left w:val="nil" w:sz="6" w:color="000000"/>
+              <w:right w:val="nil" w:sz="6" w:color="000000"/>
+            </w:tcBorders>
+          </w:tcPr>
+          <w:p>
+            <w:pPr>
+              <w:jc w:val="left"/>
+            </w:pPr>
+            <w:r/>
+            <w:r>
+              <w:rPr>
+                <w:rFonts w:ascii="Times New Roman" w:hAnsi="Times New Roman"/>
+                <w:sz w:val="18"/>
+              </w:rPr>
+              <w:t>Confusão</w:t>
+            </w:r>
+          </w:p>
+        </w:tc>
+        <w:tc>
+          <w:tcPr>
+            <w:tcW w:type="dxa" w:w="1168"/>
+            <w:tcBorders>
+              <w:top w:val="single" w:sz="6" w:color="000000"/>
+              <w:bottom w:val="single" w:sz="6" w:color="000000"/>
+              <w:left w:val="nil" w:sz="6" w:color="000000"/>
+              <w:right w:val="nil" w:sz="6" w:color="000000"/>
+            </w:tcBorders>
+          </w:tcPr>
+          <w:p>
+            <w:pPr>
+              <w:jc w:val="center"/>
+            </w:pPr>
+            <w:r/>
+            <w:r>
+              <w:rPr>
+                <w:rFonts w:ascii="Times New Roman" w:hAnsi="Times New Roman"/>
+                <w:sz w:val="18"/>
+              </w:rPr>
+              <w:t>1,19</w:t>
+            </w:r>
+          </w:p>
+        </w:tc>
+        <w:tc>
+          <w:tcPr>
+            <w:tcW w:type="dxa" w:w="1168"/>
+            <w:tcBorders>
+              <w:top w:val="single" w:sz="6" w:color="000000"/>
+              <w:bottom w:val="single" w:sz="6" w:color="000000"/>
+              <w:left w:val="nil" w:sz="6" w:color="000000"/>
+              <w:right w:val="nil" w:sz="6" w:color="000000"/>
+            </w:tcBorders>
+          </w:tcPr>
+          <w:p>
+            <w:pPr>
+              <w:jc w:val="center"/>
+            </w:pPr>
+            <w:r/>
+            <w:r>
+              <w:rPr>
+                <w:rFonts w:ascii="Times New Roman" w:hAnsi="Times New Roman"/>
+                <w:sz w:val="18"/>
+              </w:rPr>
+              <w:t>0,52</w:t>
+            </w:r>
+          </w:p>
+        </w:tc>
+        <w:tc>
+          <w:tcPr>
+            <w:tcW w:type="dxa" w:w="1168"/>
+            <w:tcBorders>
+              <w:top w:val="single" w:sz="6" w:color="000000"/>
+              <w:bottom w:val="single" w:sz="6" w:color="000000"/>
+              <w:left w:val="nil" w:sz="6" w:color="000000"/>
+              <w:right w:val="nil" w:sz="6" w:color="000000"/>
+            </w:tcBorders>
+          </w:tcPr>
+          <w:p>
+            <w:pPr>
+              <w:jc w:val="center"/>
+            </w:pPr>
+            <w:r/>
+            <w:r>
+              <w:rPr>
+                <w:rFonts w:ascii="Times New Roman" w:hAnsi="Times New Roman"/>
+                <w:sz w:val="18"/>
+              </w:rPr>
+              <w:t>-56%</w:t>
+            </w:r>
+          </w:p>
+        </w:tc>
+        <w:tc>
+          <w:tcPr>
+            <w:tcW w:type="dxa" w:w="1168"/>
+            <w:tcBorders>
+              <w:top w:val="single" w:sz="6" w:color="000000"/>
+              <w:bottom w:val="single" w:sz="6" w:color="000000"/>
+              <w:left w:val="nil" w:sz="6" w:color="000000"/>
+              <w:right w:val="nil" w:sz="6" w:color="000000"/>
+            </w:tcBorders>
+          </w:tcPr>
+          <w:p>
+            <w:pPr>
+              <w:jc w:val="center"/>
+            </w:pPr>
+            <w:r/>
+            <w:r>
+              <w:rPr>
+                <w:rFonts w:ascii="Times New Roman" w:hAnsi="Times New Roman"/>
+                <w:sz w:val="18"/>
+              </w:rPr>
+              <w:t>0,020</w:t>
+            </w:r>
+          </w:p>
+        </w:tc>
+        <w:tc>
+          <w:tcPr>
+            <w:tcW w:type="dxa" w:w="1168"/>
+            <w:tcBorders>
+              <w:top w:val="single" w:sz="6" w:color="000000"/>
+              <w:bottom w:val="single" w:sz="6" w:color="000000"/>
+              <w:left w:val="nil" w:sz="6" w:color="000000"/>
+              <w:right w:val="nil" w:sz="6" w:color="000000"/>
+            </w:tcBorders>
+          </w:tcPr>
+          <w:p>
+            <w:pPr>
+              <w:jc w:val="center"/>
+            </w:pPr>
+            <w:r/>
+            <w:r>
+              <w:rPr>
+                <w:rFonts w:ascii="Times New Roman" w:hAnsi="Times New Roman"/>
+                <w:sz w:val="18"/>
+              </w:rPr>
+              <w:t>-0,57</w:t>
+            </w:r>
+          </w:p>
+        </w:tc>
+        <w:tc>
+          <w:tcPr>
+            <w:tcW w:type="dxa" w:w="1531"/>
+            <w:tcBorders>
+              <w:top w:val="single" w:sz="6" w:color="000000"/>
+              <w:bottom w:val="single" w:sz="6" w:color="000000"/>
+              <w:left w:val="nil" w:sz="6" w:color="000000"/>
+              <w:right w:val="nil" w:sz="6" w:color="000000"/>
+            </w:tcBorders>
+          </w:tcPr>
+          <w:p>
+            <w:pPr>
+              <w:jc w:val="center"/>
+            </w:pPr>
+            <w:r/>
+            <w:r>
+              <w:rPr>
+                <w:rFonts w:ascii="Times New Roman" w:hAnsi="Times New Roman"/>
+                <w:sz w:val="18"/>
+              </w:rPr>
+              <w:t>médio</w:t>
+            </w:r>
+          </w:p>
+        </w:tc>
+      </w:tr>
+      <w:tr>
+        <w:tc>
+          <w:tcPr>
+            <w:tcW w:type="dxa" w:w="1701"/>
+            <w:tcBorders>
+              <w:top w:val="single" w:sz="6" w:color="000000"/>
+              <w:bottom w:val="single" w:sz="6" w:color="000000"/>
+              <w:left w:val="nil" w:sz="6" w:color="000000"/>
+              <w:right w:val="nil" w:sz="6" w:color="000000"/>
+            </w:tcBorders>
+          </w:tcPr>
+          <w:p>
+            <w:pPr>
+              <w:jc w:val="left"/>
+            </w:pPr>
+            <w:r/>
+            <w:r>
+              <w:rPr>
+                <w:rFonts w:ascii="Times New Roman" w:hAnsi="Times New Roman"/>
+                <w:sz w:val="18"/>
+              </w:rPr>
+              <w:t>PTH</w:t>
+            </w:r>
+          </w:p>
+        </w:tc>
+        <w:tc>
+          <w:tcPr>
+            <w:tcW w:type="dxa" w:w="1168"/>
+            <w:tcBorders>
+              <w:top w:val="single" w:sz="6" w:color="000000"/>
+              <w:bottom w:val="single" w:sz="6" w:color="000000"/>
+              <w:left w:val="nil" w:sz="6" w:color="000000"/>
+              <w:right w:val="nil" w:sz="6" w:color="000000"/>
+            </w:tcBorders>
+          </w:tcPr>
+          <w:p>
+            <w:pPr>
+              <w:jc w:val="center"/>
+            </w:pPr>
+            <w:r/>
+            <w:r>
+              <w:rPr>
+                <w:rFonts w:ascii="Times New Roman" w:hAnsi="Times New Roman"/>
+                <w:sz w:val="18"/>
+              </w:rPr>
+              <w:t>1,10</w:t>
+            </w:r>
+          </w:p>
+        </w:tc>
+        <w:tc>
+          <w:tcPr>
+            <w:tcW w:type="dxa" w:w="1168"/>
+            <w:tcBorders>
+              <w:top w:val="single" w:sz="6" w:color="000000"/>
+              <w:bottom w:val="single" w:sz="6" w:color="000000"/>
+              <w:left w:val="nil" w:sz="6" w:color="000000"/>
+              <w:right w:val="nil" w:sz="6" w:color="000000"/>
+            </w:tcBorders>
+          </w:tcPr>
+          <w:p>
+            <w:pPr>
+              <w:jc w:val="center"/>
+            </w:pPr>
+            <w:r/>
+            <w:r>
+              <w:rPr>
+                <w:rFonts w:ascii="Times New Roman" w:hAnsi="Times New Roman"/>
+                <w:sz w:val="18"/>
+              </w:rPr>
+              <w:t>8,45</w:t>
+            </w:r>
+          </w:p>
+        </w:tc>
+        <w:tc>
+          <w:tcPr>
+            <w:tcW w:type="dxa" w:w="1168"/>
+            <w:tcBorders>
+              <w:top w:val="single" w:sz="6" w:color="000000"/>
+              <w:bottom w:val="single" w:sz="6" w:color="000000"/>
+              <w:left w:val="nil" w:sz="6" w:color="000000"/>
+              <w:right w:val="nil" w:sz="6" w:color="000000"/>
+            </w:tcBorders>
+          </w:tcPr>
+          <w:p>
+            <w:pPr>
+              <w:jc w:val="center"/>
+            </w:pPr>
+            <w:r/>
+            <w:r>
+              <w:rPr>
+                <w:rFonts w:ascii="Times New Roman" w:hAnsi="Times New Roman"/>
+                <w:sz w:val="18"/>
+              </w:rPr>
+              <w:t>+672%</w:t>
+            </w:r>
+          </w:p>
+        </w:tc>
+        <w:tc>
+          <w:tcPr>
+            <w:tcW w:type="dxa" w:w="1168"/>
+            <w:tcBorders>
+              <w:top w:val="single" w:sz="6" w:color="000000"/>
+              <w:bottom w:val="single" w:sz="6" w:color="000000"/>
+              <w:left w:val="nil" w:sz="6" w:color="000000"/>
+              <w:right w:val="nil" w:sz="6" w:color="000000"/>
+            </w:tcBorders>
+          </w:tcPr>
+          <w:p>
+            <w:pPr>
+              <w:jc w:val="center"/>
+            </w:pPr>
+            <w:r/>
+            <w:r>
+              <w:rPr>
+                <w:rFonts w:ascii="Times New Roman" w:hAnsi="Times New Roman"/>
+                <w:sz w:val="18"/>
+              </w:rPr>
+              <w:t>0,018</w:t>
+            </w:r>
+          </w:p>
+        </w:tc>
+        <w:tc>
+          <w:tcPr>
+            <w:tcW w:type="dxa" w:w="1168"/>
+            <w:tcBorders>
+              <w:top w:val="single" w:sz="6" w:color="000000"/>
+              <w:bottom w:val="single" w:sz="6" w:color="000000"/>
+              <w:left w:val="nil" w:sz="6" w:color="000000"/>
+              <w:right w:val="nil" w:sz="6" w:color="000000"/>
+            </w:tcBorders>
+          </w:tcPr>
+          <w:p>
+            <w:pPr>
+              <w:jc w:val="center"/>
+            </w:pPr>
+            <w:r/>
+            <w:r>
+              <w:rPr>
+                <w:rFonts w:ascii="Times New Roman" w:hAnsi="Times New Roman"/>
+                <w:sz w:val="18"/>
+              </w:rPr>
+              <w:t>+0,55</w:t>
+            </w:r>
+          </w:p>
+        </w:tc>
+        <w:tc>
+          <w:tcPr>
+            <w:tcW w:type="dxa" w:w="1531"/>
+            <w:tcBorders>
+              <w:top w:val="single" w:sz="6" w:color="000000"/>
+              <w:bottom w:val="single" w:sz="6" w:color="000000"/>
+              <w:left w:val="nil" w:sz="6" w:color="000000"/>
+              <w:right w:val="nil" w:sz="6" w:color="000000"/>
+            </w:tcBorders>
+          </w:tcPr>
+          <w:p>
+            <w:pPr>
+              <w:jc w:val="center"/>
+            </w:pPr>
+            <w:r/>
+            <w:r>
+              <w:rPr>
+                <w:rFonts w:ascii="Times New Roman" w:hAnsi="Times New Roman"/>
+                <w:sz w:val="18"/>
+              </w:rPr>
+              <w:t>médio</w:t>
+            </w:r>
+          </w:p>
+        </w:tc>
+      </w:tr>
+    </w:tbl>
+    <w:p>
+      <w:pPr>
+        <w:spacing w:after="0"/>
+      </w:pPr>
+      <w:r>
+        <w:rPr>
+          <w:i/>
+          <w:sz w:val="17"/>
+        </w:rPr>
+        <w:t>dz = tamanho de efeito intraindividual (mudança padronizada); magnitude: trivial (&lt; 0,2); pequeno (0,2–0,5); médio (0,5–0,8); grande (&gt; 0,8). PTH: perturbação total do humor.</w:t>
+      </w:r>
+    </w:p>
+    <w:p>
+      <w:pPr>
+        <w:spacing w:after="120"/>
+      </w:pPr>
+      <w:r>
+        <w:rPr>
+          <w:sz w:val="18"/>
+        </w:rPr>
+        <w:t>Fonte: dados da pesquisa (2026).</w:t>
+      </w:r>
+    </w:p>
+    <w:p>
+      <w:pPr>
+        <w:spacing w:before="120" w:after="80" w:line="360" w:lineRule="auto"/>
+      </w:pPr>
+      <w:r>
+        <w:rPr>
+          <w:b/>
+          <w:sz w:val="24"/>
+        </w:rPr>
+        <w:t>4.4 Comparação das dimensões entre os dias (Friedman)</w:t>
+      </w:r>
+    </w:p>
+    <w:p>
+      <w:pPr>
+        <w:spacing w:line="360" w:lineRule="auto" w:after="0"/>
+        <w:ind w:firstLine="709"/>
+        <w:jc w:val="both"/>
+      </w:pPr>
+      <w:r>
+        <w:rPr>
+          <w:b w:val="0"/>
+          <w:sz w:val="24"/>
+        </w:rPr>
+        <w:t>A comparação das dimensões entre os sete dias pelo teste de Friedman (Tabela 5) apontou variação significativa no vigor (p &lt; 0,001; W = 0,21) e na fadiga (p = 0,007; W = 0,16), com magnitude pequena a moderada, além de diferenças na tensão e na confusão. O vigor foi máximo no Dia 1 e mínimo no Dia 7, enquanto a fadiga percorreu o caminho inverso, com pico no Dia 7, um padrão coerente com o acúmulo de carga dentro da faixa funcional.</w:t>
+      </w:r>
+    </w:p>
+    <w:p>
+      <w:pPr>
+        <w:spacing w:before="160" w:after="40"/>
+      </w:pPr>
+      <w:r>
+        <w:rPr>
+          <w:sz w:val="22"/>
+        </w:rPr>
+        <w:t>Tabela 5 – Médias diárias das dimensões do BRUMS e teste de Friedman com W de Kendall e magnitude do efeito (comparação entre os sete dias).</w:t>
+      </w:r>
+    </w:p>
+    <w:tbl>
+      <w:tblPr>
+        <w:tblW w:type="auto" w:w="0"/>
+        <w:jc w:val="center"/>
+        <w:tblLayout w:type="fixed"/>
+        <w:tblLook w:firstColumn="1" w:firstRow="1" w:lastColumn="0" w:lastRow="0" w:noHBand="0" w:noVBand="1" w:val="04A0"/>
+        <w:tblLayout w:type="fixed"/>
+        <w:tblCellMar>
+          <w:left w:w="40" w:type="dxa"/>
+          <w:right w:w="40" w:type="dxa"/>
+        </w:tblCellMar>
+      </w:tblPr>
+      <w:tblGrid>
+        <w:gridCol w:w="1134"/>
+        <w:gridCol w:w="640"/>
+        <w:gridCol w:w="640"/>
+        <w:gridCol w:w="640"/>
+        <w:gridCol w:w="640"/>
+        <w:gridCol w:w="640"/>
+        <w:gridCol w:w="640"/>
+        <w:gridCol w:w="640"/>
+        <w:gridCol w:w="640"/>
+        <w:gridCol w:w="640"/>
+        <w:gridCol w:w="640"/>
+        <w:gridCol w:w="1530"/>
+      </w:tblGrid>
+      <w:tr>
+        <w:tc>
+          <w:tcPr>
+            <w:tcW w:type="dxa" w:w="1134"/>
             <w:tcBorders>
               <w:top w:val="single" w:sz="6" w:color="000000"/>
               <w:bottom w:val="single" w:sz="6" w:color="000000"/>
@@ -1968,7 +4193,7 @@
         </w:tc>
         <w:tc>
           <w:tcPr>
-            <w:tcW w:type="dxa" w:w="855"/>
+            <w:tcW w:type="dxa" w:w="641"/>
             <w:tcBorders>
               <w:top w:val="single" w:sz="6" w:color="000000"/>
               <w:bottom w:val="single" w:sz="6" w:color="000000"/>
@@ -1993,7 +4218,7 @@
         </w:tc>
         <w:tc>
           <w:tcPr>
-            <w:tcW w:type="dxa" w:w="855"/>
+            <w:tcW w:type="dxa" w:w="641"/>
             <w:tcBorders>
               <w:top w:val="single" w:sz="6" w:color="000000"/>
               <w:bottom w:val="single" w:sz="6" w:color="000000"/>
@@ -2018,7 +4243,7 @@
         </w:tc>
         <w:tc>
           <w:tcPr>
-            <w:tcW w:type="dxa" w:w="855"/>
+            <w:tcW w:type="dxa" w:w="641"/>
             <w:tcBorders>
               <w:top w:val="single" w:sz="6" w:color="000000"/>
               <w:bottom w:val="single" w:sz="6" w:color="000000"/>
@@ -2043,7 +4268,7 @@
         </w:tc>
         <w:tc>
           <w:tcPr>
-            <w:tcW w:type="dxa" w:w="855"/>
+            <w:tcW w:type="dxa" w:w="641"/>
             <w:tcBorders>
               <w:top w:val="single" w:sz="6" w:color="000000"/>
               <w:bottom w:val="single" w:sz="6" w:color="000000"/>
@@ -2068,7 +4293,7 @@
         </w:tc>
         <w:tc>
           <w:tcPr>
-            <w:tcW w:type="dxa" w:w="855"/>
+            <w:tcW w:type="dxa" w:w="641"/>
             <w:tcBorders>
               <w:top w:val="single" w:sz="6" w:color="000000"/>
               <w:bottom w:val="single" w:sz="6" w:color="000000"/>
@@ -2093,7 +4318,7 @@
         </w:tc>
         <w:tc>
           <w:tcPr>
-            <w:tcW w:type="dxa" w:w="855"/>
+            <w:tcW w:type="dxa" w:w="641"/>
             <w:tcBorders>
               <w:top w:val="single" w:sz="6" w:color="000000"/>
               <w:bottom w:val="single" w:sz="6" w:color="000000"/>
@@ -2118,7 +4343,7 @@
         </w:tc>
         <w:tc>
           <w:tcPr>
-            <w:tcW w:type="dxa" w:w="855"/>
+            <w:tcW w:type="dxa" w:w="641"/>
             <w:tcBorders>
               <w:top w:val="single" w:sz="6" w:color="000000"/>
               <w:bottom w:val="single" w:sz="6" w:color="000000"/>
@@ -2143,7 +4368,7 @@
         </w:tc>
         <w:tc>
           <w:tcPr>
-            <w:tcW w:type="dxa" w:w="855"/>
+            <w:tcW w:type="dxa" w:w="641"/>
             <w:tcBorders>
               <w:top w:val="single" w:sz="6" w:color="000000"/>
               <w:bottom w:val="single" w:sz="6" w:color="000000"/>
@@ -2168,7 +4393,7 @@
         </w:tc>
         <w:tc>
           <w:tcPr>
-            <w:tcW w:type="dxa" w:w="855"/>
+            <w:tcW w:type="dxa" w:w="641"/>
             <w:tcBorders>
               <w:top w:val="single" w:sz="6" w:color="000000"/>
               <w:bottom w:val="single" w:sz="6" w:color="000000"/>
@@ -2193,7 +4418,7 @@
         </w:tc>
         <w:tc>
           <w:tcPr>
-            <w:tcW w:type="dxa" w:w="855"/>
+            <w:tcW w:type="dxa" w:w="641"/>
             <w:tcBorders>
               <w:top w:val="single" w:sz="6" w:color="000000"/>
               <w:bottom w:val="single" w:sz="6" w:color="000000"/>
@@ -2216,11 +4441,36 @@
             </w:r>
           </w:p>
         </w:tc>
+        <w:tc>
+          <w:tcPr>
+            <w:tcW w:type="dxa" w:w="1531"/>
+            <w:tcBorders>
+              <w:top w:val="single" w:sz="6" w:color="000000"/>
+              <w:bottom w:val="single" w:sz="6" w:color="000000"/>
+              <w:left w:val="nil" w:sz="6" w:color="000000"/>
+              <w:right w:val="nil" w:sz="6" w:color="000000"/>
+            </w:tcBorders>
+          </w:tcPr>
+          <w:p>
+            <w:pPr>
+              <w:jc w:val="center"/>
+            </w:pPr>
+            <w:r/>
+            <w:r>
+              <w:rPr>
+                <w:rFonts w:ascii="Times New Roman" w:hAnsi="Times New Roman"/>
+                <w:b/>
+                <w:sz w:val="16"/>
+              </w:rPr>
+              <w:t>Magnitude</w:t>
+            </w:r>
+          </w:p>
+        </w:tc>
       </w:tr>
       <w:tr>
         <w:tc>
           <w:tcPr>
-            <w:tcW w:type="dxa" w:w="855"/>
+            <w:tcW w:type="dxa" w:w="1134"/>
             <w:tcBorders>
               <w:top w:val="single" w:sz="6" w:color="000000"/>
               <w:bottom w:val="single" w:sz="6" w:color="000000"/>
@@ -2244,7 +4494,7 @@
         </w:tc>
         <w:tc>
           <w:tcPr>
-            <w:tcW w:type="dxa" w:w="855"/>
+            <w:tcW w:type="dxa" w:w="641"/>
             <w:tcBorders>
               <w:top w:val="single" w:sz="6" w:color="000000"/>
               <w:bottom w:val="single" w:sz="6" w:color="000000"/>
@@ -2268,7 +4518,7 @@
         </w:tc>
         <w:tc>
           <w:tcPr>
-            <w:tcW w:type="dxa" w:w="855"/>
+            <w:tcW w:type="dxa" w:w="641"/>
             <w:tcBorders>
               <w:top w:val="single" w:sz="6" w:color="000000"/>
               <w:bottom w:val="single" w:sz="6" w:color="000000"/>
@@ -2292,7 +4542,7 @@
         </w:tc>
         <w:tc>
           <w:tcPr>
-            <w:tcW w:type="dxa" w:w="855"/>
+            <w:tcW w:type="dxa" w:w="641"/>
             <w:tcBorders>
               <w:top w:val="single" w:sz="6" w:color="000000"/>
               <w:bottom w:val="single" w:sz="6" w:color="000000"/>
@@ -2316,7 +4566,7 @@
         </w:tc>
         <w:tc>
           <w:tcPr>
-            <w:tcW w:type="dxa" w:w="855"/>
+            <w:tcW w:type="dxa" w:w="641"/>
             <w:tcBorders>
               <w:top w:val="single" w:sz="6" w:color="000000"/>
               <w:bottom w:val="single" w:sz="6" w:color="000000"/>
@@ -2340,7 +4590,7 @@
         </w:tc>
         <w:tc>
           <w:tcPr>
-            <w:tcW w:type="dxa" w:w="855"/>
+            <w:tcW w:type="dxa" w:w="641"/>
             <w:tcBorders>
               <w:top w:val="single" w:sz="6" w:color="000000"/>
               <w:bottom w:val="single" w:sz="6" w:color="000000"/>
@@ -2364,7 +4614,7 @@
         </w:tc>
         <w:tc>
           <w:tcPr>
-            <w:tcW w:type="dxa" w:w="855"/>
+            <w:tcW w:type="dxa" w:w="641"/>
             <w:tcBorders>
               <w:top w:val="single" w:sz="6" w:color="000000"/>
               <w:bottom w:val="single" w:sz="6" w:color="000000"/>
@@ -2388,7 +4638,7 @@
         </w:tc>
         <w:tc>
           <w:tcPr>
-            <w:tcW w:type="dxa" w:w="855"/>
+            <w:tcW w:type="dxa" w:w="641"/>
             <w:tcBorders>
               <w:top w:val="single" w:sz="6" w:color="000000"/>
               <w:bottom w:val="single" w:sz="6" w:color="000000"/>
@@ -2412,7 +4662,7 @@
         </w:tc>
         <w:tc>
           <w:tcPr>
-            <w:tcW w:type="dxa" w:w="855"/>
+            <w:tcW w:type="dxa" w:w="641"/>
             <w:tcBorders>
               <w:top w:val="single" w:sz="6" w:color="000000"/>
               <w:bottom w:val="single" w:sz="6" w:color="000000"/>
@@ -2436,7 +4686,7 @@
         </w:tc>
         <w:tc>
           <w:tcPr>
-            <w:tcW w:type="dxa" w:w="855"/>
+            <w:tcW w:type="dxa" w:w="641"/>
             <w:tcBorders>
               <w:top w:val="single" w:sz="6" w:color="000000"/>
               <w:bottom w:val="single" w:sz="6" w:color="000000"/>
@@ -2460,7 +4710,7 @@
         </w:tc>
         <w:tc>
           <w:tcPr>
-            <w:tcW w:type="dxa" w:w="855"/>
+            <w:tcW w:type="dxa" w:w="641"/>
             <w:tcBorders>
               <w:top w:val="single" w:sz="6" w:color="000000"/>
               <w:bottom w:val="single" w:sz="6" w:color="000000"/>
@@ -2482,11 +4732,35 @@
             </w:r>
           </w:p>
         </w:tc>
+        <w:tc>
+          <w:tcPr>
+            <w:tcW w:type="dxa" w:w="1531"/>
+            <w:tcBorders>
+              <w:top w:val="single" w:sz="6" w:color="000000"/>
+              <w:bottom w:val="single" w:sz="6" w:color="000000"/>
+              <w:left w:val="nil" w:sz="6" w:color="000000"/>
+              <w:right w:val="nil" w:sz="6" w:color="000000"/>
+            </w:tcBorders>
+          </w:tcPr>
+          <w:p>
+            <w:pPr>
+              <w:jc w:val="center"/>
+            </w:pPr>
+            <w:r/>
+            <w:r>
+              <w:rPr>
+                <w:rFonts w:ascii="Times New Roman" w:hAnsi="Times New Roman"/>
+                <w:sz w:val="16"/>
+              </w:rPr>
+              <w:t>pequeno</w:t>
+            </w:r>
+          </w:p>
+        </w:tc>
       </w:tr>
       <w:tr>
         <w:tc>
           <w:tcPr>
-            <w:tcW w:type="dxa" w:w="855"/>
+            <w:tcW w:type="dxa" w:w="1134"/>
             <w:tcBorders>
               <w:top w:val="single" w:sz="6" w:color="000000"/>
               <w:bottom w:val="single" w:sz="6" w:color="000000"/>
@@ -2510,7 +4784,7 @@
         </w:tc>
         <w:tc>
           <w:tcPr>
-            <w:tcW w:type="dxa" w:w="855"/>
+            <w:tcW w:type="dxa" w:w="641"/>
             <w:tcBorders>
               <w:top w:val="single" w:sz="6" w:color="000000"/>
               <w:bottom w:val="single" w:sz="6" w:color="000000"/>
@@ -2534,7 +4808,7 @@
         </w:tc>
         <w:tc>
           <w:tcPr>
-            <w:tcW w:type="dxa" w:w="855"/>
+            <w:tcW w:type="dxa" w:w="641"/>
             <w:tcBorders>
               <w:top w:val="single" w:sz="6" w:color="000000"/>
               <w:bottom w:val="single" w:sz="6" w:color="000000"/>
@@ -2558,7 +4832,7 @@
         </w:tc>
         <w:tc>
           <w:tcPr>
-            <w:tcW w:type="dxa" w:w="855"/>
+            <w:tcW w:type="dxa" w:w="641"/>
             <w:tcBorders>
               <w:top w:val="single" w:sz="6" w:color="000000"/>
               <w:bottom w:val="single" w:sz="6" w:color="000000"/>
@@ -2582,7 +4856,7 @@
         </w:tc>
         <w:tc>
           <w:tcPr>
-            <w:tcW w:type="dxa" w:w="855"/>
+            <w:tcW w:type="dxa" w:w="641"/>
             <w:tcBorders>
               <w:top w:val="single" w:sz="6" w:color="000000"/>
               <w:bottom w:val="single" w:sz="6" w:color="000000"/>
@@ -2606,7 +4880,7 @@
         </w:tc>
         <w:tc>
           <w:tcPr>
-            <w:tcW w:type="dxa" w:w="855"/>
+            <w:tcW w:type="dxa" w:w="641"/>
             <w:tcBorders>
               <w:top w:val="single" w:sz="6" w:color="000000"/>
               <w:bottom w:val="single" w:sz="6" w:color="000000"/>
@@ -2630,7 +4904,7 @@
         </w:tc>
         <w:tc>
           <w:tcPr>
-            <w:tcW w:type="dxa" w:w="855"/>
+            <w:tcW w:type="dxa" w:w="641"/>
             <w:tcBorders>
               <w:top w:val="single" w:sz="6" w:color="000000"/>
               <w:bottom w:val="single" w:sz="6" w:color="000000"/>
@@ -2654,7 +4928,7 @@
         </w:tc>
         <w:tc>
           <w:tcPr>
-            <w:tcW w:type="dxa" w:w="855"/>
+            <w:tcW w:type="dxa" w:w="641"/>
             <w:tcBorders>
               <w:top w:val="single" w:sz="6" w:color="000000"/>
               <w:bottom w:val="single" w:sz="6" w:color="000000"/>
@@ -2678,7 +4952,7 @@
         </w:tc>
         <w:tc>
           <w:tcPr>
-            <w:tcW w:type="dxa" w:w="855"/>
+            <w:tcW w:type="dxa" w:w="641"/>
             <w:tcBorders>
               <w:top w:val="single" w:sz="6" w:color="000000"/>
               <w:bottom w:val="single" w:sz="6" w:color="000000"/>
@@ -2702,7 +4976,7 @@
         </w:tc>
         <w:tc>
           <w:tcPr>
-            <w:tcW w:type="dxa" w:w="855"/>
+            <w:tcW w:type="dxa" w:w="641"/>
             <w:tcBorders>
               <w:top w:val="single" w:sz="6" w:color="000000"/>
               <w:bottom w:val="single" w:sz="6" w:color="000000"/>
@@ -2726,7 +5000,7 @@
         </w:tc>
         <w:tc>
           <w:tcPr>
-            <w:tcW w:type="dxa" w:w="855"/>
+            <w:tcW w:type="dxa" w:w="641"/>
             <w:tcBorders>
               <w:top w:val="single" w:sz="6" w:color="000000"/>
               <w:bottom w:val="single" w:sz="6" w:color="000000"/>
@@ -2748,11 +5022,35 @@
             </w:r>
           </w:p>
         </w:tc>
+        <w:tc>
+          <w:tcPr>
+            <w:tcW w:type="dxa" w:w="1531"/>
+            <w:tcBorders>
+              <w:top w:val="single" w:sz="6" w:color="000000"/>
+              <w:bottom w:val="single" w:sz="6" w:color="000000"/>
+              <w:left w:val="nil" w:sz="6" w:color="000000"/>
+              <w:right w:val="nil" w:sz="6" w:color="000000"/>
+            </w:tcBorders>
+          </w:tcPr>
+          <w:p>
+            <w:pPr>
+              <w:jc w:val="center"/>
+            </w:pPr>
+            <w:r/>
+            <w:r>
+              <w:rPr>
+                <w:rFonts w:ascii="Times New Roman" w:hAnsi="Times New Roman"/>
+                <w:sz w:val="16"/>
+              </w:rPr>
+              <w:t>trivial</w:t>
+            </w:r>
+          </w:p>
+        </w:tc>
       </w:tr>
       <w:tr>
         <w:tc>
           <w:tcPr>
-            <w:tcW w:type="dxa" w:w="855"/>
+            <w:tcW w:type="dxa" w:w="1134"/>
             <w:tcBorders>
               <w:top w:val="single" w:sz="6" w:color="000000"/>
               <w:bottom w:val="single" w:sz="6" w:color="000000"/>
@@ -2776,7 +5074,7 @@
         </w:tc>
         <w:tc>
           <w:tcPr>
-            <w:tcW w:type="dxa" w:w="855"/>
+            <w:tcW w:type="dxa" w:w="641"/>
             <w:tcBorders>
               <w:top w:val="single" w:sz="6" w:color="000000"/>
               <w:bottom w:val="single" w:sz="6" w:color="000000"/>
@@ -2800,7 +5098,7 @@
         </w:tc>
         <w:tc>
           <w:tcPr>
-            <w:tcW w:type="dxa" w:w="855"/>
+            <w:tcW w:type="dxa" w:w="641"/>
             <w:tcBorders>
               <w:top w:val="single" w:sz="6" w:color="000000"/>
               <w:bottom w:val="single" w:sz="6" w:color="000000"/>
@@ -2824,7 +5122,7 @@
         </w:tc>
         <w:tc>
           <w:tcPr>
-            <w:tcW w:type="dxa" w:w="855"/>
+            <w:tcW w:type="dxa" w:w="641"/>
             <w:tcBorders>
               <w:top w:val="single" w:sz="6" w:color="000000"/>
               <w:bottom w:val="single" w:sz="6" w:color="000000"/>
@@ -2848,7 +5146,7 @@
         </w:tc>
         <w:tc>
           <w:tcPr>
-            <w:tcW w:type="dxa" w:w="855"/>
+            <w:tcW w:type="dxa" w:w="641"/>
             <w:tcBorders>
               <w:top w:val="single" w:sz="6" w:color="000000"/>
               <w:bottom w:val="single" w:sz="6" w:color="000000"/>
@@ -2872,7 +5170,7 @@
         </w:tc>
         <w:tc>
           <w:tcPr>
-            <w:tcW w:type="dxa" w:w="855"/>
+            <w:tcW w:type="dxa" w:w="641"/>
             <w:tcBorders>
               <w:top w:val="single" w:sz="6" w:color="000000"/>
               <w:bottom w:val="single" w:sz="6" w:color="000000"/>
@@ -2896,7 +5194,7 @@
         </w:tc>
         <w:tc>
           <w:tcPr>
-            <w:tcW w:type="dxa" w:w="855"/>
+            <w:tcW w:type="dxa" w:w="641"/>
             <w:tcBorders>
               <w:top w:val="single" w:sz="6" w:color="000000"/>
               <w:bottom w:val="single" w:sz="6" w:color="000000"/>
@@ -2920,7 +5218,7 @@
         </w:tc>
         <w:tc>
           <w:tcPr>
-            <w:tcW w:type="dxa" w:w="855"/>
+            <w:tcW w:type="dxa" w:w="641"/>
             <w:tcBorders>
               <w:top w:val="single" w:sz="6" w:color="000000"/>
               <w:bottom w:val="single" w:sz="6" w:color="000000"/>
@@ -2944,7 +5242,7 @@
         </w:tc>
         <w:tc>
           <w:tcPr>
-            <w:tcW w:type="dxa" w:w="855"/>
+            <w:tcW w:type="dxa" w:w="641"/>
             <w:tcBorders>
               <w:top w:val="single" w:sz="6" w:color="000000"/>
               <w:bottom w:val="single" w:sz="6" w:color="000000"/>
@@ -2968,7 +5266,7 @@
         </w:tc>
         <w:tc>
           <w:tcPr>
-            <w:tcW w:type="dxa" w:w="855"/>
+            <w:tcW w:type="dxa" w:w="641"/>
             <w:tcBorders>
               <w:top w:val="single" w:sz="6" w:color="000000"/>
               <w:bottom w:val="single" w:sz="6" w:color="000000"/>
@@ -2992,7 +5290,7 @@
         </w:tc>
         <w:tc>
           <w:tcPr>
-            <w:tcW w:type="dxa" w:w="855"/>
+            <w:tcW w:type="dxa" w:w="641"/>
             <w:tcBorders>
               <w:top w:val="single" w:sz="6" w:color="000000"/>
               <w:bottom w:val="single" w:sz="6" w:color="000000"/>
@@ -3014,11 +5312,35 @@
             </w:r>
           </w:p>
         </w:tc>
+        <w:tc>
+          <w:tcPr>
+            <w:tcW w:type="dxa" w:w="1531"/>
+            <w:tcBorders>
+              <w:top w:val="single" w:sz="6" w:color="000000"/>
+              <w:bottom w:val="single" w:sz="6" w:color="000000"/>
+              <w:left w:val="nil" w:sz="6" w:color="000000"/>
+              <w:right w:val="nil" w:sz="6" w:color="000000"/>
+            </w:tcBorders>
+          </w:tcPr>
+          <w:p>
+            <w:pPr>
+              <w:jc w:val="center"/>
+            </w:pPr>
+            <w:r/>
+            <w:r>
+              <w:rPr>
+                <w:rFonts w:ascii="Times New Roman" w:hAnsi="Times New Roman"/>
+                <w:sz w:val="16"/>
+              </w:rPr>
+              <w:t>trivial</w:t>
+            </w:r>
+          </w:p>
+        </w:tc>
       </w:tr>
       <w:tr>
         <w:tc>
           <w:tcPr>
-            <w:tcW w:type="dxa" w:w="855"/>
+            <w:tcW w:type="dxa" w:w="1134"/>
             <w:tcBorders>
               <w:top w:val="single" w:sz="6" w:color="000000"/>
               <w:bottom w:val="single" w:sz="6" w:color="000000"/>
@@ -3042,7 +5364,7 @@
         </w:tc>
         <w:tc>
           <w:tcPr>
-            <w:tcW w:type="dxa" w:w="855"/>
+            <w:tcW w:type="dxa" w:w="641"/>
             <w:tcBorders>
               <w:top w:val="single" w:sz="6" w:color="000000"/>
               <w:bottom w:val="single" w:sz="6" w:color="000000"/>
@@ -3066,7 +5388,7 @@
         </w:tc>
         <w:tc>
           <w:tcPr>
-            <w:tcW w:type="dxa" w:w="855"/>
+            <w:tcW w:type="dxa" w:w="641"/>
             <w:tcBorders>
               <w:top w:val="single" w:sz="6" w:color="000000"/>
               <w:bottom w:val="single" w:sz="6" w:color="000000"/>
@@ -3090,7 +5412,7 @@
         </w:tc>
         <w:tc>
           <w:tcPr>
-            <w:tcW w:type="dxa" w:w="855"/>
+            <w:tcW w:type="dxa" w:w="641"/>
             <w:tcBorders>
               <w:top w:val="single" w:sz="6" w:color="000000"/>
               <w:bottom w:val="single" w:sz="6" w:color="000000"/>
@@ -3114,7 +5436,7 @@
         </w:tc>
         <w:tc>
           <w:tcPr>
-            <w:tcW w:type="dxa" w:w="855"/>
+            <w:tcW w:type="dxa" w:w="641"/>
             <w:tcBorders>
               <w:top w:val="single" w:sz="6" w:color="000000"/>
               <w:bottom w:val="single" w:sz="6" w:color="000000"/>
@@ -3138,7 +5460,7 @@
         </w:tc>
         <w:tc>
           <w:tcPr>
-            <w:tcW w:type="dxa" w:w="855"/>
+            <w:tcW w:type="dxa" w:w="641"/>
             <w:tcBorders>
               <w:top w:val="single" w:sz="6" w:color="000000"/>
               <w:bottom w:val="single" w:sz="6" w:color="000000"/>
@@ -3162,7 +5484,7 @@
         </w:tc>
         <w:tc>
           <w:tcPr>
-            <w:tcW w:type="dxa" w:w="855"/>
+            <w:tcW w:type="dxa" w:w="641"/>
             <w:tcBorders>
               <w:top w:val="single" w:sz="6" w:color="000000"/>
               <w:bottom w:val="single" w:sz="6" w:color="000000"/>
@@ -3186,7 +5508,7 @@
         </w:tc>
         <w:tc>
           <w:tcPr>
-            <w:tcW w:type="dxa" w:w="855"/>
+            <w:tcW w:type="dxa" w:w="641"/>
             <w:tcBorders>
               <w:top w:val="single" w:sz="6" w:color="000000"/>
               <w:bottom w:val="single" w:sz="6" w:color="000000"/>
@@ -3210,7 +5532,7 @@
         </w:tc>
         <w:tc>
           <w:tcPr>
-            <w:tcW w:type="dxa" w:w="855"/>
+            <w:tcW w:type="dxa" w:w="641"/>
             <w:tcBorders>
               <w:top w:val="single" w:sz="6" w:color="000000"/>
               <w:bottom w:val="single" w:sz="6" w:color="000000"/>
@@ -3234,7 +5556,7 @@
         </w:tc>
         <w:tc>
           <w:tcPr>
-            <w:tcW w:type="dxa" w:w="855"/>
+            <w:tcW w:type="dxa" w:w="641"/>
             <w:tcBorders>
               <w:top w:val="single" w:sz="6" w:color="000000"/>
               <w:bottom w:val="single" w:sz="6" w:color="000000"/>
@@ -3258,7 +5580,7 @@
         </w:tc>
         <w:tc>
           <w:tcPr>
-            <w:tcW w:type="dxa" w:w="855"/>
+            <w:tcW w:type="dxa" w:w="641"/>
             <w:tcBorders>
               <w:top w:val="single" w:sz="6" w:color="000000"/>
               <w:bottom w:val="single" w:sz="6" w:color="000000"/>
@@ -3280,11 +5602,35 @@
             </w:r>
           </w:p>
         </w:tc>
+        <w:tc>
+          <w:tcPr>
+            <w:tcW w:type="dxa" w:w="1531"/>
+            <w:tcBorders>
+              <w:top w:val="single" w:sz="6" w:color="000000"/>
+              <w:bottom w:val="single" w:sz="6" w:color="000000"/>
+              <w:left w:val="nil" w:sz="6" w:color="000000"/>
+              <w:right w:val="nil" w:sz="6" w:color="000000"/>
+            </w:tcBorders>
+          </w:tcPr>
+          <w:p>
+            <w:pPr>
+              <w:jc w:val="center"/>
+            </w:pPr>
+            <w:r/>
+            <w:r>
+              <w:rPr>
+                <w:rFonts w:ascii="Times New Roman" w:hAnsi="Times New Roman"/>
+                <w:sz w:val="16"/>
+              </w:rPr>
+              <w:t>pequeno</w:t>
+            </w:r>
+          </w:p>
+        </w:tc>
       </w:tr>
       <w:tr>
         <w:tc>
           <w:tcPr>
-            <w:tcW w:type="dxa" w:w="855"/>
+            <w:tcW w:type="dxa" w:w="1134"/>
             <w:tcBorders>
               <w:top w:val="single" w:sz="6" w:color="000000"/>
               <w:bottom w:val="single" w:sz="6" w:color="000000"/>
@@ -3308,7 +5654,7 @@
         </w:tc>
         <w:tc>
           <w:tcPr>
-            <w:tcW w:type="dxa" w:w="855"/>
+            <w:tcW w:type="dxa" w:w="641"/>
             <w:tcBorders>
               <w:top w:val="single" w:sz="6" w:color="000000"/>
               <w:bottom w:val="single" w:sz="6" w:color="000000"/>
@@ -3332,7 +5678,7 @@
         </w:tc>
         <w:tc>
           <w:tcPr>
-            <w:tcW w:type="dxa" w:w="855"/>
+            <w:tcW w:type="dxa" w:w="641"/>
             <w:tcBorders>
               <w:top w:val="single" w:sz="6" w:color="000000"/>
               <w:bottom w:val="single" w:sz="6" w:color="000000"/>
@@ -3356,7 +5702,7 @@
         </w:tc>
         <w:tc>
           <w:tcPr>
-            <w:tcW w:type="dxa" w:w="855"/>
+            <w:tcW w:type="dxa" w:w="641"/>
             <w:tcBorders>
               <w:top w:val="single" w:sz="6" w:color="000000"/>
               <w:bottom w:val="single" w:sz="6" w:color="000000"/>
@@ -3380,7 +5726,7 @@
         </w:tc>
         <w:tc>
           <w:tcPr>
-            <w:tcW w:type="dxa" w:w="855"/>
+            <w:tcW w:type="dxa" w:w="641"/>
             <w:tcBorders>
               <w:top w:val="single" w:sz="6" w:color="000000"/>
               <w:bottom w:val="single" w:sz="6" w:color="000000"/>
@@ -3404,7 +5750,7 @@
         </w:tc>
         <w:tc>
           <w:tcPr>
-            <w:tcW w:type="dxa" w:w="855"/>
+            <w:tcW w:type="dxa" w:w="641"/>
             <w:tcBorders>
               <w:top w:val="single" w:sz="6" w:color="000000"/>
               <w:bottom w:val="single" w:sz="6" w:color="000000"/>
@@ -3428,7 +5774,7 @@
         </w:tc>
         <w:tc>
           <w:tcPr>
-            <w:tcW w:type="dxa" w:w="855"/>
+            <w:tcW w:type="dxa" w:w="641"/>
             <w:tcBorders>
               <w:top w:val="single" w:sz="6" w:color="000000"/>
               <w:bottom w:val="single" w:sz="6" w:color="000000"/>
@@ -3452,7 +5798,7 @@
         </w:tc>
         <w:tc>
           <w:tcPr>
-            <w:tcW w:type="dxa" w:w="855"/>
+            <w:tcW w:type="dxa" w:w="641"/>
             <w:tcBorders>
               <w:top w:val="single" w:sz="6" w:color="000000"/>
               <w:bottom w:val="single" w:sz="6" w:color="000000"/>
@@ -3476,7 +5822,7 @@
         </w:tc>
         <w:tc>
           <w:tcPr>
-            <w:tcW w:type="dxa" w:w="855"/>
+            <w:tcW w:type="dxa" w:w="641"/>
             <w:tcBorders>
               <w:top w:val="single" w:sz="6" w:color="000000"/>
               <w:bottom w:val="single" w:sz="6" w:color="000000"/>
@@ -3500,7 +5846,7 @@
         </w:tc>
         <w:tc>
           <w:tcPr>
-            <w:tcW w:type="dxa" w:w="855"/>
+            <w:tcW w:type="dxa" w:w="641"/>
             <w:tcBorders>
               <w:top w:val="single" w:sz="6" w:color="000000"/>
               <w:bottom w:val="single" w:sz="6" w:color="000000"/>
@@ -3524,7 +5870,7 @@
         </w:tc>
         <w:tc>
           <w:tcPr>
-            <w:tcW w:type="dxa" w:w="855"/>
+            <w:tcW w:type="dxa" w:w="641"/>
             <w:tcBorders>
               <w:top w:val="single" w:sz="6" w:color="000000"/>
               <w:bottom w:val="single" w:sz="6" w:color="000000"/>
@@ -3546,11 +5892,35 @@
             </w:r>
           </w:p>
         </w:tc>
+        <w:tc>
+          <w:tcPr>
+            <w:tcW w:type="dxa" w:w="1531"/>
+            <w:tcBorders>
+              <w:top w:val="single" w:sz="6" w:color="000000"/>
+              <w:bottom w:val="single" w:sz="6" w:color="000000"/>
+              <w:left w:val="nil" w:sz="6" w:color="000000"/>
+              <w:right w:val="nil" w:sz="6" w:color="000000"/>
+            </w:tcBorders>
+          </w:tcPr>
+          <w:p>
+            <w:pPr>
+              <w:jc w:val="center"/>
+            </w:pPr>
+            <w:r/>
+            <w:r>
+              <w:rPr>
+                <w:rFonts w:ascii="Times New Roman" w:hAnsi="Times New Roman"/>
+                <w:sz w:val="16"/>
+              </w:rPr>
+              <w:t>pequeno</w:t>
+            </w:r>
+          </w:p>
+        </w:tc>
       </w:tr>
       <w:tr>
         <w:tc>
           <w:tcPr>
-            <w:tcW w:type="dxa" w:w="855"/>
+            <w:tcW w:type="dxa" w:w="1134"/>
             <w:tcBorders>
               <w:top w:val="single" w:sz="6" w:color="000000"/>
               <w:bottom w:val="single" w:sz="6" w:color="000000"/>
@@ -3574,7 +5944,7 @@
         </w:tc>
         <w:tc>
           <w:tcPr>
-            <w:tcW w:type="dxa" w:w="855"/>
+            <w:tcW w:type="dxa" w:w="641"/>
             <w:tcBorders>
               <w:top w:val="single" w:sz="6" w:color="000000"/>
               <w:bottom w:val="single" w:sz="6" w:color="000000"/>
@@ -3598,7 +5968,7 @@
         </w:tc>
         <w:tc>
           <w:tcPr>
-            <w:tcW w:type="dxa" w:w="855"/>
+            <w:tcW w:type="dxa" w:w="641"/>
             <w:tcBorders>
               <w:top w:val="single" w:sz="6" w:color="000000"/>
               <w:bottom w:val="single" w:sz="6" w:color="000000"/>
@@ -3622,7 +5992,7 @@
         </w:tc>
         <w:tc>
           <w:tcPr>
-            <w:tcW w:type="dxa" w:w="855"/>
+            <w:tcW w:type="dxa" w:w="641"/>
             <w:tcBorders>
               <w:top w:val="single" w:sz="6" w:color="000000"/>
               <w:bottom w:val="single" w:sz="6" w:color="000000"/>
@@ -3646,7 +6016,7 @@
         </w:tc>
         <w:tc>
           <w:tcPr>
-            <w:tcW w:type="dxa" w:w="855"/>
+            <w:tcW w:type="dxa" w:w="641"/>
             <w:tcBorders>
               <w:top w:val="single" w:sz="6" w:color="000000"/>
               <w:bottom w:val="single" w:sz="6" w:color="000000"/>
@@ -3670,7 +6040,7 @@
         </w:tc>
         <w:tc>
           <w:tcPr>
-            <w:tcW w:type="dxa" w:w="855"/>
+            <w:tcW w:type="dxa" w:w="641"/>
             <w:tcBorders>
               <w:top w:val="single" w:sz="6" w:color="000000"/>
               <w:bottom w:val="single" w:sz="6" w:color="000000"/>
@@ -3694,7 +6064,7 @@
         </w:tc>
         <w:tc>
           <w:tcPr>
-            <w:tcW w:type="dxa" w:w="855"/>
+            <w:tcW w:type="dxa" w:w="641"/>
             <w:tcBorders>
               <w:top w:val="single" w:sz="6" w:color="000000"/>
               <w:bottom w:val="single" w:sz="6" w:color="000000"/>
@@ -3718,7 +6088,7 @@
         </w:tc>
         <w:tc>
           <w:tcPr>
-            <w:tcW w:type="dxa" w:w="855"/>
+            <w:tcW w:type="dxa" w:w="641"/>
             <w:tcBorders>
               <w:top w:val="single" w:sz="6" w:color="000000"/>
               <w:bottom w:val="single" w:sz="6" w:color="000000"/>
@@ -3742,7 +6112,7 @@
         </w:tc>
         <w:tc>
           <w:tcPr>
-            <w:tcW w:type="dxa" w:w="855"/>
+            <w:tcW w:type="dxa" w:w="641"/>
             <w:tcBorders>
               <w:top w:val="single" w:sz="6" w:color="000000"/>
               <w:bottom w:val="single" w:sz="6" w:color="000000"/>
@@ -3766,7 +6136,7 @@
         </w:tc>
         <w:tc>
           <w:tcPr>
-            <w:tcW w:type="dxa" w:w="855"/>
+            <w:tcW w:type="dxa" w:w="641"/>
             <w:tcBorders>
               <w:top w:val="single" w:sz="6" w:color="000000"/>
               <w:bottom w:val="single" w:sz="6" w:color="000000"/>
@@ -3790,7 +6160,7 @@
         </w:tc>
         <w:tc>
           <w:tcPr>
-            <w:tcW w:type="dxa" w:w="855"/>
+            <w:tcW w:type="dxa" w:w="641"/>
             <w:tcBorders>
               <w:top w:val="single" w:sz="6" w:color="000000"/>
               <w:bottom w:val="single" w:sz="6" w:color="000000"/>
@@ -3812,11 +6182,35 @@
             </w:r>
           </w:p>
         </w:tc>
+        <w:tc>
+          <w:tcPr>
+            <w:tcW w:type="dxa" w:w="1531"/>
+            <w:tcBorders>
+              <w:top w:val="single" w:sz="6" w:color="000000"/>
+              <w:bottom w:val="single" w:sz="6" w:color="000000"/>
+              <w:left w:val="nil" w:sz="6" w:color="000000"/>
+              <w:right w:val="nil" w:sz="6" w:color="000000"/>
+            </w:tcBorders>
+          </w:tcPr>
+          <w:p>
+            <w:pPr>
+              <w:jc w:val="center"/>
+            </w:pPr>
+            <w:r/>
+            <w:r>
+              <w:rPr>
+                <w:rFonts w:ascii="Times New Roman" w:hAnsi="Times New Roman"/>
+                <w:sz w:val="16"/>
+              </w:rPr>
+              <w:t>pequeno</w:t>
+            </w:r>
+          </w:p>
+        </w:tc>
       </w:tr>
       <w:tr>
         <w:tc>
           <w:tcPr>
-            <w:tcW w:type="dxa" w:w="855"/>
+            <w:tcW w:type="dxa" w:w="1134"/>
             <w:tcBorders>
               <w:top w:val="single" w:sz="6" w:color="000000"/>
               <w:bottom w:val="single" w:sz="6" w:color="000000"/>
@@ -3840,7 +6234,7 @@
         </w:tc>
         <w:tc>
           <w:tcPr>
-            <w:tcW w:type="dxa" w:w="855"/>
+            <w:tcW w:type="dxa" w:w="641"/>
             <w:tcBorders>
               <w:top w:val="single" w:sz="6" w:color="000000"/>
               <w:bottom w:val="single" w:sz="6" w:color="000000"/>
@@ -3864,7 +6258,7 @@
         </w:tc>
         <w:tc>
           <w:tcPr>
-            <w:tcW w:type="dxa" w:w="855"/>
+            <w:tcW w:type="dxa" w:w="641"/>
             <w:tcBorders>
               <w:top w:val="single" w:sz="6" w:color="000000"/>
               <w:bottom w:val="single" w:sz="6" w:color="000000"/>
@@ -3888,7 +6282,7 @@
         </w:tc>
         <w:tc>
           <w:tcPr>
-            <w:tcW w:type="dxa" w:w="855"/>
+            <w:tcW w:type="dxa" w:w="641"/>
             <w:tcBorders>
               <w:top w:val="single" w:sz="6" w:color="000000"/>
               <w:bottom w:val="single" w:sz="6" w:color="000000"/>
@@ -3912,7 +6306,7 @@
         </w:tc>
         <w:tc>
           <w:tcPr>
-            <w:tcW w:type="dxa" w:w="855"/>
+            <w:tcW w:type="dxa" w:w="641"/>
             <w:tcBorders>
               <w:top w:val="single" w:sz="6" w:color="000000"/>
               <w:bottom w:val="single" w:sz="6" w:color="000000"/>
@@ -3936,7 +6330,7 @@
         </w:tc>
         <w:tc>
           <w:tcPr>
-            <w:tcW w:type="dxa" w:w="855"/>
+            <w:tcW w:type="dxa" w:w="641"/>
             <w:tcBorders>
               <w:top w:val="single" w:sz="6" w:color="000000"/>
               <w:bottom w:val="single" w:sz="6" w:color="000000"/>
@@ -3960,7 +6354,7 @@
         </w:tc>
         <w:tc>
           <w:tcPr>
-            <w:tcW w:type="dxa" w:w="855"/>
+            <w:tcW w:type="dxa" w:w="641"/>
             <w:tcBorders>
               <w:top w:val="single" w:sz="6" w:color="000000"/>
               <w:bottom w:val="single" w:sz="6" w:color="000000"/>
@@ -3984,7 +6378,7 @@
         </w:tc>
         <w:tc>
           <w:tcPr>
-            <w:tcW w:type="dxa" w:w="855"/>
+            <w:tcW w:type="dxa" w:w="641"/>
             <w:tcBorders>
               <w:top w:val="single" w:sz="6" w:color="000000"/>
               <w:bottom w:val="single" w:sz="6" w:color="000000"/>
@@ -4008,7 +6402,7 @@
         </w:tc>
         <w:tc>
           <w:tcPr>
-            <w:tcW w:type="dxa" w:w="855"/>
+            <w:tcW w:type="dxa" w:w="641"/>
             <w:tcBorders>
               <w:top w:val="single" w:sz="6" w:color="000000"/>
               <w:bottom w:val="single" w:sz="6" w:color="000000"/>
@@ -4032,7 +6426,7 @@
         </w:tc>
         <w:tc>
           <w:tcPr>
-            <w:tcW w:type="dxa" w:w="855"/>
+            <w:tcW w:type="dxa" w:w="641"/>
             <w:tcBorders>
               <w:top w:val="single" w:sz="6" w:color="000000"/>
               <w:bottom w:val="single" w:sz="6" w:color="000000"/>
@@ -4056,7 +6450,7 @@
         </w:tc>
         <w:tc>
           <w:tcPr>
-            <w:tcW w:type="dxa" w:w="855"/>
+            <w:tcW w:type="dxa" w:w="641"/>
             <w:tcBorders>
               <w:top w:val="single" w:sz="6" w:color="000000"/>
               <w:bottom w:val="single" w:sz="6" w:color="000000"/>
@@ -4078,6 +6472,30 @@
             </w:r>
           </w:p>
         </w:tc>
+        <w:tc>
+          <w:tcPr>
+            <w:tcW w:type="dxa" w:w="1531"/>
+            <w:tcBorders>
+              <w:top w:val="single" w:sz="6" w:color="000000"/>
+              <w:bottom w:val="single" w:sz="6" w:color="000000"/>
+              <w:left w:val="nil" w:sz="6" w:color="000000"/>
+              <w:right w:val="nil" w:sz="6" w:color="000000"/>
+            </w:tcBorders>
+          </w:tcPr>
+          <w:p>
+            <w:pPr>
+              <w:jc w:val="center"/>
+            </w:pPr>
+            <w:r/>
+            <w:r>
+              <w:rPr>
+                <w:rFonts w:ascii="Times New Roman" w:hAnsi="Times New Roman"/>
+                <w:sz w:val="16"/>
+              </w:rPr>
+              <w:t>pequeno</w:t>
+            </w:r>
+          </w:p>
+        </w:tc>
       </w:tr>
     </w:tbl>
     <w:p>
@@ -4089,7 +6507,7 @@
           <w:i/>
           <w:sz w:val="17"/>
         </w:rPr>
-        <w:t>W de Kendall = tamanho de efeito do teste de Friedman (0,1 pequeno; 0,3 moderado; 0,5 grande). PTH: perturbação total do humor.</w:t>
+        <w:t>W de Kendall = tamanho de efeito do teste de Friedman; magnitude: trivial (&lt; 0,1); pequeno (0,1–0,3); moderado (0,3–0,5); grande (&gt; 0,5). PTH: perturbação total do humor.</w:t>
       </w:r>
     </w:p>
     <w:p>
@@ -4125,7 +6543,7 @@
       <w:r>
         <w:drawing>
           <wp:inline xmlns:a="http://schemas.openxmlformats.org/drawingml/2006/main" xmlns:pic="http://schemas.openxmlformats.org/drawingml/2006/picture">
-            <wp:extent cx="5040000" cy="2835000"/>
+            <wp:extent cx="5580000" cy="3138750"/>
             <wp:docPr id="3" name="Picture 3"/>
             <wp:cNvGraphicFramePr>
               <a:graphicFrameLocks noChangeAspect="1"/>
@@ -4146,7 +6564,7 @@
                   <pic:spPr>
                     <a:xfrm>
                       <a:off x="0" y="0"/>
-                      <a:ext cx="5040000" cy="2835000"/>
+                      <a:ext cx="5580000" cy="3138750"/>
                     </a:xfrm>
                     <a:prstGeom prst="rect"/>
                   </pic:spPr>
@@ -4189,7 +6607,7 @@
           <w:b/>
           <w:sz w:val="24"/>
         </w:rPr>
-        <w:t>4.4 Variação entre pré e pós-treino (Wilcoxon)</w:t>
+        <w:t>4.5 Variação entre pré e pós-treino (Wilcoxon)</w:t>
       </w:r>
     </w:p>
     <w:p>
@@ -4203,7 +6621,7 @@
           <w:b w:val="0"/>
           <w:sz w:val="24"/>
         </w:rPr>
-        <w:t>A comparação entre pré e pós-treino pelo teste de Wilcoxon (Tabela 4) evidenciou uma resposta aguda coerente com o esforço: o vigor caiu (d = -0,47) e a fadiga e a PTH subiram do momento pré para o pós, com efeito de magnitude pequena a moderada. Essa oscilação dentro do dia somou-se à tendência semanal e ajudou a compor o quadro de fadiga funcional observado no fim do microciclo.</w:t>
+        <w:t>A comparação entre pré e pós-treino pelo teste de Wilcoxon (Tabela 6) evidenciou uma resposta aguda coerente com o esforço: o vigor caiu (d = -0,47) e a fadiga e a PTH subiram do momento pré para o pós, com efeito de magnitude pequena a moderada. Essa oscilação dentro do dia somou-se à tendência semanal e ajudou a compor o quadro de fadiga funcional observado no fim do microciclo.</w:t>
       </w:r>
     </w:p>
     <w:p>
@@ -4214,28 +6632,34 @@
         <w:rPr>
           <w:sz w:val="22"/>
         </w:rPr>
-        <w:t>Tabela 4 – Comparação entre pré e pós-treino das dimensões do BRUMS e da PTH (teste de Wilcoxon e d de Cohen).</w:t>
+        <w:t>Tabela 6 – Comparação entre pré e pós-treino das dimensões do BRUMS e da PTH (teste de Wilcoxon e d de Cohen).</w:t>
       </w:r>
     </w:p>
     <w:tbl>
       <w:tblPr>
         <w:tblW w:type="auto" w:w="0"/>
         <w:jc w:val="center"/>
+        <w:tblLayout w:type="fixed"/>
         <w:tblLook w:firstColumn="1" w:firstRow="1" w:lastColumn="0" w:lastRow="0" w:noHBand="0" w:noVBand="1" w:val="04A0"/>
+        <w:tblLayout w:type="fixed"/>
+        <w:tblCellMar>
+          <w:left w:w="40" w:type="dxa"/>
+          <w:right w:w="40" w:type="dxa"/>
+        </w:tblCellMar>
       </w:tblPr>
       <w:tblGrid>
-        <w:gridCol w:w="1344"/>
-        <w:gridCol w:w="1344"/>
-        <w:gridCol w:w="1344"/>
-        <w:gridCol w:w="1344"/>
-        <w:gridCol w:w="1344"/>
-        <w:gridCol w:w="1344"/>
-        <w:gridCol w:w="1344"/>
+        <w:gridCol w:w="1701"/>
+        <w:gridCol w:w="1168"/>
+        <w:gridCol w:w="1168"/>
+        <w:gridCol w:w="1168"/>
+        <w:gridCol w:w="1168"/>
+        <w:gridCol w:w="1168"/>
+        <w:gridCol w:w="1530"/>
       </w:tblGrid>
       <w:tr>
         <w:tc>
           <w:tcPr>
-            <w:tcW w:type="dxa" w:w="1344"/>
+            <w:tcW w:type="dxa" w:w="1701"/>
             <w:tcBorders>
               <w:top w:val="single" w:sz="6" w:color="000000"/>
               <w:bottom w:val="single" w:sz="6" w:color="000000"/>
@@ -4260,7 +6684,7 @@
         </w:tc>
         <w:tc>
           <w:tcPr>
-            <w:tcW w:type="dxa" w:w="1344"/>
+            <w:tcW w:type="dxa" w:w="1168"/>
             <w:tcBorders>
               <w:top w:val="single" w:sz="6" w:color="000000"/>
               <w:bottom w:val="single" w:sz="6" w:color="000000"/>
@@ -4285,7 +6709,7 @@
         </w:tc>
         <w:tc>
           <w:tcPr>
-            <w:tcW w:type="dxa" w:w="1344"/>
+            <w:tcW w:type="dxa" w:w="1168"/>
             <w:tcBorders>
               <w:top w:val="single" w:sz="6" w:color="000000"/>
               <w:bottom w:val="single" w:sz="6" w:color="000000"/>
@@ -4310,7 +6734,7 @@
         </w:tc>
         <w:tc>
           <w:tcPr>
-            <w:tcW w:type="dxa" w:w="1344"/>
+            <w:tcW w:type="dxa" w:w="1168"/>
             <w:tcBorders>
               <w:top w:val="single" w:sz="6" w:color="000000"/>
               <w:bottom w:val="single" w:sz="6" w:color="000000"/>
@@ -4335,7 +6759,7 @@
         </w:tc>
         <w:tc>
           <w:tcPr>
-            <w:tcW w:type="dxa" w:w="1344"/>
+            <w:tcW w:type="dxa" w:w="1168"/>
             <w:tcBorders>
               <w:top w:val="single" w:sz="6" w:color="000000"/>
               <w:bottom w:val="single" w:sz="6" w:color="000000"/>
@@ -4360,7 +6784,7 @@
         </w:tc>
         <w:tc>
           <w:tcPr>
-            <w:tcW w:type="dxa" w:w="1344"/>
+            <w:tcW w:type="dxa" w:w="1168"/>
             <w:tcBorders>
               <w:top w:val="single" w:sz="6" w:color="000000"/>
               <w:bottom w:val="single" w:sz="6" w:color="000000"/>
@@ -4385,7 +6809,7 @@
         </w:tc>
         <w:tc>
           <w:tcPr>
-            <w:tcW w:type="dxa" w:w="1344"/>
+            <w:tcW w:type="dxa" w:w="1531"/>
             <w:tcBorders>
               <w:top w:val="single" w:sz="6" w:color="000000"/>
               <w:bottom w:val="single" w:sz="6" w:color="000000"/>
@@ -4412,7 +6836,7 @@
       <w:tr>
         <w:tc>
           <w:tcPr>
-            <w:tcW w:type="dxa" w:w="1344"/>
+            <w:tcW w:type="dxa" w:w="1701"/>
             <w:tcBorders>
               <w:top w:val="single" w:sz="6" w:color="000000"/>
               <w:bottom w:val="single" w:sz="6" w:color="000000"/>
@@ -4436,7 +6860,7 @@
         </w:tc>
         <w:tc>
           <w:tcPr>
-            <w:tcW w:type="dxa" w:w="1344"/>
+            <w:tcW w:type="dxa" w:w="1168"/>
             <w:tcBorders>
               <w:top w:val="single" w:sz="6" w:color="000000"/>
               <w:bottom w:val="single" w:sz="6" w:color="000000"/>
@@ -4460,7 +6884,7 @@
         </w:tc>
         <w:tc>
           <w:tcPr>
-            <w:tcW w:type="dxa" w:w="1344"/>
+            <w:tcW w:type="dxa" w:w="1168"/>
             <w:tcBorders>
               <w:top w:val="single" w:sz="6" w:color="000000"/>
               <w:bottom w:val="single" w:sz="6" w:color="000000"/>
@@ -4484,7 +6908,7 @@
         </w:tc>
         <w:tc>
           <w:tcPr>
-            <w:tcW w:type="dxa" w:w="1344"/>
+            <w:tcW w:type="dxa" w:w="1168"/>
             <w:tcBorders>
               <w:top w:val="single" w:sz="6" w:color="000000"/>
               <w:bottom w:val="single" w:sz="6" w:color="000000"/>
@@ -4508,7 +6932,7 @@
         </w:tc>
         <w:tc>
           <w:tcPr>
-            <w:tcW w:type="dxa" w:w="1344"/>
+            <w:tcW w:type="dxa" w:w="1168"/>
             <w:tcBorders>
               <w:top w:val="single" w:sz="6" w:color="000000"/>
               <w:bottom w:val="single" w:sz="6" w:color="000000"/>
@@ -4532,7 +6956,7 @@
         </w:tc>
         <w:tc>
           <w:tcPr>
-            <w:tcW w:type="dxa" w:w="1344"/>
+            <w:tcW w:type="dxa" w:w="1168"/>
             <w:tcBorders>
               <w:top w:val="single" w:sz="6" w:color="000000"/>
               <w:bottom w:val="single" w:sz="6" w:color="000000"/>
@@ -4556,7 +6980,7 @@
         </w:tc>
         <w:tc>
           <w:tcPr>
-            <w:tcW w:type="dxa" w:w="1344"/>
+            <w:tcW w:type="dxa" w:w="1531"/>
             <w:tcBorders>
               <w:top w:val="single" w:sz="6" w:color="000000"/>
               <w:bottom w:val="single" w:sz="6" w:color="000000"/>
@@ -4582,7 +7006,7 @@
       <w:tr>
         <w:tc>
           <w:tcPr>
-            <w:tcW w:type="dxa" w:w="1344"/>
+            <w:tcW w:type="dxa" w:w="1701"/>
             <w:tcBorders>
               <w:top w:val="single" w:sz="6" w:color="000000"/>
               <w:bottom w:val="single" w:sz="6" w:color="000000"/>
@@ -4606,7 +7030,7 @@
         </w:tc>
         <w:tc>
           <w:tcPr>
-            <w:tcW w:type="dxa" w:w="1344"/>
+            <w:tcW w:type="dxa" w:w="1168"/>
             <w:tcBorders>
               <w:top w:val="single" w:sz="6" w:color="000000"/>
               <w:bottom w:val="single" w:sz="6" w:color="000000"/>
@@ -4630,7 +7054,7 @@
         </w:tc>
         <w:tc>
           <w:tcPr>
-            <w:tcW w:type="dxa" w:w="1344"/>
+            <w:tcW w:type="dxa" w:w="1168"/>
             <w:tcBorders>
               <w:top w:val="single" w:sz="6" w:color="000000"/>
               <w:bottom w:val="single" w:sz="6" w:color="000000"/>
@@ -4654,7 +7078,7 @@
         </w:tc>
         <w:tc>
           <w:tcPr>
-            <w:tcW w:type="dxa" w:w="1344"/>
+            <w:tcW w:type="dxa" w:w="1168"/>
             <w:tcBorders>
               <w:top w:val="single" w:sz="6" w:color="000000"/>
               <w:bottom w:val="single" w:sz="6" w:color="000000"/>
@@ -4678,7 +7102,7 @@
         </w:tc>
         <w:tc>
           <w:tcPr>
-            <w:tcW w:type="dxa" w:w="1344"/>
+            <w:tcW w:type="dxa" w:w="1168"/>
             <w:tcBorders>
               <w:top w:val="single" w:sz="6" w:color="000000"/>
               <w:bottom w:val="single" w:sz="6" w:color="000000"/>
@@ -4702,7 +7126,7 @@
         </w:tc>
         <w:tc>
           <w:tcPr>
-            <w:tcW w:type="dxa" w:w="1344"/>
+            <w:tcW w:type="dxa" w:w="1168"/>
             <w:tcBorders>
               <w:top w:val="single" w:sz="6" w:color="000000"/>
               <w:bottom w:val="single" w:sz="6" w:color="000000"/>
@@ -4726,7 +7150,7 @@
         </w:tc>
         <w:tc>
           <w:tcPr>
-            <w:tcW w:type="dxa" w:w="1344"/>
+            <w:tcW w:type="dxa" w:w="1531"/>
             <w:tcBorders>
               <w:top w:val="single" w:sz="6" w:color="000000"/>
               <w:bottom w:val="single" w:sz="6" w:color="000000"/>
@@ -4752,7 +7176,7 @@
       <w:tr>
         <w:tc>
           <w:tcPr>
-            <w:tcW w:type="dxa" w:w="1344"/>
+            <w:tcW w:type="dxa" w:w="1701"/>
             <w:tcBorders>
               <w:top w:val="single" w:sz="6" w:color="000000"/>
               <w:bottom w:val="single" w:sz="6" w:color="000000"/>
@@ -4776,7 +7200,7 @@
         </w:tc>
         <w:tc>
           <w:tcPr>
-            <w:tcW w:type="dxa" w:w="1344"/>
+            <w:tcW w:type="dxa" w:w="1168"/>
             <w:tcBorders>
               <w:top w:val="single" w:sz="6" w:color="000000"/>
               <w:bottom w:val="single" w:sz="6" w:color="000000"/>
@@ -4800,7 +7224,7 @@
         </w:tc>
         <w:tc>
           <w:tcPr>
-            <w:tcW w:type="dxa" w:w="1344"/>
+            <w:tcW w:type="dxa" w:w="1168"/>
             <w:tcBorders>
               <w:top w:val="single" w:sz="6" w:color="000000"/>
               <w:bottom w:val="single" w:sz="6" w:color="000000"/>
@@ -4824,7 +7248,7 @@
         </w:tc>
         <w:tc>
           <w:tcPr>
-            <w:tcW w:type="dxa" w:w="1344"/>
+            <w:tcW w:type="dxa" w:w="1168"/>
             <w:tcBorders>
               <w:top w:val="single" w:sz="6" w:color="000000"/>
               <w:bottom w:val="single" w:sz="6" w:color="000000"/>
@@ -4848,7 +7272,7 @@
         </w:tc>
         <w:tc>
           <w:tcPr>
-            <w:tcW w:type="dxa" w:w="1344"/>
+            <w:tcW w:type="dxa" w:w="1168"/>
             <w:tcBorders>
               <w:top w:val="single" w:sz="6" w:color="000000"/>
               <w:bottom w:val="single" w:sz="6" w:color="000000"/>
@@ -4872,7 +7296,7 @@
         </w:tc>
         <w:tc>
           <w:tcPr>
-            <w:tcW w:type="dxa" w:w="1344"/>
+            <w:tcW w:type="dxa" w:w="1168"/>
             <w:tcBorders>
               <w:top w:val="single" w:sz="6" w:color="000000"/>
               <w:bottom w:val="single" w:sz="6" w:color="000000"/>
@@ -4896,7 +7320,7 @@
         </w:tc>
         <w:tc>
           <w:tcPr>
-            <w:tcW w:type="dxa" w:w="1344"/>
+            <w:tcW w:type="dxa" w:w="1531"/>
             <w:tcBorders>
               <w:top w:val="single" w:sz="6" w:color="000000"/>
               <w:bottom w:val="single" w:sz="6" w:color="000000"/>
@@ -4922,7 +7346,7 @@
       <w:tr>
         <w:tc>
           <w:tcPr>
-            <w:tcW w:type="dxa" w:w="1344"/>
+            <w:tcW w:type="dxa" w:w="1701"/>
             <w:tcBorders>
               <w:top w:val="single" w:sz="6" w:color="000000"/>
               <w:bottom w:val="single" w:sz="6" w:color="000000"/>
@@ -4946,7 +7370,7 @@
         </w:tc>
         <w:tc>
           <w:tcPr>
-            <w:tcW w:type="dxa" w:w="1344"/>
+            <w:tcW w:type="dxa" w:w="1168"/>
             <w:tcBorders>
               <w:top w:val="single" w:sz="6" w:color="000000"/>
               <w:bottom w:val="single" w:sz="6" w:color="000000"/>
@@ -4970,7 +7394,7 @@
         </w:tc>
         <w:tc>
           <w:tcPr>
-            <w:tcW w:type="dxa" w:w="1344"/>
+            <w:tcW w:type="dxa" w:w="1168"/>
             <w:tcBorders>
               <w:top w:val="single" w:sz="6" w:color="000000"/>
               <w:bottom w:val="single" w:sz="6" w:color="000000"/>
@@ -4994,7 +7418,7 @@
         </w:tc>
         <w:tc>
           <w:tcPr>
-            <w:tcW w:type="dxa" w:w="1344"/>
+            <w:tcW w:type="dxa" w:w="1168"/>
             <w:tcBorders>
               <w:top w:val="single" w:sz="6" w:color="000000"/>
               <w:bottom w:val="single" w:sz="6" w:color="000000"/>
@@ -5018,7 +7442,7 @@
         </w:tc>
         <w:tc>
           <w:tcPr>
-            <w:tcW w:type="dxa" w:w="1344"/>
+            <w:tcW w:type="dxa" w:w="1168"/>
             <w:tcBorders>
               <w:top w:val="single" w:sz="6" w:color="000000"/>
               <w:bottom w:val="single" w:sz="6" w:color="000000"/>
@@ -5042,7 +7466,7 @@
         </w:tc>
         <w:tc>
           <w:tcPr>
-            <w:tcW w:type="dxa" w:w="1344"/>
+            <w:tcW w:type="dxa" w:w="1168"/>
             <w:tcBorders>
               <w:top w:val="single" w:sz="6" w:color="000000"/>
               <w:bottom w:val="single" w:sz="6" w:color="000000"/>
@@ -5066,7 +7490,7 @@
         </w:tc>
         <w:tc>
           <w:tcPr>
-            <w:tcW w:type="dxa" w:w="1344"/>
+            <w:tcW w:type="dxa" w:w="1531"/>
             <w:tcBorders>
               <w:top w:val="single" w:sz="6" w:color="000000"/>
               <w:bottom w:val="single" w:sz="6" w:color="000000"/>
@@ -5092,7 +7516,7 @@
       <w:tr>
         <w:tc>
           <w:tcPr>
-            <w:tcW w:type="dxa" w:w="1344"/>
+            <w:tcW w:type="dxa" w:w="1701"/>
             <w:tcBorders>
               <w:top w:val="single" w:sz="6" w:color="000000"/>
               <w:bottom w:val="single" w:sz="6" w:color="000000"/>
@@ -5116,7 +7540,7 @@
         </w:tc>
         <w:tc>
           <w:tcPr>
-            <w:tcW w:type="dxa" w:w="1344"/>
+            <w:tcW w:type="dxa" w:w="1168"/>
             <w:tcBorders>
               <w:top w:val="single" w:sz="6" w:color="000000"/>
               <w:bottom w:val="single" w:sz="6" w:color="000000"/>
@@ -5140,7 +7564,7 @@
         </w:tc>
         <w:tc>
           <w:tcPr>
-            <w:tcW w:type="dxa" w:w="1344"/>
+            <w:tcW w:type="dxa" w:w="1168"/>
             <w:tcBorders>
               <w:top w:val="single" w:sz="6" w:color="000000"/>
               <w:bottom w:val="single" w:sz="6" w:color="000000"/>
@@ -5164,7 +7588,7 @@
         </w:tc>
         <w:tc>
           <w:tcPr>
-            <w:tcW w:type="dxa" w:w="1344"/>
+            <w:tcW w:type="dxa" w:w="1168"/>
             <w:tcBorders>
               <w:top w:val="single" w:sz="6" w:color="000000"/>
               <w:bottom w:val="single" w:sz="6" w:color="000000"/>
@@ -5188,7 +7612,7 @@
         </w:tc>
         <w:tc>
           <w:tcPr>
-            <w:tcW w:type="dxa" w:w="1344"/>
+            <w:tcW w:type="dxa" w:w="1168"/>
             <w:tcBorders>
               <w:top w:val="single" w:sz="6" w:color="000000"/>
               <w:bottom w:val="single" w:sz="6" w:color="000000"/>
@@ -5212,7 +7636,7 @@
         </w:tc>
         <w:tc>
           <w:tcPr>
-            <w:tcW w:type="dxa" w:w="1344"/>
+            <w:tcW w:type="dxa" w:w="1168"/>
             <w:tcBorders>
               <w:top w:val="single" w:sz="6" w:color="000000"/>
               <w:bottom w:val="single" w:sz="6" w:color="000000"/>
@@ -5236,7 +7660,7 @@
         </w:tc>
         <w:tc>
           <w:tcPr>
-            <w:tcW w:type="dxa" w:w="1344"/>
+            <w:tcW w:type="dxa" w:w="1531"/>
             <w:tcBorders>
               <w:top w:val="single" w:sz="6" w:color="000000"/>
               <w:bottom w:val="single" w:sz="6" w:color="000000"/>
@@ -5262,7 +7686,7 @@
       <w:tr>
         <w:tc>
           <w:tcPr>
-            <w:tcW w:type="dxa" w:w="1344"/>
+            <w:tcW w:type="dxa" w:w="1701"/>
             <w:tcBorders>
               <w:top w:val="single" w:sz="6" w:color="000000"/>
               <w:bottom w:val="single" w:sz="6" w:color="000000"/>
@@ -5286,7 +7710,7 @@
         </w:tc>
         <w:tc>
           <w:tcPr>
-            <w:tcW w:type="dxa" w:w="1344"/>
+            <w:tcW w:type="dxa" w:w="1168"/>
             <w:tcBorders>
               <w:top w:val="single" w:sz="6" w:color="000000"/>
               <w:bottom w:val="single" w:sz="6" w:color="000000"/>
@@ -5310,7 +7734,7 @@
         </w:tc>
         <w:tc>
           <w:tcPr>
-            <w:tcW w:type="dxa" w:w="1344"/>
+            <w:tcW w:type="dxa" w:w="1168"/>
             <w:tcBorders>
               <w:top w:val="single" w:sz="6" w:color="000000"/>
               <w:bottom w:val="single" w:sz="6" w:color="000000"/>
@@ -5334,7 +7758,7 @@
         </w:tc>
         <w:tc>
           <w:tcPr>
-            <w:tcW w:type="dxa" w:w="1344"/>
+            <w:tcW w:type="dxa" w:w="1168"/>
             <w:tcBorders>
               <w:top w:val="single" w:sz="6" w:color="000000"/>
               <w:bottom w:val="single" w:sz="6" w:color="000000"/>
@@ -5358,7 +7782,7 @@
         </w:tc>
         <w:tc>
           <w:tcPr>
-            <w:tcW w:type="dxa" w:w="1344"/>
+            <w:tcW w:type="dxa" w:w="1168"/>
             <w:tcBorders>
               <w:top w:val="single" w:sz="6" w:color="000000"/>
               <w:bottom w:val="single" w:sz="6" w:color="000000"/>
@@ -5382,7 +7806,7 @@
         </w:tc>
         <w:tc>
           <w:tcPr>
-            <w:tcW w:type="dxa" w:w="1344"/>
+            <w:tcW w:type="dxa" w:w="1168"/>
             <w:tcBorders>
               <w:top w:val="single" w:sz="6" w:color="000000"/>
               <w:bottom w:val="single" w:sz="6" w:color="000000"/>
@@ -5406,7 +7830,7 @@
         </w:tc>
         <w:tc>
           <w:tcPr>
-            <w:tcW w:type="dxa" w:w="1344"/>
+            <w:tcW w:type="dxa" w:w="1531"/>
             <w:tcBorders>
               <w:top w:val="single" w:sz="6" w:color="000000"/>
               <w:bottom w:val="single" w:sz="6" w:color="000000"/>
@@ -5432,7 +7856,7 @@
       <w:tr>
         <w:tc>
           <w:tcPr>
-            <w:tcW w:type="dxa" w:w="1344"/>
+            <w:tcW w:type="dxa" w:w="1701"/>
             <w:tcBorders>
               <w:top w:val="single" w:sz="6" w:color="000000"/>
               <w:bottom w:val="single" w:sz="6" w:color="000000"/>
@@ -5456,7 +7880,7 @@
         </w:tc>
         <w:tc>
           <w:tcPr>
-            <w:tcW w:type="dxa" w:w="1344"/>
+            <w:tcW w:type="dxa" w:w="1168"/>
             <w:tcBorders>
               <w:top w:val="single" w:sz="6" w:color="000000"/>
               <w:bottom w:val="single" w:sz="6" w:color="000000"/>
@@ -5480,7 +7904,7 @@
         </w:tc>
         <w:tc>
           <w:tcPr>
-            <w:tcW w:type="dxa" w:w="1344"/>
+            <w:tcW w:type="dxa" w:w="1168"/>
             <w:tcBorders>
               <w:top w:val="single" w:sz="6" w:color="000000"/>
               <w:bottom w:val="single" w:sz="6" w:color="000000"/>
@@ -5504,7 +7928,7 @@
         </w:tc>
         <w:tc>
           <w:tcPr>
-            <w:tcW w:type="dxa" w:w="1344"/>
+            <w:tcW w:type="dxa" w:w="1168"/>
             <w:tcBorders>
               <w:top w:val="single" w:sz="6" w:color="000000"/>
               <w:bottom w:val="single" w:sz="6" w:color="000000"/>
@@ -5528,7 +7952,7 @@
         </w:tc>
         <w:tc>
           <w:tcPr>
-            <w:tcW w:type="dxa" w:w="1344"/>
+            <w:tcW w:type="dxa" w:w="1168"/>
             <w:tcBorders>
               <w:top w:val="single" w:sz="6" w:color="000000"/>
               <w:bottom w:val="single" w:sz="6" w:color="000000"/>
@@ -5552,7 +7976,7 @@
         </w:tc>
         <w:tc>
           <w:tcPr>
-            <w:tcW w:type="dxa" w:w="1344"/>
+            <w:tcW w:type="dxa" w:w="1168"/>
             <w:tcBorders>
               <w:top w:val="single" w:sz="6" w:color="000000"/>
               <w:bottom w:val="single" w:sz="6" w:color="000000"/>
@@ -5576,7 +8000,7 @@
         </w:tc>
         <w:tc>
           <w:tcPr>
-            <w:tcW w:type="dxa" w:w="1344"/>
+            <w:tcW w:type="dxa" w:w="1531"/>
             <w:tcBorders>
               <w:top w:val="single" w:sz="6" w:color="000000"/>
               <w:bottom w:val="single" w:sz="6" w:color="000000"/>
@@ -5631,7 +8055,7 @@
       <w:r>
         <w:drawing>
           <wp:inline xmlns:a="http://schemas.openxmlformats.org/drawingml/2006/main" xmlns:pic="http://schemas.openxmlformats.org/drawingml/2006/picture">
-            <wp:extent cx="5040000" cy="2835000"/>
+            <wp:extent cx="5580000" cy="3138750"/>
             <wp:docPr id="4" name="Picture 4"/>
             <wp:cNvGraphicFramePr>
               <a:graphicFrameLocks noChangeAspect="1"/>
@@ -5652,7 +8076,7 @@
                   <pic:spPr>
                     <a:xfrm>
                       <a:off x="0" y="0"/>
-                      <a:ext cx="5040000" cy="2835000"/>
+                      <a:ext cx="5580000" cy="3138750"/>
                     </a:xfrm>
                     <a:prstGeom prst="rect"/>
                   </pic:spPr>
@@ -5695,7 +8119,7 @@
           <w:b/>
           <w:sz w:val="24"/>
         </w:rPr>
-        <w:t>4.5 Relações entre as dimensões (Spearman)</w:t>
+        <w:t>4.6 Relações entre as dimensões (Spearman)</w:t>
       </w:r>
     </w:p>
     <w:p>
@@ -5709,7 +8133,7 @@
           <w:b w:val="0"/>
           <w:sz w:val="24"/>
         </w:rPr>
-        <w:t>As correlações de Spearman entre as dimensões (Tabela 5) mostraram que as dimensões negativas se associam entre si, com destaque para os pares depressão–raiva e tensão–confusão, e que a fadiga se relaciona com a depressão e a raiva. O vigor manteve-se relativamente independente das demais dimensões, o que reforça a sua leitura como um polo próprio do eixo energia–fadiga.</w:t>
+        <w:t>As correlações de Spearman entre as dimensões (Tabela 7) mostraram que as dimensões negativas se associam entre si, com destaque para os pares depressão–raiva e tensão–confusão, e que a fadiga se relaciona com a depressão e a raiva. O vigor manteve-se relativamente independente das demais dimensões, o que reforça a sua leitura como um polo próprio do eixo energia–fadiga.</w:t>
       </w:r>
     </w:p>
     <w:p>
@@ -5720,24 +8144,30 @@
         <w:rPr>
           <w:sz w:val="22"/>
         </w:rPr>
-        <w:t>Tabela 5 – Correlações de Spearman significativas entre as dimensões do BRUMS (n = 27 atletas).</w:t>
+        <w:t>Tabela 7 – Correlações de Spearman significativas entre as dimensões do BRUMS (n = 27 atletas).</w:t>
       </w:r>
     </w:p>
     <w:tbl>
       <w:tblPr>
         <w:tblW w:type="auto" w:w="0"/>
         <w:jc w:val="center"/>
+        <w:tblLayout w:type="fixed"/>
         <w:tblLook w:firstColumn="1" w:firstRow="1" w:lastColumn="0" w:lastRow="0" w:noHBand="0" w:noVBand="1" w:val="04A0"/>
+        <w:tblLayout w:type="fixed"/>
+        <w:tblCellMar>
+          <w:left w:w="40" w:type="dxa"/>
+          <w:right w:w="40" w:type="dxa"/>
+        </w:tblCellMar>
       </w:tblPr>
       <w:tblGrid>
-        <w:gridCol w:w="3135"/>
-        <w:gridCol w:w="3135"/>
-        <w:gridCol w:w="3135"/>
+        <w:gridCol w:w="1701"/>
+        <w:gridCol w:w="3685"/>
+        <w:gridCol w:w="3685"/>
       </w:tblGrid>
       <w:tr>
         <w:tc>
           <w:tcPr>
-            <w:tcW w:type="dxa" w:w="3135"/>
+            <w:tcW w:type="dxa" w:w="1701"/>
             <w:tcBorders>
               <w:top w:val="single" w:sz="6" w:color="000000"/>
               <w:bottom w:val="single" w:sz="6" w:color="000000"/>
@@ -5762,7 +8192,7 @@
         </w:tc>
         <w:tc>
           <w:tcPr>
-            <w:tcW w:type="dxa" w:w="3135"/>
+            <w:tcW w:type="dxa" w:w="3685"/>
             <w:tcBorders>
               <w:top w:val="single" w:sz="6" w:color="000000"/>
               <w:bottom w:val="single" w:sz="6" w:color="000000"/>
@@ -5787,7 +8217,7 @@
         </w:tc>
         <w:tc>
           <w:tcPr>
-            <w:tcW w:type="dxa" w:w="3135"/>
+            <w:tcW w:type="dxa" w:w="3685"/>
             <w:tcBorders>
               <w:top w:val="single" w:sz="6" w:color="000000"/>
               <w:bottom w:val="single" w:sz="6" w:color="000000"/>
@@ -5814,7 +8244,7 @@
       <w:tr>
         <w:tc>
           <w:tcPr>
-            <w:tcW w:type="dxa" w:w="3135"/>
+            <w:tcW w:type="dxa" w:w="1701"/>
             <w:tcBorders>
               <w:top w:val="single" w:sz="6" w:color="000000"/>
               <w:bottom w:val="single" w:sz="6" w:color="000000"/>
@@ -5838,7 +8268,7 @@
         </w:tc>
         <w:tc>
           <w:tcPr>
-            <w:tcW w:type="dxa" w:w="3135"/>
+            <w:tcW w:type="dxa" w:w="3685"/>
             <w:tcBorders>
               <w:top w:val="single" w:sz="6" w:color="000000"/>
               <w:bottom w:val="single" w:sz="6" w:color="000000"/>
@@ -5862,7 +8292,7 @@
         </w:tc>
         <w:tc>
           <w:tcPr>
-            <w:tcW w:type="dxa" w:w="3135"/>
+            <w:tcW w:type="dxa" w:w="3685"/>
             <w:tcBorders>
               <w:top w:val="single" w:sz="6" w:color="000000"/>
               <w:bottom w:val="single" w:sz="6" w:color="000000"/>
@@ -5888,7 +8318,7 @@
       <w:tr>
         <w:tc>
           <w:tcPr>
-            <w:tcW w:type="dxa" w:w="3135"/>
+            <w:tcW w:type="dxa" w:w="1701"/>
             <w:tcBorders>
               <w:top w:val="single" w:sz="6" w:color="000000"/>
               <w:bottom w:val="single" w:sz="6" w:color="000000"/>
@@ -5912,7 +8342,7 @@
         </w:tc>
         <w:tc>
           <w:tcPr>
-            <w:tcW w:type="dxa" w:w="3135"/>
+            <w:tcW w:type="dxa" w:w="3685"/>
             <w:tcBorders>
               <w:top w:val="single" w:sz="6" w:color="000000"/>
               <w:bottom w:val="single" w:sz="6" w:color="000000"/>
@@ -5936,7 +8366,7 @@
         </w:tc>
         <w:tc>
           <w:tcPr>
-            <w:tcW w:type="dxa" w:w="3135"/>
+            <w:tcW w:type="dxa" w:w="3685"/>
             <w:tcBorders>
               <w:top w:val="single" w:sz="6" w:color="000000"/>
               <w:bottom w:val="single" w:sz="6" w:color="000000"/>
@@ -5962,7 +8392,7 @@
       <w:tr>
         <w:tc>
           <w:tcPr>
-            <w:tcW w:type="dxa" w:w="3135"/>
+            <w:tcW w:type="dxa" w:w="1701"/>
             <w:tcBorders>
               <w:top w:val="single" w:sz="6" w:color="000000"/>
               <w:bottom w:val="single" w:sz="6" w:color="000000"/>
@@ -5986,7 +8416,7 @@
         </w:tc>
         <w:tc>
           <w:tcPr>
-            <w:tcW w:type="dxa" w:w="3135"/>
+            <w:tcW w:type="dxa" w:w="3685"/>
             <w:tcBorders>
               <w:top w:val="single" w:sz="6" w:color="000000"/>
               <w:bottom w:val="single" w:sz="6" w:color="000000"/>
@@ -6010,7 +8440,7 @@
         </w:tc>
         <w:tc>
           <w:tcPr>
-            <w:tcW w:type="dxa" w:w="3135"/>
+            <w:tcW w:type="dxa" w:w="3685"/>
             <w:tcBorders>
               <w:top w:val="single" w:sz="6" w:color="000000"/>
               <w:bottom w:val="single" w:sz="6" w:color="000000"/>
@@ -6036,7 +8466,7 @@
       <w:tr>
         <w:tc>
           <w:tcPr>
-            <w:tcW w:type="dxa" w:w="3135"/>
+            <w:tcW w:type="dxa" w:w="1701"/>
             <w:tcBorders>
               <w:top w:val="single" w:sz="6" w:color="000000"/>
               <w:bottom w:val="single" w:sz="6" w:color="000000"/>
@@ -6060,7 +8490,7 @@
         </w:tc>
         <w:tc>
           <w:tcPr>
-            <w:tcW w:type="dxa" w:w="3135"/>
+            <w:tcW w:type="dxa" w:w="3685"/>
             <w:tcBorders>
               <w:top w:val="single" w:sz="6" w:color="000000"/>
               <w:bottom w:val="single" w:sz="6" w:color="000000"/>
@@ -6084,7 +8514,7 @@
         </w:tc>
         <w:tc>
           <w:tcPr>
-            <w:tcW w:type="dxa" w:w="3135"/>
+            <w:tcW w:type="dxa" w:w="3685"/>
             <w:tcBorders>
               <w:top w:val="single" w:sz="6" w:color="000000"/>
               <w:bottom w:val="single" w:sz="6" w:color="000000"/>
@@ -6110,7 +8540,7 @@
       <w:tr>
         <w:tc>
           <w:tcPr>
-            <w:tcW w:type="dxa" w:w="3135"/>
+            <w:tcW w:type="dxa" w:w="1701"/>
             <w:tcBorders>
               <w:top w:val="single" w:sz="6" w:color="000000"/>
               <w:bottom w:val="single" w:sz="6" w:color="000000"/>
@@ -6134,7 +8564,7 @@
         </w:tc>
         <w:tc>
           <w:tcPr>
-            <w:tcW w:type="dxa" w:w="3135"/>
+            <w:tcW w:type="dxa" w:w="3685"/>
             <w:tcBorders>
               <w:top w:val="single" w:sz="6" w:color="000000"/>
               <w:bottom w:val="single" w:sz="6" w:color="000000"/>
@@ -6158,7 +8588,7 @@
         </w:tc>
         <w:tc>
           <w:tcPr>
-            <w:tcW w:type="dxa" w:w="3135"/>
+            <w:tcW w:type="dxa" w:w="3685"/>
             <w:tcBorders>
               <w:top w:val="single" w:sz="6" w:color="000000"/>
               <w:bottom w:val="single" w:sz="6" w:color="000000"/>
@@ -6184,7 +8614,7 @@
       <w:tr>
         <w:tc>
           <w:tcPr>
-            <w:tcW w:type="dxa" w:w="3135"/>
+            <w:tcW w:type="dxa" w:w="1701"/>
             <w:tcBorders>
               <w:top w:val="single" w:sz="6" w:color="000000"/>
               <w:bottom w:val="single" w:sz="6" w:color="000000"/>
@@ -6208,7 +8638,7 @@
         </w:tc>
         <w:tc>
           <w:tcPr>
-            <w:tcW w:type="dxa" w:w="3135"/>
+            <w:tcW w:type="dxa" w:w="3685"/>
             <w:tcBorders>
               <w:top w:val="single" w:sz="6" w:color="000000"/>
               <w:bottom w:val="single" w:sz="6" w:color="000000"/>
@@ -6232,7 +8662,7 @@
         </w:tc>
         <w:tc>
           <w:tcPr>
-            <w:tcW w:type="dxa" w:w="3135"/>
+            <w:tcW w:type="dxa" w:w="3685"/>
             <w:tcBorders>
               <w:top w:val="single" w:sz="6" w:color="000000"/>
               <w:bottom w:val="single" w:sz="6" w:color="000000"/>
@@ -6281,95 +8711,6 @@
     </w:p>
     <w:p>
       <w:pPr>
-        <w:spacing w:before="120" w:after="80" w:line="360" w:lineRule="auto"/>
-      </w:pPr>
-      <w:r>
-        <w:rPr>
-          <w:b/>
-          <w:sz w:val="24"/>
-        </w:rPr>
-        <w:t>4.6 Estrutura das dimensões (exploratória)</w:t>
-      </w:r>
-    </w:p>
-    <w:p>
-      <w:pPr>
-        <w:spacing w:line="360" w:lineRule="auto" w:after="0"/>
-        <w:ind w:firstLine="709"/>
-        <w:jc w:val="both"/>
-      </w:pPr>
-      <w:r>
-        <w:rPr>
-          <w:b w:val="0"/>
-          <w:sz w:val="24"/>
-        </w:rPr>
-        <w:t>A análise exploratória de componentes principais resumiu a estrutura das seis dimensões. O primeiro componente concentrou 41% da variância e opôs o vigor às dimensões negativas, o que o caracteriza como um eixo geral de perturbação do humor, enquanto o segundo reuniu 23% e separou a ativação. Os dois componentes juntos explicaram 64% da variância, e o critério de Kaiser reteve 2 componentes. A Figura 5 apresenta o biplot, no qual os vetores do vigor e da fadiga se projetam em sentidos opostos ao longo do primeiro componente, o que reforça, por via independente, a centralidade do eixo energia–fadiga.</w:t>
-      </w:r>
-    </w:p>
-    <w:p>
-      <w:pPr>
-        <w:spacing w:before="120"/>
-        <w:jc w:val="center"/>
-      </w:pPr>
-      <w:r>
-        <w:drawing>
-          <wp:inline xmlns:a="http://schemas.openxmlformats.org/drawingml/2006/main" xmlns:pic="http://schemas.openxmlformats.org/drawingml/2006/picture">
-            <wp:extent cx="4320000" cy="2904828"/>
-            <wp:docPr id="5" name="Picture 5"/>
-            <wp:cNvGraphicFramePr>
-              <a:graphicFrameLocks noChangeAspect="1"/>
-            </wp:cNvGraphicFramePr>
-            <a:graphic>
-              <a:graphicData uri="http://schemas.openxmlformats.org/drawingml/2006/picture">
-                <pic:pic>
-                  <pic:nvPicPr>
-                    <pic:cNvPr id="0" name="pca_biplot.png"/>
-                    <pic:cNvPicPr/>
-                  </pic:nvPicPr>
-                  <pic:blipFill>
-                    <a:blip r:embed="rId13"/>
-                    <a:stretch>
-                      <a:fillRect/>
-                    </a:stretch>
-                  </pic:blipFill>
-                  <pic:spPr>
-                    <a:xfrm>
-                      <a:off x="0" y="0"/>
-                      <a:ext cx="4320000" cy="2904828"/>
-                    </a:xfrm>
-                    <a:prstGeom prst="rect"/>
-                  </pic:spPr>
-                </pic:pic>
-              </a:graphicData>
-            </a:graphic>
-          </wp:inline>
-        </w:drawing>
-      </w:r>
-    </w:p>
-    <w:p>
-      <w:pPr>
-        <w:jc w:val="center"/>
-      </w:pPr>
-      <w:r>
-        <w:rPr>
-          <w:sz w:val="22"/>
-        </w:rPr>
-        <w:t>Figura 5 – Biplot da análise de componentes principais das seis dimensões do BRUMS.</w:t>
-      </w:r>
-    </w:p>
-    <w:p>
-      <w:pPr>
-        <w:spacing w:after="120"/>
-        <w:jc w:val="center"/>
-      </w:pPr>
-      <w:r>
-        <w:rPr>
-          <w:sz w:val="18"/>
-        </w:rPr>
-        <w:t>Fonte: elaboração dos autores (2026).</w:t>
-      </w:r>
-    </w:p>
-    <w:p>
-      <w:pPr>
         <w:spacing w:before="200" w:after="80" w:line="360" w:lineRule="auto"/>
       </w:pPr>
       <w:r>
@@ -6391,7 +8732,7 @@
           <w:b w:val="0"/>
           <w:sz w:val="24"/>
         </w:rPr>
-        <w:t>Os resultados descrevem, em um microciclo pré-competitivo de handebol de elite, a migração do humor da prontidão para a fadiga funcional. A queda do vigor e a elevação da fadiga entre o primeiro e o último dia, confirmadas pela análise multivariada, situam o eixo energia–fadiga como o principal responsável pela mudança do estado do atleta, em linha com o que a literatura documenta em outras modalidades sob carga (PIERCE, 2002; THORPE et al., 2017).</w:t>
+        <w:t>Os resultados descrevem, em um microciclo pré-competitivo de handebol de elite, a migração do humor da prontidão para a fadiga funcional. A queda do vigor e a elevação da fadiga entre o primeiro e o último dia alcançaram efeito grande e foram confirmadas pela análise multivariada, o que situa o eixo energia–fadiga como o principal responsável pela mudança do estado do atleta. Esse padrão reproduz, num microciclo de handebol, o comportamento já documentado em outras modalidades sob acúmulo de carga, em que o par vigor–fadiga se mostra o mais responsivo e antecede as demais dimensões (PIERCE, 2002; THORPE et al., 2017; FERREIRA et al., 2026).</w:t>
       </w:r>
     </w:p>
     <w:p>
@@ -6405,7 +8746,7 @@
           <w:b w:val="0"/>
           <w:sz w:val="24"/>
         </w:rPr>
-        <w:t>A leitura por perfis acrescentou clareza a essa descrição. O deslocamento do perfil iceberg para a barbatana de tubarão traduz, em uma única imagem, a acumulação da carga sem os sinais de comprometimento da saúde mental, uma vez que os perfis de maior risco não se instalaram. Esse quadro é compatível com o sobre-esforço funcional esperado em uma semana de preparação e reforça a utilidade dos perfis como linguagem de comunicação com a comissão técnica (PARSONS-SMITH; TERRY; MACHIN, 2017; HAN; PARSONS-SMITH; TERRY, 2020).</w:t>
+        <w:t>A leitura por perfis acrescentou clareza a essa descrição. O deslocamento do perfil iceberg para a barbatana de tubarão traduz, em uma única imagem, a acumulação da carga sem os sinais de comprometimento da saúde mental, uma vez que os perfis de maior risco não se instalaram. Quando comparados à distribuição de referência de uma grande amostra brasileira, na qual o iceberg predomina e os perfis de risco são raros, os nossos dados partem de um predomínio semelhante de iceberg e elevam a barbatana de tubarão apenas ao fim da semana, o que evidencia o efeito específico do acúmulo de carga sobre o perfil de fadiga (PARSONS-SMITH; TERRY; MACHIN, 2017; DE MIRANDA ROHLFS et al., 2024). Assim, os perfis funcionam como uma linguagem direta de comunicação com a comissão técnica (HAN; PARSONS-SMITH; TERRY, 2020).</w:t>
       </w:r>
     </w:p>
     <w:p>
@@ -6419,7 +8760,7 @@
           <w:b w:val="0"/>
           <w:sz w:val="24"/>
         </w:rPr>
-        <w:t>A consistência interna adequada do vigor e da fadiga, somada à forte associação dessas duas dimensões com a perturbação total do humor e à estrutura revelada pela análise de componentes principais, converge para a mesma conclusão por caminhos independentes. As dimensões negativas, concentradas em valores baixos, contribuíram pouco para a variação, o que recomenda centrar o monitoramento rotineiro no par vigor–fadiga, sem que se abandone o registro das demais dimensões (TERRY et al., 2021).</w:t>
+        <w:t>Os tamanhos de efeito reforçam essa interpretação e delimitam o que é relevante no monitoramento. A magnitude foi grande na comparação entre o primeiro e o último dia do vigor e da fadiga, e permaneceu de pequena a moderada nas comparações entre todos os dias e entre pré e pós-treino, sempre concentrada no eixo energia–fadiga. A consistência interna adequada dessas duas dimensões, a sua correlação intraclasse de moderada a boa e a forte associação com a perturbação total do humor convergem para a mesma conclusão por caminhos independentes. As dimensões negativas, concentradas em valores baixos e com menor confiabilidade, contribuíram pouco para a variação, o que recomenda centrar o monitoramento rotineiro no par vigor–fadiga, sem que se abandone o registro das demais dimensões (ROHLFS et al., 2023; TERRY et al., 2021).</w:t>
       </w:r>
     </w:p>
     <w:p>
@@ -6433,7 +8774,21 @@
           <w:b w:val="0"/>
           <w:sz w:val="24"/>
         </w:rPr>
-        <w:t>O estudo tem limitações, entre as quais a amostra de um único clube, o recorte de um microciclo e a ausência de medidas objetivas de carga neste recorte, o que restringe a generalização e impede inferências de causa. Ainda assim, a descrição oferece um retrato visual e direto da dinâmica do humor no handebol de elite e sustenta a recomendação prática de acompanhar o eixo energia–fadiga ao longo da semana, integrado a um monitoramento multidomínio do estado do atleta (KELLMANN et al., 2018; DE MIRANDA ROHLFS et al., 2024).</w:t>
+        <w:t>As características do handebol ajudam a explicar esse comportamento. A modalidade impõe esforço intermitente de alta intensidade, com sprints curtos, mudanças de direção, saltos e contato, o que gera elevada demanda neuromuscular e psicofisiológica ao longo da semana e sustenta tanto a tendência de acúmulo quanto a resposta aguda observada entre o pré e o pós-treino (KARCHER; BUCHHEIT, 2014; GARCÍA-SÁNCHEZ et al., 2023). Estudos recentes na modalidade associam a carga a marcadores endócrinos e ao estado de humor e de estresse, o que reforça o valor do acompanhamento subjetivo como um marcador sensível e de baixo custo, complementar ao monitoramento fisiológico e de bem-estar praticado em esportes coletivos (BIRD et al., 2025; RATZ-SULYOK et al., 2026; DO NASCIMENTO et al., 2026).</w:t>
+      </w:r>
+    </w:p>
+    <w:p>
+      <w:pPr>
+        <w:spacing w:line="360" w:lineRule="auto" w:after="0"/>
+        <w:ind w:firstLine="709"/>
+        <w:jc w:val="both"/>
+      </w:pPr>
+      <w:r>
+        <w:rPr>
+          <w:b w:val="0"/>
+          <w:sz w:val="24"/>
+        </w:rPr>
+        <w:t>O estudo tem limitações, entre as quais a amostra de um único clube, o recorte de um microciclo e a ausência de medidas objetivas de carga neste recorte, o que restringe a generalização e impede inferências de causa. O pequeno número de observações distribuído por seis perfis reduz a potência do teste categórico, e o erro de medida de uma leitura isolada recomenda cautela na interpretação individual, de modo que a inferência se apoia nas tendências de grupo. Ainda assim, a descrição oferece um retrato visual e direto da dinâmica do humor no handebol de elite e sustenta a recomendação prática de acompanhar o eixo energia–fadiga ao longo da semana, integrado a um monitoramento multidomínio do estado do atleta (KELLMANN et al., 2018; OSTAPIUK-KAROLCZUK et al., 2025).</w:t>
       </w:r>
     </w:p>
     <w:p>
@@ -6450,180 +8805,252 @@
     </w:p>
     <w:p>
       <w:pPr>
-        <w:spacing w:line="276" w:lineRule="auto" w:after="80"/>
+        <w:spacing w:line="360" w:lineRule="auto" w:after="120"/>
         <w:jc w:val="both"/>
       </w:pPr>
       <w:r>
         <w:rPr>
-          <w:sz w:val="21"/>
+          <w:sz w:val="22"/>
+        </w:rPr>
+        <w:t>BIRD, S. P. et al. Wellness, mood, sleep, and performance in a women’s national basketball team during international competition. Journal of Human Kinetics, v. 96, p. 163–175, 2025. DOI: 10.5114/jhk/200117.</w:t>
+      </w:r>
+    </w:p>
+    <w:p>
+      <w:pPr>
+        <w:spacing w:line="360" w:lineRule="auto" w:after="120"/>
+        <w:jc w:val="both"/>
+      </w:pPr>
+      <w:r>
+        <w:rPr>
+          <w:sz w:val="22"/>
         </w:rPr>
         <w:t>DE MIRANDA ROHLFS, I. C. P. et al. Prevalence of specific mood profile clusters among elite and youth athletes at a Brazilian sports club. Sports, v. 12, n. 7, 195, 2024. DOI: 10.3390/sports12070195.</w:t>
       </w:r>
     </w:p>
     <w:p>
       <w:pPr>
-        <w:spacing w:line="276" w:lineRule="auto" w:after="80"/>
+        <w:spacing w:line="360" w:lineRule="auto" w:after="120"/>
         <w:jc w:val="both"/>
       </w:pPr>
       <w:r>
         <w:rPr>
-          <w:sz w:val="21"/>
+          <w:sz w:val="22"/>
+        </w:rPr>
+        <w:t>DO NASCIMENTO, M. H. et al. Acute psychological responses to official match outcomes in male youth volleyball: an observational repeated-measures study within a single national-level team. Frontiers in Psychology, v. 17, 1826372, 2026. DOI: 10.3389/fpsyg.2026.1826372.</w:t>
+      </w:r>
+    </w:p>
+    <w:p>
+      <w:pPr>
+        <w:spacing w:line="360" w:lineRule="auto" w:after="120"/>
+        <w:jc w:val="both"/>
+      </w:pPr>
+      <w:r>
+        <w:rPr>
+          <w:sz w:val="22"/>
+        </w:rPr>
+        <w:t>FERREIRA, A. B. M. et al. Impact of sleep restriction and intensified training on mucosal immunity and psychological responses in young soccer players. Journal of Strength and Conditioning Research, v. 40, n. 7, p. e703–e713, 2026. DOI: 10.1519/JSC.0000000000005416.</w:t>
+      </w:r>
+    </w:p>
+    <w:p>
+      <w:pPr>
+        <w:spacing w:line="360" w:lineRule="auto" w:after="120"/>
+        <w:jc w:val="both"/>
+      </w:pPr>
+      <w:r>
+        <w:rPr>
+          <w:sz w:val="22"/>
         </w:rPr>
         <w:t>GARCÍA-SÁNCHEZ, C. et al. Physical demands during official competitions in elite handball: a systematic review. International Journal of Environmental Research and Public Health, v. 20, n. 4, 3353, 2023. DOI: 10.3390/ijerph20043353.</w:t>
       </w:r>
     </w:p>
     <w:p>
       <w:pPr>
-        <w:spacing w:line="276" w:lineRule="auto" w:after="80"/>
+        <w:spacing w:line="360" w:lineRule="auto" w:after="120"/>
         <w:jc w:val="both"/>
       </w:pPr>
       <w:r>
         <w:rPr>
-          <w:sz w:val="21"/>
+          <w:sz w:val="22"/>
         </w:rPr>
         <w:t>HAN, C.; PARSONS-SMITH, R. L.; TERRY, P. C. Mood profiling in Singapore: cross-cultural validation and potential applications of mood profile clusters. Frontiers in Psychology, v. 11, 665, 2020. DOI: 10.3389/fpsyg.2020.00665.</w:t>
       </w:r>
     </w:p>
     <w:p>
       <w:pPr>
-        <w:spacing w:line="276" w:lineRule="auto" w:after="80"/>
+        <w:spacing w:line="360" w:lineRule="auto" w:after="120"/>
         <w:jc w:val="both"/>
       </w:pPr>
       <w:r>
         <w:rPr>
-          <w:sz w:val="21"/>
+          <w:sz w:val="22"/>
         </w:rPr>
         <w:t>KARCHER, C.; BUCHHEIT, M. On-court demands of elite handball, with special reference to playing positions. Sports Medicine, v. 44, n. 6, p. 797–814, 2014. DOI: 10.1007/s40279-014-0164-z.</w:t>
       </w:r>
     </w:p>
     <w:p>
       <w:pPr>
-        <w:spacing w:line="276" w:lineRule="auto" w:after="80"/>
+        <w:spacing w:line="360" w:lineRule="auto" w:after="120"/>
         <w:jc w:val="both"/>
       </w:pPr>
       <w:r>
         <w:rPr>
-          <w:sz w:val="21"/>
+          <w:sz w:val="22"/>
         </w:rPr>
         <w:t>KELLMANN, M. et al. Recovery and performance in sport: consensus statement. International Journal of Sports Physiology and Performance, v. 13, n. 2, p. 240–245, 2018. DOI: 10.1123/ijspp.2017-0759.</w:t>
       </w:r>
     </w:p>
     <w:p>
       <w:pPr>
-        <w:spacing w:line="276" w:lineRule="auto" w:after="80"/>
+        <w:spacing w:line="360" w:lineRule="auto" w:after="120"/>
         <w:jc w:val="both"/>
       </w:pPr>
       <w:r>
         <w:rPr>
-          <w:sz w:val="21"/>
+          <w:sz w:val="22"/>
         </w:rPr>
         <w:t>LOCHBAUM, M. et al. The Profile of Mood States and athletic performance: a meta-analysis of published studies. European Journal of Investigation in Health, Psychology and Education, v. 11, n. 1, p. 50–70, 2021. DOI: 10.3390/ejihpe11010005.</w:t>
       </w:r>
     </w:p>
     <w:p>
       <w:pPr>
-        <w:spacing w:line="276" w:lineRule="auto" w:after="80"/>
+        <w:spacing w:line="360" w:lineRule="auto" w:after="120"/>
         <w:jc w:val="both"/>
       </w:pPr>
       <w:r>
         <w:rPr>
-          <w:sz w:val="21"/>
+          <w:sz w:val="22"/>
         </w:rPr>
         <w:t>MORGAN, W. P. Selected psychological factors limiting performance: a mental health model. In: CLARKE, D. H.; ECKERT, H. M. (Ed.). Limits of human performance. Champaign: Human Kinetics, 1985. p. 70–80.</w:t>
       </w:r>
     </w:p>
     <w:p>
       <w:pPr>
-        <w:spacing w:line="276" w:lineRule="auto" w:after="80"/>
+        <w:spacing w:line="360" w:lineRule="auto" w:after="120"/>
         <w:jc w:val="both"/>
       </w:pPr>
       <w:r>
         <w:rPr>
-          <w:sz w:val="21"/>
+          <w:sz w:val="22"/>
+        </w:rPr>
+        <w:t>OSTAPIUK-KAROLCZUK, J. et al. Biochemical and psychological markers of fatigue and recovery in mixed martial arts athletes during strength and conditioning training. Scientific Reports, v. 15, n. 1, 24234, 2025. DOI: 10.1038/s41598-025-09719-z.</w:t>
+      </w:r>
+    </w:p>
+    <w:p>
+      <w:pPr>
+        <w:spacing w:line="360" w:lineRule="auto" w:after="120"/>
+        <w:jc w:val="both"/>
+      </w:pPr>
+      <w:r>
+        <w:rPr>
+          <w:sz w:val="22"/>
         </w:rPr>
         <w:t>PARSONS-SMITH, R. L.; TERRY, P. C.; MACHIN, M. A. Identification and description of novel mood profile clusters. Frontiers in Psychology, v. 8, 1958, 2017. DOI: 10.3389/fpsyg.2017.01958.</w:t>
       </w:r>
     </w:p>
     <w:p>
       <w:pPr>
-        <w:spacing w:line="276" w:lineRule="auto" w:after="80"/>
+        <w:spacing w:line="360" w:lineRule="auto" w:after="120"/>
         <w:jc w:val="both"/>
       </w:pPr>
       <w:r>
         <w:rPr>
-          <w:sz w:val="21"/>
+          <w:sz w:val="22"/>
         </w:rPr>
         <w:t>PIERCE, E. F. Relationship between training volume and mood states in competitive swimmers during a 24-week season. Perceptual and Motor Skills, v. 94, n. 3, p. 1009–1012, 2002. DOI: 10.2466/pms.2002.94.3.1009.</w:t>
       </w:r>
     </w:p>
     <w:p>
       <w:pPr>
-        <w:spacing w:line="276" w:lineRule="auto" w:after="80"/>
+        <w:spacing w:line="360" w:lineRule="auto" w:after="120"/>
         <w:jc w:val="both"/>
       </w:pPr>
       <w:r>
         <w:rPr>
-          <w:sz w:val="21"/>
+          <w:sz w:val="22"/>
+        </w:rPr>
+        <w:t>RATZ-SULYOK, F. Z. et al. Associations between endocrine status and stress, mood and psychosomatic status in elite handball players. Sports, v. 14, n. 7, 289, 2026. DOI: 10.3390/sports14070289.</w:t>
+      </w:r>
+    </w:p>
+    <w:p>
+      <w:pPr>
+        <w:spacing w:line="360" w:lineRule="auto" w:after="120"/>
+        <w:jc w:val="both"/>
+      </w:pPr>
+      <w:r>
+        <w:rPr>
+          <w:sz w:val="22"/>
         </w:rPr>
         <w:t>ROETE, A. J. et al. A systematic review on markers of functional overreaching in endurance athletes. International Journal of Sports Physiology and Performance, v. 16, n. 8, p. 1065–1073, 2021. DOI: 10.1123/ijspp.2021-0024.</w:t>
       </w:r>
     </w:p>
     <w:p>
       <w:pPr>
-        <w:spacing w:line="276" w:lineRule="auto" w:after="80"/>
+        <w:spacing w:line="360" w:lineRule="auto" w:after="120"/>
         <w:jc w:val="both"/>
       </w:pPr>
       <w:r>
         <w:rPr>
-          <w:sz w:val="21"/>
+          <w:sz w:val="22"/>
         </w:rPr>
         <w:t>ROHLFS, I. C. P. M. et al. A Escala de Humor de Brunel (Brums): instrumento para detecção precoce da síndrome do excesso de treinamento. Revista Brasileira de Medicina do Esporte, v. 14, n. 3, p. 176–181, 2008.</w:t>
       </w:r>
     </w:p>
     <w:p>
       <w:pPr>
-        <w:spacing w:line="276" w:lineRule="auto" w:after="80"/>
+        <w:spacing w:line="360" w:lineRule="auto" w:after="120"/>
         <w:jc w:val="both"/>
       </w:pPr>
       <w:r>
         <w:rPr>
-          <w:sz w:val="21"/>
+          <w:sz w:val="22"/>
+        </w:rPr>
+        <w:t>ROHLFS, I. C. P. M. et al. Psychometric characteristics of the Brazil Mood Scale among youth and elite athletes using two response time frames. Sports, v. 11, n. 12, 244, 2023. DOI: 10.3390/sports11120244.</w:t>
+      </w:r>
+    </w:p>
+    <w:p>
+      <w:pPr>
+        <w:spacing w:line="360" w:lineRule="auto" w:after="120"/>
+        <w:jc w:val="both"/>
+      </w:pPr>
+      <w:r>
+        <w:rPr>
+          <w:sz w:val="22"/>
         </w:rPr>
         <w:t>SAW, A. E.; MAIN, L. C.; GASTIN, P. B. Monitoring the athlete training response: subjective self-reported measures trump commonly used objective measures: a systematic review. British Journal of Sports Medicine, v. 50, n. 5, p. 281–291, 2016. DOI: 10.1136/bjsports-2015-094758.</w:t>
       </w:r>
     </w:p>
     <w:p>
       <w:pPr>
-        <w:spacing w:line="276" w:lineRule="auto" w:after="80"/>
+        <w:spacing w:line="360" w:lineRule="auto" w:after="120"/>
         <w:jc w:val="both"/>
       </w:pPr>
       <w:r>
         <w:rPr>
-          <w:sz w:val="21"/>
+          <w:sz w:val="22"/>
         </w:rPr>
         <w:t>TERRY, P. C.; LANE, A. M.; FOGARTY, G. J. Construct validity of the Profile of Mood States, Adolescents for use with adults. Psychology of Sport and Exercise, v. 4, n. 2, p. 125–139, 2003. DOI: 10.1016/S1469-0292(02)00035-8.</w:t>
       </w:r>
     </w:p>
     <w:p>
       <w:pPr>
-        <w:spacing w:line="276" w:lineRule="auto" w:after="80"/>
+        <w:spacing w:line="360" w:lineRule="auto" w:after="120"/>
         <w:jc w:val="both"/>
       </w:pPr>
       <w:r>
         <w:rPr>
-          <w:sz w:val="21"/>
+          <w:sz w:val="22"/>
         </w:rPr>
         <w:t>TERRY, P. C. et al. Mood profiling for sustainable mental health among athletes. Sustainability, v. 13, n. 11, 6116, 2021. DOI: 10.3390/su13116116.</w:t>
       </w:r>
     </w:p>
     <w:p>
       <w:pPr>
-        <w:spacing w:line="276" w:lineRule="auto" w:after="80"/>
+        <w:spacing w:line="360" w:lineRule="auto" w:after="120"/>
         <w:jc w:val="both"/>
       </w:pPr>
       <w:r>
         <w:rPr>
-          <w:sz w:val="21"/>
+          <w:sz w:val="22"/>
         </w:rPr>
         <w:t>THORPE, R. T. et al. Monitoring fatigue status in elite team-sport athletes: implications for practice. International Journal of Sports Physiology and Performance, v. 12, n. S2, p. S227–S234, 2017. DOI: 10.1123/ijspp.2016-0434.</w:t>
       </w:r>

--- a/Artigos/Paper1_Humor_resumido.docx
+++ b/Artigos/Paper1_Humor_resumido.docx
@@ -1140,6 +1140,83 @@
           <w:b w:val="0"/>
           <w:sz w:val="24"/>
         </w:rPr>
+        <w:t>A Figura 1 apresenta os diagramas de caixa das seis dimensões, em ordem canônica, com a mediana e a média de cada uma na mesma figura. O vigor e a fadiga ocupam a maior parte da escala e apresentam média e mediana próximas, sinal de distribuições razoavelmente simétricas, ao passo que as dimensões negativas se concentram junto ao zero, com a média acima da mediana, o que revela assimetria positiva e um efeito de piso.</w:t>
+      </w:r>
+    </w:p>
+    <w:p>
+      <w:pPr>
+        <w:spacing w:before="120"/>
+        <w:jc w:val="center"/>
+      </w:pPr>
+      <w:r>
+        <w:drawing>
+          <wp:inline xmlns:a="http://schemas.openxmlformats.org/drawingml/2006/main" xmlns:pic="http://schemas.openxmlformats.org/drawingml/2006/picture">
+            <wp:extent cx="4680000" cy="1860000"/>
+            <wp:docPr id="1" name="Picture 1"/>
+            <wp:cNvGraphicFramePr>
+              <a:graphicFrameLocks noChangeAspect="1"/>
+            </wp:cNvGraphicFramePr>
+            <a:graphic>
+              <a:graphicData uri="http://schemas.openxmlformats.org/drawingml/2006/picture">
+                <pic:pic>
+                  <pic:nvPicPr>
+                    <pic:cNvPr id="0" name="box_humor.png"/>
+                    <pic:cNvPicPr/>
+                  </pic:nvPicPr>
+                  <pic:blipFill>
+                    <a:blip r:embed="rId9"/>
+                    <a:stretch>
+                      <a:fillRect/>
+                    </a:stretch>
+                  </pic:blipFill>
+                  <pic:spPr>
+                    <a:xfrm>
+                      <a:off x="0" y="0"/>
+                      <a:ext cx="4680000" cy="1860000"/>
+                    </a:xfrm>
+                    <a:prstGeom prst="rect"/>
+                  </pic:spPr>
+                </pic:pic>
+              </a:graphicData>
+            </a:graphic>
+          </wp:inline>
+        </w:drawing>
+      </w:r>
+    </w:p>
+    <w:p>
+      <w:pPr>
+        <w:jc w:val="center"/>
+      </w:pPr>
+      <w:r>
+        <w:rPr>
+          <w:sz w:val="22"/>
+        </w:rPr>
+        <w:t>Figura 1 – Diagramas de caixa das seis dimensões do BRUMS, em ordem canônica, com a mediana (linha sólida) e a média (linha tracejada e losango) de cada dimensão.</w:t>
+      </w:r>
+    </w:p>
+    <w:p>
+      <w:pPr>
+        <w:spacing w:after="120"/>
+        <w:jc w:val="center"/>
+      </w:pPr>
+      <w:r>
+        <w:rPr>
+          <w:sz w:val="18"/>
+        </w:rPr>
+        <w:t>Fonte: elaboração dos autores (2026).</w:t>
+      </w:r>
+    </w:p>
+    <w:p>
+      <w:pPr>
+        <w:spacing w:line="360" w:lineRule="auto" w:after="0"/>
+        <w:ind w:firstLine="709"/>
+        <w:jc w:val="both"/>
+      </w:pPr>
+      <w:r>
+        <w:rPr>
+          <w:b w:val="0"/>
+          <w:sz w:val="24"/>
+        </w:rPr>
         <w:t>A consistência interna foi adequada nas duas dimensões do eixo energia–fadiga (alfa de 0,68 para o vigor e 0,80 para a fadiga), o que reforça a confiança na sua medida. A PTH, por reunir as seis dimensões em um único índice, associou-se de forma forte ao vigor e à fadiga (correlações de 0,67 e 0,77, respectivamente), e essas duas dimensões explicaram 70% da sua variância, o que confirma o eixo energia–fadiga como o núcleo do sinal.</w:t>
       </w:r>
     </w:p>
@@ -1923,7 +2000,7 @@
           <w:b w:val="0"/>
           <w:sz w:val="24"/>
         </w:rPr>
-        <w:t>Os seis perfis de humor descritos na literatura estiveram representados na amostra. A Figura 1 apresenta cada perfil identificado no estudo em escores T, com a respectiva prevalência, o que permite reconhecer a sua forma característica. O perfil iceberg exprime prontidão, com o vigor acima da média e as dimensões negativas abaixo, ao passo que a barbatana de tubarão sinaliza pico isolado de fadiga, o submerso reúne todas as dimensões abaixo da média e o Everest invertido eleva todas as dimensões negativas (PARSONS-SMITH; TERRY; MACHIN, 2017).</w:t>
+        <w:t>Os seis perfis de humor descritos na literatura estiveram representados na amostra. A Figura 2 apresenta cada perfil identificado no estudo em escores T, com a respectiva prevalência, o que permite reconhecer a sua forma característica. O perfil iceberg exprime prontidão, com o vigor acima da média e as dimensões negativas abaixo, ao passo que a barbatana de tubarão sinaliza pico isolado de fadiga, o submerso reúne todas as dimensões abaixo da média e o Everest invertido eleva todas as dimensões negativas (PARSONS-SMITH; TERRY; MACHIN, 2017).</w:t>
       </w:r>
     </w:p>
     <w:p>
@@ -1934,8 +2011,8 @@
       <w:r>
         <w:drawing>
           <wp:inline xmlns:a="http://schemas.openxmlformats.org/drawingml/2006/main" xmlns:pic="http://schemas.openxmlformats.org/drawingml/2006/picture">
-            <wp:extent cx="5580000" cy="3035520"/>
-            <wp:docPr id="1" name="Picture 1"/>
+            <wp:extent cx="5040000" cy="2741760"/>
+            <wp:docPr id="2" name="Picture 2"/>
             <wp:cNvGraphicFramePr>
               <a:graphicFrameLocks noChangeAspect="1"/>
             </wp:cNvGraphicFramePr>
@@ -1947,7 +2024,7 @@
                     <pic:cNvPicPr/>
                   </pic:nvPicPr>
                   <pic:blipFill>
-                    <a:blip r:embed="rId9"/>
+                    <a:blip r:embed="rId10"/>
                     <a:stretch>
                       <a:fillRect/>
                     </a:stretch>
@@ -1955,7 +2032,7 @@
                   <pic:spPr>
                     <a:xfrm>
                       <a:off x="0" y="0"/>
-                      <a:ext cx="5580000" cy="3035520"/>
+                      <a:ext cx="5040000" cy="2741760"/>
                     </a:xfrm>
                     <a:prstGeom prst="rect"/>
                   </pic:spPr>
@@ -1974,7 +2051,7 @@
         <w:rPr>
           <w:sz w:val="22"/>
         </w:rPr>
-        <w:t>Figura 1 – Perfis de humor identificados na amostra, em escores T (M = 50; DP = 10) nas seis dimensões; prevalência de cada perfil entre parênteses.</w:t>
+        <w:t>Figura 2 – Perfis de humor identificados na amostra, em escores T (M = 50; DP = 10) nas seis dimensões; prevalência de cada perfil entre parênteses.</w:t>
       </w:r>
     </w:p>
     <w:p>
@@ -2000,7 +2077,7 @@
           <w:b w:val="0"/>
           <w:sz w:val="24"/>
         </w:rPr>
-        <w:t>A comparação entre o primeiro e o último dia do microciclo revelou a reconfiguração do perfil médio do grupo. A Figura 2 mostra que, no primeiro dia, o perfil assumiu o formato iceberg, com o vigor no topo e as dimensões negativas abaixo da média populacional. No último dia, o perfil inverteu-se para a forma de barbatana de tubarão, com a fadiga no topo e o vigor rebaixado, o que traduz a acumulação da carga ao longo da semana.</w:t>
+        <w:t>A comparação entre o primeiro e o último dia do microciclo revelou a reconfiguração do perfil médio do grupo. A Figura 3 mostra que, no primeiro dia, o perfil assumiu o formato iceberg, com o vigor no topo e as dimensões negativas abaixo da média populacional. No último dia, o perfil inverteu-se para a forma de barbatana de tubarão, com a fadiga no topo e o vigor rebaixado, o que traduz a acumulação da carga ao longo da semana.</w:t>
       </w:r>
     </w:p>
     <w:p>
@@ -2011,8 +2088,8 @@
       <w:r>
         <w:drawing>
           <wp:inline xmlns:a="http://schemas.openxmlformats.org/drawingml/2006/main" xmlns:pic="http://schemas.openxmlformats.org/drawingml/2006/picture">
-            <wp:extent cx="4860000" cy="2620174"/>
-            <wp:docPr id="2" name="Picture 2"/>
+            <wp:extent cx="4680000" cy="2523130"/>
+            <wp:docPr id="3" name="Picture 3"/>
             <wp:cNvGraphicFramePr>
               <a:graphicFrameLocks noChangeAspect="1"/>
             </wp:cNvGraphicFramePr>
@@ -2024,7 +2101,7 @@
                     <pic:cNvPicPr/>
                   </pic:nvPicPr>
                   <pic:blipFill>
-                    <a:blip r:embed="rId10"/>
+                    <a:blip r:embed="rId11"/>
                     <a:stretch>
                       <a:fillRect/>
                     </a:stretch>
@@ -2032,7 +2109,7 @@
                   <pic:spPr>
                     <a:xfrm>
                       <a:off x="0" y="0"/>
-                      <a:ext cx="4860000" cy="2620174"/>
+                      <a:ext cx="4680000" cy="2523130"/>
                     </a:xfrm>
                     <a:prstGeom prst="rect"/>
                   </pic:spPr>
@@ -2051,7 +2128,7 @@
         <w:rPr>
           <w:sz w:val="22"/>
         </w:rPr>
-        <w:t>Figura 2 – Perfil de humor em escores T no primeiro e no último dia do microciclo.</w:t>
+        <w:t>Figura 3 – Perfil de humor em escores T no primeiro e no último dia do microciclo.</w:t>
       </w:r>
     </w:p>
     <w:p>
@@ -6532,7 +6609,7 @@
           <w:b w:val="0"/>
           <w:sz w:val="24"/>
         </w:rPr>
-        <w:t>A Figura 3 ilustra a trajetória do vigor, da fadiga e da PTH ao longo da semana, com a queda progressiva do vigor e a elevação da fadiga e da PTH em direção ao fim do microciclo.</w:t>
+        <w:t>A Figura 4 ilustra a trajetória do vigor, da fadiga e da PTH ao longo da semana, com a queda progressiva do vigor e a elevação da fadiga e da PTH em direção ao fim do microciclo.</w:t>
       </w:r>
     </w:p>
     <w:p>
@@ -6543,8 +6620,8 @@
       <w:r>
         <w:drawing>
           <wp:inline xmlns:a="http://schemas.openxmlformats.org/drawingml/2006/main" xmlns:pic="http://schemas.openxmlformats.org/drawingml/2006/picture">
-            <wp:extent cx="5580000" cy="3138750"/>
-            <wp:docPr id="3" name="Picture 3"/>
+            <wp:extent cx="5220000" cy="2936250"/>
+            <wp:docPr id="4" name="Picture 4"/>
             <wp:cNvGraphicFramePr>
               <a:graphicFrameLocks noChangeAspect="1"/>
             </wp:cNvGraphicFramePr>
@@ -6556,7 +6633,7 @@
                     <pic:cNvPicPr/>
                   </pic:nvPicPr>
                   <pic:blipFill>
-                    <a:blip r:embed="rId11"/>
+                    <a:blip r:embed="rId12"/>
                     <a:stretch>
                       <a:fillRect/>
                     </a:stretch>
@@ -6564,7 +6641,7 @@
                   <pic:spPr>
                     <a:xfrm>
                       <a:off x="0" y="0"/>
-                      <a:ext cx="5580000" cy="3138750"/>
+                      <a:ext cx="5220000" cy="2936250"/>
                     </a:xfrm>
                     <a:prstGeom prst="rect"/>
                   </pic:spPr>
@@ -6583,7 +6660,7 @@
         <w:rPr>
           <w:sz w:val="22"/>
         </w:rPr>
-        <w:t>Figura 3 – Trajetória de vigor, fadiga e perturbação total do humor ao longo dos sete dias.</w:t>
+        <w:t>Figura 4 – Trajetória de vigor, fadiga e perturbação total do humor ao longo dos sete dias.</w:t>
       </w:r>
     </w:p>
     <w:p>
@@ -8055,8 +8132,8 @@
       <w:r>
         <w:drawing>
           <wp:inline xmlns:a="http://schemas.openxmlformats.org/drawingml/2006/main" xmlns:pic="http://schemas.openxmlformats.org/drawingml/2006/picture">
-            <wp:extent cx="5580000" cy="3138750"/>
-            <wp:docPr id="4" name="Picture 4"/>
+            <wp:extent cx="5220000" cy="2936250"/>
+            <wp:docPr id="5" name="Picture 5"/>
             <wp:cNvGraphicFramePr>
               <a:graphicFrameLocks noChangeAspect="1"/>
             </wp:cNvGraphicFramePr>
@@ -8068,7 +8145,7 @@
                     <pic:cNvPicPr/>
                   </pic:nvPicPr>
                   <pic:blipFill>
-                    <a:blip r:embed="rId12"/>
+                    <a:blip r:embed="rId13"/>
                     <a:stretch>
                       <a:fillRect/>
                     </a:stretch>
@@ -8076,7 +8153,7 @@
                   <pic:spPr>
                     <a:xfrm>
                       <a:off x="0" y="0"/>
-                      <a:ext cx="5580000" cy="3138750"/>
+                      <a:ext cx="5220000" cy="2936250"/>
                     </a:xfrm>
                     <a:prstGeom prst="rect"/>
                   </pic:spPr>
@@ -8095,7 +8172,7 @@
         <w:rPr>
           <w:sz w:val="22"/>
         </w:rPr>
-        <w:t>Figura 4 – Escores de vigor, fadiga e perturbação total do humor no pré e no pós-treino, por dia.</w:t>
+        <w:t>Figura 5 – Escores de vigor, fadiga e perturbação total do humor no pré e no pós-treino, por dia.</w:t>
       </w:r>
     </w:p>
     <w:p>
@@ -8793,7 +8870,7 @@
     </w:p>
     <w:p>
       <w:pPr>
-        <w:spacing w:before="200" w:after="80" w:line="360" w:lineRule="auto"/>
+        <w:spacing w:before="120" w:after="80" w:line="360" w:lineRule="auto"/>
       </w:pPr>
       <w:r>
         <w:rPr>
@@ -8805,7 +8882,7 @@
     </w:p>
     <w:p>
       <w:pPr>
-        <w:spacing w:line="360" w:lineRule="auto" w:after="120"/>
+        <w:spacing w:line="312" w:lineRule="auto" w:after="80"/>
         <w:jc w:val="both"/>
       </w:pPr>
       <w:r>
@@ -8817,7 +8894,7 @@
     </w:p>
     <w:p>
       <w:pPr>
-        <w:spacing w:line="360" w:lineRule="auto" w:after="120"/>
+        <w:spacing w:line="312" w:lineRule="auto" w:after="80"/>
         <w:jc w:val="both"/>
       </w:pPr>
       <w:r>
@@ -8829,7 +8906,7 @@
     </w:p>
     <w:p>
       <w:pPr>
-        <w:spacing w:line="360" w:lineRule="auto" w:after="120"/>
+        <w:spacing w:line="312" w:lineRule="auto" w:after="80"/>
         <w:jc w:val="both"/>
       </w:pPr>
       <w:r>
@@ -8841,7 +8918,7 @@
     </w:p>
     <w:p>
       <w:pPr>
-        <w:spacing w:line="360" w:lineRule="auto" w:after="120"/>
+        <w:spacing w:line="312" w:lineRule="auto" w:after="80"/>
         <w:jc w:val="both"/>
       </w:pPr>
       <w:r>
@@ -8853,7 +8930,7 @@
     </w:p>
     <w:p>
       <w:pPr>
-        <w:spacing w:line="360" w:lineRule="auto" w:after="120"/>
+        <w:spacing w:line="312" w:lineRule="auto" w:after="80"/>
         <w:jc w:val="both"/>
       </w:pPr>
       <w:r>
@@ -8865,7 +8942,7 @@
     </w:p>
     <w:p>
       <w:pPr>
-        <w:spacing w:line="360" w:lineRule="auto" w:after="120"/>
+        <w:spacing w:line="312" w:lineRule="auto" w:after="80"/>
         <w:jc w:val="both"/>
       </w:pPr>
       <w:r>
@@ -8877,7 +8954,7 @@
     </w:p>
     <w:p>
       <w:pPr>
-        <w:spacing w:line="360" w:lineRule="auto" w:after="120"/>
+        <w:spacing w:line="312" w:lineRule="auto" w:after="80"/>
         <w:jc w:val="both"/>
       </w:pPr>
       <w:r>
@@ -8889,7 +8966,7 @@
     </w:p>
     <w:p>
       <w:pPr>
-        <w:spacing w:line="360" w:lineRule="auto" w:after="120"/>
+        <w:spacing w:line="312" w:lineRule="auto" w:after="80"/>
         <w:jc w:val="both"/>
       </w:pPr>
       <w:r>
@@ -8901,7 +8978,7 @@
     </w:p>
     <w:p>
       <w:pPr>
-        <w:spacing w:line="360" w:lineRule="auto" w:after="120"/>
+        <w:spacing w:line="312" w:lineRule="auto" w:after="80"/>
         <w:jc w:val="both"/>
       </w:pPr>
       <w:r>
@@ -8913,7 +8990,7 @@
     </w:p>
     <w:p>
       <w:pPr>
-        <w:spacing w:line="360" w:lineRule="auto" w:after="120"/>
+        <w:spacing w:line="312" w:lineRule="auto" w:after="80"/>
         <w:jc w:val="both"/>
       </w:pPr>
       <w:r>
@@ -8925,7 +9002,7 @@
     </w:p>
     <w:p>
       <w:pPr>
-        <w:spacing w:line="360" w:lineRule="auto" w:after="120"/>
+        <w:spacing w:line="312" w:lineRule="auto" w:after="80"/>
         <w:jc w:val="both"/>
       </w:pPr>
       <w:r>
@@ -8937,7 +9014,7 @@
     </w:p>
     <w:p>
       <w:pPr>
-        <w:spacing w:line="360" w:lineRule="auto" w:after="120"/>
+        <w:spacing w:line="312" w:lineRule="auto" w:after="80"/>
         <w:jc w:val="both"/>
       </w:pPr>
       <w:r>
@@ -8949,7 +9026,7 @@
     </w:p>
     <w:p>
       <w:pPr>
-        <w:spacing w:line="360" w:lineRule="auto" w:after="120"/>
+        <w:spacing w:line="312" w:lineRule="auto" w:after="80"/>
         <w:jc w:val="both"/>
       </w:pPr>
       <w:r>
@@ -8961,7 +9038,7 @@
     </w:p>
     <w:p>
       <w:pPr>
-        <w:spacing w:line="360" w:lineRule="auto" w:after="120"/>
+        <w:spacing w:line="312" w:lineRule="auto" w:after="80"/>
         <w:jc w:val="both"/>
       </w:pPr>
       <w:r>
@@ -8973,7 +9050,7 @@
     </w:p>
     <w:p>
       <w:pPr>
-        <w:spacing w:line="360" w:lineRule="auto" w:after="120"/>
+        <w:spacing w:line="312" w:lineRule="auto" w:after="80"/>
         <w:jc w:val="both"/>
       </w:pPr>
       <w:r>
@@ -8985,7 +9062,7 @@
     </w:p>
     <w:p>
       <w:pPr>
-        <w:spacing w:line="360" w:lineRule="auto" w:after="120"/>
+        <w:spacing w:line="312" w:lineRule="auto" w:after="80"/>
         <w:jc w:val="both"/>
       </w:pPr>
       <w:r>
@@ -8997,7 +9074,7 @@
     </w:p>
     <w:p>
       <w:pPr>
-        <w:spacing w:line="360" w:lineRule="auto" w:after="120"/>
+        <w:spacing w:line="312" w:lineRule="auto" w:after="80"/>
         <w:jc w:val="both"/>
       </w:pPr>
       <w:r>
@@ -9009,7 +9086,7 @@
     </w:p>
     <w:p>
       <w:pPr>
-        <w:spacing w:line="360" w:lineRule="auto" w:after="120"/>
+        <w:spacing w:line="312" w:lineRule="auto" w:after="80"/>
         <w:jc w:val="both"/>
       </w:pPr>
       <w:r>
@@ -9021,7 +9098,7 @@
     </w:p>
     <w:p>
       <w:pPr>
-        <w:spacing w:line="360" w:lineRule="auto" w:after="120"/>
+        <w:spacing w:line="312" w:lineRule="auto" w:after="80"/>
         <w:jc w:val="both"/>
       </w:pPr>
       <w:r>
@@ -9033,7 +9110,7 @@
     </w:p>
     <w:p>
       <w:pPr>
-        <w:spacing w:line="360" w:lineRule="auto" w:after="120"/>
+        <w:spacing w:line="312" w:lineRule="auto" w:after="80"/>
         <w:jc w:val="both"/>
       </w:pPr>
       <w:r>
@@ -9045,7 +9122,7 @@
     </w:p>
     <w:p>
       <w:pPr>
-        <w:spacing w:line="360" w:lineRule="auto" w:after="120"/>
+        <w:spacing w:line="312" w:lineRule="auto" w:after="80"/>
         <w:jc w:val="both"/>
       </w:pPr>
       <w:r>

--- a/Artigos/Paper1_Humor_resumido.docx
+++ b/Artigos/Paper1_Humor_resumido.docx
@@ -1979,6 +1979,445 @@
     </w:p>
     <w:p>
       <w:pPr>
+        <w:spacing w:line="360" w:lineRule="auto" w:after="0"/>
+        <w:ind w:firstLine="709"/>
+        <w:jc w:val="both"/>
+      </w:pPr>
+      <w:r>
+        <w:rPr>
+          <w:b w:val="0"/>
+          <w:sz w:val="24"/>
+        </w:rPr>
+        <w:t>A partir do ICC derivaram-se os limiares de mudança das duas dimensões do eixo energia–fadiga (Tabela 3), úteis para separar a variação real do ruído de medida. No vigor, o erro-padrão de medida foi de 2,3 ponto e a mudança mínima detectável, de 5,3 (90%) a 6,3 (95%) pontos; na fadiga, de 2,5 e de 5,9 a 7,0 pontos, respectivamente. Esses valores superam a menor mudança relevante (SWC = 0,5 no vigor e 0,6 na fadiga), o que indica que, no plano individual, apenas oscilações de cerca de 5,3 a 5,9 pontos podem ser lidas como mudança real, ao passo que variações menores se confundem com o ruído. Por esse motivo, a interpretação deste estudo apoia-se nas tendências de grupo e não em leituras isoladas por atleta.</w:t>
+      </w:r>
+    </w:p>
+    <w:p>
+      <w:pPr>
+        <w:spacing w:before="160" w:after="40"/>
+      </w:pPr>
+      <w:r>
+        <w:rPr>
+          <w:sz w:val="22"/>
+        </w:rPr>
+        <w:t>Tabela 3 – Erro de medida e limiares de mudança do vigor e da fadiga (escala 0–16): erro-padrão de medida (SEM), mudança mínima detectável (MDC) e menor mudança relevante (SWC).</w:t>
+      </w:r>
+    </w:p>
+    <w:tbl>
+      <w:tblPr>
+        <w:tblW w:type="auto" w:w="0"/>
+        <w:jc w:val="center"/>
+        <w:tblLayout w:type="fixed"/>
+        <w:tblLook w:firstColumn="1" w:firstRow="1" w:lastColumn="0" w:lastRow="0" w:noHBand="0" w:noVBand="1" w:val="04A0"/>
+        <w:tblLayout w:type="fixed"/>
+        <w:tblCellMar>
+          <w:left w:w="40" w:type="dxa"/>
+          <w:right w:w="40" w:type="dxa"/>
+        </w:tblCellMar>
+      </w:tblPr>
+      <w:tblGrid>
+        <w:gridCol w:w="1701"/>
+        <w:gridCol w:w="1842"/>
+        <w:gridCol w:w="1842"/>
+        <w:gridCol w:w="1842"/>
+        <w:gridCol w:w="1842"/>
+      </w:tblGrid>
+      <w:tr>
+        <w:tc>
+          <w:tcPr>
+            <w:tcW w:type="dxa" w:w="1701"/>
+            <w:tcBorders>
+              <w:top w:val="single" w:sz="6" w:color="000000"/>
+              <w:bottom w:val="single" w:sz="6" w:color="000000"/>
+              <w:left w:val="nil" w:sz="6" w:color="000000"/>
+              <w:right w:val="nil" w:sz="6" w:color="000000"/>
+            </w:tcBorders>
+          </w:tcPr>
+          <w:p>
+            <w:pPr>
+              <w:jc w:val="center"/>
+            </w:pPr>
+            <w:r/>
+            <w:r>
+              <w:rPr>
+                <w:rFonts w:ascii="Times New Roman" w:hAnsi="Times New Roman"/>
+                <w:b/>
+                <w:sz w:val="18"/>
+              </w:rPr>
+              <w:t>Dimensão</w:t>
+            </w:r>
+          </w:p>
+        </w:tc>
+        <w:tc>
+          <w:tcPr>
+            <w:tcW w:type="dxa" w:w="1843"/>
+            <w:tcBorders>
+              <w:top w:val="single" w:sz="6" w:color="000000"/>
+              <w:bottom w:val="single" w:sz="6" w:color="000000"/>
+              <w:left w:val="nil" w:sz="6" w:color="000000"/>
+              <w:right w:val="nil" w:sz="6" w:color="000000"/>
+            </w:tcBorders>
+          </w:tcPr>
+          <w:p>
+            <w:pPr>
+              <w:jc w:val="center"/>
+            </w:pPr>
+            <w:r/>
+            <w:r>
+              <w:rPr>
+                <w:rFonts w:ascii="Times New Roman" w:hAnsi="Times New Roman"/>
+                <w:b/>
+                <w:sz w:val="18"/>
+              </w:rPr>
+              <w:t>SEM</w:t>
+            </w:r>
+          </w:p>
+        </w:tc>
+        <w:tc>
+          <w:tcPr>
+            <w:tcW w:type="dxa" w:w="1843"/>
+            <w:tcBorders>
+              <w:top w:val="single" w:sz="6" w:color="000000"/>
+              <w:bottom w:val="single" w:sz="6" w:color="000000"/>
+              <w:left w:val="nil" w:sz="6" w:color="000000"/>
+              <w:right w:val="nil" w:sz="6" w:color="000000"/>
+            </w:tcBorders>
+          </w:tcPr>
+          <w:p>
+            <w:pPr>
+              <w:jc w:val="center"/>
+            </w:pPr>
+            <w:r/>
+            <w:r>
+              <w:rPr>
+                <w:rFonts w:ascii="Times New Roman" w:hAnsi="Times New Roman"/>
+                <w:b/>
+                <w:sz w:val="18"/>
+              </w:rPr>
+              <w:t>MDC90</w:t>
+            </w:r>
+          </w:p>
+        </w:tc>
+        <w:tc>
+          <w:tcPr>
+            <w:tcW w:type="dxa" w:w="1843"/>
+            <w:tcBorders>
+              <w:top w:val="single" w:sz="6" w:color="000000"/>
+              <w:bottom w:val="single" w:sz="6" w:color="000000"/>
+              <w:left w:val="nil" w:sz="6" w:color="000000"/>
+              <w:right w:val="nil" w:sz="6" w:color="000000"/>
+            </w:tcBorders>
+          </w:tcPr>
+          <w:p>
+            <w:pPr>
+              <w:jc w:val="center"/>
+            </w:pPr>
+            <w:r/>
+            <w:r>
+              <w:rPr>
+                <w:rFonts w:ascii="Times New Roman" w:hAnsi="Times New Roman"/>
+                <w:b/>
+                <w:sz w:val="18"/>
+              </w:rPr>
+              <w:t>MDC95</w:t>
+            </w:r>
+          </w:p>
+        </w:tc>
+        <w:tc>
+          <w:tcPr>
+            <w:tcW w:type="dxa" w:w="1843"/>
+            <w:tcBorders>
+              <w:top w:val="single" w:sz="6" w:color="000000"/>
+              <w:bottom w:val="single" w:sz="6" w:color="000000"/>
+              <w:left w:val="nil" w:sz="6" w:color="000000"/>
+              <w:right w:val="nil" w:sz="6" w:color="000000"/>
+            </w:tcBorders>
+          </w:tcPr>
+          <w:p>
+            <w:pPr>
+              <w:jc w:val="center"/>
+            </w:pPr>
+            <w:r/>
+            <w:r>
+              <w:rPr>
+                <w:rFonts w:ascii="Times New Roman" w:hAnsi="Times New Roman"/>
+                <w:b/>
+                <w:sz w:val="18"/>
+              </w:rPr>
+              <w:t>SWC</w:t>
+            </w:r>
+          </w:p>
+        </w:tc>
+      </w:tr>
+      <w:tr>
+        <w:tc>
+          <w:tcPr>
+            <w:tcW w:type="dxa" w:w="1701"/>
+            <w:tcBorders>
+              <w:top w:val="single" w:sz="6" w:color="000000"/>
+              <w:bottom w:val="single" w:sz="6" w:color="000000"/>
+              <w:left w:val="nil" w:sz="6" w:color="000000"/>
+              <w:right w:val="nil" w:sz="6" w:color="000000"/>
+            </w:tcBorders>
+          </w:tcPr>
+          <w:p>
+            <w:pPr>
+              <w:jc w:val="left"/>
+            </w:pPr>
+            <w:r/>
+            <w:r>
+              <w:rPr>
+                <w:rFonts w:ascii="Times New Roman" w:hAnsi="Times New Roman"/>
+                <w:sz w:val="18"/>
+              </w:rPr>
+              <w:t>Vigor</w:t>
+            </w:r>
+          </w:p>
+        </w:tc>
+        <w:tc>
+          <w:tcPr>
+            <w:tcW w:type="dxa" w:w="1843"/>
+            <w:tcBorders>
+              <w:top w:val="single" w:sz="6" w:color="000000"/>
+              <w:bottom w:val="single" w:sz="6" w:color="000000"/>
+              <w:left w:val="nil" w:sz="6" w:color="000000"/>
+              <w:right w:val="nil" w:sz="6" w:color="000000"/>
+            </w:tcBorders>
+          </w:tcPr>
+          <w:p>
+            <w:pPr>
+              <w:jc w:val="center"/>
+            </w:pPr>
+            <w:r/>
+            <w:r>
+              <w:rPr>
+                <w:rFonts w:ascii="Times New Roman" w:hAnsi="Times New Roman"/>
+                <w:sz w:val="18"/>
+              </w:rPr>
+              <w:t>2,3</w:t>
+            </w:r>
+          </w:p>
+        </w:tc>
+        <w:tc>
+          <w:tcPr>
+            <w:tcW w:type="dxa" w:w="1843"/>
+            <w:tcBorders>
+              <w:top w:val="single" w:sz="6" w:color="000000"/>
+              <w:bottom w:val="single" w:sz="6" w:color="000000"/>
+              <w:left w:val="nil" w:sz="6" w:color="000000"/>
+              <w:right w:val="nil" w:sz="6" w:color="000000"/>
+            </w:tcBorders>
+          </w:tcPr>
+          <w:p>
+            <w:pPr>
+              <w:jc w:val="center"/>
+            </w:pPr>
+            <w:r/>
+            <w:r>
+              <w:rPr>
+                <w:rFonts w:ascii="Times New Roman" w:hAnsi="Times New Roman"/>
+                <w:sz w:val="18"/>
+              </w:rPr>
+              <w:t>5,3</w:t>
+            </w:r>
+          </w:p>
+        </w:tc>
+        <w:tc>
+          <w:tcPr>
+            <w:tcW w:type="dxa" w:w="1843"/>
+            <w:tcBorders>
+              <w:top w:val="single" w:sz="6" w:color="000000"/>
+              <w:bottom w:val="single" w:sz="6" w:color="000000"/>
+              <w:left w:val="nil" w:sz="6" w:color="000000"/>
+              <w:right w:val="nil" w:sz="6" w:color="000000"/>
+            </w:tcBorders>
+          </w:tcPr>
+          <w:p>
+            <w:pPr>
+              <w:jc w:val="center"/>
+            </w:pPr>
+            <w:r/>
+            <w:r>
+              <w:rPr>
+                <w:rFonts w:ascii="Times New Roman" w:hAnsi="Times New Roman"/>
+                <w:sz w:val="18"/>
+              </w:rPr>
+              <w:t>6,3</w:t>
+            </w:r>
+          </w:p>
+        </w:tc>
+        <w:tc>
+          <w:tcPr>
+            <w:tcW w:type="dxa" w:w="1843"/>
+            <w:tcBorders>
+              <w:top w:val="single" w:sz="6" w:color="000000"/>
+              <w:bottom w:val="single" w:sz="6" w:color="000000"/>
+              <w:left w:val="nil" w:sz="6" w:color="000000"/>
+              <w:right w:val="nil" w:sz="6" w:color="000000"/>
+            </w:tcBorders>
+          </w:tcPr>
+          <w:p>
+            <w:pPr>
+              <w:jc w:val="center"/>
+            </w:pPr>
+            <w:r/>
+            <w:r>
+              <w:rPr>
+                <w:rFonts w:ascii="Times New Roman" w:hAnsi="Times New Roman"/>
+                <w:sz w:val="18"/>
+              </w:rPr>
+              <w:t>0,5</w:t>
+            </w:r>
+          </w:p>
+        </w:tc>
+      </w:tr>
+      <w:tr>
+        <w:tc>
+          <w:tcPr>
+            <w:tcW w:type="dxa" w:w="1701"/>
+            <w:tcBorders>
+              <w:top w:val="single" w:sz="6" w:color="000000"/>
+              <w:bottom w:val="single" w:sz="6" w:color="000000"/>
+              <w:left w:val="nil" w:sz="6" w:color="000000"/>
+              <w:right w:val="nil" w:sz="6" w:color="000000"/>
+            </w:tcBorders>
+          </w:tcPr>
+          <w:p>
+            <w:pPr>
+              <w:jc w:val="left"/>
+            </w:pPr>
+            <w:r/>
+            <w:r>
+              <w:rPr>
+                <w:rFonts w:ascii="Times New Roman" w:hAnsi="Times New Roman"/>
+                <w:sz w:val="18"/>
+              </w:rPr>
+              <w:t>Fadiga</w:t>
+            </w:r>
+          </w:p>
+        </w:tc>
+        <w:tc>
+          <w:tcPr>
+            <w:tcW w:type="dxa" w:w="1843"/>
+            <w:tcBorders>
+              <w:top w:val="single" w:sz="6" w:color="000000"/>
+              <w:bottom w:val="single" w:sz="6" w:color="000000"/>
+              <w:left w:val="nil" w:sz="6" w:color="000000"/>
+              <w:right w:val="nil" w:sz="6" w:color="000000"/>
+            </w:tcBorders>
+          </w:tcPr>
+          <w:p>
+            <w:pPr>
+              <w:jc w:val="center"/>
+            </w:pPr>
+            <w:r/>
+            <w:r>
+              <w:rPr>
+                <w:rFonts w:ascii="Times New Roman" w:hAnsi="Times New Roman"/>
+                <w:sz w:val="18"/>
+              </w:rPr>
+              <w:t>2,5</w:t>
+            </w:r>
+          </w:p>
+        </w:tc>
+        <w:tc>
+          <w:tcPr>
+            <w:tcW w:type="dxa" w:w="1843"/>
+            <w:tcBorders>
+              <w:top w:val="single" w:sz="6" w:color="000000"/>
+              <w:bottom w:val="single" w:sz="6" w:color="000000"/>
+              <w:left w:val="nil" w:sz="6" w:color="000000"/>
+              <w:right w:val="nil" w:sz="6" w:color="000000"/>
+            </w:tcBorders>
+          </w:tcPr>
+          <w:p>
+            <w:pPr>
+              <w:jc w:val="center"/>
+            </w:pPr>
+            <w:r/>
+            <w:r>
+              <w:rPr>
+                <w:rFonts w:ascii="Times New Roman" w:hAnsi="Times New Roman"/>
+                <w:sz w:val="18"/>
+              </w:rPr>
+              <w:t>5,9</w:t>
+            </w:r>
+          </w:p>
+        </w:tc>
+        <w:tc>
+          <w:tcPr>
+            <w:tcW w:type="dxa" w:w="1843"/>
+            <w:tcBorders>
+              <w:top w:val="single" w:sz="6" w:color="000000"/>
+              <w:bottom w:val="single" w:sz="6" w:color="000000"/>
+              <w:left w:val="nil" w:sz="6" w:color="000000"/>
+              <w:right w:val="nil" w:sz="6" w:color="000000"/>
+            </w:tcBorders>
+          </w:tcPr>
+          <w:p>
+            <w:pPr>
+              <w:jc w:val="center"/>
+            </w:pPr>
+            <w:r/>
+            <w:r>
+              <w:rPr>
+                <w:rFonts w:ascii="Times New Roman" w:hAnsi="Times New Roman"/>
+                <w:sz w:val="18"/>
+              </w:rPr>
+              <w:t>7,0</w:t>
+            </w:r>
+          </w:p>
+        </w:tc>
+        <w:tc>
+          <w:tcPr>
+            <w:tcW w:type="dxa" w:w="1843"/>
+            <w:tcBorders>
+              <w:top w:val="single" w:sz="6" w:color="000000"/>
+              <w:bottom w:val="single" w:sz="6" w:color="000000"/>
+              <w:left w:val="nil" w:sz="6" w:color="000000"/>
+              <w:right w:val="nil" w:sz="6" w:color="000000"/>
+            </w:tcBorders>
+          </w:tcPr>
+          <w:p>
+            <w:pPr>
+              <w:jc w:val="center"/>
+            </w:pPr>
+            <w:r/>
+            <w:r>
+              <w:rPr>
+                <w:rFonts w:ascii="Times New Roman" w:hAnsi="Times New Roman"/>
+                <w:sz w:val="18"/>
+              </w:rPr>
+              <w:t>0,6</w:t>
+            </w:r>
+          </w:p>
+        </w:tc>
+      </w:tr>
+    </w:tbl>
+    <w:p>
+      <w:pPr>
+        <w:spacing w:after="0"/>
+      </w:pPr>
+      <w:r>
+        <w:rPr>
+          <w:i/>
+          <w:sz w:val="17"/>
+        </w:rPr>
+        <w:t>SEM = DP × √(1 − ICC); MDC = 1,65 (90%) ou 1,96 (95%) × √2 × SEM; SWC = 0,2 × DP entre atletas. Uma mudança individual só é tomada como real quando excede a MDC.</w:t>
+      </w:r>
+    </w:p>
+    <w:p>
+      <w:pPr>
+        <w:spacing w:after="120"/>
+      </w:pPr>
+      <w:r>
+        <w:rPr>
+          <w:sz w:val="18"/>
+        </w:rPr>
+        <w:t>Fonte: dados da pesquisa (2026).</w:t>
+      </w:r>
+    </w:p>
+    <w:p>
+      <w:pPr>
         <w:spacing w:before="120" w:after="80" w:line="360" w:lineRule="auto"/>
       </w:pPr>
       <w:r>
@@ -2154,7 +2593,7 @@
           <w:b w:val="0"/>
           <w:sz w:val="24"/>
         </w:rPr>
-        <w:t>Essa mudança de forma correspondeu a um deslocamento da prevalência dos perfis (Tabela 3). O perfil iceberg caiu de 48% no primeiro dia para 22% no último, enquanto a barbatana de tubarão subiu de 4% para 22% e o perfil submerso passou de 4% para 14%. A reorganização categórica não alcançou significância no teste do qui-quadrado (χ² = 8,96; p = 0,111), resultado esperado pela baixa contagem por célula quando poucas observações se distribuem por seis perfis. A regressão logística de tendência, porém, confirmou o aumento da chance do perfil de barbatana de tubarão a cada dia (OR = 1,37), sem que os perfis de maior risco à saúde mental se instalassem.</w:t>
+        <w:t>Essa mudança de forma correspondeu a um deslocamento da prevalência dos perfis (Tabela 4). O perfil iceberg caiu de 48% no primeiro dia para 22% no último, enquanto a barbatana de tubarão subiu de 4% para 22% e o perfil submerso passou de 4% para 14%. A reorganização categórica não alcançou significância no teste do qui-quadrado (χ² = 8,96; p = 0,111), resultado esperado pela baixa contagem por célula quando poucas observações se distribuem por seis perfis. A regressão logística de tendência, porém, confirmou o aumento da chance do perfil de barbatana de tubarão a cada dia (OR = 1,37), sem que os perfis de maior risco à saúde mental se instalassem.</w:t>
       </w:r>
     </w:p>
     <w:p>
@@ -2165,7 +2604,7 @@
         <w:rPr>
           <w:sz w:val="22"/>
         </w:rPr>
-        <w:t>Tabela 3 – Distribuição dos seis perfis de humor no primeiro e no último dia do microciclo: n (%).</w:t>
+        <w:t>Tabela 4 – Distribuição dos seis perfis de humor no primeiro e no último dia do microciclo: n (%).</w:t>
       </w:r>
     </w:p>
     <w:tbl>
@@ -2753,7 +3192,7 @@
           <w:b w:val="0"/>
           <w:sz w:val="24"/>
         </w:rPr>
-        <w:t>A comparação entre o primeiro e o último dia do microciclo quantificou a magnitude da mudança em cada dimensão (Tabela 4). O efeito foi grande no vigor, que caiu 49% (dz = -1,33), e na fadiga, que subiu 115% (dz = 0,78), ao passo que as demais dimensões apresentaram efeitos de menor magnitude. A análise multivariada confirmou a diferença global entre os dois dias (Wilks λ = 0,181; p &lt; 0,001), e, sob a correção de Bonferroni, apenas o vigor e a fadiga permaneceram significativos, o que concentra o efeito no eixo energia–fadiga.</w:t>
+        <w:t>A comparação entre o primeiro e o último dia do microciclo quantificou a magnitude da mudança em cada dimensão (Tabela 5). O efeito foi grande no vigor, que caiu 49% (dz = -1,33), e na fadiga, que subiu 115% (dz = 0,78), ao passo que as demais dimensões apresentaram efeitos de menor magnitude. A análise multivariada confirmou a diferença global entre os dois dias (Wilks λ = 0,181; p &lt; 0,001), e, sob a correção de Bonferroni, apenas o vigor e a fadiga permaneceram significativos, o que concentra o efeito no eixo energia–fadiga.</w:t>
       </w:r>
     </w:p>
     <w:p>
@@ -2764,7 +3203,7 @@
         <w:rPr>
           <w:sz w:val="22"/>
         </w:rPr>
-        <w:t>Tabela 4 – Diferença das dimensões do BRUMS e da PTH entre o primeiro e o último dia do microciclo (com tamanho e magnitude do efeito).</w:t>
+        <w:t>Tabela 5 – Diferença das dimensões do BRUMS e da PTH entre o primeiro e o último dia do microciclo (com tamanho e magnitude do efeito).</w:t>
       </w:r>
     </w:p>
     <w:tbl>
@@ -4202,7 +4641,7 @@
           <w:b w:val="0"/>
           <w:sz w:val="24"/>
         </w:rPr>
-        <w:t>A comparação das dimensões entre os sete dias pelo teste de Friedman (Tabela 5) apontou variação significativa no vigor (p &lt; 0,001; W = 0,21) e na fadiga (p = 0,007; W = 0,16), com magnitude pequena a moderada, além de diferenças na tensão e na confusão. O vigor foi máximo no Dia 1 e mínimo no Dia 7, enquanto a fadiga percorreu o caminho inverso, com pico no Dia 7, um padrão coerente com o acúmulo de carga dentro da faixa funcional.</w:t>
+        <w:t>A comparação das dimensões entre os sete dias pelo teste de Friedman (Tabela 6) apontou variação significativa no vigor (p &lt; 0,001; W = 0,21) e na fadiga (p = 0,007; W = 0,16), com magnitude pequena a moderada, além de diferenças na tensão e na confusão. O vigor foi máximo no Dia 1 e mínimo no Dia 7, enquanto a fadiga percorreu o caminho inverso, com pico no Dia 7, um padrão coerente com o acúmulo de carga dentro da faixa funcional.</w:t>
       </w:r>
     </w:p>
     <w:p>
@@ -4213,7 +4652,7 @@
         <w:rPr>
           <w:sz w:val="22"/>
         </w:rPr>
-        <w:t>Tabela 5 – Médias diárias das dimensões do BRUMS e teste de Friedman com W de Kendall e magnitude do efeito (comparação entre os sete dias).</w:t>
+        <w:t>Tabela 6 – Médias diárias das dimensões do BRUMS e teste de Friedman com W de Kendall e magnitude do efeito (comparação entre os sete dias).</w:t>
       </w:r>
     </w:p>
     <w:tbl>
@@ -6677,6 +7116,83 @@
     </w:p>
     <w:p>
       <w:pPr>
+        <w:spacing w:line="360" w:lineRule="auto" w:after="0"/>
+        <w:ind w:firstLine="709"/>
+        <w:jc w:val="both"/>
+      </w:pPr>
+      <w:r>
+        <w:rPr>
+          <w:b w:val="0"/>
+          <w:sz w:val="24"/>
+        </w:rPr>
+        <w:t>A Figura 5 detalha, por meio de diagramas de caixa por dia, a distribuição de cada dimensão ao longo da semana. O deslocamento das caixas do vigor para baixo e das caixas da fadiga para cima, sobretudo na segunda metade do microciclo, torna visível a mesma deterioração do eixo energia–fadiga, ao passo que as dimensões negativas de menor expressão mantêm caixas comprimidas junto ao zero.</w:t>
+      </w:r>
+    </w:p>
+    <w:p>
+      <w:pPr>
+        <w:spacing w:before="120"/>
+        <w:jc w:val="center"/>
+      </w:pPr>
+      <w:r>
+        <w:drawing>
+          <wp:inline xmlns:a="http://schemas.openxmlformats.org/drawingml/2006/main" xmlns:pic="http://schemas.openxmlformats.org/drawingml/2006/picture">
+            <wp:extent cx="5400000" cy="2630769"/>
+            <wp:docPr id="5" name="Picture 5"/>
+            <wp:cNvGraphicFramePr>
+              <a:graphicFrameLocks noChangeAspect="1"/>
+            </wp:cNvGraphicFramePr>
+            <a:graphic>
+              <a:graphicData uri="http://schemas.openxmlformats.org/drawingml/2006/picture">
+                <pic:pic>
+                  <pic:nvPicPr>
+                    <pic:cNvPr id="0" name="xb3_box.png"/>
+                    <pic:cNvPicPr/>
+                  </pic:nvPicPr>
+                  <pic:blipFill>
+                    <a:blip r:embed="rId13"/>
+                    <a:stretch>
+                      <a:fillRect/>
+                    </a:stretch>
+                  </pic:blipFill>
+                  <pic:spPr>
+                    <a:xfrm>
+                      <a:off x="0" y="0"/>
+                      <a:ext cx="5400000" cy="2630769"/>
+                    </a:xfrm>
+                    <a:prstGeom prst="rect"/>
+                  </pic:spPr>
+                </pic:pic>
+              </a:graphicData>
+            </a:graphic>
+          </wp:inline>
+        </w:drawing>
+      </w:r>
+    </w:p>
+    <w:p>
+      <w:pPr>
+        <w:jc w:val="center"/>
+      </w:pPr>
+      <w:r>
+        <w:rPr>
+          <w:sz w:val="22"/>
+        </w:rPr>
+        <w:t>Figura 5 – Diagramas de caixa das seis dimensões do BRUMS por dia do microciclo (áreas sombreadas: início e acúmulo da semana).</w:t>
+      </w:r>
+    </w:p>
+    <w:p>
+      <w:pPr>
+        <w:spacing w:after="120"/>
+        <w:jc w:val="center"/>
+      </w:pPr>
+      <w:r>
+        <w:rPr>
+          <w:sz w:val="18"/>
+        </w:rPr>
+        <w:t>Fonte: elaboração dos autores (2026).</w:t>
+      </w:r>
+    </w:p>
+    <w:p>
+      <w:pPr>
         <w:spacing w:before="120" w:after="80" w:line="360" w:lineRule="auto"/>
       </w:pPr>
       <w:r>
@@ -6684,7 +7200,7 @@
           <w:b/>
           <w:sz w:val="24"/>
         </w:rPr>
-        <w:t>4.5 Variação entre pré e pós-treino (Wilcoxon)</w:t>
+        <w:t>4.5 Dias de pico e comparação de cada dia ao primeiro</w:t>
       </w:r>
     </w:p>
     <w:p>
@@ -6698,7 +7214,7 @@
           <w:b w:val="0"/>
           <w:sz w:val="24"/>
         </w:rPr>
-        <w:t>A comparação entre pré e pós-treino pelo teste de Wilcoxon (Tabela 6) evidenciou uma resposta aguda coerente com o esforço: o vigor caiu (d = -0,47) e a fadiga e a PTH subiram do momento pré para o pós, com efeito de magnitude pequena a moderada. Essa oscilação dentro do dia somou-se à tendência semanal e ajudou a compor o quadro de fadiga funcional observado no fim do microciclo.</w:t>
+        <w:t>A localização dos picos sintetiza a dinâmica semanal (Tabela 7). O vigor foi máximo no Dia 1 e mínimo no Dia 7; a fadiga foi máxima no Dia 7; a tensão, no Dia 1; a raiva, no Dia 7; e a depressão, no Dia 7. Em síntese, o início da semana reúne maior prontidão, com vigor e tensão mais altos, ao passo que o final concentra a fadiga e a raiva.</w:t>
       </w:r>
     </w:p>
     <w:p>
@@ -6709,7 +7225,1658 @@
         <w:rPr>
           <w:sz w:val="22"/>
         </w:rPr>
-        <w:t>Tabela 6 – Comparação entre pré e pós-treino das dimensões do BRUMS e da PTH (teste de Wilcoxon e d de Cohen).</w:t>
+        <w:t>Tabela 7 – Dia de maior e de menor expressão de cada dimensão do humor (médias diárias).</w:t>
+      </w:r>
+    </w:p>
+    <w:tbl>
+      <w:tblPr>
+        <w:tblW w:type="auto" w:w="0"/>
+        <w:jc w:val="center"/>
+        <w:tblLayout w:type="fixed"/>
+        <w:tblLook w:firstColumn="1" w:firstRow="1" w:lastColumn="0" w:lastRow="0" w:noHBand="0" w:noVBand="1" w:val="04A0"/>
+        <w:tblLayout w:type="fixed"/>
+        <w:tblCellMar>
+          <w:left w:w="40" w:type="dxa"/>
+          <w:right w:w="40" w:type="dxa"/>
+        </w:tblCellMar>
+      </w:tblPr>
+      <w:tblGrid>
+        <w:gridCol w:w="1701"/>
+        <w:gridCol w:w="1842"/>
+        <w:gridCol w:w="1842"/>
+        <w:gridCol w:w="1842"/>
+        <w:gridCol w:w="1842"/>
+      </w:tblGrid>
+      <w:tr>
+        <w:tc>
+          <w:tcPr>
+            <w:tcW w:type="dxa" w:w="1701"/>
+            <w:tcBorders>
+              <w:top w:val="single" w:sz="6" w:color="000000"/>
+              <w:bottom w:val="single" w:sz="6" w:color="000000"/>
+              <w:left w:val="nil" w:sz="6" w:color="000000"/>
+              <w:right w:val="nil" w:sz="6" w:color="000000"/>
+            </w:tcBorders>
+          </w:tcPr>
+          <w:p>
+            <w:pPr>
+              <w:jc w:val="center"/>
+            </w:pPr>
+            <w:r/>
+            <w:r>
+              <w:rPr>
+                <w:rFonts w:ascii="Times New Roman" w:hAnsi="Times New Roman"/>
+                <w:b/>
+                <w:sz w:val="18"/>
+              </w:rPr>
+              <w:t>Dimensão</w:t>
+            </w:r>
+          </w:p>
+        </w:tc>
+        <w:tc>
+          <w:tcPr>
+            <w:tcW w:type="dxa" w:w="1843"/>
+            <w:tcBorders>
+              <w:top w:val="single" w:sz="6" w:color="000000"/>
+              <w:bottom w:val="single" w:sz="6" w:color="000000"/>
+              <w:left w:val="nil" w:sz="6" w:color="000000"/>
+              <w:right w:val="nil" w:sz="6" w:color="000000"/>
+            </w:tcBorders>
+          </w:tcPr>
+          <w:p>
+            <w:pPr>
+              <w:jc w:val="center"/>
+            </w:pPr>
+            <w:r/>
+            <w:r>
+              <w:rPr>
+                <w:rFonts w:ascii="Times New Roman" w:hAnsi="Times New Roman"/>
+                <w:b/>
+                <w:sz w:val="18"/>
+              </w:rPr>
+              <w:t>Dia de maior valor</w:t>
+            </w:r>
+          </w:p>
+        </w:tc>
+        <w:tc>
+          <w:tcPr>
+            <w:tcW w:type="dxa" w:w="1843"/>
+            <w:tcBorders>
+              <w:top w:val="single" w:sz="6" w:color="000000"/>
+              <w:bottom w:val="single" w:sz="6" w:color="000000"/>
+              <w:left w:val="nil" w:sz="6" w:color="000000"/>
+              <w:right w:val="nil" w:sz="6" w:color="000000"/>
+            </w:tcBorders>
+          </w:tcPr>
+          <w:p>
+            <w:pPr>
+              <w:jc w:val="center"/>
+            </w:pPr>
+            <w:r/>
+            <w:r>
+              <w:rPr>
+                <w:rFonts w:ascii="Times New Roman" w:hAnsi="Times New Roman"/>
+                <w:b/>
+                <w:sz w:val="18"/>
+              </w:rPr>
+              <w:t>Valor</w:t>
+            </w:r>
+          </w:p>
+        </w:tc>
+        <w:tc>
+          <w:tcPr>
+            <w:tcW w:type="dxa" w:w="1843"/>
+            <w:tcBorders>
+              <w:top w:val="single" w:sz="6" w:color="000000"/>
+              <w:bottom w:val="single" w:sz="6" w:color="000000"/>
+              <w:left w:val="nil" w:sz="6" w:color="000000"/>
+              <w:right w:val="nil" w:sz="6" w:color="000000"/>
+            </w:tcBorders>
+          </w:tcPr>
+          <w:p>
+            <w:pPr>
+              <w:jc w:val="center"/>
+            </w:pPr>
+            <w:r/>
+            <w:r>
+              <w:rPr>
+                <w:rFonts w:ascii="Times New Roman" w:hAnsi="Times New Roman"/>
+                <w:b/>
+                <w:sz w:val="18"/>
+              </w:rPr>
+              <w:t>Dia de menor valor</w:t>
+            </w:r>
+          </w:p>
+        </w:tc>
+        <w:tc>
+          <w:tcPr>
+            <w:tcW w:type="dxa" w:w="1843"/>
+            <w:tcBorders>
+              <w:top w:val="single" w:sz="6" w:color="000000"/>
+              <w:bottom w:val="single" w:sz="6" w:color="000000"/>
+              <w:left w:val="nil" w:sz="6" w:color="000000"/>
+              <w:right w:val="nil" w:sz="6" w:color="000000"/>
+            </w:tcBorders>
+          </w:tcPr>
+          <w:p>
+            <w:pPr>
+              <w:jc w:val="center"/>
+            </w:pPr>
+            <w:r/>
+            <w:r>
+              <w:rPr>
+                <w:rFonts w:ascii="Times New Roman" w:hAnsi="Times New Roman"/>
+                <w:b/>
+                <w:sz w:val="18"/>
+              </w:rPr>
+              <w:t>Valor</w:t>
+            </w:r>
+          </w:p>
+        </w:tc>
+      </w:tr>
+      <w:tr>
+        <w:tc>
+          <w:tcPr>
+            <w:tcW w:type="dxa" w:w="1701"/>
+            <w:tcBorders>
+              <w:top w:val="single" w:sz="6" w:color="000000"/>
+              <w:bottom w:val="single" w:sz="6" w:color="000000"/>
+              <w:left w:val="nil" w:sz="6" w:color="000000"/>
+              <w:right w:val="nil" w:sz="6" w:color="000000"/>
+            </w:tcBorders>
+          </w:tcPr>
+          <w:p>
+            <w:pPr>
+              <w:jc w:val="left"/>
+            </w:pPr>
+            <w:r/>
+            <w:r>
+              <w:rPr>
+                <w:rFonts w:ascii="Times New Roman" w:hAnsi="Times New Roman"/>
+                <w:sz w:val="18"/>
+              </w:rPr>
+              <w:t>Tensão</w:t>
+            </w:r>
+          </w:p>
+        </w:tc>
+        <w:tc>
+          <w:tcPr>
+            <w:tcW w:type="dxa" w:w="1843"/>
+            <w:tcBorders>
+              <w:top w:val="single" w:sz="6" w:color="000000"/>
+              <w:bottom w:val="single" w:sz="6" w:color="000000"/>
+              <w:left w:val="nil" w:sz="6" w:color="000000"/>
+              <w:right w:val="nil" w:sz="6" w:color="000000"/>
+            </w:tcBorders>
+          </w:tcPr>
+          <w:p>
+            <w:pPr>
+              <w:jc w:val="center"/>
+            </w:pPr>
+            <w:r/>
+            <w:r>
+              <w:rPr>
+                <w:rFonts w:ascii="Times New Roman" w:hAnsi="Times New Roman"/>
+                <w:sz w:val="18"/>
+              </w:rPr>
+              <w:t>Dia 1</w:t>
+            </w:r>
+          </w:p>
+        </w:tc>
+        <w:tc>
+          <w:tcPr>
+            <w:tcW w:type="dxa" w:w="1843"/>
+            <w:tcBorders>
+              <w:top w:val="single" w:sz="6" w:color="000000"/>
+              <w:bottom w:val="single" w:sz="6" w:color="000000"/>
+              <w:left w:val="nil" w:sz="6" w:color="000000"/>
+              <w:right w:val="nil" w:sz="6" w:color="000000"/>
+            </w:tcBorders>
+          </w:tcPr>
+          <w:p>
+            <w:pPr>
+              <w:jc w:val="center"/>
+            </w:pPr>
+            <w:r/>
+            <w:r>
+              <w:rPr>
+                <w:rFonts w:ascii="Times New Roman" w:hAnsi="Times New Roman"/>
+                <w:sz w:val="18"/>
+              </w:rPr>
+              <w:t>2,15</w:t>
+            </w:r>
+          </w:p>
+        </w:tc>
+        <w:tc>
+          <w:tcPr>
+            <w:tcW w:type="dxa" w:w="1843"/>
+            <w:tcBorders>
+              <w:top w:val="single" w:sz="6" w:color="000000"/>
+              <w:bottom w:val="single" w:sz="6" w:color="000000"/>
+              <w:left w:val="nil" w:sz="6" w:color="000000"/>
+              <w:right w:val="nil" w:sz="6" w:color="000000"/>
+            </w:tcBorders>
+          </w:tcPr>
+          <w:p>
+            <w:pPr>
+              <w:jc w:val="center"/>
+            </w:pPr>
+            <w:r/>
+            <w:r>
+              <w:rPr>
+                <w:rFonts w:ascii="Times New Roman" w:hAnsi="Times New Roman"/>
+                <w:sz w:val="18"/>
+              </w:rPr>
+              <w:t>Dia 7</w:t>
+            </w:r>
+          </w:p>
+        </w:tc>
+        <w:tc>
+          <w:tcPr>
+            <w:tcW w:type="dxa" w:w="1843"/>
+            <w:tcBorders>
+              <w:top w:val="single" w:sz="6" w:color="000000"/>
+              <w:bottom w:val="single" w:sz="6" w:color="000000"/>
+              <w:left w:val="nil" w:sz="6" w:color="000000"/>
+              <w:right w:val="nil" w:sz="6" w:color="000000"/>
+            </w:tcBorders>
+          </w:tcPr>
+          <w:p>
+            <w:pPr>
+              <w:jc w:val="center"/>
+            </w:pPr>
+            <w:r/>
+            <w:r>
+              <w:rPr>
+                <w:rFonts w:ascii="Times New Roman" w:hAnsi="Times New Roman"/>
+                <w:sz w:val="18"/>
+              </w:rPr>
+              <w:t>1,05</w:t>
+            </w:r>
+          </w:p>
+        </w:tc>
+      </w:tr>
+      <w:tr>
+        <w:tc>
+          <w:tcPr>
+            <w:tcW w:type="dxa" w:w="1701"/>
+            <w:tcBorders>
+              <w:top w:val="single" w:sz="6" w:color="000000"/>
+              <w:bottom w:val="single" w:sz="6" w:color="000000"/>
+              <w:left w:val="nil" w:sz="6" w:color="000000"/>
+              <w:right w:val="nil" w:sz="6" w:color="000000"/>
+            </w:tcBorders>
+          </w:tcPr>
+          <w:p>
+            <w:pPr>
+              <w:jc w:val="left"/>
+            </w:pPr>
+            <w:r/>
+            <w:r>
+              <w:rPr>
+                <w:rFonts w:ascii="Times New Roman" w:hAnsi="Times New Roman"/>
+                <w:sz w:val="18"/>
+              </w:rPr>
+              <w:t>Depressão</w:t>
+            </w:r>
+          </w:p>
+        </w:tc>
+        <w:tc>
+          <w:tcPr>
+            <w:tcW w:type="dxa" w:w="1843"/>
+            <w:tcBorders>
+              <w:top w:val="single" w:sz="6" w:color="000000"/>
+              <w:bottom w:val="single" w:sz="6" w:color="000000"/>
+              <w:left w:val="nil" w:sz="6" w:color="000000"/>
+              <w:right w:val="nil" w:sz="6" w:color="000000"/>
+            </w:tcBorders>
+          </w:tcPr>
+          <w:p>
+            <w:pPr>
+              <w:jc w:val="center"/>
+            </w:pPr>
+            <w:r/>
+            <w:r>
+              <w:rPr>
+                <w:rFonts w:ascii="Times New Roman" w:hAnsi="Times New Roman"/>
+                <w:sz w:val="18"/>
+              </w:rPr>
+              <w:t>Dia 7</w:t>
+            </w:r>
+          </w:p>
+        </w:tc>
+        <w:tc>
+          <w:tcPr>
+            <w:tcW w:type="dxa" w:w="1843"/>
+            <w:tcBorders>
+              <w:top w:val="single" w:sz="6" w:color="000000"/>
+              <w:bottom w:val="single" w:sz="6" w:color="000000"/>
+              <w:left w:val="nil" w:sz="6" w:color="000000"/>
+              <w:right w:val="nil" w:sz="6" w:color="000000"/>
+            </w:tcBorders>
+          </w:tcPr>
+          <w:p>
+            <w:pPr>
+              <w:jc w:val="center"/>
+            </w:pPr>
+            <w:r/>
+            <w:r>
+              <w:rPr>
+                <w:rFonts w:ascii="Times New Roman" w:hAnsi="Times New Roman"/>
+                <w:sz w:val="18"/>
+              </w:rPr>
+              <w:t>1,35</w:t>
+            </w:r>
+          </w:p>
+        </w:tc>
+        <w:tc>
+          <w:tcPr>
+            <w:tcW w:type="dxa" w:w="1843"/>
+            <w:tcBorders>
+              <w:top w:val="single" w:sz="6" w:color="000000"/>
+              <w:bottom w:val="single" w:sz="6" w:color="000000"/>
+              <w:left w:val="nil" w:sz="6" w:color="000000"/>
+              <w:right w:val="nil" w:sz="6" w:color="000000"/>
+            </w:tcBorders>
+          </w:tcPr>
+          <w:p>
+            <w:pPr>
+              <w:jc w:val="center"/>
+            </w:pPr>
+            <w:r/>
+            <w:r>
+              <w:rPr>
+                <w:rFonts w:ascii="Times New Roman" w:hAnsi="Times New Roman"/>
+                <w:sz w:val="18"/>
+              </w:rPr>
+              <w:t>Dia 1</w:t>
+            </w:r>
+          </w:p>
+        </w:tc>
+        <w:tc>
+          <w:tcPr>
+            <w:tcW w:type="dxa" w:w="1843"/>
+            <w:tcBorders>
+              <w:top w:val="single" w:sz="6" w:color="000000"/>
+              <w:bottom w:val="single" w:sz="6" w:color="000000"/>
+              <w:left w:val="nil" w:sz="6" w:color="000000"/>
+              <w:right w:val="nil" w:sz="6" w:color="000000"/>
+            </w:tcBorders>
+          </w:tcPr>
+          <w:p>
+            <w:pPr>
+              <w:jc w:val="center"/>
+            </w:pPr>
+            <w:r/>
+            <w:r>
+              <w:rPr>
+                <w:rFonts w:ascii="Times New Roman" w:hAnsi="Times New Roman"/>
+                <w:sz w:val="18"/>
+              </w:rPr>
+              <w:t>0,59</w:t>
+            </w:r>
+          </w:p>
+        </w:tc>
+      </w:tr>
+      <w:tr>
+        <w:tc>
+          <w:tcPr>
+            <w:tcW w:type="dxa" w:w="1701"/>
+            <w:tcBorders>
+              <w:top w:val="single" w:sz="6" w:color="000000"/>
+              <w:bottom w:val="single" w:sz="6" w:color="000000"/>
+              <w:left w:val="nil" w:sz="6" w:color="000000"/>
+              <w:right w:val="nil" w:sz="6" w:color="000000"/>
+            </w:tcBorders>
+          </w:tcPr>
+          <w:p>
+            <w:pPr>
+              <w:jc w:val="left"/>
+            </w:pPr>
+            <w:r/>
+            <w:r>
+              <w:rPr>
+                <w:rFonts w:ascii="Times New Roman" w:hAnsi="Times New Roman"/>
+                <w:sz w:val="18"/>
+              </w:rPr>
+              <w:t>Raiva</w:t>
+            </w:r>
+          </w:p>
+        </w:tc>
+        <w:tc>
+          <w:tcPr>
+            <w:tcW w:type="dxa" w:w="1843"/>
+            <w:tcBorders>
+              <w:top w:val="single" w:sz="6" w:color="000000"/>
+              <w:bottom w:val="single" w:sz="6" w:color="000000"/>
+              <w:left w:val="nil" w:sz="6" w:color="000000"/>
+              <w:right w:val="nil" w:sz="6" w:color="000000"/>
+            </w:tcBorders>
+          </w:tcPr>
+          <w:p>
+            <w:pPr>
+              <w:jc w:val="center"/>
+            </w:pPr>
+            <w:r/>
+            <w:r>
+              <w:rPr>
+                <w:rFonts w:ascii="Times New Roman" w:hAnsi="Times New Roman"/>
+                <w:sz w:val="18"/>
+              </w:rPr>
+              <w:t>Dia 7</w:t>
+            </w:r>
+          </w:p>
+        </w:tc>
+        <w:tc>
+          <w:tcPr>
+            <w:tcW w:type="dxa" w:w="1843"/>
+            <w:tcBorders>
+              <w:top w:val="single" w:sz="6" w:color="000000"/>
+              <w:bottom w:val="single" w:sz="6" w:color="000000"/>
+              <w:left w:val="nil" w:sz="6" w:color="000000"/>
+              <w:right w:val="nil" w:sz="6" w:color="000000"/>
+            </w:tcBorders>
+          </w:tcPr>
+          <w:p>
+            <w:pPr>
+              <w:jc w:val="center"/>
+            </w:pPr>
+            <w:r/>
+            <w:r>
+              <w:rPr>
+                <w:rFonts w:ascii="Times New Roman" w:hAnsi="Times New Roman"/>
+                <w:sz w:val="18"/>
+              </w:rPr>
+              <w:t>2,54</w:t>
+            </w:r>
+          </w:p>
+        </w:tc>
+        <w:tc>
+          <w:tcPr>
+            <w:tcW w:type="dxa" w:w="1843"/>
+            <w:tcBorders>
+              <w:top w:val="single" w:sz="6" w:color="000000"/>
+              <w:bottom w:val="single" w:sz="6" w:color="000000"/>
+              <w:left w:val="nil" w:sz="6" w:color="000000"/>
+              <w:right w:val="nil" w:sz="6" w:color="000000"/>
+            </w:tcBorders>
+          </w:tcPr>
+          <w:p>
+            <w:pPr>
+              <w:jc w:val="center"/>
+            </w:pPr>
+            <w:r/>
+            <w:r>
+              <w:rPr>
+                <w:rFonts w:ascii="Times New Roman" w:hAnsi="Times New Roman"/>
+                <w:sz w:val="18"/>
+              </w:rPr>
+              <w:t>Dia 5</w:t>
+            </w:r>
+          </w:p>
+        </w:tc>
+        <w:tc>
+          <w:tcPr>
+            <w:tcW w:type="dxa" w:w="1843"/>
+            <w:tcBorders>
+              <w:top w:val="single" w:sz="6" w:color="000000"/>
+              <w:bottom w:val="single" w:sz="6" w:color="000000"/>
+              <w:left w:val="nil" w:sz="6" w:color="000000"/>
+              <w:right w:val="nil" w:sz="6" w:color="000000"/>
+            </w:tcBorders>
+          </w:tcPr>
+          <w:p>
+            <w:pPr>
+              <w:jc w:val="center"/>
+            </w:pPr>
+            <w:r/>
+            <w:r>
+              <w:rPr>
+                <w:rFonts w:ascii="Times New Roman" w:hAnsi="Times New Roman"/>
+                <w:sz w:val="18"/>
+              </w:rPr>
+              <w:t>0,57</w:t>
+            </w:r>
+          </w:p>
+        </w:tc>
+      </w:tr>
+      <w:tr>
+        <w:tc>
+          <w:tcPr>
+            <w:tcW w:type="dxa" w:w="1701"/>
+            <w:tcBorders>
+              <w:top w:val="single" w:sz="6" w:color="000000"/>
+              <w:bottom w:val="single" w:sz="6" w:color="000000"/>
+              <w:left w:val="nil" w:sz="6" w:color="000000"/>
+              <w:right w:val="nil" w:sz="6" w:color="000000"/>
+            </w:tcBorders>
+          </w:tcPr>
+          <w:p>
+            <w:pPr>
+              <w:jc w:val="left"/>
+            </w:pPr>
+            <w:r/>
+            <w:r>
+              <w:rPr>
+                <w:rFonts w:ascii="Times New Roman" w:hAnsi="Times New Roman"/>
+                <w:sz w:val="18"/>
+              </w:rPr>
+              <w:t>Vigor</w:t>
+            </w:r>
+          </w:p>
+        </w:tc>
+        <w:tc>
+          <w:tcPr>
+            <w:tcW w:type="dxa" w:w="1843"/>
+            <w:tcBorders>
+              <w:top w:val="single" w:sz="6" w:color="000000"/>
+              <w:bottom w:val="single" w:sz="6" w:color="000000"/>
+              <w:left w:val="nil" w:sz="6" w:color="000000"/>
+              <w:right w:val="nil" w:sz="6" w:color="000000"/>
+            </w:tcBorders>
+          </w:tcPr>
+          <w:p>
+            <w:pPr>
+              <w:jc w:val="center"/>
+            </w:pPr>
+            <w:r/>
+            <w:r>
+              <w:rPr>
+                <w:rFonts w:ascii="Times New Roman" w:hAnsi="Times New Roman"/>
+                <w:sz w:val="18"/>
+              </w:rPr>
+              <w:t>Dia 1</w:t>
+            </w:r>
+          </w:p>
+        </w:tc>
+        <w:tc>
+          <w:tcPr>
+            <w:tcW w:type="dxa" w:w="1843"/>
+            <w:tcBorders>
+              <w:top w:val="single" w:sz="6" w:color="000000"/>
+              <w:bottom w:val="single" w:sz="6" w:color="000000"/>
+              <w:left w:val="nil" w:sz="6" w:color="000000"/>
+              <w:right w:val="nil" w:sz="6" w:color="000000"/>
+            </w:tcBorders>
+          </w:tcPr>
+          <w:p>
+            <w:pPr>
+              <w:jc w:val="center"/>
+            </w:pPr>
+            <w:r/>
+            <w:r>
+              <w:rPr>
+                <w:rFonts w:ascii="Times New Roman" w:hAnsi="Times New Roman"/>
+                <w:sz w:val="18"/>
+              </w:rPr>
+              <w:t>8,30</w:t>
+            </w:r>
+          </w:p>
+        </w:tc>
+        <w:tc>
+          <w:tcPr>
+            <w:tcW w:type="dxa" w:w="1843"/>
+            <w:tcBorders>
+              <w:top w:val="single" w:sz="6" w:color="000000"/>
+              <w:bottom w:val="single" w:sz="6" w:color="000000"/>
+              <w:left w:val="nil" w:sz="6" w:color="000000"/>
+              <w:right w:val="nil" w:sz="6" w:color="000000"/>
+            </w:tcBorders>
+          </w:tcPr>
+          <w:p>
+            <w:pPr>
+              <w:jc w:val="center"/>
+            </w:pPr>
+            <w:r/>
+            <w:r>
+              <w:rPr>
+                <w:rFonts w:ascii="Times New Roman" w:hAnsi="Times New Roman"/>
+                <w:sz w:val="18"/>
+              </w:rPr>
+              <w:t>Dia 7</w:t>
+            </w:r>
+          </w:p>
+        </w:tc>
+        <w:tc>
+          <w:tcPr>
+            <w:tcW w:type="dxa" w:w="1843"/>
+            <w:tcBorders>
+              <w:top w:val="single" w:sz="6" w:color="000000"/>
+              <w:bottom w:val="single" w:sz="6" w:color="000000"/>
+              <w:left w:val="nil" w:sz="6" w:color="000000"/>
+              <w:right w:val="nil" w:sz="6" w:color="000000"/>
+            </w:tcBorders>
+          </w:tcPr>
+          <w:p>
+            <w:pPr>
+              <w:jc w:val="center"/>
+            </w:pPr>
+            <w:r/>
+            <w:r>
+              <w:rPr>
+                <w:rFonts w:ascii="Times New Roman" w:hAnsi="Times New Roman"/>
+                <w:sz w:val="18"/>
+              </w:rPr>
+              <w:t>4,43</w:t>
+            </w:r>
+          </w:p>
+        </w:tc>
+      </w:tr>
+      <w:tr>
+        <w:tc>
+          <w:tcPr>
+            <w:tcW w:type="dxa" w:w="1701"/>
+            <w:tcBorders>
+              <w:top w:val="single" w:sz="6" w:color="000000"/>
+              <w:bottom w:val="single" w:sz="6" w:color="000000"/>
+              <w:left w:val="nil" w:sz="6" w:color="000000"/>
+              <w:right w:val="nil" w:sz="6" w:color="000000"/>
+            </w:tcBorders>
+          </w:tcPr>
+          <w:p>
+            <w:pPr>
+              <w:jc w:val="left"/>
+            </w:pPr>
+            <w:r/>
+            <w:r>
+              <w:rPr>
+                <w:rFonts w:ascii="Times New Roman" w:hAnsi="Times New Roman"/>
+                <w:sz w:val="18"/>
+              </w:rPr>
+              <w:t>Fadiga</w:t>
+            </w:r>
+          </w:p>
+        </w:tc>
+        <w:tc>
+          <w:tcPr>
+            <w:tcW w:type="dxa" w:w="1843"/>
+            <w:tcBorders>
+              <w:top w:val="single" w:sz="6" w:color="000000"/>
+              <w:bottom w:val="single" w:sz="6" w:color="000000"/>
+              <w:left w:val="nil" w:sz="6" w:color="000000"/>
+              <w:right w:val="nil" w:sz="6" w:color="000000"/>
+            </w:tcBorders>
+          </w:tcPr>
+          <w:p>
+            <w:pPr>
+              <w:jc w:val="center"/>
+            </w:pPr>
+            <w:r/>
+            <w:r>
+              <w:rPr>
+                <w:rFonts w:ascii="Times New Roman" w:hAnsi="Times New Roman"/>
+                <w:sz w:val="18"/>
+              </w:rPr>
+              <w:t>Dia 7</w:t>
+            </w:r>
+          </w:p>
+        </w:tc>
+        <w:tc>
+          <w:tcPr>
+            <w:tcW w:type="dxa" w:w="1843"/>
+            <w:tcBorders>
+              <w:top w:val="single" w:sz="6" w:color="000000"/>
+              <w:bottom w:val="single" w:sz="6" w:color="000000"/>
+              <w:left w:val="nil" w:sz="6" w:color="000000"/>
+              <w:right w:val="nil" w:sz="6" w:color="000000"/>
+            </w:tcBorders>
+          </w:tcPr>
+          <w:p>
+            <w:pPr>
+              <w:jc w:val="center"/>
+            </w:pPr>
+            <w:r/>
+            <w:r>
+              <w:rPr>
+                <w:rFonts w:ascii="Times New Roman" w:hAnsi="Times New Roman"/>
+                <w:sz w:val="18"/>
+              </w:rPr>
+              <w:t>7,22</w:t>
+            </w:r>
+          </w:p>
+        </w:tc>
+        <w:tc>
+          <w:tcPr>
+            <w:tcW w:type="dxa" w:w="1843"/>
+            <w:tcBorders>
+              <w:top w:val="single" w:sz="6" w:color="000000"/>
+              <w:bottom w:val="single" w:sz="6" w:color="000000"/>
+              <w:left w:val="nil" w:sz="6" w:color="000000"/>
+              <w:right w:val="nil" w:sz="6" w:color="000000"/>
+            </w:tcBorders>
+          </w:tcPr>
+          <w:p>
+            <w:pPr>
+              <w:jc w:val="center"/>
+            </w:pPr>
+            <w:r/>
+            <w:r>
+              <w:rPr>
+                <w:rFonts w:ascii="Times New Roman" w:hAnsi="Times New Roman"/>
+                <w:sz w:val="18"/>
+              </w:rPr>
+              <w:t>Dia 1</w:t>
+            </w:r>
+          </w:p>
+        </w:tc>
+        <w:tc>
+          <w:tcPr>
+            <w:tcW w:type="dxa" w:w="1843"/>
+            <w:tcBorders>
+              <w:top w:val="single" w:sz="6" w:color="000000"/>
+              <w:bottom w:val="single" w:sz="6" w:color="000000"/>
+              <w:left w:val="nil" w:sz="6" w:color="000000"/>
+              <w:right w:val="nil" w:sz="6" w:color="000000"/>
+            </w:tcBorders>
+          </w:tcPr>
+          <w:p>
+            <w:pPr>
+              <w:jc w:val="center"/>
+            </w:pPr>
+            <w:r/>
+            <w:r>
+              <w:rPr>
+                <w:rFonts w:ascii="Times New Roman" w:hAnsi="Times New Roman"/>
+                <w:sz w:val="18"/>
+              </w:rPr>
+              <w:t>3,37</w:t>
+            </w:r>
+          </w:p>
+        </w:tc>
+      </w:tr>
+      <w:tr>
+        <w:tc>
+          <w:tcPr>
+            <w:tcW w:type="dxa" w:w="1701"/>
+            <w:tcBorders>
+              <w:top w:val="single" w:sz="6" w:color="000000"/>
+              <w:bottom w:val="single" w:sz="6" w:color="000000"/>
+              <w:left w:val="nil" w:sz="6" w:color="000000"/>
+              <w:right w:val="nil" w:sz="6" w:color="000000"/>
+            </w:tcBorders>
+          </w:tcPr>
+          <w:p>
+            <w:pPr>
+              <w:jc w:val="left"/>
+            </w:pPr>
+            <w:r/>
+            <w:r>
+              <w:rPr>
+                <w:rFonts w:ascii="Times New Roman" w:hAnsi="Times New Roman"/>
+                <w:sz w:val="18"/>
+              </w:rPr>
+              <w:t>Confusão</w:t>
+            </w:r>
+          </w:p>
+        </w:tc>
+        <w:tc>
+          <w:tcPr>
+            <w:tcW w:type="dxa" w:w="1843"/>
+            <w:tcBorders>
+              <w:top w:val="single" w:sz="6" w:color="000000"/>
+              <w:bottom w:val="single" w:sz="6" w:color="000000"/>
+              <w:left w:val="nil" w:sz="6" w:color="000000"/>
+              <w:right w:val="nil" w:sz="6" w:color="000000"/>
+            </w:tcBorders>
+          </w:tcPr>
+          <w:p>
+            <w:pPr>
+              <w:jc w:val="center"/>
+            </w:pPr>
+            <w:r/>
+            <w:r>
+              <w:rPr>
+                <w:rFonts w:ascii="Times New Roman" w:hAnsi="Times New Roman"/>
+                <w:sz w:val="18"/>
+              </w:rPr>
+              <w:t>Dia 1</w:t>
+            </w:r>
+          </w:p>
+        </w:tc>
+        <w:tc>
+          <w:tcPr>
+            <w:tcW w:type="dxa" w:w="1843"/>
+            <w:tcBorders>
+              <w:top w:val="single" w:sz="6" w:color="000000"/>
+              <w:bottom w:val="single" w:sz="6" w:color="000000"/>
+              <w:left w:val="nil" w:sz="6" w:color="000000"/>
+              <w:right w:val="nil" w:sz="6" w:color="000000"/>
+            </w:tcBorders>
+          </w:tcPr>
+          <w:p>
+            <w:pPr>
+              <w:jc w:val="center"/>
+            </w:pPr>
+            <w:r/>
+            <w:r>
+              <w:rPr>
+                <w:rFonts w:ascii="Times New Roman" w:hAnsi="Times New Roman"/>
+                <w:sz w:val="18"/>
+              </w:rPr>
+              <w:t>1,04</w:t>
+            </w:r>
+          </w:p>
+        </w:tc>
+        <w:tc>
+          <w:tcPr>
+            <w:tcW w:type="dxa" w:w="1843"/>
+            <w:tcBorders>
+              <w:top w:val="single" w:sz="6" w:color="000000"/>
+              <w:bottom w:val="single" w:sz="6" w:color="000000"/>
+              <w:left w:val="nil" w:sz="6" w:color="000000"/>
+              <w:right w:val="nil" w:sz="6" w:color="000000"/>
+            </w:tcBorders>
+          </w:tcPr>
+          <w:p>
+            <w:pPr>
+              <w:jc w:val="center"/>
+            </w:pPr>
+            <w:r/>
+            <w:r>
+              <w:rPr>
+                <w:rFonts w:ascii="Times New Roman" w:hAnsi="Times New Roman"/>
+                <w:sz w:val="18"/>
+              </w:rPr>
+              <w:t>Dia 5</w:t>
+            </w:r>
+          </w:p>
+        </w:tc>
+        <w:tc>
+          <w:tcPr>
+            <w:tcW w:type="dxa" w:w="1843"/>
+            <w:tcBorders>
+              <w:top w:val="single" w:sz="6" w:color="000000"/>
+              <w:bottom w:val="single" w:sz="6" w:color="000000"/>
+              <w:left w:val="nil" w:sz="6" w:color="000000"/>
+              <w:right w:val="nil" w:sz="6" w:color="000000"/>
+            </w:tcBorders>
+          </w:tcPr>
+          <w:p>
+            <w:pPr>
+              <w:jc w:val="center"/>
+            </w:pPr>
+            <w:r/>
+            <w:r>
+              <w:rPr>
+                <w:rFonts w:ascii="Times New Roman" w:hAnsi="Times New Roman"/>
+                <w:sz w:val="18"/>
+              </w:rPr>
+              <w:t>0,21</w:t>
+            </w:r>
+          </w:p>
+        </w:tc>
+      </w:tr>
+    </w:tbl>
+    <w:p>
+      <w:pPr>
+        <w:spacing w:after="120"/>
+      </w:pPr>
+      <w:r>
+        <w:rPr>
+          <w:sz w:val="18"/>
+        </w:rPr>
+        <w:t>Fonte: dados da pesquisa (2026).</w:t>
+      </w:r>
+    </w:p>
+    <w:p>
+      <w:pPr>
+        <w:spacing w:line="360" w:lineRule="auto" w:after="0"/>
+        <w:ind w:firstLine="709"/>
+        <w:jc w:val="both"/>
+      </w:pPr>
+      <w:r>
+        <w:rPr>
+          <w:b w:val="0"/>
+          <w:sz w:val="24"/>
+        </w:rPr>
+        <w:t>No pós-teste que compara todos os dias entre si (Tabela 8; Figura 6), o vigor diferiu de forma significativa em 9 dos 21 pares de dias e a fadiga em 6, sempre no sentido de piora em relação aos primeiros dias, o que confirma a deterioração progressiva do eixo energia–fadiga ao longo do microciclo.</w:t>
+      </w:r>
+    </w:p>
+    <w:p>
+      <w:pPr>
+        <w:spacing w:before="160" w:after="40"/>
+      </w:pPr>
+      <w:r>
+        <w:rPr>
+          <w:sz w:val="22"/>
+        </w:rPr>
+        <w:t>Tabela 8 – Médias marginais estimadas por dia do vigor e da fadiga, com comparação de cada dia ao Dia 1 (pós-teste de Tukey).</w:t>
+      </w:r>
+    </w:p>
+    <w:tbl>
+      <w:tblPr>
+        <w:tblW w:type="auto" w:w="0"/>
+        <w:jc w:val="center"/>
+        <w:tblLayout w:type="fixed"/>
+        <w:tblLook w:firstColumn="1" w:firstRow="1" w:lastColumn="0" w:lastRow="0" w:noHBand="0" w:noVBand="1" w:val="04A0"/>
+        <w:tblLayout w:type="fixed"/>
+        <w:tblCellMar>
+          <w:left w:w="40" w:type="dxa"/>
+          <w:right w:w="40" w:type="dxa"/>
+        </w:tblCellMar>
+      </w:tblPr>
+      <w:tblGrid>
+        <w:gridCol w:w="1701"/>
+        <w:gridCol w:w="3685"/>
+        <w:gridCol w:w="3685"/>
+      </w:tblGrid>
+      <w:tr>
+        <w:tc>
+          <w:tcPr>
+            <w:tcW w:type="dxa" w:w="1701"/>
+            <w:tcBorders>
+              <w:top w:val="single" w:sz="6" w:color="000000"/>
+              <w:bottom w:val="single" w:sz="6" w:color="000000"/>
+              <w:left w:val="nil" w:sz="6" w:color="000000"/>
+              <w:right w:val="nil" w:sz="6" w:color="000000"/>
+            </w:tcBorders>
+          </w:tcPr>
+          <w:p>
+            <w:pPr>
+              <w:jc w:val="center"/>
+            </w:pPr>
+            <w:r/>
+            <w:r>
+              <w:rPr>
+                <w:rFonts w:ascii="Times New Roman" w:hAnsi="Times New Roman"/>
+                <w:b/>
+                <w:sz w:val="18"/>
+              </w:rPr>
+              <w:t>Dia</w:t>
+            </w:r>
+          </w:p>
+        </w:tc>
+        <w:tc>
+          <w:tcPr>
+            <w:tcW w:type="dxa" w:w="3685"/>
+            <w:tcBorders>
+              <w:top w:val="single" w:sz="6" w:color="000000"/>
+              <w:bottom w:val="single" w:sz="6" w:color="000000"/>
+              <w:left w:val="nil" w:sz="6" w:color="000000"/>
+              <w:right w:val="nil" w:sz="6" w:color="000000"/>
+            </w:tcBorders>
+          </w:tcPr>
+          <w:p>
+            <w:pPr>
+              <w:jc w:val="center"/>
+            </w:pPr>
+            <w:r/>
+            <w:r>
+              <w:rPr>
+                <w:rFonts w:ascii="Times New Roman" w:hAnsi="Times New Roman"/>
+                <w:b/>
+                <w:sz w:val="18"/>
+              </w:rPr>
+              <w:t>Vigor</w:t>
+            </w:r>
+          </w:p>
+        </w:tc>
+        <w:tc>
+          <w:tcPr>
+            <w:tcW w:type="dxa" w:w="3685"/>
+            <w:tcBorders>
+              <w:top w:val="single" w:sz="6" w:color="000000"/>
+              <w:bottom w:val="single" w:sz="6" w:color="000000"/>
+              <w:left w:val="nil" w:sz="6" w:color="000000"/>
+              <w:right w:val="nil" w:sz="6" w:color="000000"/>
+            </w:tcBorders>
+          </w:tcPr>
+          <w:p>
+            <w:pPr>
+              <w:jc w:val="center"/>
+            </w:pPr>
+            <w:r/>
+            <w:r>
+              <w:rPr>
+                <w:rFonts w:ascii="Times New Roman" w:hAnsi="Times New Roman"/>
+                <w:b/>
+                <w:sz w:val="18"/>
+              </w:rPr>
+              <w:t>Fadiga</w:t>
+            </w:r>
+          </w:p>
+        </w:tc>
+      </w:tr>
+      <w:tr>
+        <w:tc>
+          <w:tcPr>
+            <w:tcW w:type="dxa" w:w="1701"/>
+            <w:tcBorders>
+              <w:top w:val="single" w:sz="6" w:color="000000"/>
+              <w:bottom w:val="single" w:sz="6" w:color="000000"/>
+              <w:left w:val="nil" w:sz="6" w:color="000000"/>
+              <w:right w:val="nil" w:sz="6" w:color="000000"/>
+            </w:tcBorders>
+          </w:tcPr>
+          <w:p>
+            <w:pPr>
+              <w:jc w:val="left"/>
+            </w:pPr>
+            <w:r/>
+            <w:r>
+              <w:rPr>
+                <w:rFonts w:ascii="Times New Roman" w:hAnsi="Times New Roman"/>
+                <w:sz w:val="18"/>
+              </w:rPr>
+              <w:t>Dia 1</w:t>
+            </w:r>
+          </w:p>
+        </w:tc>
+        <w:tc>
+          <w:tcPr>
+            <w:tcW w:type="dxa" w:w="3685"/>
+            <w:tcBorders>
+              <w:top w:val="single" w:sz="6" w:color="000000"/>
+              <w:bottom w:val="single" w:sz="6" w:color="000000"/>
+              <w:left w:val="nil" w:sz="6" w:color="000000"/>
+              <w:right w:val="nil" w:sz="6" w:color="000000"/>
+            </w:tcBorders>
+          </w:tcPr>
+          <w:p>
+            <w:pPr>
+              <w:jc w:val="center"/>
+            </w:pPr>
+            <w:r/>
+            <w:r>
+              <w:rPr>
+                <w:rFonts w:ascii="Times New Roman" w:hAnsi="Times New Roman"/>
+                <w:sz w:val="18"/>
+              </w:rPr>
+              <w:t>8,30</w:t>
+            </w:r>
+          </w:p>
+        </w:tc>
+        <w:tc>
+          <w:tcPr>
+            <w:tcW w:type="dxa" w:w="3685"/>
+            <w:tcBorders>
+              <w:top w:val="single" w:sz="6" w:color="000000"/>
+              <w:bottom w:val="single" w:sz="6" w:color="000000"/>
+              <w:left w:val="nil" w:sz="6" w:color="000000"/>
+              <w:right w:val="nil" w:sz="6" w:color="000000"/>
+            </w:tcBorders>
+          </w:tcPr>
+          <w:p>
+            <w:pPr>
+              <w:jc w:val="center"/>
+            </w:pPr>
+            <w:r/>
+            <w:r>
+              <w:rPr>
+                <w:rFonts w:ascii="Times New Roman" w:hAnsi="Times New Roman"/>
+                <w:sz w:val="18"/>
+              </w:rPr>
+              <w:t>3,37</w:t>
+            </w:r>
+          </w:p>
+        </w:tc>
+      </w:tr>
+      <w:tr>
+        <w:tc>
+          <w:tcPr>
+            <w:tcW w:type="dxa" w:w="1701"/>
+            <w:tcBorders>
+              <w:top w:val="single" w:sz="6" w:color="000000"/>
+              <w:bottom w:val="single" w:sz="6" w:color="000000"/>
+              <w:left w:val="nil" w:sz="6" w:color="000000"/>
+              <w:right w:val="nil" w:sz="6" w:color="000000"/>
+            </w:tcBorders>
+          </w:tcPr>
+          <w:p>
+            <w:pPr>
+              <w:jc w:val="left"/>
+            </w:pPr>
+            <w:r/>
+            <w:r>
+              <w:rPr>
+                <w:rFonts w:ascii="Times New Roman" w:hAnsi="Times New Roman"/>
+                <w:sz w:val="18"/>
+              </w:rPr>
+              <w:t>Dia 2</w:t>
+            </w:r>
+          </w:p>
+        </w:tc>
+        <w:tc>
+          <w:tcPr>
+            <w:tcW w:type="dxa" w:w="3685"/>
+            <w:tcBorders>
+              <w:top w:val="single" w:sz="6" w:color="000000"/>
+              <w:bottom w:val="single" w:sz="6" w:color="000000"/>
+              <w:left w:val="nil" w:sz="6" w:color="000000"/>
+              <w:right w:val="nil" w:sz="6" w:color="000000"/>
+            </w:tcBorders>
+          </w:tcPr>
+          <w:p>
+            <w:pPr>
+              <w:jc w:val="center"/>
+            </w:pPr>
+            <w:r/>
+            <w:r>
+              <w:rPr>
+                <w:rFonts w:ascii="Times New Roman" w:hAnsi="Times New Roman"/>
+                <w:sz w:val="18"/>
+              </w:rPr>
+              <w:t>5,45*</w:t>
+            </w:r>
+          </w:p>
+        </w:tc>
+        <w:tc>
+          <w:tcPr>
+            <w:tcW w:type="dxa" w:w="3685"/>
+            <w:tcBorders>
+              <w:top w:val="single" w:sz="6" w:color="000000"/>
+              <w:bottom w:val="single" w:sz="6" w:color="000000"/>
+              <w:left w:val="nil" w:sz="6" w:color="000000"/>
+              <w:right w:val="nil" w:sz="6" w:color="000000"/>
+            </w:tcBorders>
+          </w:tcPr>
+          <w:p>
+            <w:pPr>
+              <w:jc w:val="center"/>
+            </w:pPr>
+            <w:r/>
+            <w:r>
+              <w:rPr>
+                <w:rFonts w:ascii="Times New Roman" w:hAnsi="Times New Roman"/>
+                <w:sz w:val="18"/>
+              </w:rPr>
+              <w:t>5,18</w:t>
+            </w:r>
+          </w:p>
+        </w:tc>
+      </w:tr>
+      <w:tr>
+        <w:tc>
+          <w:tcPr>
+            <w:tcW w:type="dxa" w:w="1701"/>
+            <w:tcBorders>
+              <w:top w:val="single" w:sz="6" w:color="000000"/>
+              <w:bottom w:val="single" w:sz="6" w:color="000000"/>
+              <w:left w:val="nil" w:sz="6" w:color="000000"/>
+              <w:right w:val="nil" w:sz="6" w:color="000000"/>
+            </w:tcBorders>
+          </w:tcPr>
+          <w:p>
+            <w:pPr>
+              <w:jc w:val="left"/>
+            </w:pPr>
+            <w:r/>
+            <w:r>
+              <w:rPr>
+                <w:rFonts w:ascii="Times New Roman" w:hAnsi="Times New Roman"/>
+                <w:sz w:val="18"/>
+              </w:rPr>
+              <w:t>Dia 3</w:t>
+            </w:r>
+          </w:p>
+        </w:tc>
+        <w:tc>
+          <w:tcPr>
+            <w:tcW w:type="dxa" w:w="3685"/>
+            <w:tcBorders>
+              <w:top w:val="single" w:sz="6" w:color="000000"/>
+              <w:bottom w:val="single" w:sz="6" w:color="000000"/>
+              <w:left w:val="nil" w:sz="6" w:color="000000"/>
+              <w:right w:val="nil" w:sz="6" w:color="000000"/>
+            </w:tcBorders>
+          </w:tcPr>
+          <w:p>
+            <w:pPr>
+              <w:jc w:val="center"/>
+            </w:pPr>
+            <w:r/>
+            <w:r>
+              <w:rPr>
+                <w:rFonts w:ascii="Times New Roman" w:hAnsi="Times New Roman"/>
+                <w:sz w:val="18"/>
+              </w:rPr>
+              <w:t>5,65*</w:t>
+            </w:r>
+          </w:p>
+        </w:tc>
+        <w:tc>
+          <w:tcPr>
+            <w:tcW w:type="dxa" w:w="3685"/>
+            <w:tcBorders>
+              <w:top w:val="single" w:sz="6" w:color="000000"/>
+              <w:bottom w:val="single" w:sz="6" w:color="000000"/>
+              <w:left w:val="nil" w:sz="6" w:color="000000"/>
+              <w:right w:val="nil" w:sz="6" w:color="000000"/>
+            </w:tcBorders>
+          </w:tcPr>
+          <w:p>
+            <w:pPr>
+              <w:jc w:val="center"/>
+            </w:pPr>
+            <w:r/>
+            <w:r>
+              <w:rPr>
+                <w:rFonts w:ascii="Times New Roman" w:hAnsi="Times New Roman"/>
+                <w:sz w:val="18"/>
+              </w:rPr>
+              <w:t>4,84</w:t>
+            </w:r>
+          </w:p>
+        </w:tc>
+      </w:tr>
+      <w:tr>
+        <w:tc>
+          <w:tcPr>
+            <w:tcW w:type="dxa" w:w="1701"/>
+            <w:tcBorders>
+              <w:top w:val="single" w:sz="6" w:color="000000"/>
+              <w:bottom w:val="single" w:sz="6" w:color="000000"/>
+              <w:left w:val="nil" w:sz="6" w:color="000000"/>
+              <w:right w:val="nil" w:sz="6" w:color="000000"/>
+            </w:tcBorders>
+          </w:tcPr>
+          <w:p>
+            <w:pPr>
+              <w:jc w:val="left"/>
+            </w:pPr>
+            <w:r/>
+            <w:r>
+              <w:rPr>
+                <w:rFonts w:ascii="Times New Roman" w:hAnsi="Times New Roman"/>
+                <w:sz w:val="18"/>
+              </w:rPr>
+              <w:t>Dia 4</w:t>
+            </w:r>
+          </w:p>
+        </w:tc>
+        <w:tc>
+          <w:tcPr>
+            <w:tcW w:type="dxa" w:w="3685"/>
+            <w:tcBorders>
+              <w:top w:val="single" w:sz="6" w:color="000000"/>
+              <w:bottom w:val="single" w:sz="6" w:color="000000"/>
+              <w:left w:val="nil" w:sz="6" w:color="000000"/>
+              <w:right w:val="nil" w:sz="6" w:color="000000"/>
+            </w:tcBorders>
+          </w:tcPr>
+          <w:p>
+            <w:pPr>
+              <w:jc w:val="center"/>
+            </w:pPr>
+            <w:r/>
+            <w:r>
+              <w:rPr>
+                <w:rFonts w:ascii="Times New Roman" w:hAnsi="Times New Roman"/>
+                <w:sz w:val="18"/>
+              </w:rPr>
+              <w:t>5,31*</w:t>
+            </w:r>
+          </w:p>
+        </w:tc>
+        <w:tc>
+          <w:tcPr>
+            <w:tcW w:type="dxa" w:w="3685"/>
+            <w:tcBorders>
+              <w:top w:val="single" w:sz="6" w:color="000000"/>
+              <w:bottom w:val="single" w:sz="6" w:color="000000"/>
+              <w:left w:val="nil" w:sz="6" w:color="000000"/>
+              <w:right w:val="nil" w:sz="6" w:color="000000"/>
+            </w:tcBorders>
+          </w:tcPr>
+          <w:p>
+            <w:pPr>
+              <w:jc w:val="center"/>
+            </w:pPr>
+            <w:r/>
+            <w:r>
+              <w:rPr>
+                <w:rFonts w:ascii="Times New Roman" w:hAnsi="Times New Roman"/>
+                <w:sz w:val="18"/>
+              </w:rPr>
+              <w:t>5,70*</w:t>
+            </w:r>
+          </w:p>
+        </w:tc>
+      </w:tr>
+      <w:tr>
+        <w:tc>
+          <w:tcPr>
+            <w:tcW w:type="dxa" w:w="1701"/>
+            <w:tcBorders>
+              <w:top w:val="single" w:sz="6" w:color="000000"/>
+              <w:bottom w:val="single" w:sz="6" w:color="000000"/>
+              <w:left w:val="nil" w:sz="6" w:color="000000"/>
+              <w:right w:val="nil" w:sz="6" w:color="000000"/>
+            </w:tcBorders>
+          </w:tcPr>
+          <w:p>
+            <w:pPr>
+              <w:jc w:val="left"/>
+            </w:pPr>
+            <w:r/>
+            <w:r>
+              <w:rPr>
+                <w:rFonts w:ascii="Times New Roman" w:hAnsi="Times New Roman"/>
+                <w:sz w:val="18"/>
+              </w:rPr>
+              <w:t>Dia 5</w:t>
+            </w:r>
+          </w:p>
+        </w:tc>
+        <w:tc>
+          <w:tcPr>
+            <w:tcW w:type="dxa" w:w="3685"/>
+            <w:tcBorders>
+              <w:top w:val="single" w:sz="6" w:color="000000"/>
+              <w:bottom w:val="single" w:sz="6" w:color="000000"/>
+              <w:left w:val="nil" w:sz="6" w:color="000000"/>
+              <w:right w:val="nil" w:sz="6" w:color="000000"/>
+            </w:tcBorders>
+          </w:tcPr>
+          <w:p>
+            <w:pPr>
+              <w:jc w:val="center"/>
+            </w:pPr>
+            <w:r/>
+            <w:r>
+              <w:rPr>
+                <w:rFonts w:ascii="Times New Roman" w:hAnsi="Times New Roman"/>
+                <w:sz w:val="18"/>
+              </w:rPr>
+              <w:t>5,80*</w:t>
+            </w:r>
+          </w:p>
+        </w:tc>
+        <w:tc>
+          <w:tcPr>
+            <w:tcW w:type="dxa" w:w="3685"/>
+            <w:tcBorders>
+              <w:top w:val="single" w:sz="6" w:color="000000"/>
+              <w:bottom w:val="single" w:sz="6" w:color="000000"/>
+              <w:left w:val="nil" w:sz="6" w:color="000000"/>
+              <w:right w:val="nil" w:sz="6" w:color="000000"/>
+            </w:tcBorders>
+          </w:tcPr>
+          <w:p>
+            <w:pPr>
+              <w:jc w:val="center"/>
+            </w:pPr>
+            <w:r/>
+            <w:r>
+              <w:rPr>
+                <w:rFonts w:ascii="Times New Roman" w:hAnsi="Times New Roman"/>
+                <w:sz w:val="18"/>
+              </w:rPr>
+              <w:t>5,01</w:t>
+            </w:r>
+          </w:p>
+        </w:tc>
+      </w:tr>
+      <w:tr>
+        <w:tc>
+          <w:tcPr>
+            <w:tcW w:type="dxa" w:w="1701"/>
+            <w:tcBorders>
+              <w:top w:val="single" w:sz="6" w:color="000000"/>
+              <w:bottom w:val="single" w:sz="6" w:color="000000"/>
+              <w:left w:val="nil" w:sz="6" w:color="000000"/>
+              <w:right w:val="nil" w:sz="6" w:color="000000"/>
+            </w:tcBorders>
+          </w:tcPr>
+          <w:p>
+            <w:pPr>
+              <w:jc w:val="left"/>
+            </w:pPr>
+            <w:r/>
+            <w:r>
+              <w:rPr>
+                <w:rFonts w:ascii="Times New Roman" w:hAnsi="Times New Roman"/>
+                <w:sz w:val="18"/>
+              </w:rPr>
+              <w:t>Dia 6</w:t>
+            </w:r>
+          </w:p>
+        </w:tc>
+        <w:tc>
+          <w:tcPr>
+            <w:tcW w:type="dxa" w:w="3685"/>
+            <w:tcBorders>
+              <w:top w:val="single" w:sz="6" w:color="000000"/>
+              <w:bottom w:val="single" w:sz="6" w:color="000000"/>
+              <w:left w:val="nil" w:sz="6" w:color="000000"/>
+              <w:right w:val="nil" w:sz="6" w:color="000000"/>
+            </w:tcBorders>
+          </w:tcPr>
+          <w:p>
+            <w:pPr>
+              <w:jc w:val="center"/>
+            </w:pPr>
+            <w:r/>
+            <w:r>
+              <w:rPr>
+                <w:rFonts w:ascii="Times New Roman" w:hAnsi="Times New Roman"/>
+                <w:sz w:val="18"/>
+              </w:rPr>
+              <w:t>5,63*</w:t>
+            </w:r>
+          </w:p>
+        </w:tc>
+        <w:tc>
+          <w:tcPr>
+            <w:tcW w:type="dxa" w:w="3685"/>
+            <w:tcBorders>
+              <w:top w:val="single" w:sz="6" w:color="000000"/>
+              <w:bottom w:val="single" w:sz="6" w:color="000000"/>
+              <w:left w:val="nil" w:sz="6" w:color="000000"/>
+              <w:right w:val="nil" w:sz="6" w:color="000000"/>
+            </w:tcBorders>
+          </w:tcPr>
+          <w:p>
+            <w:pPr>
+              <w:jc w:val="center"/>
+            </w:pPr>
+            <w:r/>
+            <w:r>
+              <w:rPr>
+                <w:rFonts w:ascii="Times New Roman" w:hAnsi="Times New Roman"/>
+                <w:sz w:val="18"/>
+              </w:rPr>
+              <w:t>5,72*</w:t>
+            </w:r>
+          </w:p>
+        </w:tc>
+      </w:tr>
+      <w:tr>
+        <w:tc>
+          <w:tcPr>
+            <w:tcW w:type="dxa" w:w="1701"/>
+            <w:tcBorders>
+              <w:top w:val="single" w:sz="6" w:color="000000"/>
+              <w:bottom w:val="single" w:sz="6" w:color="000000"/>
+              <w:left w:val="nil" w:sz="6" w:color="000000"/>
+              <w:right w:val="nil" w:sz="6" w:color="000000"/>
+            </w:tcBorders>
+          </w:tcPr>
+          <w:p>
+            <w:pPr>
+              <w:jc w:val="left"/>
+            </w:pPr>
+            <w:r/>
+            <w:r>
+              <w:rPr>
+                <w:rFonts w:ascii="Times New Roman" w:hAnsi="Times New Roman"/>
+                <w:sz w:val="18"/>
+              </w:rPr>
+              <w:t>Dia 7</w:t>
+            </w:r>
+          </w:p>
+        </w:tc>
+        <w:tc>
+          <w:tcPr>
+            <w:tcW w:type="dxa" w:w="3685"/>
+            <w:tcBorders>
+              <w:top w:val="single" w:sz="6" w:color="000000"/>
+              <w:bottom w:val="single" w:sz="6" w:color="000000"/>
+              <w:left w:val="nil" w:sz="6" w:color="000000"/>
+              <w:right w:val="nil" w:sz="6" w:color="000000"/>
+            </w:tcBorders>
+          </w:tcPr>
+          <w:p>
+            <w:pPr>
+              <w:jc w:val="center"/>
+            </w:pPr>
+            <w:r/>
+            <w:r>
+              <w:rPr>
+                <w:rFonts w:ascii="Times New Roman" w:hAnsi="Times New Roman"/>
+                <w:sz w:val="18"/>
+              </w:rPr>
+              <w:t>4,10*</w:t>
+            </w:r>
+          </w:p>
+        </w:tc>
+        <w:tc>
+          <w:tcPr>
+            <w:tcW w:type="dxa" w:w="3685"/>
+            <w:tcBorders>
+              <w:top w:val="single" w:sz="6" w:color="000000"/>
+              <w:bottom w:val="single" w:sz="6" w:color="000000"/>
+              <w:left w:val="nil" w:sz="6" w:color="000000"/>
+              <w:right w:val="nil" w:sz="6" w:color="000000"/>
+            </w:tcBorders>
+          </w:tcPr>
+          <w:p>
+            <w:pPr>
+              <w:jc w:val="center"/>
+            </w:pPr>
+            <w:r/>
+            <w:r>
+              <w:rPr>
+                <w:rFonts w:ascii="Times New Roman" w:hAnsi="Times New Roman"/>
+                <w:sz w:val="18"/>
+              </w:rPr>
+              <w:t>6,93*</w:t>
+            </w:r>
+          </w:p>
+        </w:tc>
+      </w:tr>
+    </w:tbl>
+    <w:p>
+      <w:pPr>
+        <w:spacing w:after="0"/>
+      </w:pPr>
+      <w:r>
+        <w:rPr>
+          <w:i/>
+          <w:sz w:val="17"/>
+        </w:rPr>
+        <w:t>* diferença significativa em relação ao Dia 1 (Tukey, p &lt; 0,05).</w:t>
+      </w:r>
+    </w:p>
+    <w:p>
+      <w:pPr>
+        <w:spacing w:after="120"/>
+      </w:pPr>
+      <w:r>
+        <w:rPr>
+          <w:sz w:val="18"/>
+        </w:rPr>
+        <w:t>Fonte: dados da pesquisa (2026).</w:t>
+      </w:r>
+    </w:p>
+    <w:p>
+      <w:pPr>
+        <w:spacing w:before="120"/>
+        <w:jc w:val="center"/>
+      </w:pPr>
+      <w:r>
+        <w:drawing>
+          <wp:inline xmlns:a="http://schemas.openxmlformats.org/drawingml/2006/main" xmlns:pic="http://schemas.openxmlformats.org/drawingml/2006/picture">
+            <wp:extent cx="5220000" cy="2474667"/>
+            <wp:docPr id="6" name="Picture 6"/>
+            <wp:cNvGraphicFramePr>
+              <a:graphicFrameLocks noChangeAspect="1"/>
+            </wp:cNvGraphicFramePr>
+            <a:graphic>
+              <a:graphicData uri="http://schemas.openxmlformats.org/drawingml/2006/picture">
+                <pic:pic>
+                  <pic:nvPicPr>
+                    <pic:cNvPr id="0" name="ph_emm.png"/>
+                    <pic:cNvPicPr/>
+                  </pic:nvPicPr>
+                  <pic:blipFill>
+                    <a:blip r:embed="rId14"/>
+                    <a:stretch>
+                      <a:fillRect/>
+                    </a:stretch>
+                  </pic:blipFill>
+                  <pic:spPr>
+                    <a:xfrm>
+                      <a:off x="0" y="0"/>
+                      <a:ext cx="5220000" cy="2474667"/>
+                    </a:xfrm>
+                    <a:prstGeom prst="rect"/>
+                  </pic:spPr>
+                </pic:pic>
+              </a:graphicData>
+            </a:graphic>
+          </wp:inline>
+        </w:drawing>
+      </w:r>
+    </w:p>
+    <w:p>
+      <w:pPr>
+        <w:jc w:val="center"/>
+      </w:pPr>
+      <w:r>
+        <w:rPr>
+          <w:sz w:val="22"/>
+        </w:rPr>
+        <w:t>Figura 6 – Médias marginais diárias do vigor, da fadiga e da fadiga física, com comparação de todos os dias ao Dia 1 (* p &lt; 0,05).</w:t>
+      </w:r>
+    </w:p>
+    <w:p>
+      <w:pPr>
+        <w:spacing w:after="120"/>
+        <w:jc w:val="center"/>
+      </w:pPr>
+      <w:r>
+        <w:rPr>
+          <w:sz w:val="18"/>
+        </w:rPr>
+        <w:t>Fonte: elaboração dos autores (2026).</w:t>
+      </w:r>
+    </w:p>
+    <w:p>
+      <w:pPr>
+        <w:spacing w:before="120" w:after="80" w:line="360" w:lineRule="auto"/>
+      </w:pPr>
+      <w:r>
+        <w:rPr>
+          <w:b/>
+          <w:sz w:val="24"/>
+        </w:rPr>
+        <w:t>4.6 Variação entre pré e pós-treino (Wilcoxon)</w:t>
+      </w:r>
+    </w:p>
+    <w:p>
+      <w:pPr>
+        <w:spacing w:line="360" w:lineRule="auto" w:after="0"/>
+        <w:ind w:firstLine="709"/>
+        <w:jc w:val="both"/>
+      </w:pPr>
+      <w:r>
+        <w:rPr>
+          <w:b w:val="0"/>
+          <w:sz w:val="24"/>
+        </w:rPr>
+        <w:t>A comparação entre pré e pós-treino pelo teste de Wilcoxon (Tabela 9) evidenciou uma resposta aguda coerente com o esforço: o vigor caiu (d = -0,47) e a fadiga e a PTH subiram do momento pré para o pós, com efeito de magnitude pequena a moderada. Essa oscilação dentro do dia somou-se à tendência semanal e ajudou a compor o quadro de fadiga funcional observado no fim do microciclo.</w:t>
+      </w:r>
+    </w:p>
+    <w:p>
+      <w:pPr>
+        <w:spacing w:before="160" w:after="40"/>
+      </w:pPr>
+      <w:r>
+        <w:rPr>
+          <w:sz w:val="22"/>
+        </w:rPr>
+        <w:t>Tabela 9 – Comparação entre pré e pós-treino das dimensões do BRUMS e da PTH (teste de Wilcoxon e d de Cohen).</w:t>
       </w:r>
     </w:p>
     <w:tbl>
@@ -8133,7 +10300,7 @@
         <w:drawing>
           <wp:inline xmlns:a="http://schemas.openxmlformats.org/drawingml/2006/main" xmlns:pic="http://schemas.openxmlformats.org/drawingml/2006/picture">
             <wp:extent cx="5220000" cy="2936250"/>
-            <wp:docPr id="5" name="Picture 5"/>
+            <wp:docPr id="7" name="Picture 7"/>
             <wp:cNvGraphicFramePr>
               <a:graphicFrameLocks noChangeAspect="1"/>
             </wp:cNvGraphicFramePr>
@@ -8145,7 +10312,7 @@
                     <pic:cNvPicPr/>
                   </pic:nvPicPr>
                   <pic:blipFill>
-                    <a:blip r:embed="rId13"/>
+                    <a:blip r:embed="rId15"/>
                     <a:stretch>
                       <a:fillRect/>
                     </a:stretch>
@@ -8172,7 +10339,7 @@
         <w:rPr>
           <w:sz w:val="22"/>
         </w:rPr>
-        <w:t>Figura 5 – Escores de vigor, fadiga e perturbação total do humor no pré e no pós-treino, por dia.</w:t>
+        <w:t>Figura 7 – Escores de vigor, fadiga e perturbação total do humor no pré e no pós-treino, por dia.</w:t>
       </w:r>
     </w:p>
     <w:p>
@@ -8196,7 +10363,7 @@
           <w:b/>
           <w:sz w:val="24"/>
         </w:rPr>
-        <w:t>4.6 Relações entre as dimensões (Spearman)</w:t>
+        <w:t>4.7 Relações entre as dimensões (Spearman)</w:t>
       </w:r>
     </w:p>
     <w:p>
@@ -8210,7 +10377,7 @@
           <w:b w:val="0"/>
           <w:sz w:val="24"/>
         </w:rPr>
-        <w:t>As correlações de Spearman entre as dimensões (Tabela 7) mostraram que as dimensões negativas se associam entre si, com destaque para os pares depressão–raiva e tensão–confusão, e que a fadiga se relaciona com a depressão e a raiva. O vigor manteve-se relativamente independente das demais dimensões, o que reforça a sua leitura como um polo próprio do eixo energia–fadiga.</w:t>
+        <w:t>As correlações de Spearman entre as dimensões (Tabela 10) mostraram que as dimensões negativas se associam entre si, com destaque para os pares depressão–raiva e tensão–confusão, e que a fadiga se relaciona com a depressão e a raiva. O vigor manteve-se relativamente independente das demais dimensões, o que reforça a sua leitura como um polo próprio do eixo energia–fadiga.</w:t>
       </w:r>
     </w:p>
     <w:p>
@@ -8221,7 +10388,7 @@
         <w:rPr>
           <w:sz w:val="22"/>
         </w:rPr>
-        <w:t>Tabela 7 – Correlações de Spearman significativas entre as dimensões do BRUMS (n = 27 atletas).</w:t>
+        <w:t>Tabela 10 – Correlações de Spearman significativas entre as dimensões do BRUMS (n = 27 atletas).</w:t>
       </w:r>
     </w:p>
     <w:tbl>

--- a/Artigos/Paper1_Humor_resumido.docx
+++ b/Artigos/Paper1_Humor_resumido.docx
@@ -1140,7 +1140,7 @@
           <w:b w:val="0"/>
           <w:sz w:val="24"/>
         </w:rPr>
-        <w:t>A Figura 1 apresenta os diagramas de caixa das seis dimensões, em ordem canônica, com a mediana e a média de cada uma na mesma figura. O vigor e a fadiga ocupam a maior parte da escala e apresentam média e mediana próximas, sinal de distribuições razoavelmente simétricas, ao passo que as dimensões negativas se concentram junto ao zero, com a média acima da mediana, o que revela assimetria positiva e um efeito de piso.</w:t>
+        <w:t>A Figura 1 apresenta os diagramas de caixa das seis dimensões, em ordem canônica e em painéis separados, com a mediana e a média de cada uma. Como as dimensões diferem muito em amplitude, cada painel usa a escala da própria variável, o que torna a distribuição de cada uma mais legível. O vigor e a fadiga percorrem a maior parte da escala e apresentam média e mediana próximas, sinal de distribuições razoavelmente simétricas, ao passo que as dimensões negativas concentram a caixa junto ao zero e exibem a média acima da mediana, o que revela assimetria positiva e um efeito de piso.</w:t>
       </w:r>
     </w:p>
     <w:p>
@@ -1151,7 +1151,7 @@
       <w:r>
         <w:drawing>
           <wp:inline xmlns:a="http://schemas.openxmlformats.org/drawingml/2006/main" xmlns:pic="http://schemas.openxmlformats.org/drawingml/2006/picture">
-            <wp:extent cx="4680000" cy="1860000"/>
+            <wp:extent cx="4860000" cy="2243077"/>
             <wp:docPr id="1" name="Picture 1"/>
             <wp:cNvGraphicFramePr>
               <a:graphicFrameLocks noChangeAspect="1"/>
@@ -1172,7 +1172,7 @@
                   <pic:spPr>
                     <a:xfrm>
                       <a:off x="0" y="0"/>
-                      <a:ext cx="4680000" cy="1860000"/>
+                      <a:ext cx="4860000" cy="2243077"/>
                     </a:xfrm>
                     <a:prstGeom prst="rect"/>
                   </pic:spPr>
@@ -1191,7 +1191,7 @@
         <w:rPr>
           <w:sz w:val="22"/>
         </w:rPr>
-        <w:t>Figura 1 – Diagramas de caixa das seis dimensões do BRUMS, em ordem canônica, com a mediana (linha sólida) e a média (linha tracejada e losango) de cada dimensão.</w:t>
+        <w:t>Figura 1 – Diagramas de caixa das seis dimensões do BRUMS, em painéis separados e ordem canônica; cada painel usa a escala da própria variável, com a mediana (linha sólida) e a média (linha tracejada e losango).</w:t>
       </w:r>
     </w:p>
     <w:p>
@@ -1949,7 +1949,7 @@
           <w:i/>
           <w:sz w:val="17"/>
         </w:rPr>
-        <w:t>ICC(2,1) = medida isolada; ICC(2,k) = média das medidas. Consistência: &lt; 0,50 fraca; 0,50–0,75 moderada; &gt; 0,75 boa.</w:t>
+        <w:t>ICC(2,1) = medida isolada; ICC(2,k) = média das medidas. Consistência: &lt; 0,50 pobre; 0,50–0,75 moderada; &gt; 0,75 boa.</w:t>
       </w:r>
     </w:p>
     <w:p>
@@ -2450,7 +2450,7 @@
       <w:r>
         <w:drawing>
           <wp:inline xmlns:a="http://schemas.openxmlformats.org/drawingml/2006/main" xmlns:pic="http://schemas.openxmlformats.org/drawingml/2006/picture">
-            <wp:extent cx="5040000" cy="2741760"/>
+            <wp:extent cx="4500000" cy="2448000"/>
             <wp:docPr id="2" name="Picture 2"/>
             <wp:cNvGraphicFramePr>
               <a:graphicFrameLocks noChangeAspect="1"/>
@@ -2471,7 +2471,7 @@
                   <pic:spPr>
                     <a:xfrm>
                       <a:off x="0" y="0"/>
-                      <a:ext cx="5040000" cy="2741760"/>
+                      <a:ext cx="4500000" cy="2448000"/>
                     </a:xfrm>
                     <a:prstGeom prst="rect"/>
                   </pic:spPr>

--- a/Artigos/Paper1_Humor_resumido.docx
+++ b/Artigos/Paper1_Humor_resumido.docx
@@ -2671,7 +2671,7 @@
                 <w:b/>
                 <w:sz w:val="18"/>
               </w:rPr>
-              <w:t>Dia 1 — n (%)</w:t>
+              <w:t>Dia 1, n (%)</w:t>
             </w:r>
           </w:p>
         </w:tc>
@@ -2696,7 +2696,7 @@
                 <w:b/>
                 <w:sz w:val="18"/>
               </w:rPr>
-              <w:t>Dia 7 — n (%)</w:t>
+              <w:t>Dia 7, n (%)</w:t>
             </w:r>
           </w:p>
         </w:tc>
@@ -7059,7 +7059,7 @@
       <w:r>
         <w:drawing>
           <wp:inline xmlns:a="http://schemas.openxmlformats.org/drawingml/2006/main" xmlns:pic="http://schemas.openxmlformats.org/drawingml/2006/picture">
-            <wp:extent cx="5220000" cy="2936250"/>
+            <wp:extent cx="4500000" cy="3540000"/>
             <wp:docPr id="4" name="Picture 4"/>
             <wp:cNvGraphicFramePr>
               <a:graphicFrameLocks noChangeAspect="1"/>
@@ -7080,7 +7080,7 @@
                   <pic:spPr>
                     <a:xfrm>
                       <a:off x="0" y="0"/>
-                      <a:ext cx="5220000" cy="2936250"/>
+                      <a:ext cx="4500000" cy="3540000"/>
                     </a:xfrm>
                     <a:prstGeom prst="rect"/>
                   </pic:spPr>
@@ -7099,7 +7099,7 @@
         <w:rPr>
           <w:sz w:val="22"/>
         </w:rPr>
-        <w:t>Figura 4 – Trajetória de vigor, fadiga e perturbação total do humor ao longo dos sete dias.</w:t>
+        <w:t>Figura 4 – Trajetória de vigor, fadiga e perturbação total do humor ao longo dos sete dias (curvas suavizadas; ponto de inflexão e extremos sinalizados).</w:t>
       </w:r>
     </w:p>
     <w:p>
@@ -7200,7 +7200,7 @@
           <w:b/>
           <w:sz w:val="24"/>
         </w:rPr>
-        <w:t>4.5 Dias de pico e comparação de cada dia ao primeiro</w:t>
+        <w:t>4.5 Suavização das trajetórias e limites das segundas derivadas</w:t>
       </w:r>
     </w:p>
     <w:p>
@@ -7214,7 +7214,70 @@
           <w:b w:val="0"/>
           <w:sz w:val="24"/>
         </w:rPr>
-        <w:t>A localização dos picos sintetiza a dinâmica semanal (Tabela 7). O vigor foi máximo no Dia 1 e mínimo no Dia 7; a fadiga foi máxima no Dia 7; a tensão, no Dia 1; a raiva, no Dia 7; e a depressão, no Dia 7. Em síntese, o início da semana reúne maior prontidão, com vigor e tensão mais altos, ao passo que o final concentra a fadiga e a raiva.</w:t>
+        <w:t>Para separar o sinal do ruído, as trajetórias do vigor, da fadiga e da PTH foram suavizadas sobre os doze pontos pré e pós-treino por meio de uma spline, e a segunda derivada de cada curva localizou o seu ponto de inflexão, ou seja, o momento em que a concavidade muda e a taxa de variação atinge o seu limite (Figura 6; Tabela 7). Depois de removido o ruído, cada dimensão exibiu um único ponto de inflexão, situado na metade da semana (em torno do Dia 3,8), o que marca a transição entre a fase inicial de prontidão e a fase de acúmulo de carga. A curva suavizada do vigor subiu até um máximo em torno do Dia 5,0 e caiu ao seu mínimo no fim da semana, enquanto a fadiga e a PTH percorreram o caminho inverso e atingiram os seus máximos no último dia.</w:t>
+      </w:r>
+    </w:p>
+    <w:p>
+      <w:pPr>
+        <w:spacing w:before="120"/>
+        <w:jc w:val="center"/>
+      </w:pPr>
+      <w:r>
+        <w:drawing>
+          <wp:inline xmlns:a="http://schemas.openxmlformats.org/drawingml/2006/main" xmlns:pic="http://schemas.openxmlformats.org/drawingml/2006/picture">
+            <wp:extent cx="4500000" cy="3540000"/>
+            <wp:docPr id="6" name="Picture 6"/>
+            <wp:cNvGraphicFramePr>
+              <a:graphicFrameLocks noChangeAspect="1"/>
+            </wp:cNvGraphicFramePr>
+            <a:graphic>
+              <a:graphicData uri="http://schemas.openxmlformats.org/drawingml/2006/picture">
+                <pic:pic>
+                  <pic:nvPicPr>
+                    <pic:cNvPr id="0" name="smooth_deriv.png"/>
+                    <pic:cNvPicPr/>
+                  </pic:nvPicPr>
+                  <pic:blipFill>
+                    <a:blip r:embed="rId14"/>
+                    <a:stretch>
+                      <a:fillRect/>
+                    </a:stretch>
+                  </pic:blipFill>
+                  <pic:spPr>
+                    <a:xfrm>
+                      <a:off x="0" y="0"/>
+                      <a:ext cx="4500000" cy="3540000"/>
+                    </a:xfrm>
+                    <a:prstGeom prst="rect"/>
+                  </pic:spPr>
+                </pic:pic>
+              </a:graphicData>
+            </a:graphic>
+          </wp:inline>
+        </w:drawing>
+      </w:r>
+    </w:p>
+    <w:p>
+      <w:pPr>
+        <w:jc w:val="center"/>
+      </w:pPr>
+      <w:r>
+        <w:rPr>
+          <w:sz w:val="22"/>
+        </w:rPr>
+        <w:t>Figura 6 – Trajetórias suavizadas do vigor, da fadiga e da PTH sobre os doze pontos pré e pós-treino. Marcadores translúcidos: sinal bruto; linha grossa: sinal suavizado; linha pontilhada: ponto de inflexão (segunda derivada nula); triângulos: máximo e mínimo. Áreas sombreadas: início e acúmulo da semana.</w:t>
+      </w:r>
+    </w:p>
+    <w:p>
+      <w:pPr>
+        <w:spacing w:after="120"/>
+        <w:jc w:val="center"/>
+      </w:pPr>
+      <w:r>
+        <w:rPr>
+          <w:sz w:val="18"/>
+        </w:rPr>
+        <w:t>Fonte: elaboração dos autores (2026).</w:t>
       </w:r>
     </w:p>
     <w:p>
@@ -7225,7 +7288,482 @@
         <w:rPr>
           <w:sz w:val="22"/>
         </w:rPr>
-        <w:t>Tabela 7 – Dia de maior e de menor expressão de cada dimensão do humor (médias diárias).</w:t>
+        <w:t>Tabela 7 – Ponto de inflexão (segunda derivada nula) e extremos das trajetórias suavizadas do eixo energia–fadiga.</w:t>
+      </w:r>
+    </w:p>
+    <w:tbl>
+      <w:tblPr>
+        <w:tblW w:type="auto" w:w="0"/>
+        <w:jc w:val="center"/>
+        <w:tblLayout w:type="fixed"/>
+        <w:tblLook w:firstColumn="1" w:firstRow="1" w:lastColumn="0" w:lastRow="0" w:noHBand="0" w:noVBand="1" w:val="04A0"/>
+        <w:tblLayout w:type="fixed"/>
+        <w:tblCellMar>
+          <w:left w:w="40" w:type="dxa"/>
+          <w:right w:w="40" w:type="dxa"/>
+        </w:tblCellMar>
+      </w:tblPr>
+      <w:tblGrid>
+        <w:gridCol w:w="1701"/>
+        <w:gridCol w:w="2920"/>
+        <w:gridCol w:w="2920"/>
+        <w:gridCol w:w="1530"/>
+      </w:tblGrid>
+      <w:tr>
+        <w:tc>
+          <w:tcPr>
+            <w:tcW w:type="dxa" w:w="1701"/>
+            <w:tcBorders>
+              <w:top w:val="single" w:sz="6" w:color="000000"/>
+              <w:bottom w:val="single" w:sz="6" w:color="000000"/>
+              <w:left w:val="nil" w:sz="6" w:color="000000"/>
+              <w:right w:val="nil" w:sz="6" w:color="000000"/>
+            </w:tcBorders>
+          </w:tcPr>
+          <w:p>
+            <w:pPr>
+              <w:jc w:val="center"/>
+            </w:pPr>
+            <w:r/>
+            <w:r>
+              <w:rPr>
+                <w:rFonts w:ascii="Times New Roman" w:hAnsi="Times New Roman"/>
+                <w:b/>
+                <w:sz w:val="18"/>
+              </w:rPr>
+              <w:t>Dimensão</w:t>
+            </w:r>
+          </w:p>
+        </w:tc>
+        <w:tc>
+          <w:tcPr>
+            <w:tcW w:type="dxa" w:w="2920"/>
+            <w:tcBorders>
+              <w:top w:val="single" w:sz="6" w:color="000000"/>
+              <w:bottom w:val="single" w:sz="6" w:color="000000"/>
+              <w:left w:val="nil" w:sz="6" w:color="000000"/>
+              <w:right w:val="nil" w:sz="6" w:color="000000"/>
+            </w:tcBorders>
+          </w:tcPr>
+          <w:p>
+            <w:pPr>
+              <w:jc w:val="center"/>
+            </w:pPr>
+            <w:r/>
+            <w:r>
+              <w:rPr>
+                <w:rFonts w:ascii="Times New Roman" w:hAnsi="Times New Roman"/>
+                <w:b/>
+                <w:sz w:val="18"/>
+              </w:rPr>
+              <w:t>Inflexão (dia)</w:t>
+            </w:r>
+          </w:p>
+        </w:tc>
+        <w:tc>
+          <w:tcPr>
+            <w:tcW w:type="dxa" w:w="2920"/>
+            <w:tcBorders>
+              <w:top w:val="single" w:sz="6" w:color="000000"/>
+              <w:bottom w:val="single" w:sz="6" w:color="000000"/>
+              <w:left w:val="nil" w:sz="6" w:color="000000"/>
+              <w:right w:val="nil" w:sz="6" w:color="000000"/>
+            </w:tcBorders>
+          </w:tcPr>
+          <w:p>
+            <w:pPr>
+              <w:jc w:val="center"/>
+            </w:pPr>
+            <w:r/>
+            <w:r>
+              <w:rPr>
+                <w:rFonts w:ascii="Times New Roman" w:hAnsi="Times New Roman"/>
+                <w:b/>
+                <w:sz w:val="18"/>
+              </w:rPr>
+              <w:t>Máximo: dia (escore)</w:t>
+            </w:r>
+          </w:p>
+        </w:tc>
+        <w:tc>
+          <w:tcPr>
+            <w:tcW w:type="dxa" w:w="1531"/>
+            <w:tcBorders>
+              <w:top w:val="single" w:sz="6" w:color="000000"/>
+              <w:bottom w:val="single" w:sz="6" w:color="000000"/>
+              <w:left w:val="nil" w:sz="6" w:color="000000"/>
+              <w:right w:val="nil" w:sz="6" w:color="000000"/>
+            </w:tcBorders>
+          </w:tcPr>
+          <w:p>
+            <w:pPr>
+              <w:jc w:val="center"/>
+            </w:pPr>
+            <w:r/>
+            <w:r>
+              <w:rPr>
+                <w:rFonts w:ascii="Times New Roman" w:hAnsi="Times New Roman"/>
+                <w:b/>
+                <w:sz w:val="18"/>
+              </w:rPr>
+              <w:t>Mínimo: dia (escore)</w:t>
+            </w:r>
+          </w:p>
+        </w:tc>
+      </w:tr>
+      <w:tr>
+        <w:tc>
+          <w:tcPr>
+            <w:tcW w:type="dxa" w:w="1701"/>
+            <w:tcBorders>
+              <w:top w:val="single" w:sz="6" w:color="000000"/>
+              <w:bottom w:val="single" w:sz="6" w:color="000000"/>
+              <w:left w:val="nil" w:sz="6" w:color="000000"/>
+              <w:right w:val="nil" w:sz="6" w:color="000000"/>
+            </w:tcBorders>
+          </w:tcPr>
+          <w:p>
+            <w:pPr>
+              <w:jc w:val="left"/>
+            </w:pPr>
+            <w:r/>
+            <w:r>
+              <w:rPr>
+                <w:rFonts w:ascii="Times New Roman" w:hAnsi="Times New Roman"/>
+                <w:sz w:val="18"/>
+              </w:rPr>
+              <w:t>Vigor</w:t>
+            </w:r>
+          </w:p>
+        </w:tc>
+        <w:tc>
+          <w:tcPr>
+            <w:tcW w:type="dxa" w:w="2920"/>
+            <w:tcBorders>
+              <w:top w:val="single" w:sz="6" w:color="000000"/>
+              <w:bottom w:val="single" w:sz="6" w:color="000000"/>
+              <w:left w:val="nil" w:sz="6" w:color="000000"/>
+              <w:right w:val="nil" w:sz="6" w:color="000000"/>
+            </w:tcBorders>
+          </w:tcPr>
+          <w:p>
+            <w:pPr>
+              <w:jc w:val="center"/>
+            </w:pPr>
+            <w:r/>
+            <w:r>
+              <w:rPr>
+                <w:rFonts w:ascii="Times New Roman" w:hAnsi="Times New Roman"/>
+                <w:sz w:val="18"/>
+              </w:rPr>
+              <w:t>Dia 3,8</w:t>
+            </w:r>
+          </w:p>
+        </w:tc>
+        <w:tc>
+          <w:tcPr>
+            <w:tcW w:type="dxa" w:w="2920"/>
+            <w:tcBorders>
+              <w:top w:val="single" w:sz="6" w:color="000000"/>
+              <w:bottom w:val="single" w:sz="6" w:color="000000"/>
+              <w:left w:val="nil" w:sz="6" w:color="000000"/>
+              <w:right w:val="nil" w:sz="6" w:color="000000"/>
+            </w:tcBorders>
+          </w:tcPr>
+          <w:p>
+            <w:pPr>
+              <w:jc w:val="center"/>
+            </w:pPr>
+            <w:r/>
+            <w:r>
+              <w:rPr>
+                <w:rFonts w:ascii="Times New Roman" w:hAnsi="Times New Roman"/>
+                <w:sz w:val="18"/>
+              </w:rPr>
+              <w:t>Dia 5,0 (5,9)</w:t>
+            </w:r>
+          </w:p>
+        </w:tc>
+        <w:tc>
+          <w:tcPr>
+            <w:tcW w:type="dxa" w:w="1531"/>
+            <w:tcBorders>
+              <w:top w:val="single" w:sz="6" w:color="000000"/>
+              <w:bottom w:val="single" w:sz="6" w:color="000000"/>
+              <w:left w:val="nil" w:sz="6" w:color="000000"/>
+              <w:right w:val="nil" w:sz="6" w:color="000000"/>
+            </w:tcBorders>
+          </w:tcPr>
+          <w:p>
+            <w:pPr>
+              <w:jc w:val="center"/>
+            </w:pPr>
+            <w:r/>
+            <w:r>
+              <w:rPr>
+                <w:rFonts w:ascii="Times New Roman" w:hAnsi="Times New Roman"/>
+                <w:sz w:val="18"/>
+              </w:rPr>
+              <w:t>Dia 7,2 (4,2)</w:t>
+            </w:r>
+          </w:p>
+        </w:tc>
+      </w:tr>
+      <w:tr>
+        <w:tc>
+          <w:tcPr>
+            <w:tcW w:type="dxa" w:w="1701"/>
+            <w:tcBorders>
+              <w:top w:val="single" w:sz="6" w:color="000000"/>
+              <w:bottom w:val="single" w:sz="6" w:color="000000"/>
+              <w:left w:val="nil" w:sz="6" w:color="000000"/>
+              <w:right w:val="nil" w:sz="6" w:color="000000"/>
+            </w:tcBorders>
+          </w:tcPr>
+          <w:p>
+            <w:pPr>
+              <w:jc w:val="left"/>
+            </w:pPr>
+            <w:r/>
+            <w:r>
+              <w:rPr>
+                <w:rFonts w:ascii="Times New Roman" w:hAnsi="Times New Roman"/>
+                <w:sz w:val="18"/>
+              </w:rPr>
+              <w:t>Fadiga</w:t>
+            </w:r>
+          </w:p>
+        </w:tc>
+        <w:tc>
+          <w:tcPr>
+            <w:tcW w:type="dxa" w:w="2920"/>
+            <w:tcBorders>
+              <w:top w:val="single" w:sz="6" w:color="000000"/>
+              <w:bottom w:val="single" w:sz="6" w:color="000000"/>
+              <w:left w:val="nil" w:sz="6" w:color="000000"/>
+              <w:right w:val="nil" w:sz="6" w:color="000000"/>
+            </w:tcBorders>
+          </w:tcPr>
+          <w:p>
+            <w:pPr>
+              <w:jc w:val="center"/>
+            </w:pPr>
+            <w:r/>
+            <w:r>
+              <w:rPr>
+                <w:rFonts w:ascii="Times New Roman" w:hAnsi="Times New Roman"/>
+                <w:sz w:val="18"/>
+              </w:rPr>
+              <w:t>Dia 3,8</w:t>
+            </w:r>
+          </w:p>
+        </w:tc>
+        <w:tc>
+          <w:tcPr>
+            <w:tcW w:type="dxa" w:w="2920"/>
+            <w:tcBorders>
+              <w:top w:val="single" w:sz="6" w:color="000000"/>
+              <w:bottom w:val="single" w:sz="6" w:color="000000"/>
+              <w:left w:val="nil" w:sz="6" w:color="000000"/>
+              <w:right w:val="nil" w:sz="6" w:color="000000"/>
+            </w:tcBorders>
+          </w:tcPr>
+          <w:p>
+            <w:pPr>
+              <w:jc w:val="center"/>
+            </w:pPr>
+            <w:r/>
+            <w:r>
+              <w:rPr>
+                <w:rFonts w:ascii="Times New Roman" w:hAnsi="Times New Roman"/>
+                <w:sz w:val="18"/>
+              </w:rPr>
+              <w:t>Dia 7,2 (7,7)</w:t>
+            </w:r>
+          </w:p>
+        </w:tc>
+        <w:tc>
+          <w:tcPr>
+            <w:tcW w:type="dxa" w:w="1531"/>
+            <w:tcBorders>
+              <w:top w:val="single" w:sz="6" w:color="000000"/>
+              <w:bottom w:val="single" w:sz="6" w:color="000000"/>
+              <w:left w:val="nil" w:sz="6" w:color="000000"/>
+              <w:right w:val="nil" w:sz="6" w:color="000000"/>
+            </w:tcBorders>
+          </w:tcPr>
+          <w:p>
+            <w:pPr>
+              <w:jc w:val="center"/>
+            </w:pPr>
+            <w:r/>
+            <w:r>
+              <w:rPr>
+                <w:rFonts w:ascii="Times New Roman" w:hAnsi="Times New Roman"/>
+                <w:sz w:val="18"/>
+              </w:rPr>
+              <w:t>Dia 1,8 (4,5)</w:t>
+            </w:r>
+          </w:p>
+        </w:tc>
+      </w:tr>
+      <w:tr>
+        <w:tc>
+          <w:tcPr>
+            <w:tcW w:type="dxa" w:w="1701"/>
+            <w:tcBorders>
+              <w:top w:val="single" w:sz="6" w:color="000000"/>
+              <w:bottom w:val="single" w:sz="6" w:color="000000"/>
+              <w:left w:val="nil" w:sz="6" w:color="000000"/>
+              <w:right w:val="nil" w:sz="6" w:color="000000"/>
+            </w:tcBorders>
+          </w:tcPr>
+          <w:p>
+            <w:pPr>
+              <w:jc w:val="left"/>
+            </w:pPr>
+            <w:r/>
+            <w:r>
+              <w:rPr>
+                <w:rFonts w:ascii="Times New Roman" w:hAnsi="Times New Roman"/>
+                <w:sz w:val="18"/>
+              </w:rPr>
+              <w:t>PTH</w:t>
+            </w:r>
+          </w:p>
+        </w:tc>
+        <w:tc>
+          <w:tcPr>
+            <w:tcW w:type="dxa" w:w="2920"/>
+            <w:tcBorders>
+              <w:top w:val="single" w:sz="6" w:color="000000"/>
+              <w:bottom w:val="single" w:sz="6" w:color="000000"/>
+              <w:left w:val="nil" w:sz="6" w:color="000000"/>
+              <w:right w:val="nil" w:sz="6" w:color="000000"/>
+            </w:tcBorders>
+          </w:tcPr>
+          <w:p>
+            <w:pPr>
+              <w:jc w:val="center"/>
+            </w:pPr>
+            <w:r/>
+            <w:r>
+              <w:rPr>
+                <w:rFonts w:ascii="Times New Roman" w:hAnsi="Times New Roman"/>
+                <w:sz w:val="18"/>
+              </w:rPr>
+              <w:t>Dia 3,5</w:t>
+            </w:r>
+          </w:p>
+        </w:tc>
+        <w:tc>
+          <w:tcPr>
+            <w:tcW w:type="dxa" w:w="2920"/>
+            <w:tcBorders>
+              <w:top w:val="single" w:sz="6" w:color="000000"/>
+              <w:bottom w:val="single" w:sz="6" w:color="000000"/>
+              <w:left w:val="nil" w:sz="6" w:color="000000"/>
+              <w:right w:val="nil" w:sz="6" w:color="000000"/>
+            </w:tcBorders>
+          </w:tcPr>
+          <w:p>
+            <w:pPr>
+              <w:jc w:val="center"/>
+            </w:pPr>
+            <w:r/>
+            <w:r>
+              <w:rPr>
+                <w:rFonts w:ascii="Times New Roman" w:hAnsi="Times New Roman"/>
+                <w:sz w:val="18"/>
+              </w:rPr>
+              <w:t>Dia 7,2 (9,9)</w:t>
+            </w:r>
+          </w:p>
+        </w:tc>
+        <w:tc>
+          <w:tcPr>
+            <w:tcW w:type="dxa" w:w="1531"/>
+            <w:tcBorders>
+              <w:top w:val="single" w:sz="6" w:color="000000"/>
+              <w:bottom w:val="single" w:sz="6" w:color="000000"/>
+              <w:left w:val="nil" w:sz="6" w:color="000000"/>
+              <w:right w:val="nil" w:sz="6" w:color="000000"/>
+            </w:tcBorders>
+          </w:tcPr>
+          <w:p>
+            <w:pPr>
+              <w:jc w:val="center"/>
+            </w:pPr>
+            <w:r/>
+            <w:r>
+              <w:rPr>
+                <w:rFonts w:ascii="Times New Roman" w:hAnsi="Times New Roman"/>
+                <w:sz w:val="18"/>
+              </w:rPr>
+              <w:t>Dia 4,7 (3,2)</w:t>
+            </w:r>
+          </w:p>
+        </w:tc>
+      </w:tr>
+    </w:tbl>
+    <w:p>
+      <w:pPr>
+        <w:spacing w:after="0"/>
+      </w:pPr>
+      <w:r>
+        <w:rPr>
+          <w:i/>
+          <w:sz w:val="17"/>
+        </w:rPr>
+        <w:t>Curvas suavizadas por spline sobre os 12 pontos pré/pós; inflexão = raiz da segunda derivada. PTH: perturbação total do humor.</w:t>
+      </w:r>
+    </w:p>
+    <w:p>
+      <w:pPr>
+        <w:spacing w:after="120"/>
+      </w:pPr>
+      <w:r>
+        <w:rPr>
+          <w:sz w:val="18"/>
+        </w:rPr>
+        <w:t>Fonte: dados da pesquisa (2026).</w:t>
+      </w:r>
+    </w:p>
+    <w:p>
+      <w:pPr>
+        <w:spacing w:before="120" w:after="80" w:line="360" w:lineRule="auto"/>
+      </w:pPr>
+      <w:r>
+        <w:rPr>
+          <w:b/>
+          <w:sz w:val="24"/>
+        </w:rPr>
+        <w:t>4.6 Dias de pico e comparação de cada dia ao primeiro</w:t>
+      </w:r>
+    </w:p>
+    <w:p>
+      <w:pPr>
+        <w:spacing w:line="360" w:lineRule="auto" w:after="0"/>
+        <w:ind w:firstLine="709"/>
+        <w:jc w:val="both"/>
+      </w:pPr>
+      <w:r>
+        <w:rPr>
+          <w:b w:val="0"/>
+          <w:sz w:val="24"/>
+        </w:rPr>
+        <w:t>A localização dos picos sintetiza a dinâmica semanal (Tabela 8). O vigor foi máximo no Dia 1 e mínimo no Dia 7; a fadiga foi máxima no Dia 7; a tensão, no Dia 1; a raiva, no Dia 7; e a depressão, no Dia 7. Em síntese, o início da semana reúne maior prontidão, com vigor e tensão mais altos, ao passo que o final concentra a fadiga e a raiva.</w:t>
+      </w:r>
+    </w:p>
+    <w:p>
+      <w:pPr>
+        <w:spacing w:before="160" w:after="40"/>
+      </w:pPr>
+      <w:r>
+        <w:rPr>
+          <w:sz w:val="22"/>
+        </w:rPr>
+        <w:t>Tabela 8 – Dia de maior e de menor expressão de cada dimensão do humor (médias diárias).</w:t>
       </w:r>
     </w:p>
     <w:tbl>
@@ -8129,7 +8667,7 @@
           <w:b w:val="0"/>
           <w:sz w:val="24"/>
         </w:rPr>
-        <w:t>No pós-teste que compara todos os dias entre si (Tabela 8; Figura 6), o vigor diferiu de forma significativa em 9 dos 21 pares de dias e a fadiga em 6, sempre no sentido de piora em relação aos primeiros dias, o que confirma a deterioração progressiva do eixo energia–fadiga ao longo do microciclo.</w:t>
+        <w:t>No pós-teste que compara todos os dias entre si (Tabela 9; Figura 7), o vigor diferiu de forma significativa em 9 dos 21 pares de dias e a fadiga em 6, sempre no sentido de piora em relação aos primeiros dias, o que confirma a deterioração progressiva do eixo energia–fadiga ao longo do microciclo.</w:t>
       </w:r>
     </w:p>
     <w:p>
@@ -8140,7 +8678,7 @@
         <w:rPr>
           <w:sz w:val="22"/>
         </w:rPr>
-        <w:t>Tabela 8 – Médias marginais estimadas por dia do vigor e da fadiga, com comparação de cada dia ao Dia 1 (pós-teste de Tukey).</w:t>
+        <w:t>Tabela 9 – Médias marginais estimadas por dia do vigor e da fadiga, com comparação de cada dia ao Dia 1 (pós-teste de Tukey).</w:t>
       </w:r>
     </w:p>
     <w:tbl>
@@ -8787,8 +9325,8 @@
       <w:r>
         <w:drawing>
           <wp:inline xmlns:a="http://schemas.openxmlformats.org/drawingml/2006/main" xmlns:pic="http://schemas.openxmlformats.org/drawingml/2006/picture">
-            <wp:extent cx="5220000" cy="2474667"/>
-            <wp:docPr id="6" name="Picture 6"/>
+            <wp:extent cx="5220000" cy="2644800"/>
+            <wp:docPr id="7" name="Picture 7"/>
             <wp:cNvGraphicFramePr>
               <a:graphicFrameLocks noChangeAspect="1"/>
             </wp:cNvGraphicFramePr>
@@ -8800,7 +9338,7 @@
                     <pic:cNvPicPr/>
                   </pic:nvPicPr>
                   <pic:blipFill>
-                    <a:blip r:embed="rId14"/>
+                    <a:blip r:embed="rId15"/>
                     <a:stretch>
                       <a:fillRect/>
                     </a:stretch>
@@ -8808,7 +9346,7 @@
                   <pic:spPr>
                     <a:xfrm>
                       <a:off x="0" y="0"/>
-                      <a:ext cx="5220000" cy="2474667"/>
+                      <a:ext cx="5220000" cy="2644800"/>
                     </a:xfrm>
                     <a:prstGeom prst="rect"/>
                   </pic:spPr>
@@ -8827,7 +9365,7 @@
         <w:rPr>
           <w:sz w:val="22"/>
         </w:rPr>
-        <w:t>Figura 6 – Médias marginais diárias do vigor, da fadiga e da fadiga física, com comparação de todos os dias ao Dia 1 (* p &lt; 0,05).</w:t>
+        <w:t>Figura 7 – Médias marginais diárias do vigor, da fadiga e da fadiga física, com comparação de todos os dias ao Dia 1 (* p &lt; 0,05).</w:t>
       </w:r>
     </w:p>
     <w:p>
@@ -8851,7 +9389,7 @@
           <w:b/>
           <w:sz w:val="24"/>
         </w:rPr>
-        <w:t>4.6 Variação entre pré e pós-treino (Wilcoxon)</w:t>
+        <w:t>4.7 Variação entre pré e pós-treino (Wilcoxon)</w:t>
       </w:r>
     </w:p>
     <w:p>
@@ -8865,7 +9403,7 @@
           <w:b w:val="0"/>
           <w:sz w:val="24"/>
         </w:rPr>
-        <w:t>A comparação entre pré e pós-treino pelo teste de Wilcoxon (Tabela 9) evidenciou uma resposta aguda coerente com o esforço: o vigor caiu (d = -0,47) e a fadiga e a PTH subiram do momento pré para o pós, com efeito de magnitude pequena a moderada. Essa oscilação dentro do dia somou-se à tendência semanal e ajudou a compor o quadro de fadiga funcional observado no fim do microciclo.</w:t>
+        <w:t>A comparação entre pré e pós-treino pelo teste de Wilcoxon (Tabela 10) evidenciou uma resposta aguda coerente com o esforço: o vigor caiu (d = -0,47) e a fadiga e a PTH subiram do momento pré para o pós, com efeito de magnitude pequena a moderada. Essa oscilação dentro do dia somou-se à tendência semanal e ajudou a compor o quadro de fadiga funcional observado no fim do microciclo.</w:t>
       </w:r>
     </w:p>
     <w:p>
@@ -8876,7 +9414,7 @@
         <w:rPr>
           <w:sz w:val="22"/>
         </w:rPr>
-        <w:t>Tabela 9 – Comparação entre pré e pós-treino das dimensões do BRUMS e da PTH (teste de Wilcoxon e d de Cohen).</w:t>
+        <w:t>Tabela 10 – Comparação entre pré e pós-treino das dimensões do BRUMS e da PTH (teste de Wilcoxon e d de Cohen).</w:t>
       </w:r>
     </w:p>
     <w:tbl>
@@ -10299,8 +10837,8 @@
       <w:r>
         <w:drawing>
           <wp:inline xmlns:a="http://schemas.openxmlformats.org/drawingml/2006/main" xmlns:pic="http://schemas.openxmlformats.org/drawingml/2006/picture">
-            <wp:extent cx="5220000" cy="2936250"/>
-            <wp:docPr id="7" name="Picture 7"/>
+            <wp:extent cx="4500000" cy="3540000"/>
+            <wp:docPr id="8" name="Picture 8"/>
             <wp:cNvGraphicFramePr>
               <a:graphicFrameLocks noChangeAspect="1"/>
             </wp:cNvGraphicFramePr>
@@ -10312,7 +10850,7 @@
                     <pic:cNvPicPr/>
                   </pic:nvPicPr>
                   <pic:blipFill>
-                    <a:blip r:embed="rId15"/>
+                    <a:blip r:embed="rId16"/>
                     <a:stretch>
                       <a:fillRect/>
                     </a:stretch>
@@ -10320,7 +10858,7 @@
                   <pic:spPr>
                     <a:xfrm>
                       <a:off x="0" y="0"/>
-                      <a:ext cx="5220000" cy="2936250"/>
+                      <a:ext cx="4500000" cy="3540000"/>
                     </a:xfrm>
                     <a:prstGeom prst="rect"/>
                   </pic:spPr>
@@ -10339,7 +10877,7 @@
         <w:rPr>
           <w:sz w:val="22"/>
         </w:rPr>
-        <w:t>Figura 7 – Escores de vigor, fadiga e perturbação total do humor no pré e no pós-treino, por dia.</w:t>
+        <w:t>Figura 8 – Escores de vigor, fadiga e perturbação total do humor no pré e no pós-treino, por dia.</w:t>
       </w:r>
     </w:p>
     <w:p>
@@ -10363,7 +10901,7 @@
           <w:b/>
           <w:sz w:val="24"/>
         </w:rPr>
-        <w:t>4.7 Relações entre as dimensões (Spearman)</w:t>
+        <w:t>4.8 Relações entre as dimensões (Spearman)</w:t>
       </w:r>
     </w:p>
     <w:p>
@@ -10377,7 +10915,7 @@
           <w:b w:val="0"/>
           <w:sz w:val="24"/>
         </w:rPr>
-        <w:t>As correlações de Spearman entre as dimensões (Tabela 10) mostraram que as dimensões negativas se associam entre si, com destaque para os pares depressão–raiva e tensão–confusão, e que a fadiga se relaciona com a depressão e a raiva. O vigor manteve-se relativamente independente das demais dimensões, o que reforça a sua leitura como um polo próprio do eixo energia–fadiga.</w:t>
+        <w:t>As correlações de Spearman entre as dimensões (Tabela 11) mostraram que as dimensões negativas se associam entre si, com destaque para os pares depressão–raiva e tensão–confusão, e que a fadiga se relaciona com a depressão e a raiva. O vigor manteve-se relativamente independente das demais dimensões, o que reforça a sua leitura como um polo próprio do eixo energia–fadiga.</w:t>
       </w:r>
     </w:p>
     <w:p>
@@ -10388,7 +10926,7 @@
         <w:rPr>
           <w:sz w:val="22"/>
         </w:rPr>
-        <w:t>Tabela 10 – Correlações de Spearman significativas entre as dimensões do BRUMS (n = 27 atletas).</w:t>
+        <w:t>Tabela 11 – Correlações de Spearman significativas entre as dimensões do BRUMS (n = 27 atletas).</w:t>
       </w:r>
     </w:p>
     <w:tbl>

--- a/Artigos/Paper1_Humor_resumido.docx
+++ b/Artigos/Paper1_Humor_resumido.docx
@@ -7193,6 +7193,83 @@
     </w:p>
     <w:p>
       <w:pPr>
+        <w:spacing w:line="360" w:lineRule="auto" w:after="0"/>
+        <w:ind w:firstLine="709"/>
+        <w:jc w:val="both"/>
+      </w:pPr>
+      <w:r>
+        <w:rPr>
+          <w:b w:val="0"/>
+          <w:sz w:val="24"/>
+        </w:rPr>
+        <w:t>A comparação direta da PTH entre três momentos do microciclo (Figura 6) ilustra a mesma tendência: a perturbação total do humor aumentou do primeiro para o último dia, e a diferença foi significativa entre o Dia 1 e o Dia 7 (p = 0,008), ao passo que as comparações entre dias adjacentes não alcançaram significância.</w:t>
+      </w:r>
+    </w:p>
+    <w:p>
+      <w:pPr>
+        <w:spacing w:before="120"/>
+        <w:jc w:val="center"/>
+      </w:pPr>
+      <w:r>
+        <w:drawing>
+          <wp:inline xmlns:a="http://schemas.openxmlformats.org/drawingml/2006/main" xmlns:pic="http://schemas.openxmlformats.org/drawingml/2006/picture">
+            <wp:extent cx="4680000" cy="3094839"/>
+            <wp:docPr id="6" name="Picture 6"/>
+            <wp:cNvGraphicFramePr>
+              <a:graphicFrameLocks noChangeAspect="1"/>
+            </wp:cNvGraphicFramePr>
+            <a:graphic>
+              <a:graphicData uri="http://schemas.openxmlformats.org/drawingml/2006/picture">
+                <pic:pic>
+                  <pic:nvPicPr>
+                    <pic:cNvPr id="0" name="box_signif.png"/>
+                    <pic:cNvPicPr/>
+                  </pic:nvPicPr>
+                  <pic:blipFill>
+                    <a:blip r:embed="rId14"/>
+                    <a:stretch>
+                      <a:fillRect/>
+                    </a:stretch>
+                  </pic:blipFill>
+                  <pic:spPr>
+                    <a:xfrm>
+                      <a:off x="0" y="0"/>
+                      <a:ext cx="4680000" cy="3094839"/>
+                    </a:xfrm>
+                    <a:prstGeom prst="rect"/>
+                  </pic:spPr>
+                </pic:pic>
+              </a:graphicData>
+            </a:graphic>
+          </wp:inline>
+        </w:drawing>
+      </w:r>
+    </w:p>
+    <w:p>
+      <w:pPr>
+        <w:jc w:val="center"/>
+      </w:pPr>
+      <w:r>
+        <w:rPr>
+          <w:sz w:val="22"/>
+        </w:rPr>
+        <w:t>Figura 6 – Perturbação total do humor (PTH) no Dia 1, no Dia 4 e no Dia 7, com as comparações par a par (teste de Mann-Whitney; * p &lt; 0,05; ** p &lt; 0,01; ns = não significativo).</w:t>
+      </w:r>
+    </w:p>
+    <w:p>
+      <w:pPr>
+        <w:spacing w:after="120"/>
+        <w:jc w:val="center"/>
+      </w:pPr>
+      <w:r>
+        <w:rPr>
+          <w:sz w:val="18"/>
+        </w:rPr>
+        <w:t>Fonte: elaboração dos autores (2026).</w:t>
+      </w:r>
+    </w:p>
+    <w:p>
+      <w:pPr>
         <w:spacing w:before="120" w:after="80" w:line="360" w:lineRule="auto"/>
       </w:pPr>
       <w:r>
@@ -7214,7 +7291,7 @@
           <w:b w:val="0"/>
           <w:sz w:val="24"/>
         </w:rPr>
-        <w:t>Para separar o sinal do ruído, as trajetórias do vigor, da fadiga e da PTH foram suavizadas sobre os doze pontos pré e pós-treino por meio de uma spline, e a segunda derivada de cada curva localizou o seu ponto de inflexão, ou seja, o momento em que a concavidade muda e a taxa de variação atinge o seu limite (Figura 6; Tabela 7). Depois de removido o ruído, cada dimensão exibiu um único ponto de inflexão, situado na metade da semana (em torno do Dia 3,8), o que marca a transição entre a fase inicial de prontidão e a fase de acúmulo de carga. A curva suavizada do vigor subiu até um máximo em torno do Dia 5,0 e caiu ao seu mínimo no fim da semana, enquanto a fadiga e a PTH percorreram o caminho inverso e atingiram os seus máximos no último dia.</w:t>
+        <w:t>Para separar o sinal do ruído, as trajetórias do vigor, da fadiga e da PTH foram suavizadas sobre os doze pontos pré e pós-treino por meio de uma spline, e a segunda derivada de cada curva localizou o seu ponto de inflexão, ou seja, o momento em que a concavidade muda e a taxa de variação atinge o seu limite (Figura 7; Tabela 7). Depois de removido o ruído, cada dimensão exibiu um único ponto de inflexão, situado na metade da semana (em torno do Dia 3,8), o que marca a transição entre a fase inicial de prontidão e a fase de acúmulo de carga. A curva suavizada do vigor subiu até um máximo em torno do Dia 5,0 e caiu ao seu mínimo no fim da semana, enquanto a fadiga e a PTH percorreram o caminho inverso e atingiram os seus máximos no último dia.</w:t>
       </w:r>
     </w:p>
     <w:p>
@@ -7226,7 +7303,7 @@
         <w:drawing>
           <wp:inline xmlns:a="http://schemas.openxmlformats.org/drawingml/2006/main" xmlns:pic="http://schemas.openxmlformats.org/drawingml/2006/picture">
             <wp:extent cx="4500000" cy="3540000"/>
-            <wp:docPr id="6" name="Picture 6"/>
+            <wp:docPr id="7" name="Picture 7"/>
             <wp:cNvGraphicFramePr>
               <a:graphicFrameLocks noChangeAspect="1"/>
             </wp:cNvGraphicFramePr>
@@ -7238,7 +7315,7 @@
                     <pic:cNvPicPr/>
                   </pic:nvPicPr>
                   <pic:blipFill>
-                    <a:blip r:embed="rId14"/>
+                    <a:blip r:embed="rId15"/>
                     <a:stretch>
                       <a:fillRect/>
                     </a:stretch>
@@ -7265,7 +7342,7 @@
         <w:rPr>
           <w:sz w:val="22"/>
         </w:rPr>
-        <w:t>Figura 6 – Trajetórias suavizadas do vigor, da fadiga e da PTH sobre os doze pontos pré e pós-treino. Marcadores translúcidos: sinal bruto; linha grossa: sinal suavizado; linha pontilhada: ponto de inflexão (segunda derivada nula); triângulos: máximo e mínimo. Áreas sombreadas: início e acúmulo da semana.</w:t>
+        <w:t>Figura 7 – Trajetórias suavizadas do vigor, da fadiga e da PTH sobre os doze pontos pré e pós-treino. Marcadores translúcidos: sinal bruto; linha grossa: sinal suavizado; linha pontilhada: ponto de inflexão (segunda derivada nula); triângulos: máximo e mínimo. Áreas sombreadas: início e acúmulo da semana.</w:t>
       </w:r>
     </w:p>
     <w:p>
@@ -8667,7 +8744,7 @@
           <w:b w:val="0"/>
           <w:sz w:val="24"/>
         </w:rPr>
-        <w:t>No pós-teste que compara todos os dias entre si (Tabela 9; Figura 7), o vigor diferiu de forma significativa em 9 dos 21 pares de dias e a fadiga em 6, sempre no sentido de piora em relação aos primeiros dias, o que confirma a deterioração progressiva do eixo energia–fadiga ao longo do microciclo.</w:t>
+        <w:t>No pós-teste que compara todos os dias entre si (Tabela 9; Figura 8), o vigor diferiu de forma significativa em 9 dos 21 pares de dias e a fadiga em 6, sempre no sentido de piora em relação aos primeiros dias, o que confirma a deterioração progressiva do eixo energia–fadiga ao longo do microciclo.</w:t>
       </w:r>
     </w:p>
     <w:p>
@@ -9326,7 +9403,7 @@
         <w:drawing>
           <wp:inline xmlns:a="http://schemas.openxmlformats.org/drawingml/2006/main" xmlns:pic="http://schemas.openxmlformats.org/drawingml/2006/picture">
             <wp:extent cx="5220000" cy="2644800"/>
-            <wp:docPr id="7" name="Picture 7"/>
+            <wp:docPr id="8" name="Picture 8"/>
             <wp:cNvGraphicFramePr>
               <a:graphicFrameLocks noChangeAspect="1"/>
             </wp:cNvGraphicFramePr>
@@ -9338,7 +9415,7 @@
                     <pic:cNvPicPr/>
                   </pic:nvPicPr>
                   <pic:blipFill>
-                    <a:blip r:embed="rId15"/>
+                    <a:blip r:embed="rId16"/>
                     <a:stretch>
                       <a:fillRect/>
                     </a:stretch>
@@ -9365,7 +9442,7 @@
         <w:rPr>
           <w:sz w:val="22"/>
         </w:rPr>
-        <w:t>Figura 7 – Médias marginais diárias do vigor, da fadiga e da fadiga física, com comparação de todos os dias ao Dia 1 (* p &lt; 0,05).</w:t>
+        <w:t>Figura 8 – Médias marginais diárias do vigor, da fadiga e da fadiga física, com comparação de todos os dias ao Dia 1 (* p &lt; 0,05).</w:t>
       </w:r>
     </w:p>
     <w:p>
@@ -10838,7 +10915,7 @@
         <w:drawing>
           <wp:inline xmlns:a="http://schemas.openxmlformats.org/drawingml/2006/main" xmlns:pic="http://schemas.openxmlformats.org/drawingml/2006/picture">
             <wp:extent cx="4500000" cy="3540000"/>
-            <wp:docPr id="8" name="Picture 8"/>
+            <wp:docPr id="9" name="Picture 9"/>
             <wp:cNvGraphicFramePr>
               <a:graphicFrameLocks noChangeAspect="1"/>
             </wp:cNvGraphicFramePr>
@@ -10850,7 +10927,7 @@
                     <pic:cNvPicPr/>
                   </pic:nvPicPr>
                   <pic:blipFill>
-                    <a:blip r:embed="rId16"/>
+                    <a:blip r:embed="rId17"/>
                     <a:stretch>
                       <a:fillRect/>
                     </a:stretch>
@@ -10877,7 +10954,7 @@
         <w:rPr>
           <w:sz w:val="22"/>
         </w:rPr>
-        <w:t>Figura 8 – Escores de vigor, fadiga e perturbação total do humor no pré e no pós-treino, por dia.</w:t>
+        <w:t>Figura 9 – Escores de vigor, fadiga e perturbação total do humor no pré e no pós-treino, por dia.</w:t>
       </w:r>
     </w:p>
     <w:p>
@@ -11489,6 +11566,95 @@
           <w:sz w:val="18"/>
         </w:rPr>
         <w:t>Fonte: dados da pesquisa (2026).</w:t>
+      </w:r>
+    </w:p>
+    <w:p>
+      <w:pPr>
+        <w:spacing w:before="120" w:after="80" w:line="360" w:lineRule="auto"/>
+      </w:pPr>
+      <w:r>
+        <w:rPr>
+          <w:b/>
+          <w:sz w:val="24"/>
+        </w:rPr>
+        <w:t>4.9 Estrutura dimensional (análise de componentes principais)</w:t>
+      </w:r>
+    </w:p>
+    <w:p>
+      <w:pPr>
+        <w:spacing w:line="360" w:lineRule="auto" w:after="0"/>
+        <w:ind w:firstLine="709"/>
+        <w:jc w:val="both"/>
+      </w:pPr>
+      <w:r>
+        <w:rPr>
+          <w:b w:val="0"/>
+          <w:sz w:val="24"/>
+        </w:rPr>
+        <w:t>Uma análise exploratória de componentes principais resumiu a estrutura das seis dimensões. Os dois primeiros componentes explicaram 64% da variância (41% no primeiro e 23% no segundo). O círculo de correlação (Figura 10) mostra que as dimensões negativas (depressão, raiva, confusão e fadiga) se projetam juntas no lado positivo do primeiro componente, que funciona como um eixo geral de perturbação, ao passo que o vigor aponta em sentido oposto. Essa oposição reforça, por via independente, a centralidade do eixo energia–fadiga.</w:t>
+      </w:r>
+    </w:p>
+    <w:p>
+      <w:pPr>
+        <w:spacing w:before="120"/>
+        <w:jc w:val="center"/>
+      </w:pPr>
+      <w:r>
+        <w:drawing>
+          <wp:inline xmlns:a="http://schemas.openxmlformats.org/drawingml/2006/main" xmlns:pic="http://schemas.openxmlformats.org/drawingml/2006/picture">
+            <wp:extent cx="4320000" cy="4114286"/>
+            <wp:docPr id="10" name="Picture 10"/>
+            <wp:cNvGraphicFramePr>
+              <a:graphicFrameLocks noChangeAspect="1"/>
+            </wp:cNvGraphicFramePr>
+            <a:graphic>
+              <a:graphicData uri="http://schemas.openxmlformats.org/drawingml/2006/picture">
+                <pic:pic>
+                  <pic:nvPicPr>
+                    <pic:cNvPr id="0" name="pca_circulo.png"/>
+                    <pic:cNvPicPr/>
+                  </pic:nvPicPr>
+                  <pic:blipFill>
+                    <a:blip r:embed="rId18"/>
+                    <a:stretch>
+                      <a:fillRect/>
+                    </a:stretch>
+                  </pic:blipFill>
+                  <pic:spPr>
+                    <a:xfrm>
+                      <a:off x="0" y="0"/>
+                      <a:ext cx="4320000" cy="4114286"/>
+                    </a:xfrm>
+                    <a:prstGeom prst="rect"/>
+                  </pic:spPr>
+                </pic:pic>
+              </a:graphicData>
+            </a:graphic>
+          </wp:inline>
+        </w:drawing>
+      </w:r>
+    </w:p>
+    <w:p>
+      <w:pPr>
+        <w:jc w:val="center"/>
+      </w:pPr>
+      <w:r>
+        <w:rPr>
+          <w:sz w:val="22"/>
+        </w:rPr>
+        <w:t>Figura 10 – Círculo de correlação da análise de componentes principais das seis dimensões do BRUMS. A espessura de cada seta é proporcional à contribuição da variável ao plano dos dois primeiros componentes.</w:t>
+      </w:r>
+    </w:p>
+    <w:p>
+      <w:pPr>
+        <w:spacing w:after="120"/>
+        <w:jc w:val="center"/>
+      </w:pPr>
+      <w:r>
+        <w:rPr>
+          <w:sz w:val="18"/>
+        </w:rPr>
+        <w:t>Fonte: elaboração dos autores (2026).</w:t>
       </w:r>
     </w:p>
     <w:p>

--- a/Artigos/Paper1_Humor_resumido.docx
+++ b/Artigos/Paper1_Humor_resumido.docx
@@ -7059,7 +7059,7 @@
       <w:r>
         <w:drawing>
           <wp:inline xmlns:a="http://schemas.openxmlformats.org/drawingml/2006/main" xmlns:pic="http://schemas.openxmlformats.org/drawingml/2006/picture">
-            <wp:extent cx="4500000" cy="3540000"/>
+            <wp:extent cx="4500000" cy="2884615"/>
             <wp:docPr id="4" name="Picture 4"/>
             <wp:cNvGraphicFramePr>
               <a:graphicFrameLocks noChangeAspect="1"/>
@@ -7080,7 +7080,7 @@
                   <pic:spPr>
                     <a:xfrm>
                       <a:off x="0" y="0"/>
-                      <a:ext cx="4500000" cy="3540000"/>
+                      <a:ext cx="4500000" cy="2884615"/>
                     </a:xfrm>
                     <a:prstGeom prst="rect"/>
                   </pic:spPr>
@@ -7213,7 +7213,7 @@
       <w:r>
         <w:drawing>
           <wp:inline xmlns:a="http://schemas.openxmlformats.org/drawingml/2006/main" xmlns:pic="http://schemas.openxmlformats.org/drawingml/2006/picture">
-            <wp:extent cx="4680000" cy="3094839"/>
+            <wp:extent cx="4140000" cy="2737742"/>
             <wp:docPr id="6" name="Picture 6"/>
             <wp:cNvGraphicFramePr>
               <a:graphicFrameLocks noChangeAspect="1"/>
@@ -7234,7 +7234,7 @@
                   <pic:spPr>
                     <a:xfrm>
                       <a:off x="0" y="0"/>
-                      <a:ext cx="4680000" cy="3094839"/>
+                      <a:ext cx="4140000" cy="2737742"/>
                     </a:xfrm>
                     <a:prstGeom prst="rect"/>
                   </pic:spPr>
@@ -7302,7 +7302,7 @@
       <w:r>
         <w:drawing>
           <wp:inline xmlns:a="http://schemas.openxmlformats.org/drawingml/2006/main" xmlns:pic="http://schemas.openxmlformats.org/drawingml/2006/picture">
-            <wp:extent cx="4500000" cy="3540000"/>
+            <wp:extent cx="4500000" cy="2884615"/>
             <wp:docPr id="7" name="Picture 7"/>
             <wp:cNvGraphicFramePr>
               <a:graphicFrameLocks noChangeAspect="1"/>
@@ -7323,7 +7323,7 @@
                   <pic:spPr>
                     <a:xfrm>
                       <a:off x="0" y="0"/>
-                      <a:ext cx="4500000" cy="3540000"/>
+                      <a:ext cx="4500000" cy="2884615"/>
                     </a:xfrm>
                     <a:prstGeom prst="rect"/>
                   </pic:spPr>
@@ -10914,7 +10914,7 @@
       <w:r>
         <w:drawing>
           <wp:inline xmlns:a="http://schemas.openxmlformats.org/drawingml/2006/main" xmlns:pic="http://schemas.openxmlformats.org/drawingml/2006/picture">
-            <wp:extent cx="4500000" cy="3540000"/>
+            <wp:extent cx="4500000" cy="2884615"/>
             <wp:docPr id="9" name="Picture 9"/>
             <wp:cNvGraphicFramePr>
               <a:graphicFrameLocks noChangeAspect="1"/>
@@ -10935,7 +10935,7 @@
                   <pic:spPr>
                     <a:xfrm>
                       <a:off x="0" y="0"/>
-                      <a:ext cx="4500000" cy="3540000"/>
+                      <a:ext cx="4500000" cy="2884615"/>
                     </a:xfrm>
                     <a:prstGeom prst="rect"/>
                   </pic:spPr>

--- a/Artigos/Paper1_Humor_resumido.docx
+++ b/Artigos/Paper1_Humor_resumido.docx
@@ -7270,6 +7270,146 @@
     </w:p>
     <w:p>
       <w:pPr>
+        <w:spacing w:line="360" w:lineRule="auto" w:after="0"/>
+        <w:ind w:firstLine="709"/>
+        <w:jc w:val="both"/>
+      </w:pPr>
+      <w:r>
+        <w:rPr>
+          <w:b w:val="0"/>
+          <w:sz w:val="24"/>
+        </w:rPr>
+        <w:t>A distribuição completa da PTH em cada dia (Figura 7) e a sua distribuição acumulada (Figura 8) confirmam o deslocamento ao longo da semana. Os diagramas de violino mostram a densidade da PTH a subir do Dia 1 ao Dia 7, e as curvas de distribuição acumulada revelam um deslocamento sistemático para a direita, com o Dia 7 situado acima do Dia 1 em praticamente toda a faixa de escores.</w:t>
+      </w:r>
+    </w:p>
+    <w:p>
+      <w:pPr>
+        <w:spacing w:before="120"/>
+        <w:jc w:val="center"/>
+      </w:pPr>
+      <w:r>
+        <w:drawing>
+          <wp:inline xmlns:a="http://schemas.openxmlformats.org/drawingml/2006/main" xmlns:pic="http://schemas.openxmlformats.org/drawingml/2006/picture">
+            <wp:extent cx="4680000" cy="2741143"/>
+            <wp:docPr id="7" name="Picture 7"/>
+            <wp:cNvGraphicFramePr>
+              <a:graphicFrameLocks noChangeAspect="1"/>
+            </wp:cNvGraphicFramePr>
+            <a:graphic>
+              <a:graphicData uri="http://schemas.openxmlformats.org/drawingml/2006/picture">
+                <pic:pic>
+                  <pic:nvPicPr>
+                    <pic:cNvPr id="0" name="tec_violin.png"/>
+                    <pic:cNvPicPr/>
+                  </pic:nvPicPr>
+                  <pic:blipFill>
+                    <a:blip r:embed="rId15"/>
+                    <a:stretch>
+                      <a:fillRect/>
+                    </a:stretch>
+                  </pic:blipFill>
+                  <pic:spPr>
+                    <a:xfrm>
+                      <a:off x="0" y="0"/>
+                      <a:ext cx="4680000" cy="2741143"/>
+                    </a:xfrm>
+                    <a:prstGeom prst="rect"/>
+                  </pic:spPr>
+                </pic:pic>
+              </a:graphicData>
+            </a:graphic>
+          </wp:inline>
+        </w:drawing>
+      </w:r>
+    </w:p>
+    <w:p>
+      <w:pPr>
+        <w:jc w:val="center"/>
+      </w:pPr>
+      <w:r>
+        <w:rPr>
+          <w:sz w:val="22"/>
+        </w:rPr>
+        <w:t>Figura 7 – Distribuição da PTH por dia (diagramas de violino com caixa e média; a escala foi ajustada à faixa central da distribuição para facilitar a leitura).</w:t>
+      </w:r>
+    </w:p>
+    <w:p>
+      <w:pPr>
+        <w:spacing w:after="120"/>
+        <w:jc w:val="center"/>
+      </w:pPr>
+      <w:r>
+        <w:rPr>
+          <w:sz w:val="18"/>
+        </w:rPr>
+        <w:t>Fonte: elaboração dos autores (2026).</w:t>
+      </w:r>
+    </w:p>
+    <w:p>
+      <w:pPr>
+        <w:spacing w:before="120"/>
+        <w:jc w:val="center"/>
+      </w:pPr>
+      <w:r>
+        <w:drawing>
+          <wp:inline xmlns:a="http://schemas.openxmlformats.org/drawingml/2006/main" xmlns:pic="http://schemas.openxmlformats.org/drawingml/2006/picture">
+            <wp:extent cx="4500000" cy="2571429"/>
+            <wp:docPr id="8" name="Picture 8"/>
+            <wp:cNvGraphicFramePr>
+              <a:graphicFrameLocks noChangeAspect="1"/>
+            </wp:cNvGraphicFramePr>
+            <a:graphic>
+              <a:graphicData uri="http://schemas.openxmlformats.org/drawingml/2006/picture">
+                <pic:pic>
+                  <pic:nvPicPr>
+                    <pic:cNvPr id="0" name="tec_ecdf.png"/>
+                    <pic:cNvPicPr/>
+                  </pic:nvPicPr>
+                  <pic:blipFill>
+                    <a:blip r:embed="rId16"/>
+                    <a:stretch>
+                      <a:fillRect/>
+                    </a:stretch>
+                  </pic:blipFill>
+                  <pic:spPr>
+                    <a:xfrm>
+                      <a:off x="0" y="0"/>
+                      <a:ext cx="4500000" cy="2571429"/>
+                    </a:xfrm>
+                    <a:prstGeom prst="rect"/>
+                  </pic:spPr>
+                </pic:pic>
+              </a:graphicData>
+            </a:graphic>
+          </wp:inline>
+        </w:drawing>
+      </w:r>
+    </w:p>
+    <w:p>
+      <w:pPr>
+        <w:jc w:val="center"/>
+      </w:pPr>
+      <w:r>
+        <w:rPr>
+          <w:sz w:val="22"/>
+        </w:rPr>
+        <w:t>Figura 8 – Distribuição acumulada (ECDF) da PTH no Dia 1, no Dia 4 e no Dia 7; o deslocamento das curvas para a direita indica o aumento da perturbação ao longo do microciclo.</w:t>
+      </w:r>
+    </w:p>
+    <w:p>
+      <w:pPr>
+        <w:spacing w:after="120"/>
+        <w:jc w:val="center"/>
+      </w:pPr>
+      <w:r>
+        <w:rPr>
+          <w:sz w:val="18"/>
+        </w:rPr>
+        <w:t>Fonte: elaboração dos autores (2026).</w:t>
+      </w:r>
+    </w:p>
+    <w:p>
+      <w:pPr>
         <w:spacing w:before="120" w:after="80" w:line="360" w:lineRule="auto"/>
       </w:pPr>
       <w:r>
@@ -7291,7 +7431,7 @@
           <w:b w:val="0"/>
           <w:sz w:val="24"/>
         </w:rPr>
-        <w:t>Para separar o sinal do ruído, as trajetórias do vigor, da fadiga e da PTH foram suavizadas sobre os doze pontos pré e pós-treino por meio de uma spline, e a segunda derivada de cada curva localizou o seu ponto de inflexão, ou seja, o momento em que a concavidade muda e a taxa de variação atinge o seu limite (Figura 7; Tabela 7). Depois de removido o ruído, cada dimensão exibiu um único ponto de inflexão, situado na metade da semana (em torno do Dia 3,8), o que marca a transição entre a fase inicial de prontidão e a fase de acúmulo de carga. A curva suavizada do vigor subiu até um máximo em torno do Dia 5,0 e caiu ao seu mínimo no fim da semana, enquanto a fadiga e a PTH percorreram o caminho inverso e atingiram os seus máximos no último dia.</w:t>
+        <w:t>Para separar o sinal do ruído, as trajetórias do vigor, da fadiga e da PTH foram suavizadas sobre os doze pontos pré e pós-treino por meio de uma spline, e a segunda derivada de cada curva localizou o seu ponto de inflexão, ou seja, o momento em que a concavidade muda e a taxa de variação atinge o seu limite (Figura 9; Tabela 7). Depois de removido o ruído, cada dimensão exibiu um único ponto de inflexão, situado na metade da semana (em torno do Dia 3,8), o que marca a transição entre a fase inicial de prontidão e a fase de acúmulo de carga. A curva suavizada do vigor subiu até um máximo em torno do Dia 5,0 e caiu ao seu mínimo no fim da semana, enquanto a fadiga e a PTH percorreram o caminho inverso e atingiram os seus máximos no último dia.</w:t>
       </w:r>
     </w:p>
     <w:p>
@@ -7303,7 +7443,7 @@
         <w:drawing>
           <wp:inline xmlns:a="http://schemas.openxmlformats.org/drawingml/2006/main" xmlns:pic="http://schemas.openxmlformats.org/drawingml/2006/picture">
             <wp:extent cx="4500000" cy="2884615"/>
-            <wp:docPr id="7" name="Picture 7"/>
+            <wp:docPr id="9" name="Picture 9"/>
             <wp:cNvGraphicFramePr>
               <a:graphicFrameLocks noChangeAspect="1"/>
             </wp:cNvGraphicFramePr>
@@ -7315,7 +7455,7 @@
                     <pic:cNvPicPr/>
                   </pic:nvPicPr>
                   <pic:blipFill>
-                    <a:blip r:embed="rId15"/>
+                    <a:blip r:embed="rId17"/>
                     <a:stretch>
                       <a:fillRect/>
                     </a:stretch>
@@ -7342,7 +7482,7 @@
         <w:rPr>
           <w:sz w:val="22"/>
         </w:rPr>
-        <w:t>Figura 7 – Trajetórias suavizadas do vigor, da fadiga e da PTH sobre os doze pontos pré e pós-treino. Marcadores translúcidos: sinal bruto; linha grossa: sinal suavizado; linha pontilhada: ponto de inflexão (segunda derivada nula); triângulos: máximo e mínimo. Áreas sombreadas: início e acúmulo da semana.</w:t>
+        <w:t>Figura 9 – Trajetórias suavizadas do vigor, da fadiga e da PTH sobre os doze pontos pré e pós-treino. Marcadores translúcidos: sinal bruto; linha grossa: sinal suavizado; linha pontilhada: ponto de inflexão (segunda derivada nula); triângulos: máximo e mínimo. Áreas sombreadas: início e acúmulo da semana.</w:t>
       </w:r>
     </w:p>
     <w:p>
@@ -8744,7 +8884,7 @@
           <w:b w:val="0"/>
           <w:sz w:val="24"/>
         </w:rPr>
-        <w:t>No pós-teste que compara todos os dias entre si (Tabela 9; Figura 8), o vigor diferiu de forma significativa em 9 dos 21 pares de dias e a fadiga em 6, sempre no sentido de piora em relação aos primeiros dias, o que confirma a deterioração progressiva do eixo energia–fadiga ao longo do microciclo.</w:t>
+        <w:t>No pós-teste que compara todos os dias entre si (Tabela 9; Figura 10), o vigor diferiu de forma significativa em 9 dos 21 pares de dias e a fadiga em 6, sempre no sentido de piora em relação aos primeiros dias, o que confirma a deterioração progressiva do eixo energia–fadiga ao longo do microciclo.</w:t>
       </w:r>
     </w:p>
     <w:p>
@@ -9403,7 +9543,7 @@
         <w:drawing>
           <wp:inline xmlns:a="http://schemas.openxmlformats.org/drawingml/2006/main" xmlns:pic="http://schemas.openxmlformats.org/drawingml/2006/picture">
             <wp:extent cx="5220000" cy="2644800"/>
-            <wp:docPr id="8" name="Picture 8"/>
+            <wp:docPr id="10" name="Picture 10"/>
             <wp:cNvGraphicFramePr>
               <a:graphicFrameLocks noChangeAspect="1"/>
             </wp:cNvGraphicFramePr>
@@ -9415,7 +9555,7 @@
                     <pic:cNvPicPr/>
                   </pic:nvPicPr>
                   <pic:blipFill>
-                    <a:blip r:embed="rId16"/>
+                    <a:blip r:embed="rId18"/>
                     <a:stretch>
                       <a:fillRect/>
                     </a:stretch>
@@ -9442,7 +9582,7 @@
         <w:rPr>
           <w:sz w:val="22"/>
         </w:rPr>
-        <w:t>Figura 8 – Médias marginais diárias do vigor, da fadiga e da fadiga física, com comparação de todos os dias ao Dia 1 (* p &lt; 0,05).</w:t>
+        <w:t>Figura 10 – Médias marginais diárias do vigor, da fadiga e da fadiga física, com comparação de todos os dias ao Dia 1 (* p &lt; 0,05).</w:t>
       </w:r>
     </w:p>
     <w:p>
@@ -10915,7 +11055,7 @@
         <w:drawing>
           <wp:inline xmlns:a="http://schemas.openxmlformats.org/drawingml/2006/main" xmlns:pic="http://schemas.openxmlformats.org/drawingml/2006/picture">
             <wp:extent cx="4500000" cy="2884615"/>
-            <wp:docPr id="9" name="Picture 9"/>
+            <wp:docPr id="11" name="Picture 11"/>
             <wp:cNvGraphicFramePr>
               <a:graphicFrameLocks noChangeAspect="1"/>
             </wp:cNvGraphicFramePr>
@@ -10927,7 +11067,7 @@
                     <pic:cNvPicPr/>
                   </pic:nvPicPr>
                   <pic:blipFill>
-                    <a:blip r:embed="rId17"/>
+                    <a:blip r:embed="rId19"/>
                     <a:stretch>
                       <a:fillRect/>
                     </a:stretch>
@@ -10954,7 +11094,7 @@
         <w:rPr>
           <w:sz w:val="22"/>
         </w:rPr>
-        <w:t>Figura 9 – Escores de vigor, fadiga e perturbação total do humor no pré e no pós-treino, por dia.</w:t>
+        <w:t>Figura 11 – Escores de vigor, fadiga e perturbação total do humor no pré e no pós-treino, por dia.</w:t>
       </w:r>
     </w:p>
     <w:p>
@@ -11570,6 +11710,83 @@
     </w:p>
     <w:p>
       <w:pPr>
+        <w:spacing w:line="360" w:lineRule="auto" w:after="0"/>
+        <w:ind w:firstLine="709"/>
+        <w:jc w:val="both"/>
+      </w:pPr>
+      <w:r>
+        <w:rPr>
+          <w:b w:val="0"/>
+          <w:sz w:val="24"/>
+        </w:rPr>
+        <w:t>A relação entre o vigor e a fadiga, além de negativa, tornou-se mais estreita à medida que a carga se acumulou (Figura 12): a regressão por fase do microciclo mostrou um acoplamento fraco na fase inicial (r = -0,35) e mais forte na fase de acúmulo (r = -0,51), o que sugere que os dois polos do eixo energia–fadiga passam a variar de forma mais solidária sob fadiga acumulada.</w:t>
+      </w:r>
+    </w:p>
+    <w:p>
+      <w:pPr>
+        <w:spacing w:before="120"/>
+        <w:jc w:val="center"/>
+      </w:pPr>
+      <w:r>
+        <w:drawing>
+          <wp:inline xmlns:a="http://schemas.openxmlformats.org/drawingml/2006/main" xmlns:pic="http://schemas.openxmlformats.org/drawingml/2006/picture">
+            <wp:extent cx="4500000" cy="2976923"/>
+            <wp:docPr id="12" name="Picture 12"/>
+            <wp:cNvGraphicFramePr>
+              <a:graphicFrameLocks noChangeAspect="1"/>
+            </wp:cNvGraphicFramePr>
+            <a:graphic>
+              <a:graphicData uri="http://schemas.openxmlformats.org/drawingml/2006/picture">
+                <pic:pic>
+                  <pic:nvPicPr>
+                    <pic:cNvPr id="0" name="tec_regr.png"/>
+                    <pic:cNvPicPr/>
+                  </pic:nvPicPr>
+                  <pic:blipFill>
+                    <a:blip r:embed="rId20"/>
+                    <a:stretch>
+                      <a:fillRect/>
+                    </a:stretch>
+                  </pic:blipFill>
+                  <pic:spPr>
+                    <a:xfrm>
+                      <a:off x="0" y="0"/>
+                      <a:ext cx="4500000" cy="2976923"/>
+                    </a:xfrm>
+                    <a:prstGeom prst="rect"/>
+                  </pic:spPr>
+                </pic:pic>
+              </a:graphicData>
+            </a:graphic>
+          </wp:inline>
+        </w:drawing>
+      </w:r>
+    </w:p>
+    <w:p>
+      <w:pPr>
+        <w:jc w:val="center"/>
+      </w:pPr>
+      <w:r>
+        <w:rPr>
+          <w:sz w:val="22"/>
+        </w:rPr>
+        <w:t>Figura 12 – Relação entre vigor e fadiga por fase do microciclo, com a reta de regressão de cada grupo (início: dias 1 a 4; acúmulo: dias 5 a 7).</w:t>
+      </w:r>
+    </w:p>
+    <w:p>
+      <w:pPr>
+        <w:spacing w:after="120"/>
+        <w:jc w:val="center"/>
+      </w:pPr>
+      <w:r>
+        <w:rPr>
+          <w:sz w:val="18"/>
+        </w:rPr>
+        <w:t>Fonte: elaboração dos autores (2026).</w:t>
+      </w:r>
+    </w:p>
+    <w:p>
+      <w:pPr>
         <w:spacing w:before="120" w:after="80" w:line="360" w:lineRule="auto"/>
       </w:pPr>
       <w:r>
@@ -11591,7 +11808,7 @@
           <w:b w:val="0"/>
           <w:sz w:val="24"/>
         </w:rPr>
-        <w:t>Uma análise exploratória de componentes principais resumiu a estrutura das seis dimensões. Os dois primeiros componentes explicaram 64% da variância (41% no primeiro e 23% no segundo). O círculo de correlação (Figura 10) mostra que as dimensões negativas (depressão, raiva, confusão e fadiga) se projetam juntas no lado positivo do primeiro componente, que funciona como um eixo geral de perturbação, ao passo que o vigor aponta em sentido oposto. Essa oposição reforça, por via independente, a centralidade do eixo energia–fadiga.</w:t>
+        <w:t>Uma análise exploratória de componentes principais resumiu a estrutura das seis dimensões. Os dois primeiros componentes explicaram 64% da variância (41% no primeiro e 23% no segundo). O círculo de correlação (Figura 13) mostra que as dimensões negativas (depressão, raiva, confusão e fadiga) se projetam juntas no lado positivo do primeiro componente, que funciona como um eixo geral de perturbação, ao passo que o vigor aponta em sentido oposto. Essa oposição reforça, por via independente, a centralidade do eixo energia–fadiga.</w:t>
       </w:r>
     </w:p>
     <w:p>
@@ -11603,7 +11820,7 @@
         <w:drawing>
           <wp:inline xmlns:a="http://schemas.openxmlformats.org/drawingml/2006/main" xmlns:pic="http://schemas.openxmlformats.org/drawingml/2006/picture">
             <wp:extent cx="4320000" cy="4114286"/>
-            <wp:docPr id="10" name="Picture 10"/>
+            <wp:docPr id="13" name="Picture 13"/>
             <wp:cNvGraphicFramePr>
               <a:graphicFrameLocks noChangeAspect="1"/>
             </wp:cNvGraphicFramePr>
@@ -11615,7 +11832,7 @@
                     <pic:cNvPicPr/>
                   </pic:nvPicPr>
                   <pic:blipFill>
-                    <a:blip r:embed="rId18"/>
+                    <a:blip r:embed="rId21"/>
                     <a:stretch>
                       <a:fillRect/>
                     </a:stretch>
@@ -11642,7 +11859,7 @@
         <w:rPr>
           <w:sz w:val="22"/>
         </w:rPr>
-        <w:t>Figura 10 – Círculo de correlação da análise de componentes principais das seis dimensões do BRUMS. A espessura de cada seta é proporcional à contribuição da variável ao plano dos dois primeiros componentes.</w:t>
+        <w:t>Figura 13 – Círculo de correlação da análise de componentes principais das seis dimensões do BRUMS. A espessura de cada seta é proporcional à contribuição da variável ao plano dos dois primeiros componentes.</w:t>
       </w:r>
     </w:p>
     <w:p>

--- a/Artigos/Paper1_Humor_resumido.docx
+++ b/Artigos/Paper1_Humor_resumido.docx
@@ -2402,7 +2402,7 @@
           <w:i/>
           <w:sz w:val="17"/>
         </w:rPr>
-        <w:t>SEM = DP × √(1 − ICC); MDC = 1,65 (90%) ou 1,96 (95%) × √2 × SEM; SWC = 0,2 × DP entre atletas. Uma mudança individual só é tomada como real quando excede a MDC.</w:t>
+        <w:t>SEM = DP × √(1 - ICC); MDC = 1,65 (90%) ou 1,96 (95%) × √2 × SEM; SWC = 0,2 × DP entre atletas. Uma mudança individual só é tomada como real quando excede a MDC.</w:t>
       </w:r>
     </w:p>
     <w:p>
@@ -7125,70 +7125,7 @@
           <w:b w:val="0"/>
           <w:sz w:val="24"/>
         </w:rPr>
-        <w:t>A Figura 5 detalha, por meio de diagramas de caixa por dia, a distribuição de cada dimensão ao longo da semana. O deslocamento das caixas do vigor para baixo e das caixas da fadiga para cima, sobretudo na segunda metade do microciclo, torna visível a mesma deterioração do eixo energia–fadiga, ao passo que as dimensões negativas de menor expressão mantêm caixas comprimidas junto ao zero.</w:t>
-      </w:r>
-    </w:p>
-    <w:p>
-      <w:pPr>
-        <w:spacing w:before="120"/>
-        <w:jc w:val="center"/>
-      </w:pPr>
-      <w:r>
-        <w:drawing>
-          <wp:inline xmlns:a="http://schemas.openxmlformats.org/drawingml/2006/main" xmlns:pic="http://schemas.openxmlformats.org/drawingml/2006/picture">
-            <wp:extent cx="5400000" cy="2630769"/>
-            <wp:docPr id="5" name="Picture 5"/>
-            <wp:cNvGraphicFramePr>
-              <a:graphicFrameLocks noChangeAspect="1"/>
-            </wp:cNvGraphicFramePr>
-            <a:graphic>
-              <a:graphicData uri="http://schemas.openxmlformats.org/drawingml/2006/picture">
-                <pic:pic>
-                  <pic:nvPicPr>
-                    <pic:cNvPr id="0" name="xb3_box.png"/>
-                    <pic:cNvPicPr/>
-                  </pic:nvPicPr>
-                  <pic:blipFill>
-                    <a:blip r:embed="rId13"/>
-                    <a:stretch>
-                      <a:fillRect/>
-                    </a:stretch>
-                  </pic:blipFill>
-                  <pic:spPr>
-                    <a:xfrm>
-                      <a:off x="0" y="0"/>
-                      <a:ext cx="5400000" cy="2630769"/>
-                    </a:xfrm>
-                    <a:prstGeom prst="rect"/>
-                  </pic:spPr>
-                </pic:pic>
-              </a:graphicData>
-            </a:graphic>
-          </wp:inline>
-        </w:drawing>
-      </w:r>
-    </w:p>
-    <w:p>
-      <w:pPr>
-        <w:jc w:val="center"/>
-      </w:pPr>
-      <w:r>
-        <w:rPr>
-          <w:sz w:val="22"/>
-        </w:rPr>
-        <w:t>Figura 5 – Diagramas de caixa das seis dimensões do BRUMS por dia do microciclo (áreas sombreadas: início e acúmulo da semana).</w:t>
-      </w:r>
-    </w:p>
-    <w:p>
-      <w:pPr>
-        <w:spacing w:after="120"/>
-        <w:jc w:val="center"/>
-      </w:pPr>
-      <w:r>
-        <w:rPr>
-          <w:sz w:val="18"/>
-        </w:rPr>
-        <w:t>Fonte: elaboração dos autores (2026).</w:t>
+        <w:t>A Figura S1 detalha, por meio de diagramas de caixa por dia, a distribuição de cada dimensão ao longo da semana. O deslocamento das caixas do vigor para baixo e das caixas da fadiga para cima, sobretudo na segunda metade do microciclo, torna visível a mesma deterioração do eixo energia–fadiga, ao passo que as dimensões negativas de menor expressão mantêm caixas comprimidas junto ao zero.</w:t>
       </w:r>
     </w:p>
     <w:p>
@@ -7202,70 +7139,7 @@
           <w:b w:val="0"/>
           <w:sz w:val="24"/>
         </w:rPr>
-        <w:t>A comparação direta da PTH entre três momentos do microciclo (Figura 6) ilustra a mesma tendência: a perturbação total do humor aumentou do primeiro para o último dia, e a diferença foi significativa entre o Dia 1 e o Dia 7 (p = 0,008), ao passo que as comparações entre dias adjacentes não alcançaram significância.</w:t>
-      </w:r>
-    </w:p>
-    <w:p>
-      <w:pPr>
-        <w:spacing w:before="120"/>
-        <w:jc w:val="center"/>
-      </w:pPr>
-      <w:r>
-        <w:drawing>
-          <wp:inline xmlns:a="http://schemas.openxmlformats.org/drawingml/2006/main" xmlns:pic="http://schemas.openxmlformats.org/drawingml/2006/picture">
-            <wp:extent cx="4140000" cy="2737742"/>
-            <wp:docPr id="6" name="Picture 6"/>
-            <wp:cNvGraphicFramePr>
-              <a:graphicFrameLocks noChangeAspect="1"/>
-            </wp:cNvGraphicFramePr>
-            <a:graphic>
-              <a:graphicData uri="http://schemas.openxmlformats.org/drawingml/2006/picture">
-                <pic:pic>
-                  <pic:nvPicPr>
-                    <pic:cNvPr id="0" name="box_signif.png"/>
-                    <pic:cNvPicPr/>
-                  </pic:nvPicPr>
-                  <pic:blipFill>
-                    <a:blip r:embed="rId14"/>
-                    <a:stretch>
-                      <a:fillRect/>
-                    </a:stretch>
-                  </pic:blipFill>
-                  <pic:spPr>
-                    <a:xfrm>
-                      <a:off x="0" y="0"/>
-                      <a:ext cx="4140000" cy="2737742"/>
-                    </a:xfrm>
-                    <a:prstGeom prst="rect"/>
-                  </pic:spPr>
-                </pic:pic>
-              </a:graphicData>
-            </a:graphic>
-          </wp:inline>
-        </w:drawing>
-      </w:r>
-    </w:p>
-    <w:p>
-      <w:pPr>
-        <w:jc w:val="center"/>
-      </w:pPr>
-      <w:r>
-        <w:rPr>
-          <w:sz w:val="22"/>
-        </w:rPr>
-        <w:t>Figura 6 – Perturbação total do humor (PTH) no Dia 1, no Dia 4 e no Dia 7, com as comparações par a par (teste de Mann-Whitney; * p &lt; 0,05; ** p &lt; 0,01; ns = não significativo).</w:t>
-      </w:r>
-    </w:p>
-    <w:p>
-      <w:pPr>
-        <w:spacing w:after="120"/>
-        <w:jc w:val="center"/>
-      </w:pPr>
-      <w:r>
-        <w:rPr>
-          <w:sz w:val="18"/>
-        </w:rPr>
-        <w:t>Fonte: elaboração dos autores (2026).</w:t>
+        <w:t>A comparação direta da PTH entre três momentos do microciclo (Figura S2) ilustra a mesma tendência: a perturbação total do humor aumentou do primeiro para o último dia, e a diferença foi significativa entre o Dia 1 e o Dia 7 (p = 0,008), ao passo que as comparações entre dias adjacentes não alcançaram significância.</w:t>
       </w:r>
     </w:p>
     <w:p>
@@ -7279,133 +7153,7 @@
           <w:b w:val="0"/>
           <w:sz w:val="24"/>
         </w:rPr>
-        <w:t>A distribuição completa da PTH em cada dia (Figura 7) e a sua distribuição acumulada (Figura 8) confirmam o deslocamento ao longo da semana. Os diagramas de violino mostram a densidade da PTH a subir do Dia 1 ao Dia 7, e as curvas de distribuição acumulada revelam um deslocamento sistemático para a direita, com o Dia 7 situado acima do Dia 1 em praticamente toda a faixa de escores.</w:t>
-      </w:r>
-    </w:p>
-    <w:p>
-      <w:pPr>
-        <w:spacing w:before="120"/>
-        <w:jc w:val="center"/>
-      </w:pPr>
-      <w:r>
-        <w:drawing>
-          <wp:inline xmlns:a="http://schemas.openxmlformats.org/drawingml/2006/main" xmlns:pic="http://schemas.openxmlformats.org/drawingml/2006/picture">
-            <wp:extent cx="4680000" cy="2741143"/>
-            <wp:docPr id="7" name="Picture 7"/>
-            <wp:cNvGraphicFramePr>
-              <a:graphicFrameLocks noChangeAspect="1"/>
-            </wp:cNvGraphicFramePr>
-            <a:graphic>
-              <a:graphicData uri="http://schemas.openxmlformats.org/drawingml/2006/picture">
-                <pic:pic>
-                  <pic:nvPicPr>
-                    <pic:cNvPr id="0" name="tec_violin.png"/>
-                    <pic:cNvPicPr/>
-                  </pic:nvPicPr>
-                  <pic:blipFill>
-                    <a:blip r:embed="rId15"/>
-                    <a:stretch>
-                      <a:fillRect/>
-                    </a:stretch>
-                  </pic:blipFill>
-                  <pic:spPr>
-                    <a:xfrm>
-                      <a:off x="0" y="0"/>
-                      <a:ext cx="4680000" cy="2741143"/>
-                    </a:xfrm>
-                    <a:prstGeom prst="rect"/>
-                  </pic:spPr>
-                </pic:pic>
-              </a:graphicData>
-            </a:graphic>
-          </wp:inline>
-        </w:drawing>
-      </w:r>
-    </w:p>
-    <w:p>
-      <w:pPr>
-        <w:jc w:val="center"/>
-      </w:pPr>
-      <w:r>
-        <w:rPr>
-          <w:sz w:val="22"/>
-        </w:rPr>
-        <w:t>Figura 7 – Distribuição da PTH por dia (diagramas de violino com caixa e média; a escala foi ajustada à faixa central da distribuição para facilitar a leitura).</w:t>
-      </w:r>
-    </w:p>
-    <w:p>
-      <w:pPr>
-        <w:spacing w:after="120"/>
-        <w:jc w:val="center"/>
-      </w:pPr>
-      <w:r>
-        <w:rPr>
-          <w:sz w:val="18"/>
-        </w:rPr>
-        <w:t>Fonte: elaboração dos autores (2026).</w:t>
-      </w:r>
-    </w:p>
-    <w:p>
-      <w:pPr>
-        <w:spacing w:before="120"/>
-        <w:jc w:val="center"/>
-      </w:pPr>
-      <w:r>
-        <w:drawing>
-          <wp:inline xmlns:a="http://schemas.openxmlformats.org/drawingml/2006/main" xmlns:pic="http://schemas.openxmlformats.org/drawingml/2006/picture">
-            <wp:extent cx="4500000" cy="2571429"/>
-            <wp:docPr id="8" name="Picture 8"/>
-            <wp:cNvGraphicFramePr>
-              <a:graphicFrameLocks noChangeAspect="1"/>
-            </wp:cNvGraphicFramePr>
-            <a:graphic>
-              <a:graphicData uri="http://schemas.openxmlformats.org/drawingml/2006/picture">
-                <pic:pic>
-                  <pic:nvPicPr>
-                    <pic:cNvPr id="0" name="tec_ecdf.png"/>
-                    <pic:cNvPicPr/>
-                  </pic:nvPicPr>
-                  <pic:blipFill>
-                    <a:blip r:embed="rId16"/>
-                    <a:stretch>
-                      <a:fillRect/>
-                    </a:stretch>
-                  </pic:blipFill>
-                  <pic:spPr>
-                    <a:xfrm>
-                      <a:off x="0" y="0"/>
-                      <a:ext cx="4500000" cy="2571429"/>
-                    </a:xfrm>
-                    <a:prstGeom prst="rect"/>
-                  </pic:spPr>
-                </pic:pic>
-              </a:graphicData>
-            </a:graphic>
-          </wp:inline>
-        </w:drawing>
-      </w:r>
-    </w:p>
-    <w:p>
-      <w:pPr>
-        <w:jc w:val="center"/>
-      </w:pPr>
-      <w:r>
-        <w:rPr>
-          <w:sz w:val="22"/>
-        </w:rPr>
-        <w:t>Figura 8 – Distribuição acumulada (ECDF) da PTH no Dia 1, no Dia 4 e no Dia 7; o deslocamento das curvas para a direita indica o aumento da perturbação ao longo do microciclo.</w:t>
-      </w:r>
-    </w:p>
-    <w:p>
-      <w:pPr>
-        <w:spacing w:after="120"/>
-        <w:jc w:val="center"/>
-      </w:pPr>
-      <w:r>
-        <w:rPr>
-          <w:sz w:val="18"/>
-        </w:rPr>
-        <w:t>Fonte: elaboração dos autores (2026).</w:t>
+        <w:t>A distribuição completa da PTH em cada dia (Figura S3) e a sua distribuição acumulada (Figura S4) confirmam o deslocamento ao longo da semana. Os diagramas de violino mostram a densidade da PTH a subir do Dia 1 ao Dia 7, e as curvas de distribuição acumulada revelam um deslocamento sistemático para a direita, com o Dia 7 situado acima do Dia 1 em praticamente toda a faixa de escores.</w:t>
       </w:r>
     </w:p>
     <w:p>
@@ -7431,7 +7179,7 @@
           <w:b w:val="0"/>
           <w:sz w:val="24"/>
         </w:rPr>
-        <w:t>Para separar o sinal do ruído, as trajetórias do vigor, da fadiga e da PTH foram suavizadas sobre os doze pontos pré e pós-treino por meio de uma spline, e a segunda derivada de cada curva localizou o seu ponto de inflexão, ou seja, o momento em que a concavidade muda e a taxa de variação atinge o seu limite (Figura 9; Tabela 7). Depois de removido o ruído, cada dimensão exibiu um único ponto de inflexão, situado na metade da semana (em torno do Dia 3,8), o que marca a transição entre a fase inicial de prontidão e a fase de acúmulo de carga. A curva suavizada do vigor subiu até um máximo em torno do Dia 5,0 e caiu ao seu mínimo no fim da semana, enquanto a fadiga e a PTH percorreram o caminho inverso e atingiram os seus máximos no último dia.</w:t>
+        <w:t>Para separar o sinal do ruído, as trajetórias do vigor, da fadiga e da PTH foram suavizadas sobre os doze pontos pré e pós-treino por meio de uma spline, e a segunda derivada de cada curva localizou o seu ponto de inflexão, ou seja, o momento em que a concavidade muda e a taxa de variação atinge o seu limite (Figura 5; Tabela 7). Depois de removido o ruído, cada dimensão exibiu um único ponto de inflexão, situado na metade da semana (em torno do Dia 3,8), o que marca a transição entre a fase inicial de prontidão e a fase de acúmulo de carga. A curva suavizada do vigor subiu até um máximo em torno do Dia 5,0 e caiu ao seu mínimo no fim da semana, enquanto a fadiga e a PTH percorreram o caminho inverso e atingiram os seus máximos no último dia.</w:t>
       </w:r>
     </w:p>
     <w:p>
@@ -7443,7 +7191,7 @@
         <w:drawing>
           <wp:inline xmlns:a="http://schemas.openxmlformats.org/drawingml/2006/main" xmlns:pic="http://schemas.openxmlformats.org/drawingml/2006/picture">
             <wp:extent cx="4500000" cy="2884615"/>
-            <wp:docPr id="9" name="Picture 9"/>
+            <wp:docPr id="5" name="Picture 5"/>
             <wp:cNvGraphicFramePr>
               <a:graphicFrameLocks noChangeAspect="1"/>
             </wp:cNvGraphicFramePr>
@@ -7455,7 +7203,7 @@
                     <pic:cNvPicPr/>
                   </pic:nvPicPr>
                   <pic:blipFill>
-                    <a:blip r:embed="rId17"/>
+                    <a:blip r:embed="rId13"/>
                     <a:stretch>
                       <a:fillRect/>
                     </a:stretch>
@@ -7482,7 +7230,7 @@
         <w:rPr>
           <w:sz w:val="22"/>
         </w:rPr>
-        <w:t>Figura 9 – Trajetórias suavizadas do vigor, da fadiga e da PTH sobre os doze pontos pré e pós-treino. Marcadores translúcidos: sinal bruto; linha grossa: sinal suavizado; linha pontilhada: ponto de inflexão (segunda derivada nula); triângulos: máximo e mínimo. Áreas sombreadas: início e acúmulo da semana.</w:t>
+        <w:t>Figura 5 – Trajetórias suavizadas do vigor, da fadiga e da PTH sobre os doze pontos pré e pós-treino. Marcadores translúcidos: sinal bruto; linha grossa: sinal suavizado; linha pontilhada: ponto de inflexão (segunda derivada nula); triângulos: máximo e mínimo. Áreas sombreadas: início e acúmulo da semana.</w:t>
       </w:r>
     </w:p>
     <w:p>
@@ -8884,7 +8632,7 @@
           <w:b w:val="0"/>
           <w:sz w:val="24"/>
         </w:rPr>
-        <w:t>No pós-teste que compara todos os dias entre si (Tabela 9; Figura 10), o vigor diferiu de forma significativa em 9 dos 21 pares de dias e a fadiga em 6, sempre no sentido de piora em relação aos primeiros dias, o que confirma a deterioração progressiva do eixo energia–fadiga ao longo do microciclo.</w:t>
+        <w:t>No pós-teste que compara todos os dias entre si (Tabela 9; Figura S5), o vigor diferiu de forma significativa em 9 dos 21 pares de dias e a fadiga em 6, sempre no sentido de piora em relação aos primeiros dias, o que confirma a deterioração progressiva do eixo energia–fadiga ao longo do microciclo.</w:t>
       </w:r>
     </w:p>
     <w:p>
@@ -9536,69 +9284,6 @@
     </w:p>
     <w:p>
       <w:pPr>
-        <w:spacing w:before="120"/>
-        <w:jc w:val="center"/>
-      </w:pPr>
-      <w:r>
-        <w:drawing>
-          <wp:inline xmlns:a="http://schemas.openxmlformats.org/drawingml/2006/main" xmlns:pic="http://schemas.openxmlformats.org/drawingml/2006/picture">
-            <wp:extent cx="5220000" cy="2644800"/>
-            <wp:docPr id="10" name="Picture 10"/>
-            <wp:cNvGraphicFramePr>
-              <a:graphicFrameLocks noChangeAspect="1"/>
-            </wp:cNvGraphicFramePr>
-            <a:graphic>
-              <a:graphicData uri="http://schemas.openxmlformats.org/drawingml/2006/picture">
-                <pic:pic>
-                  <pic:nvPicPr>
-                    <pic:cNvPr id="0" name="ph_emm.png"/>
-                    <pic:cNvPicPr/>
-                  </pic:nvPicPr>
-                  <pic:blipFill>
-                    <a:blip r:embed="rId18"/>
-                    <a:stretch>
-                      <a:fillRect/>
-                    </a:stretch>
-                  </pic:blipFill>
-                  <pic:spPr>
-                    <a:xfrm>
-                      <a:off x="0" y="0"/>
-                      <a:ext cx="5220000" cy="2644800"/>
-                    </a:xfrm>
-                    <a:prstGeom prst="rect"/>
-                  </pic:spPr>
-                </pic:pic>
-              </a:graphicData>
-            </a:graphic>
-          </wp:inline>
-        </w:drawing>
-      </w:r>
-    </w:p>
-    <w:p>
-      <w:pPr>
-        <w:jc w:val="center"/>
-      </w:pPr>
-      <w:r>
-        <w:rPr>
-          <w:sz w:val="22"/>
-        </w:rPr>
-        <w:t>Figura 10 – Médias marginais diárias do vigor, da fadiga e da fadiga física, com comparação de todos os dias ao Dia 1 (* p &lt; 0,05).</w:t>
-      </w:r>
-    </w:p>
-    <w:p>
-      <w:pPr>
-        <w:spacing w:after="120"/>
-        <w:jc w:val="center"/>
-      </w:pPr>
-      <w:r>
-        <w:rPr>
-          <w:sz w:val="18"/>
-        </w:rPr>
-        <w:t>Fonte: elaboração dos autores (2026).</w:t>
-      </w:r>
-    </w:p>
-    <w:p>
-      <w:pPr>
         <w:spacing w:before="120" w:after="80" w:line="360" w:lineRule="auto"/>
       </w:pPr>
       <w:r>
@@ -9620,7 +9305,7 @@
           <w:b w:val="0"/>
           <w:sz w:val="24"/>
         </w:rPr>
-        <w:t>A comparação entre pré e pós-treino pelo teste de Wilcoxon (Tabela 10) evidenciou uma resposta aguda coerente com o esforço: o vigor caiu (d = -0,47) e a fadiga e a PTH subiram do momento pré para o pós, com efeito de magnitude pequena a moderada. Essa oscilação dentro do dia somou-se à tendência semanal e ajudou a compor o quadro de fadiga funcional observado no fim do microciclo.</w:t>
+        <w:t>A comparação entre pré e pós-treino pelo teste de Wilcoxon (Tabela 10) evidenciou uma resposta aguda coerente com o esforço: o vigor caiu (d = -0,47) e a fadiga e a PTH subiram do momento pré para o pós, com efeito de magnitude pequena a moderada. Essa oscilação dentro do dia somou-se à tendência semanal e ajudou a compor o quadro de fadiga funcional observado no fim do microciclo. A Figura S6 apresenta esses escores por dia e mostra que a diferença entre pré e pós-treino se mantém ao longo da semana.</w:t>
       </w:r>
     </w:p>
     <w:p>
@@ -11044,69 +10729,6 @@
           <w:sz w:val="18"/>
         </w:rPr>
         <w:t>Fonte: dados da pesquisa (2026).</w:t>
-      </w:r>
-    </w:p>
-    <w:p>
-      <w:pPr>
-        <w:spacing w:before="120"/>
-        <w:jc w:val="center"/>
-      </w:pPr>
-      <w:r>
-        <w:drawing>
-          <wp:inline xmlns:a="http://schemas.openxmlformats.org/drawingml/2006/main" xmlns:pic="http://schemas.openxmlformats.org/drawingml/2006/picture">
-            <wp:extent cx="4500000" cy="2884615"/>
-            <wp:docPr id="11" name="Picture 11"/>
-            <wp:cNvGraphicFramePr>
-              <a:graphicFrameLocks noChangeAspect="1"/>
-            </wp:cNvGraphicFramePr>
-            <a:graphic>
-              <a:graphicData uri="http://schemas.openxmlformats.org/drawingml/2006/picture">
-                <pic:pic>
-                  <pic:nvPicPr>
-                    <pic:cNvPr id="0" name="abnt_f_prepos.png"/>
-                    <pic:cNvPicPr/>
-                  </pic:nvPicPr>
-                  <pic:blipFill>
-                    <a:blip r:embed="rId19"/>
-                    <a:stretch>
-                      <a:fillRect/>
-                    </a:stretch>
-                  </pic:blipFill>
-                  <pic:spPr>
-                    <a:xfrm>
-                      <a:off x="0" y="0"/>
-                      <a:ext cx="4500000" cy="2884615"/>
-                    </a:xfrm>
-                    <a:prstGeom prst="rect"/>
-                  </pic:spPr>
-                </pic:pic>
-              </a:graphicData>
-            </a:graphic>
-          </wp:inline>
-        </w:drawing>
-      </w:r>
-    </w:p>
-    <w:p>
-      <w:pPr>
-        <w:jc w:val="center"/>
-      </w:pPr>
-      <w:r>
-        <w:rPr>
-          <w:sz w:val="22"/>
-        </w:rPr>
-        <w:t>Figura 11 – Escores de vigor, fadiga e perturbação total do humor no pré e no pós-treino, por dia.</w:t>
-      </w:r>
-    </w:p>
-    <w:p>
-      <w:pPr>
-        <w:spacing w:after="120"/>
-        <w:jc w:val="center"/>
-      </w:pPr>
-      <w:r>
-        <w:rPr>
-          <w:sz w:val="18"/>
-        </w:rPr>
-        <w:t>Fonte: elaboração dos autores (2026).</w:t>
       </w:r>
     </w:p>
     <w:p>
@@ -11719,7 +11341,7 @@
           <w:b w:val="0"/>
           <w:sz w:val="24"/>
         </w:rPr>
-        <w:t>A relação entre o vigor e a fadiga, além de negativa, tornou-se mais estreita à medida que a carga se acumulou (Figura 12): a regressão por fase do microciclo mostrou um acoplamento fraco na fase inicial (r = -0,35) e mais forte na fase de acúmulo (r = -0,51), o que sugere que os dois polos do eixo energia–fadiga passam a variar de forma mais solidária sob fadiga acumulada.</w:t>
+        <w:t>A relação entre o vigor e a fadiga, além de negativa, tornou-se mais estreita à medida que a carga se acumulou (Figura 6): a regressão por fase do microciclo mostrou um acoplamento fraco na fase inicial (r = -0,35) e mais forte na fase de acúmulo (r = -0,51), o que sugere que os dois polos do eixo energia–fadiga passam a variar de forma mais solidária sob fadiga acumulada.</w:t>
       </w:r>
     </w:p>
     <w:p>
@@ -11731,7 +11353,7 @@
         <w:drawing>
           <wp:inline xmlns:a="http://schemas.openxmlformats.org/drawingml/2006/main" xmlns:pic="http://schemas.openxmlformats.org/drawingml/2006/picture">
             <wp:extent cx="4500000" cy="2976923"/>
-            <wp:docPr id="12" name="Picture 12"/>
+            <wp:docPr id="6" name="Picture 6"/>
             <wp:cNvGraphicFramePr>
               <a:graphicFrameLocks noChangeAspect="1"/>
             </wp:cNvGraphicFramePr>
@@ -11743,7 +11365,7 @@
                     <pic:cNvPicPr/>
                   </pic:nvPicPr>
                   <pic:blipFill>
-                    <a:blip r:embed="rId20"/>
+                    <a:blip r:embed="rId14"/>
                     <a:stretch>
                       <a:fillRect/>
                     </a:stretch>
@@ -11770,7 +11392,7 @@
         <w:rPr>
           <w:sz w:val="22"/>
         </w:rPr>
-        <w:t>Figura 12 – Relação entre vigor e fadiga por fase do microciclo, com a reta de regressão de cada grupo (início: dias 1 a 4; acúmulo: dias 5 a 7).</w:t>
+        <w:t>Figura 6 – Relação entre vigor e fadiga por fase do microciclo, com a reta de regressão de cada grupo (início: dias 1 a 4; acúmulo: dias 5 a 7).</w:t>
       </w:r>
     </w:p>
     <w:p>
@@ -11808,7 +11430,7 @@
           <w:b w:val="0"/>
           <w:sz w:val="24"/>
         </w:rPr>
-        <w:t>Uma análise exploratória de componentes principais resumiu a estrutura das seis dimensões. Os dois primeiros componentes explicaram 64% da variância (41% no primeiro e 23% no segundo). O círculo de correlação (Figura 13) mostra que as dimensões negativas (depressão, raiva, confusão e fadiga) se projetam juntas no lado positivo do primeiro componente, que funciona como um eixo geral de perturbação, ao passo que o vigor aponta em sentido oposto. Essa oposição reforça, por via independente, a centralidade do eixo energia–fadiga.</w:t>
+        <w:t>Uma análise exploratória de componentes principais resumiu a estrutura das seis dimensões. Os dois primeiros componentes explicaram 64% da variância (41% no primeiro e 23% no segundo). O círculo de correlação (Figura 7) mostra que as dimensões negativas (depressão, raiva, confusão e fadiga) se projetam juntas no lado positivo do primeiro componente, que funciona como um eixo geral de perturbação, ao passo que o vigor aponta em sentido oposto. Essa oposição reforça, por via independente, a centralidade do eixo energia–fadiga.</w:t>
       </w:r>
     </w:p>
     <w:p>
@@ -11820,7 +11442,7 @@
         <w:drawing>
           <wp:inline xmlns:a="http://schemas.openxmlformats.org/drawingml/2006/main" xmlns:pic="http://schemas.openxmlformats.org/drawingml/2006/picture">
             <wp:extent cx="4320000" cy="4114286"/>
-            <wp:docPr id="13" name="Picture 13"/>
+            <wp:docPr id="7" name="Picture 7"/>
             <wp:cNvGraphicFramePr>
               <a:graphicFrameLocks noChangeAspect="1"/>
             </wp:cNvGraphicFramePr>
@@ -11832,7 +11454,7 @@
                     <pic:cNvPicPr/>
                   </pic:nvPicPr>
                   <pic:blipFill>
-                    <a:blip r:embed="rId21"/>
+                    <a:blip r:embed="rId15"/>
                     <a:stretch>
                       <a:fillRect/>
                     </a:stretch>
@@ -11859,7 +11481,7 @@
         <w:rPr>
           <w:sz w:val="22"/>
         </w:rPr>
-        <w:t>Figura 13 – Círculo de correlação da análise de componentes principais das seis dimensões do BRUMS. A espessura de cada seta é proporcional à contribuição da variável ao plano dos dois primeiros componentes.</w:t>
+        <w:t>Figura 7 – Círculo de correlação da análise de componentes principais das seis dimensões do BRUMS. A espessura de cada seta é proporcional à contribuição da variável ao plano dos dois primeiros componentes.</w:t>
       </w:r>
     </w:p>
     <w:p>
@@ -12218,6 +11840,410 @@
           <w:sz w:val="22"/>
         </w:rPr>
         <w:t>THORPE, R. T. et al. Monitoring fatigue status in elite team-sport athletes: implications for practice. International Journal of Sports Physiology and Performance, v. 12, n. S2, p. S227–S234, 2017. DOI: 10.1123/ijspp.2016-0434.</w:t>
+      </w:r>
+    </w:p>
+    <w:p>
+      <w:pPr>
+        <w:spacing w:before="240" w:after="80" w:line="360" w:lineRule="auto"/>
+      </w:pPr>
+      <w:r>
+        <w:rPr>
+          <w:b/>
+          <w:sz w:val="24"/>
+        </w:rPr>
+        <w:t>MATERIAL SUPLEMENTAR</w:t>
+      </w:r>
+    </w:p>
+    <w:p>
+      <w:pPr>
+        <w:spacing w:line="360" w:lineRule="auto" w:after="80"/>
+        <w:ind w:firstLine="709"/>
+        <w:jc w:val="both"/>
+      </w:pPr>
+      <w:r>
+        <w:rPr>
+          <w:b w:val="0"/>
+          <w:sz w:val="24"/>
+        </w:rPr>
+        <w:t>As figuras a seguir complementam os resultados do corpo do artigo e detalham a distribuição diária das dimensões, a resposta aguda pré e pós-treino e as comparações par a par.</w:t>
+      </w:r>
+    </w:p>
+    <w:p>
+      <w:pPr>
+        <w:spacing w:before="120"/>
+        <w:jc w:val="center"/>
+      </w:pPr>
+      <w:r>
+        <w:drawing>
+          <wp:inline xmlns:a="http://schemas.openxmlformats.org/drawingml/2006/main" xmlns:pic="http://schemas.openxmlformats.org/drawingml/2006/picture">
+            <wp:extent cx="5400000" cy="2630769"/>
+            <wp:docPr id="8" name="Picture 8"/>
+            <wp:cNvGraphicFramePr>
+              <a:graphicFrameLocks noChangeAspect="1"/>
+            </wp:cNvGraphicFramePr>
+            <a:graphic>
+              <a:graphicData uri="http://schemas.openxmlformats.org/drawingml/2006/picture">
+                <pic:pic>
+                  <pic:nvPicPr>
+                    <pic:cNvPr id="0" name="xb3_box.png"/>
+                    <pic:cNvPicPr/>
+                  </pic:nvPicPr>
+                  <pic:blipFill>
+                    <a:blip r:embed="rId16"/>
+                    <a:stretch>
+                      <a:fillRect/>
+                    </a:stretch>
+                  </pic:blipFill>
+                  <pic:spPr>
+                    <a:xfrm>
+                      <a:off x="0" y="0"/>
+                      <a:ext cx="5400000" cy="2630769"/>
+                    </a:xfrm>
+                    <a:prstGeom prst="rect"/>
+                  </pic:spPr>
+                </pic:pic>
+              </a:graphicData>
+            </a:graphic>
+          </wp:inline>
+        </w:drawing>
+      </w:r>
+    </w:p>
+    <w:p>
+      <w:pPr>
+        <w:jc w:val="center"/>
+      </w:pPr>
+      <w:r>
+        <w:rPr>
+          <w:sz w:val="22"/>
+        </w:rPr>
+        <w:t>Figura S1 – Diagramas de caixa das seis dimensões do BRUMS por dia do microciclo (áreas sombreadas: início e acúmulo da semana).</w:t>
+      </w:r>
+    </w:p>
+    <w:p>
+      <w:pPr>
+        <w:spacing w:after="120"/>
+        <w:jc w:val="center"/>
+      </w:pPr>
+      <w:r>
+        <w:rPr>
+          <w:sz w:val="18"/>
+        </w:rPr>
+        <w:t>Fonte: elaboração dos autores (2026).</w:t>
+      </w:r>
+    </w:p>
+    <w:p>
+      <w:pPr>
+        <w:spacing w:before="120"/>
+        <w:jc w:val="center"/>
+      </w:pPr>
+      <w:r>
+        <w:drawing>
+          <wp:inline xmlns:a="http://schemas.openxmlformats.org/drawingml/2006/main" xmlns:pic="http://schemas.openxmlformats.org/drawingml/2006/picture">
+            <wp:extent cx="4140000" cy="2737742"/>
+            <wp:docPr id="9" name="Picture 9"/>
+            <wp:cNvGraphicFramePr>
+              <a:graphicFrameLocks noChangeAspect="1"/>
+            </wp:cNvGraphicFramePr>
+            <a:graphic>
+              <a:graphicData uri="http://schemas.openxmlformats.org/drawingml/2006/picture">
+                <pic:pic>
+                  <pic:nvPicPr>
+                    <pic:cNvPr id="0" name="box_signif.png"/>
+                    <pic:cNvPicPr/>
+                  </pic:nvPicPr>
+                  <pic:blipFill>
+                    <a:blip r:embed="rId17"/>
+                    <a:stretch>
+                      <a:fillRect/>
+                    </a:stretch>
+                  </pic:blipFill>
+                  <pic:spPr>
+                    <a:xfrm>
+                      <a:off x="0" y="0"/>
+                      <a:ext cx="4140000" cy="2737742"/>
+                    </a:xfrm>
+                    <a:prstGeom prst="rect"/>
+                  </pic:spPr>
+                </pic:pic>
+              </a:graphicData>
+            </a:graphic>
+          </wp:inline>
+        </w:drawing>
+      </w:r>
+    </w:p>
+    <w:p>
+      <w:pPr>
+        <w:jc w:val="center"/>
+      </w:pPr>
+      <w:r>
+        <w:rPr>
+          <w:sz w:val="22"/>
+        </w:rPr>
+        <w:t>Figura S2 – Perturbação total do humor (PTH) no Dia 1, no Dia 4 e no Dia 7, com as comparações par a par (teste de Mann-Whitney; * p &lt; 0,05; ** p &lt; 0,01; ns = não significativo).</w:t>
+      </w:r>
+    </w:p>
+    <w:p>
+      <w:pPr>
+        <w:spacing w:after="120"/>
+        <w:jc w:val="center"/>
+      </w:pPr>
+      <w:r>
+        <w:rPr>
+          <w:sz w:val="18"/>
+        </w:rPr>
+        <w:t>Fonte: elaboração dos autores (2026).</w:t>
+      </w:r>
+    </w:p>
+    <w:p>
+      <w:pPr>
+        <w:spacing w:before="120"/>
+        <w:jc w:val="center"/>
+      </w:pPr>
+      <w:r>
+        <w:drawing>
+          <wp:inline xmlns:a="http://schemas.openxmlformats.org/drawingml/2006/main" xmlns:pic="http://schemas.openxmlformats.org/drawingml/2006/picture">
+            <wp:extent cx="4680000" cy="2741143"/>
+            <wp:docPr id="10" name="Picture 10"/>
+            <wp:cNvGraphicFramePr>
+              <a:graphicFrameLocks noChangeAspect="1"/>
+            </wp:cNvGraphicFramePr>
+            <a:graphic>
+              <a:graphicData uri="http://schemas.openxmlformats.org/drawingml/2006/picture">
+                <pic:pic>
+                  <pic:nvPicPr>
+                    <pic:cNvPr id="0" name="tec_violin.png"/>
+                    <pic:cNvPicPr/>
+                  </pic:nvPicPr>
+                  <pic:blipFill>
+                    <a:blip r:embed="rId18"/>
+                    <a:stretch>
+                      <a:fillRect/>
+                    </a:stretch>
+                  </pic:blipFill>
+                  <pic:spPr>
+                    <a:xfrm>
+                      <a:off x="0" y="0"/>
+                      <a:ext cx="4680000" cy="2741143"/>
+                    </a:xfrm>
+                    <a:prstGeom prst="rect"/>
+                  </pic:spPr>
+                </pic:pic>
+              </a:graphicData>
+            </a:graphic>
+          </wp:inline>
+        </w:drawing>
+      </w:r>
+    </w:p>
+    <w:p>
+      <w:pPr>
+        <w:jc w:val="center"/>
+      </w:pPr>
+      <w:r>
+        <w:rPr>
+          <w:sz w:val="22"/>
+        </w:rPr>
+        <w:t>Figura S3 – Distribuição da PTH por dia (diagramas de violino com caixa e média; a escala foi ajustada à faixa central da distribuição para facilitar a leitura).</w:t>
+      </w:r>
+    </w:p>
+    <w:p>
+      <w:pPr>
+        <w:spacing w:after="120"/>
+        <w:jc w:val="center"/>
+      </w:pPr>
+      <w:r>
+        <w:rPr>
+          <w:sz w:val="18"/>
+        </w:rPr>
+        <w:t>Fonte: elaboração dos autores (2026).</w:t>
+      </w:r>
+    </w:p>
+    <w:p>
+      <w:pPr>
+        <w:spacing w:before="120"/>
+        <w:jc w:val="center"/>
+      </w:pPr>
+      <w:r>
+        <w:drawing>
+          <wp:inline xmlns:a="http://schemas.openxmlformats.org/drawingml/2006/main" xmlns:pic="http://schemas.openxmlformats.org/drawingml/2006/picture">
+            <wp:extent cx="4500000" cy="2571429"/>
+            <wp:docPr id="11" name="Picture 11"/>
+            <wp:cNvGraphicFramePr>
+              <a:graphicFrameLocks noChangeAspect="1"/>
+            </wp:cNvGraphicFramePr>
+            <a:graphic>
+              <a:graphicData uri="http://schemas.openxmlformats.org/drawingml/2006/picture">
+                <pic:pic>
+                  <pic:nvPicPr>
+                    <pic:cNvPr id="0" name="tec_ecdf.png"/>
+                    <pic:cNvPicPr/>
+                  </pic:nvPicPr>
+                  <pic:blipFill>
+                    <a:blip r:embed="rId19"/>
+                    <a:stretch>
+                      <a:fillRect/>
+                    </a:stretch>
+                  </pic:blipFill>
+                  <pic:spPr>
+                    <a:xfrm>
+                      <a:off x="0" y="0"/>
+                      <a:ext cx="4500000" cy="2571429"/>
+                    </a:xfrm>
+                    <a:prstGeom prst="rect"/>
+                  </pic:spPr>
+                </pic:pic>
+              </a:graphicData>
+            </a:graphic>
+          </wp:inline>
+        </w:drawing>
+      </w:r>
+    </w:p>
+    <w:p>
+      <w:pPr>
+        <w:jc w:val="center"/>
+      </w:pPr>
+      <w:r>
+        <w:rPr>
+          <w:sz w:val="22"/>
+        </w:rPr>
+        <w:t>Figura S4 – Distribuição acumulada (ECDF) da PTH no Dia 1, no Dia 4 e no Dia 7; o deslocamento das curvas para a direita indica o aumento da perturbação ao longo do microciclo.</w:t>
+      </w:r>
+    </w:p>
+    <w:p>
+      <w:pPr>
+        <w:spacing w:after="120"/>
+        <w:jc w:val="center"/>
+      </w:pPr>
+      <w:r>
+        <w:rPr>
+          <w:sz w:val="18"/>
+        </w:rPr>
+        <w:t>Fonte: elaboração dos autores (2026).</w:t>
+      </w:r>
+    </w:p>
+    <w:p>
+      <w:pPr>
+        <w:spacing w:before="120"/>
+        <w:jc w:val="center"/>
+      </w:pPr>
+      <w:r>
+        <w:drawing>
+          <wp:inline xmlns:a="http://schemas.openxmlformats.org/drawingml/2006/main" xmlns:pic="http://schemas.openxmlformats.org/drawingml/2006/picture">
+            <wp:extent cx="5220000" cy="2644800"/>
+            <wp:docPr id="12" name="Picture 12"/>
+            <wp:cNvGraphicFramePr>
+              <a:graphicFrameLocks noChangeAspect="1"/>
+            </wp:cNvGraphicFramePr>
+            <a:graphic>
+              <a:graphicData uri="http://schemas.openxmlformats.org/drawingml/2006/picture">
+                <pic:pic>
+                  <pic:nvPicPr>
+                    <pic:cNvPr id="0" name="ph_emm.png"/>
+                    <pic:cNvPicPr/>
+                  </pic:nvPicPr>
+                  <pic:blipFill>
+                    <a:blip r:embed="rId20"/>
+                    <a:stretch>
+                      <a:fillRect/>
+                    </a:stretch>
+                  </pic:blipFill>
+                  <pic:spPr>
+                    <a:xfrm>
+                      <a:off x="0" y="0"/>
+                      <a:ext cx="5220000" cy="2644800"/>
+                    </a:xfrm>
+                    <a:prstGeom prst="rect"/>
+                  </pic:spPr>
+                </pic:pic>
+              </a:graphicData>
+            </a:graphic>
+          </wp:inline>
+        </w:drawing>
+      </w:r>
+    </w:p>
+    <w:p>
+      <w:pPr>
+        <w:jc w:val="center"/>
+      </w:pPr>
+      <w:r>
+        <w:rPr>
+          <w:sz w:val="22"/>
+        </w:rPr>
+        <w:t>Figura S5 – Médias marginais diárias do vigor, da fadiga e da fadiga física, com comparação de todos os dias ao Dia 1 (* p &lt; 0,05).</w:t>
+      </w:r>
+    </w:p>
+    <w:p>
+      <w:pPr>
+        <w:spacing w:after="120"/>
+        <w:jc w:val="center"/>
+      </w:pPr>
+      <w:r>
+        <w:rPr>
+          <w:sz w:val="18"/>
+        </w:rPr>
+        <w:t>Fonte: elaboração dos autores (2026).</w:t>
+      </w:r>
+    </w:p>
+    <w:p>
+      <w:pPr>
+        <w:spacing w:before="120"/>
+        <w:jc w:val="center"/>
+      </w:pPr>
+      <w:r>
+        <w:drawing>
+          <wp:inline xmlns:a="http://schemas.openxmlformats.org/drawingml/2006/main" xmlns:pic="http://schemas.openxmlformats.org/drawingml/2006/picture">
+            <wp:extent cx="4500000" cy="2884615"/>
+            <wp:docPr id="13" name="Picture 13"/>
+            <wp:cNvGraphicFramePr>
+              <a:graphicFrameLocks noChangeAspect="1"/>
+            </wp:cNvGraphicFramePr>
+            <a:graphic>
+              <a:graphicData uri="http://schemas.openxmlformats.org/drawingml/2006/picture">
+                <pic:pic>
+                  <pic:nvPicPr>
+                    <pic:cNvPr id="0" name="abnt_f_prepos.png"/>
+                    <pic:cNvPicPr/>
+                  </pic:nvPicPr>
+                  <pic:blipFill>
+                    <a:blip r:embed="rId21"/>
+                    <a:stretch>
+                      <a:fillRect/>
+                    </a:stretch>
+                  </pic:blipFill>
+                  <pic:spPr>
+                    <a:xfrm>
+                      <a:off x="0" y="0"/>
+                      <a:ext cx="4500000" cy="2884615"/>
+                    </a:xfrm>
+                    <a:prstGeom prst="rect"/>
+                  </pic:spPr>
+                </pic:pic>
+              </a:graphicData>
+            </a:graphic>
+          </wp:inline>
+        </w:drawing>
+      </w:r>
+    </w:p>
+    <w:p>
+      <w:pPr>
+        <w:jc w:val="center"/>
+      </w:pPr>
+      <w:r>
+        <w:rPr>
+          <w:sz w:val="22"/>
+        </w:rPr>
+        <w:t>Figura S6 – Escores de vigor, fadiga e perturbação total do humor no pré e no pós-treino, por dia.</w:t>
+      </w:r>
+    </w:p>
+    <w:p>
+      <w:pPr>
+        <w:spacing w:after="120"/>
+        <w:jc w:val="center"/>
+      </w:pPr>
+      <w:r>
+        <w:rPr>
+          <w:sz w:val="18"/>
+        </w:rPr>
+        <w:t>Fonte: elaboração dos autores (2026).</w:t>
       </w:r>
     </w:p>
     <w:sectPr>
